--- a/Ticket-Booking-Engine-Report.docx
+++ b/Ticket-Booking-Engine-Report.docx
@@ -4,18 +4,451 @@
   <w:body>
     <w:p>
       <w:pPr>
-        <w:pStyle w:val="Heading1"/>
         <w:bidi/>
         <w:jc w:val="center"/>
         <w:rPr>
           <w:rFonts w:ascii="Segoe UI Semibold" w:hAnsi="Segoe UI Semibold" w:cs="Segoe UI Semibold"/>
+          <w:b/>
+          <w:bCs/>
+          <w:color w:val="0F4761" w:themeColor="accent1" w:themeShade="BF"/>
+          <w:sz w:val="72"/>
+          <w:szCs w:val="72"/>
+          <w:rtl/>
+          <w:lang w:bidi="ar-SY"/>
         </w:rPr>
       </w:pPr>
       <w:bookmarkStart w:id="0" w:name="high-performance-ticket-booking-engine"/>
       <w:r>
         <w:rPr>
           <w:rFonts w:ascii="Segoe UI Semibold" w:hAnsi="Segoe UI Semibold" w:cs="Segoe UI Semibold"/>
-        </w:rPr>
+          <w:bCs/>
+          <w:noProof/>
+          <w:color w:val="0F4761" w:themeColor="accent1" w:themeShade="BF"/>
+        </w:rPr>
+        <w:drawing>
+          <wp:anchor distT="0" distB="0" distL="114300" distR="114300" simplePos="0" relativeHeight="251660800" behindDoc="0" locked="0" layoutInCell="1" allowOverlap="1" wp14:anchorId="1B51F33C" wp14:editId="28AB8FB8">
+            <wp:simplePos x="0" y="0"/>
+            <wp:positionH relativeFrom="column">
+              <wp:posOffset>906780</wp:posOffset>
+            </wp:positionH>
+            <wp:positionV relativeFrom="paragraph">
+              <wp:posOffset>-563880</wp:posOffset>
+            </wp:positionV>
+            <wp:extent cx="4130040" cy="3657600"/>
+            <wp:effectExtent l="0" t="0" r="0" b="0"/>
+            <wp:wrapTopAndBottom/>
+            <wp:docPr id="295471217" name="Picture 2"/>
+            <wp:cNvGraphicFramePr>
+              <a:graphicFrameLocks xmlns:a="http://schemas.openxmlformats.org/drawingml/2006/main" noChangeAspect="1"/>
+            </wp:cNvGraphicFramePr>
+            <a:graphic xmlns:a="http://schemas.openxmlformats.org/drawingml/2006/main">
+              <a:graphicData uri="http://schemas.openxmlformats.org/drawingml/2006/picture">
+                <pic:pic xmlns:pic="http://schemas.openxmlformats.org/drawingml/2006/picture">
+                  <pic:nvPicPr>
+                    <pic:cNvPr id="0" name="صورة 1"/>
+                    <pic:cNvPicPr>
+                      <a:picLocks noChangeAspect="1" noChangeArrowheads="1"/>
+                    </pic:cNvPicPr>
+                  </pic:nvPicPr>
+                  <pic:blipFill>
+                    <a:blip r:embed="rId7">
+                      <a:extLst>
+                        <a:ext uri="{28A0092B-C50C-407E-A947-70E740481C1C}">
+                          <a14:useLocalDpi xmlns:a14="http://schemas.microsoft.com/office/drawing/2010/main" val="0"/>
+                        </a:ext>
+                      </a:extLst>
+                    </a:blip>
+                    <a:srcRect/>
+                    <a:stretch>
+                      <a:fillRect/>
+                    </a:stretch>
+                  </pic:blipFill>
+                  <pic:spPr bwMode="auto">
+                    <a:xfrm>
+                      <a:off x="0" y="0"/>
+                      <a:ext cx="4130040" cy="3657600"/>
+                    </a:xfrm>
+                    <a:prstGeom prst="rect">
+                      <a:avLst/>
+                    </a:prstGeom>
+                    <a:noFill/>
+                    <a:ln>
+                      <a:noFill/>
+                    </a:ln>
+                  </pic:spPr>
+                </pic:pic>
+              </a:graphicData>
+            </a:graphic>
+            <wp14:sizeRelH relativeFrom="page">
+              <wp14:pctWidth>0</wp14:pctWidth>
+            </wp14:sizeRelH>
+            <wp14:sizeRelV relativeFrom="page">
+              <wp14:pctHeight>0</wp14:pctHeight>
+            </wp14:sizeRelV>
+          </wp:anchor>
+        </w:drawing>
+      </w:r>
+      <w:r>
+        <w:rPr>
+          <w:rFonts w:ascii="Segoe UI Semibold" w:hAnsi="Segoe UI Semibold" w:cs="Segoe UI Semibold" w:hint="cs"/>
+          <w:b/>
+          <w:bCs/>
+          <w:color w:val="0F4761" w:themeColor="accent1" w:themeShade="BF"/>
+          <w:sz w:val="72"/>
+          <w:szCs w:val="72"/>
+          <w:rtl/>
+          <w:lang w:bidi="ar-SY"/>
+        </w:rPr>
+        <w:t xml:space="preserve">وظيفة البرمجة </w:t>
+      </w:r>
+      <w:proofErr w:type="spellStart"/>
+      <w:r>
+        <w:rPr>
+          <w:rFonts w:ascii="Segoe UI Semibold" w:hAnsi="Segoe UI Semibold" w:cs="Segoe UI Semibold" w:hint="cs"/>
+          <w:b/>
+          <w:bCs/>
+          <w:color w:val="0F4761" w:themeColor="accent1" w:themeShade="BF"/>
+          <w:sz w:val="72"/>
+          <w:szCs w:val="72"/>
+          <w:rtl/>
+          <w:lang w:bidi="ar-SY"/>
+        </w:rPr>
+        <w:t>التفرعية</w:t>
+      </w:r>
+      <w:proofErr w:type="spellEnd"/>
+    </w:p>
+    <w:p>
+      <w:pPr>
+        <w:pStyle w:val="BodyText"/>
+        <w:bidi/>
+        <w:rPr>
+          <w:rtl/>
+          <w:lang w:eastAsia="ar-SA" w:bidi="ar-SY"/>
+        </w:rPr>
+      </w:pPr>
+    </w:p>
+    <w:p>
+      <w:pPr>
+        <w:bidi/>
+        <w:jc w:val="center"/>
+        <w:rPr>
+          <w:rFonts w:ascii="Segoe UI Semibold" w:hAnsi="Segoe UI Semibold" w:cs="Segoe UI Semibold"/>
+          <w:b/>
+          <w:bCs/>
+          <w:rtl/>
+          <w:lang w:eastAsia="ar-SA"/>
+        </w:rPr>
+      </w:pPr>
+      <w:r>
+        <w:rPr>
+          <w:rFonts w:ascii="Segoe UI Semibold" w:hAnsi="Segoe UI Semibold" w:cs="Segoe UI Semibold"/>
+          <w:b/>
+          <w:bCs/>
+          <w:rtl/>
+          <w:lang w:eastAsia="ar-SA"/>
+        </w:rPr>
+        <w:t xml:space="preserve">جامعة دمشق – كلية الهندسة المعلوماتية </w:t>
+      </w:r>
+    </w:p>
+    <w:p>
+      <w:pPr>
+        <w:bidi/>
+        <w:jc w:val="center"/>
+        <w:rPr>
+          <w:rFonts w:ascii="Segoe UI Semibold" w:hAnsi="Segoe UI Semibold" w:cs="Segoe UI Semibold"/>
+          <w:b/>
+          <w:bCs/>
+          <w:rtl/>
+          <w:lang w:eastAsia="ar-SA"/>
+        </w:rPr>
+      </w:pPr>
+      <w:r>
+        <w:rPr>
+          <w:rFonts w:ascii="Segoe UI Semibold" w:hAnsi="Segoe UI Semibold" w:cs="Segoe UI Semibold"/>
+          <w:b/>
+          <w:bCs/>
+          <w:rtl/>
+          <w:lang w:eastAsia="ar-SA"/>
+        </w:rPr>
+        <w:t xml:space="preserve">مادة: الحقائق الافتراضية </w:t>
+      </w:r>
+    </w:p>
+    <w:p>
+      <w:pPr>
+        <w:bidi/>
+        <w:jc w:val="center"/>
+        <w:rPr>
+          <w:rFonts w:ascii="Segoe UI Semibold" w:hAnsi="Segoe UI Semibold" w:cs="Segoe UI Semibold"/>
+          <w:b/>
+          <w:bCs/>
+          <w:rtl/>
+          <w:lang w:eastAsia="ar-SA"/>
+        </w:rPr>
+      </w:pPr>
+      <w:r>
+        <w:rPr>
+          <w:rFonts w:ascii="Segoe UI Semibold" w:hAnsi="Segoe UI Semibold" w:cs="Segoe UI Semibold"/>
+          <w:b/>
+          <w:bCs/>
+          <w:rtl/>
+          <w:lang w:eastAsia="ar-SA"/>
+        </w:rPr>
+        <w:t>العام الدراسي: 2025–2026</w:t>
+      </w:r>
+    </w:p>
+    <w:p>
+      <w:pPr>
+        <w:bidi/>
+        <w:jc w:val="center"/>
+        <w:rPr>
+          <w:rFonts w:ascii="Segoe UI Semibold" w:hAnsi="Segoe UI Semibold" w:cs="Segoe UI Semibold"/>
+          <w:b/>
+          <w:bCs/>
+          <w:rtl/>
+          <w:lang w:eastAsia="ar-SA"/>
+        </w:rPr>
+      </w:pPr>
+    </w:p>
+    <w:p>
+      <w:pPr>
+        <w:bidi/>
+        <w:jc w:val="center"/>
+        <w:rPr>
+          <w:rFonts w:ascii="Segoe UI Semibold" w:hAnsi="Segoe UI Semibold" w:cs="Segoe UI Semibold"/>
+          <w:rtl/>
+          <w:lang w:val="ar-SA"/>
+        </w:rPr>
+      </w:pPr>
+      <w:r>
+        <w:rPr>
+          <w:rFonts w:ascii="Segoe UI Semibold" w:hAnsi="Segoe UI Semibold" w:cs="Segoe UI Semibold"/>
+          <w:b/>
+          <w:bCs/>
+          <w:rtl/>
+          <w:lang w:eastAsia="ar-SA"/>
+        </w:rPr>
+        <w:t xml:space="preserve"> إعداد: </w:t>
+      </w:r>
+    </w:p>
+    <w:p>
+      <w:pPr>
+        <w:bidi/>
+        <w:jc w:val="center"/>
+        <w:rPr>
+          <w:rFonts w:ascii="Segoe UI Semibold" w:hAnsi="Segoe UI Semibold" w:cs="Segoe UI Semibold"/>
+          <w:b/>
+          <w:bCs/>
+          <w:rtl/>
+        </w:rPr>
+      </w:pPr>
+      <w:r>
+        <w:rPr>
+          <w:rFonts w:ascii="Segoe UI Semibold" w:hAnsi="Segoe UI Semibold" w:cs="Segoe UI Semibold"/>
+          <w:b/>
+          <w:bCs/>
+          <w:rtl/>
+          <w:lang w:val="ar-SA"/>
+        </w:rPr>
+        <w:t xml:space="preserve">مجد خالد دباك </w:t>
+      </w:r>
+      <w:r>
+        <w:rPr>
+          <w:rFonts w:ascii="Segoe UI Semibold" w:hAnsi="Segoe UI Semibold" w:cs="Segoe UI Semibold"/>
+          <w:b/>
+          <w:bCs/>
+        </w:rPr>
+        <w:t>43274</w:t>
+      </w:r>
+    </w:p>
+    <w:p>
+      <w:pPr>
+        <w:bidi/>
+        <w:jc w:val="center"/>
+        <w:rPr>
+          <w:rFonts w:ascii="Segoe UI Semibold" w:hAnsi="Segoe UI Semibold" w:cs="Segoe UI Semibold"/>
+          <w:b/>
+          <w:bCs/>
+        </w:rPr>
+      </w:pPr>
+      <w:r>
+        <w:rPr>
+          <w:rFonts w:ascii="Segoe UI Semibold" w:hAnsi="Segoe UI Semibold" w:cs="Segoe UI Semibold"/>
+          <w:b/>
+          <w:bCs/>
+          <w:rtl/>
+          <w:lang w:val="ar-SA"/>
+        </w:rPr>
+        <w:t xml:space="preserve">محمد هاشم محمد برهان بدير </w:t>
+      </w:r>
+      <w:r>
+        <w:rPr>
+          <w:rFonts w:ascii="Segoe UI Semibold" w:hAnsi="Segoe UI Semibold" w:cs="Segoe UI Semibold"/>
+          <w:b/>
+          <w:bCs/>
+        </w:rPr>
+        <w:t>43338</w:t>
+      </w:r>
+    </w:p>
+    <w:p>
+      <w:pPr>
+        <w:bidi/>
+        <w:jc w:val="center"/>
+        <w:rPr>
+          <w:rFonts w:ascii="Segoe UI Semibold" w:hAnsi="Segoe UI Semibold" w:cs="Segoe UI Semibold"/>
+          <w:b/>
+          <w:bCs/>
+        </w:rPr>
+      </w:pPr>
+      <w:r>
+        <w:rPr>
+          <w:rFonts w:ascii="Segoe UI Semibold" w:hAnsi="Segoe UI Semibold" w:cs="Segoe UI Semibold"/>
+          <w:b/>
+          <w:bCs/>
+          <w:rtl/>
+          <w:lang w:val="ar-SA"/>
+        </w:rPr>
+        <w:t xml:space="preserve">أحمد خالد سليمان </w:t>
+      </w:r>
+      <w:proofErr w:type="spellStart"/>
+      <w:r>
+        <w:rPr>
+          <w:rFonts w:ascii="Segoe UI Semibold" w:hAnsi="Segoe UI Semibold" w:cs="Segoe UI Semibold"/>
+          <w:b/>
+          <w:bCs/>
+          <w:rtl/>
+          <w:lang w:val="ar-SA"/>
+        </w:rPr>
+        <w:t>تللو</w:t>
+      </w:r>
+      <w:proofErr w:type="spellEnd"/>
+      <w:r>
+        <w:rPr>
+          <w:rFonts w:ascii="Segoe UI Semibold" w:hAnsi="Segoe UI Semibold" w:cs="Segoe UI Semibold"/>
+          <w:b/>
+          <w:bCs/>
+          <w:rtl/>
+          <w:lang w:val="ar-SA"/>
+        </w:rPr>
+        <w:t xml:space="preserve"> </w:t>
+      </w:r>
+      <w:r>
+        <w:rPr>
+          <w:rFonts w:ascii="Segoe UI Semibold" w:hAnsi="Segoe UI Semibold" w:cs="Segoe UI Semibold"/>
+          <w:b/>
+          <w:bCs/>
+        </w:rPr>
+        <w:t>43023</w:t>
+      </w:r>
+    </w:p>
+    <w:p>
+      <w:pPr>
+        <w:bidi/>
+        <w:jc w:val="center"/>
+        <w:rPr>
+          <w:rFonts w:ascii="Segoe UI Semibold" w:hAnsi="Segoe UI Semibold" w:cs="Segoe UI Semibold"/>
+          <w:b/>
+          <w:bCs/>
+        </w:rPr>
+      </w:pPr>
+      <w:r>
+        <w:rPr>
+          <w:rFonts w:ascii="Segoe UI Semibold" w:hAnsi="Segoe UI Semibold" w:cs="Segoe UI Semibold"/>
+          <w:b/>
+          <w:bCs/>
+          <w:rtl/>
+          <w:lang w:val="ar-SA"/>
+        </w:rPr>
+        <w:t xml:space="preserve">حمزة علي الابراهيم </w:t>
+      </w:r>
+      <w:r>
+        <w:rPr>
+          <w:rFonts w:ascii="Segoe UI Semibold" w:hAnsi="Segoe UI Semibold" w:cs="Segoe UI Semibold"/>
+          <w:b/>
+          <w:bCs/>
+        </w:rPr>
+        <w:t>43111</w:t>
+      </w:r>
+    </w:p>
+    <w:p>
+      <w:pPr>
+        <w:bidi/>
+        <w:jc w:val="center"/>
+        <w:rPr>
+          <w:rFonts w:ascii="Segoe UI Semibold" w:hAnsi="Segoe UI Semibold" w:cs="Segoe UI Semibold"/>
+          <w:b/>
+          <w:bCs/>
+        </w:rPr>
+      </w:pPr>
+      <w:r>
+        <w:rPr>
+          <w:rFonts w:ascii="Segoe UI Semibold" w:hAnsi="Segoe UI Semibold" w:cs="Segoe UI Semibold"/>
+          <w:b/>
+          <w:bCs/>
+          <w:rtl/>
+          <w:lang w:val="ar-SA"/>
+        </w:rPr>
+        <w:t>فارس محمد نبيل الذهبي</w:t>
+      </w:r>
+      <w:r>
+        <w:rPr>
+          <w:rFonts w:ascii="Segoe UI Semibold" w:hAnsi="Segoe UI Semibold" w:cs="Segoe UI Semibold" w:hint="cs"/>
+          <w:b/>
+          <w:bCs/>
+          <w:rtl/>
+          <w:lang w:val="ar-SA"/>
+        </w:rPr>
+        <w:t xml:space="preserve"> </w:t>
+      </w:r>
+      <w:r>
+        <w:rPr>
+          <w:rFonts w:ascii="Segoe UI Semibold" w:hAnsi="Segoe UI Semibold" w:cs="Segoe UI Semibold"/>
+          <w:b/>
+          <w:bCs/>
+        </w:rPr>
+        <w:t>43233</w:t>
+      </w:r>
+    </w:p>
+    <w:p>
+      <w:pPr>
+        <w:rPr>
+          <w:rFonts w:ascii="Segoe UI Semibold" w:hAnsi="Segoe UI Semibold" w:cs="Segoe UI Semibold"/>
+          <w:b/>
+          <w:bCs/>
+          <w:lang w:bidi="ar-SY"/>
+        </w:rPr>
+      </w:pPr>
+      <w:r>
+        <w:rPr>
+          <w:rFonts w:ascii="Segoe UI Semibold" w:hAnsi="Segoe UI Semibold" w:cs="Segoe UI Semibold"/>
+          <w:b/>
+          <w:bCs/>
+        </w:rPr>
+        <w:br w:type="page"/>
+      </w:r>
+    </w:p>
+    <w:p>
+      <w:pPr>
+        <w:bidi/>
+        <w:rPr>
+          <w:rFonts w:ascii="Segoe UI Semibold" w:hAnsi="Segoe UI Semibold" w:cs="Segoe UI Semibold"/>
+          <w:b/>
+          <w:bCs/>
+          <w:color w:val="0F4761" w:themeColor="accent1" w:themeShade="BF"/>
+          <w:sz w:val="48"/>
+          <w:szCs w:val="48"/>
+          <w:lang w:bidi="ar-SY"/>
+        </w:rPr>
+      </w:pPr>
+      <w:r>
+        <w:rPr>
+          <w:rFonts w:ascii="Segoe UI Semibold" w:hAnsi="Segoe UI Semibold" w:cs="Segoe UI Semibold"/>
+          <w:b/>
+          <w:bCs/>
+          <w:color w:val="0F4761" w:themeColor="accent1" w:themeShade="BF"/>
+          <w:sz w:val="48"/>
+          <w:szCs w:val="48"/>
+        </w:rPr>
+        <w:lastRenderedPageBreak/>
         <w:t>High-Performance Ticket Booking Engine</w:t>
       </w:r>
     </w:p>
@@ -25,19 +458,47 @@
         <w:bidi/>
         <w:rPr>
           <w:rFonts w:ascii="Segoe UI Semibold" w:hAnsi="Segoe UI Semibold" w:cs="Segoe UI Semibold"/>
+          <w:b/>
+          <w:bCs/>
           <w:sz w:val="40"/>
           <w:szCs w:val="40"/>
         </w:rPr>
       </w:pPr>
       <w:bookmarkStart w:id="1" w:name="معلومات-المشروع"/>
-      <w:r>
-        <w:rPr>
-          <w:rFonts w:ascii="Segoe UI Semibold" w:hAnsi="Segoe UI Semibold" w:cs="Segoe UI Semibold"/>
+      <w:proofErr w:type="spellStart"/>
+      <w:r>
+        <w:rPr>
+          <w:rFonts w:ascii="Segoe UI Semibold" w:hAnsi="Segoe UI Semibold" w:cs="Segoe UI Semibold"/>
+          <w:b/>
+          <w:bCs/>
           <w:sz w:val="40"/>
           <w:szCs w:val="40"/>
         </w:rPr>
-        <w:t>معلومات المشروع</w:t>
-      </w:r>
+        <w:t>معلومات</w:t>
+      </w:r>
+      <w:proofErr w:type="spellEnd"/>
+      <w:r>
+        <w:rPr>
+          <w:rFonts w:ascii="Segoe UI Semibold" w:hAnsi="Segoe UI Semibold" w:cs="Segoe UI Semibold"/>
+          <w:b/>
+          <w:bCs/>
+          <w:sz w:val="40"/>
+          <w:szCs w:val="40"/>
+        </w:rPr>
+        <w:t xml:space="preserve"> </w:t>
+      </w:r>
+      <w:proofErr w:type="spellStart"/>
+      <w:r>
+        <w:rPr>
+          <w:rFonts w:ascii="Segoe UI Semibold" w:hAnsi="Segoe UI Semibold" w:cs="Segoe UI Semibold"/>
+          <w:b/>
+          <w:bCs/>
+          <w:sz w:val="40"/>
+          <w:szCs w:val="40"/>
+        </w:rPr>
+        <w:t>المشروع</w:t>
+      </w:r>
+      <w:proofErr w:type="spellEnd"/>
     </w:p>
     <w:p>
       <w:pPr>
@@ -160,8 +621,30 @@
         <w:rPr>
           <w:rFonts w:ascii="Segoe UI Semibold" w:hAnsi="Segoe UI Semibold" w:cs="Segoe UI Semibold"/>
         </w:rPr>
-        <w:t xml:space="preserve"> عالي الأداء</w:t>
-      </w:r>
+        <w:t xml:space="preserve"> </w:t>
+      </w:r>
+      <w:proofErr w:type="spellStart"/>
+      <w:r>
+        <w:rPr>
+          <w:rFonts w:ascii="Segoe UI Semibold" w:hAnsi="Segoe UI Semibold" w:cs="Segoe UI Semibold"/>
+        </w:rPr>
+        <w:t>عالي</w:t>
+      </w:r>
+      <w:proofErr w:type="spellEnd"/>
+      <w:r>
+        <w:rPr>
+          <w:rFonts w:ascii="Segoe UI Semibold" w:hAnsi="Segoe UI Semibold" w:cs="Segoe UI Semibold"/>
+        </w:rPr>
+        <w:t xml:space="preserve"> </w:t>
+      </w:r>
+      <w:proofErr w:type="spellStart"/>
+      <w:r>
+        <w:rPr>
+          <w:rFonts w:ascii="Segoe UI Semibold" w:hAnsi="Segoe UI Semibold" w:cs="Segoe UI Semibold"/>
+        </w:rPr>
+        <w:t>الأداء</w:t>
+      </w:r>
+      <w:proofErr w:type="spellEnd"/>
     </w:p>
     <w:p>
       <w:pPr>
@@ -263,13 +746,7 @@
         <w:rPr>
           <w:rFonts w:ascii="Segoe UI Semibold" w:hAnsi="Segoe UI Semibold" w:cs="Segoe UI Semibold"/>
         </w:rPr>
-        <w:t xml:space="preserve">JMeter + </w:t>
-      </w:r>
-      <w:r>
-        <w:rPr>
-          <w:rFonts w:ascii="Segoe UI Semibold" w:hAnsi="Segoe UI Semibold" w:cs="Segoe UI Semibold"/>
-        </w:rPr>
-        <w:t>Grafana</w:t>
+        <w:t>JMeter + Grafana</w:t>
       </w:r>
     </w:p>
     <w:p>
@@ -284,7 +761,7 @@
           <w:rFonts w:ascii="Segoe UI Semibold" w:hAnsi="Segoe UI Semibold" w:cs="Segoe UI Semibold"/>
         </w:rPr>
         <w:pict w14:anchorId="523CE83C">
-          <v:rect id="_x0000_i4574" style="width:0;height:1.5pt" o:hralign="center" o:hrstd="t" o:hr="t"/>
+          <v:rect id="_x0000_i1272" style="width:0;height:1.5pt" o:hralign="center" o:hrstd="t" o:hr="t"/>
         </w:pict>
       </w:r>
     </w:p>
@@ -294,17 +771,23 @@
         <w:bidi/>
         <w:rPr>
           <w:rFonts w:ascii="Segoe UI Semibold" w:hAnsi="Segoe UI Semibold" w:cs="Segoe UI Semibold"/>
+          <w:b/>
+          <w:bCs/>
         </w:rPr>
       </w:pPr>
       <w:bookmarkStart w:id="2" w:name="مقدمة"/>
       <w:bookmarkEnd w:id="0"/>
       <w:bookmarkEnd w:id="1"/>
-      <w:r>
-        <w:rPr>
-          <w:rFonts w:ascii="Segoe UI Semibold" w:hAnsi="Segoe UI Semibold" w:cs="Segoe UI Semibold"/>
+      <w:proofErr w:type="spellStart"/>
+      <w:r>
+        <w:rPr>
+          <w:rFonts w:ascii="Segoe UI Semibold" w:hAnsi="Segoe UI Semibold" w:cs="Segoe UI Semibold"/>
+          <w:b/>
+          <w:bCs/>
         </w:rPr>
         <w:t>مقدمة</w:t>
       </w:r>
+      <w:proofErr w:type="spellEnd"/>
     </w:p>
     <w:p>
       <w:pPr>
@@ -987,12 +1470,42 @@
           <w:rFonts w:ascii="Segoe UI Semibold" w:hAnsi="Segoe UI Semibold" w:cs="Segoe UI Semibold"/>
         </w:rPr>
       </w:pPr>
-      <w:r>
-        <w:rPr>
-          <w:rFonts w:ascii="Segoe UI Semibold" w:hAnsi="Segoe UI Semibold" w:cs="Segoe UI Semibold"/>
-        </w:rPr>
-        <w:t>حجز مقاعد السينما</w:t>
-      </w:r>
+      <w:proofErr w:type="spellStart"/>
+      <w:r>
+        <w:rPr>
+          <w:rFonts w:ascii="Segoe UI Semibold" w:hAnsi="Segoe UI Semibold" w:cs="Segoe UI Semibold"/>
+        </w:rPr>
+        <w:t>حجز</w:t>
+      </w:r>
+      <w:proofErr w:type="spellEnd"/>
+      <w:r>
+        <w:rPr>
+          <w:rFonts w:ascii="Segoe UI Semibold" w:hAnsi="Segoe UI Semibold" w:cs="Segoe UI Semibold"/>
+        </w:rPr>
+        <w:t xml:space="preserve"> </w:t>
+      </w:r>
+      <w:proofErr w:type="spellStart"/>
+      <w:r>
+        <w:rPr>
+          <w:rFonts w:ascii="Segoe UI Semibold" w:hAnsi="Segoe UI Semibold" w:cs="Segoe UI Semibold"/>
+        </w:rPr>
+        <w:t>مقاعد</w:t>
+      </w:r>
+      <w:proofErr w:type="spellEnd"/>
+      <w:r>
+        <w:rPr>
+          <w:rFonts w:ascii="Segoe UI Semibold" w:hAnsi="Segoe UI Semibold" w:cs="Segoe UI Semibold"/>
+        </w:rPr>
+        <w:t xml:space="preserve"> </w:t>
+      </w:r>
+      <w:proofErr w:type="spellStart"/>
+      <w:r>
+        <w:rPr>
+          <w:rFonts w:ascii="Segoe UI Semibold" w:hAnsi="Segoe UI Semibold" w:cs="Segoe UI Semibold"/>
+        </w:rPr>
+        <w:t>السينما</w:t>
+      </w:r>
+      <w:proofErr w:type="spellEnd"/>
     </w:p>
     <w:p>
       <w:pPr>
@@ -1006,12 +1519,28 @@
           <w:rFonts w:ascii="Segoe UI Semibold" w:hAnsi="Segoe UI Semibold" w:cs="Segoe UI Semibold"/>
         </w:rPr>
       </w:pPr>
-      <w:r>
-        <w:rPr>
-          <w:rFonts w:ascii="Segoe UI Semibold" w:hAnsi="Segoe UI Semibold" w:cs="Segoe UI Semibold"/>
-        </w:rPr>
-        <w:t>حجز المسرح</w:t>
-      </w:r>
+      <w:proofErr w:type="spellStart"/>
+      <w:r>
+        <w:rPr>
+          <w:rFonts w:ascii="Segoe UI Semibold" w:hAnsi="Segoe UI Semibold" w:cs="Segoe UI Semibold"/>
+        </w:rPr>
+        <w:t>حجز</w:t>
+      </w:r>
+      <w:proofErr w:type="spellEnd"/>
+      <w:r>
+        <w:rPr>
+          <w:rFonts w:ascii="Segoe UI Semibold" w:hAnsi="Segoe UI Semibold" w:cs="Segoe UI Semibold"/>
+        </w:rPr>
+        <w:t xml:space="preserve"> </w:t>
+      </w:r>
+      <w:proofErr w:type="spellStart"/>
+      <w:r>
+        <w:rPr>
+          <w:rFonts w:ascii="Segoe UI Semibold" w:hAnsi="Segoe UI Semibold" w:cs="Segoe UI Semibold"/>
+        </w:rPr>
+        <w:t>المسرح</w:t>
+      </w:r>
+      <w:proofErr w:type="spellEnd"/>
     </w:p>
     <w:p>
       <w:pPr>
@@ -1025,12 +1554,42 @@
           <w:rFonts w:ascii="Segoe UI Semibold" w:hAnsi="Segoe UI Semibold" w:cs="Segoe UI Semibold"/>
         </w:rPr>
       </w:pPr>
-      <w:r>
-        <w:rPr>
-          <w:rFonts w:ascii="Segoe UI Semibold" w:hAnsi="Segoe UI Semibold" w:cs="Segoe UI Semibold"/>
-        </w:rPr>
-        <w:t>حجز المحاضرات والفعاليات</w:t>
-      </w:r>
+      <w:proofErr w:type="spellStart"/>
+      <w:r>
+        <w:rPr>
+          <w:rFonts w:ascii="Segoe UI Semibold" w:hAnsi="Segoe UI Semibold" w:cs="Segoe UI Semibold"/>
+        </w:rPr>
+        <w:t>حجز</w:t>
+      </w:r>
+      <w:proofErr w:type="spellEnd"/>
+      <w:r>
+        <w:rPr>
+          <w:rFonts w:ascii="Segoe UI Semibold" w:hAnsi="Segoe UI Semibold" w:cs="Segoe UI Semibold"/>
+        </w:rPr>
+        <w:t xml:space="preserve"> </w:t>
+      </w:r>
+      <w:proofErr w:type="spellStart"/>
+      <w:r>
+        <w:rPr>
+          <w:rFonts w:ascii="Segoe UI Semibold" w:hAnsi="Segoe UI Semibold" w:cs="Segoe UI Semibold"/>
+        </w:rPr>
+        <w:t>المحاضرات</w:t>
+      </w:r>
+      <w:proofErr w:type="spellEnd"/>
+      <w:r>
+        <w:rPr>
+          <w:rFonts w:ascii="Segoe UI Semibold" w:hAnsi="Segoe UI Semibold" w:cs="Segoe UI Semibold"/>
+        </w:rPr>
+        <w:t xml:space="preserve"> </w:t>
+      </w:r>
+      <w:proofErr w:type="spellStart"/>
+      <w:r>
+        <w:rPr>
+          <w:rFonts w:ascii="Segoe UI Semibold" w:hAnsi="Segoe UI Semibold" w:cs="Segoe UI Semibold"/>
+        </w:rPr>
+        <w:t>والفعاليات</w:t>
+      </w:r>
+      <w:proofErr w:type="spellEnd"/>
     </w:p>
     <w:p>
       <w:pPr>
@@ -1044,12 +1603,42 @@
           <w:rFonts w:ascii="Segoe UI Semibold" w:hAnsi="Segoe UI Semibold" w:cs="Segoe UI Semibold"/>
         </w:rPr>
       </w:pPr>
-      <w:r>
-        <w:rPr>
-          <w:rFonts w:ascii="Segoe UI Semibold" w:hAnsi="Segoe UI Semibold" w:cs="Segoe UI Semibold"/>
-        </w:rPr>
-        <w:t>أنظمة التذاكر الإلكترونية</w:t>
-      </w:r>
+      <w:proofErr w:type="spellStart"/>
+      <w:r>
+        <w:rPr>
+          <w:rFonts w:ascii="Segoe UI Semibold" w:hAnsi="Segoe UI Semibold" w:cs="Segoe UI Semibold"/>
+        </w:rPr>
+        <w:t>أنظمة</w:t>
+      </w:r>
+      <w:proofErr w:type="spellEnd"/>
+      <w:r>
+        <w:rPr>
+          <w:rFonts w:ascii="Segoe UI Semibold" w:hAnsi="Segoe UI Semibold" w:cs="Segoe UI Semibold"/>
+        </w:rPr>
+        <w:t xml:space="preserve"> </w:t>
+      </w:r>
+      <w:proofErr w:type="spellStart"/>
+      <w:r>
+        <w:rPr>
+          <w:rFonts w:ascii="Segoe UI Semibold" w:hAnsi="Segoe UI Semibold" w:cs="Segoe UI Semibold"/>
+        </w:rPr>
+        <w:t>التذاكر</w:t>
+      </w:r>
+      <w:proofErr w:type="spellEnd"/>
+      <w:r>
+        <w:rPr>
+          <w:rFonts w:ascii="Segoe UI Semibold" w:hAnsi="Segoe UI Semibold" w:cs="Segoe UI Semibold"/>
+        </w:rPr>
+        <w:t xml:space="preserve"> </w:t>
+      </w:r>
+      <w:proofErr w:type="spellStart"/>
+      <w:r>
+        <w:rPr>
+          <w:rFonts w:ascii="Segoe UI Semibold" w:hAnsi="Segoe UI Semibold" w:cs="Segoe UI Semibold"/>
+        </w:rPr>
+        <w:t>الإلكترونية</w:t>
+      </w:r>
+      <w:proofErr w:type="spellEnd"/>
     </w:p>
     <w:p>
       <w:pPr>
@@ -1059,11 +1648,103 @@
           <w:rFonts w:ascii="Segoe UI Semibold" w:hAnsi="Segoe UI Semibold" w:cs="Segoe UI Semibold"/>
         </w:rPr>
       </w:pPr>
-      <w:r>
-        <w:rPr>
-          <w:rFonts w:ascii="Segoe UI Semibold" w:hAnsi="Segoe UI Semibold" w:cs="Segoe UI Semibold"/>
-        </w:rPr>
-        <w:t xml:space="preserve">يركز المشروع على البنية الخلفية ومعالجة الضغط </w:t>
+      <w:proofErr w:type="spellStart"/>
+      <w:r>
+        <w:rPr>
+          <w:rFonts w:ascii="Segoe UI Semibold" w:hAnsi="Segoe UI Semibold" w:cs="Segoe UI Semibold"/>
+        </w:rPr>
+        <w:t>يركز</w:t>
+      </w:r>
+      <w:proofErr w:type="spellEnd"/>
+      <w:r>
+        <w:rPr>
+          <w:rFonts w:ascii="Segoe UI Semibold" w:hAnsi="Segoe UI Semibold" w:cs="Segoe UI Semibold"/>
+        </w:rPr>
+        <w:t xml:space="preserve"> </w:t>
+      </w:r>
+      <w:proofErr w:type="spellStart"/>
+      <w:r>
+        <w:rPr>
+          <w:rFonts w:ascii="Segoe UI Semibold" w:hAnsi="Segoe UI Semibold" w:cs="Segoe UI Semibold"/>
+        </w:rPr>
+        <w:t>المشروع</w:t>
+      </w:r>
+      <w:proofErr w:type="spellEnd"/>
+      <w:r>
+        <w:rPr>
+          <w:rFonts w:ascii="Segoe UI Semibold" w:hAnsi="Segoe UI Semibold" w:cs="Segoe UI Semibold"/>
+        </w:rPr>
+        <w:t xml:space="preserve"> </w:t>
+      </w:r>
+      <w:proofErr w:type="spellStart"/>
+      <w:r>
+        <w:rPr>
+          <w:rFonts w:ascii="Segoe UI Semibold" w:hAnsi="Segoe UI Semibold" w:cs="Segoe UI Semibold"/>
+        </w:rPr>
+        <w:t>على</w:t>
+      </w:r>
+      <w:proofErr w:type="spellEnd"/>
+      <w:r>
+        <w:rPr>
+          <w:rFonts w:ascii="Segoe UI Semibold" w:hAnsi="Segoe UI Semibold" w:cs="Segoe UI Semibold"/>
+        </w:rPr>
+        <w:t xml:space="preserve"> </w:t>
+      </w:r>
+      <w:proofErr w:type="spellStart"/>
+      <w:r>
+        <w:rPr>
+          <w:rFonts w:ascii="Segoe UI Semibold" w:hAnsi="Segoe UI Semibold" w:cs="Segoe UI Semibold"/>
+        </w:rPr>
+        <w:t>البنية</w:t>
+      </w:r>
+      <w:proofErr w:type="spellEnd"/>
+      <w:r>
+        <w:rPr>
+          <w:rFonts w:ascii="Segoe UI Semibold" w:hAnsi="Segoe UI Semibold" w:cs="Segoe UI Semibold"/>
+        </w:rPr>
+        <w:t xml:space="preserve"> </w:t>
+      </w:r>
+      <w:proofErr w:type="spellStart"/>
+      <w:r>
+        <w:rPr>
+          <w:rFonts w:ascii="Segoe UI Semibold" w:hAnsi="Segoe UI Semibold" w:cs="Segoe UI Semibold"/>
+        </w:rPr>
+        <w:t>الخلفية</w:t>
+      </w:r>
+      <w:proofErr w:type="spellEnd"/>
+      <w:r>
+        <w:rPr>
+          <w:rFonts w:ascii="Segoe UI Semibold" w:hAnsi="Segoe UI Semibold" w:cs="Segoe UI Semibold"/>
+        </w:rPr>
+        <w:t xml:space="preserve"> </w:t>
+      </w:r>
+      <w:proofErr w:type="spellStart"/>
+      <w:r>
+        <w:rPr>
+          <w:rFonts w:ascii="Segoe UI Semibold" w:hAnsi="Segoe UI Semibold" w:cs="Segoe UI Semibold"/>
+        </w:rPr>
+        <w:t>ومعالجة</w:t>
+      </w:r>
+      <w:proofErr w:type="spellEnd"/>
+      <w:r>
+        <w:rPr>
+          <w:rFonts w:ascii="Segoe UI Semibold" w:hAnsi="Segoe UI Semibold" w:cs="Segoe UI Semibold"/>
+        </w:rPr>
+        <w:t xml:space="preserve"> </w:t>
+      </w:r>
+      <w:proofErr w:type="spellStart"/>
+      <w:r>
+        <w:rPr>
+          <w:rFonts w:ascii="Segoe UI Semibold" w:hAnsi="Segoe UI Semibold" w:cs="Segoe UI Semibold"/>
+        </w:rPr>
+        <w:t>الضغط</w:t>
+      </w:r>
+      <w:proofErr w:type="spellEnd"/>
+      <w:r>
+        <w:rPr>
+          <w:rFonts w:ascii="Segoe UI Semibold" w:hAnsi="Segoe UI Semibold" w:cs="Segoe UI Semibold"/>
+        </w:rPr>
+        <w:t xml:space="preserve"> </w:t>
       </w:r>
       <w:proofErr w:type="spellStart"/>
       <w:r>
@@ -1135,7 +1816,7 @@
           <w:rFonts w:ascii="Segoe UI Semibold" w:hAnsi="Segoe UI Semibold" w:cs="Segoe UI Semibold"/>
         </w:rPr>
         <w:pict w14:anchorId="05A61C58">
-          <v:rect id="_x0000_i4575" style="width:0;height:1.5pt" o:hralign="center" o:hrstd="t" o:hr="t"/>
+          <v:rect id="_x0000_i1273" style="width:0;height:1.5pt" o:hralign="center" o:hrstd="t" o:hr="t"/>
         </w:pict>
       </w:r>
     </w:p>
@@ -1163,12 +1844,16 @@
         <w:bidi/>
         <w:rPr>
           <w:rFonts w:ascii="Segoe UI Semibold" w:hAnsi="Segoe UI Semibold" w:cs="Segoe UI Semibold"/>
-        </w:rPr>
-      </w:pPr>
-      <w:proofErr w:type="spellStart"/>
-      <w:r>
-        <w:rPr>
-          <w:rFonts w:ascii="Segoe UI Semibold" w:hAnsi="Segoe UI Semibold" w:cs="Segoe UI Semibold"/>
+          <w:b/>
+          <w:bCs/>
+        </w:rPr>
+      </w:pPr>
+      <w:proofErr w:type="spellStart"/>
+      <w:r>
+        <w:rPr>
+          <w:rFonts w:ascii="Segoe UI Semibold" w:hAnsi="Segoe UI Semibold" w:cs="Segoe UI Semibold"/>
+          <w:b/>
+          <w:bCs/>
         </w:rPr>
         <w:lastRenderedPageBreak/>
         <w:t>فكرة</w:t>
@@ -1177,13 +1862,17 @@
       <w:r>
         <w:rPr>
           <w:rFonts w:ascii="Segoe UI Semibold" w:hAnsi="Segoe UI Semibold" w:cs="Segoe UI Semibold"/>
-        </w:rPr>
-        <w:t xml:space="preserve"> </w:t>
-      </w:r>
-      <w:proofErr w:type="spellStart"/>
-      <w:r>
-        <w:rPr>
-          <w:rFonts w:ascii="Segoe UI Semibold" w:hAnsi="Segoe UI Semibold" w:cs="Segoe UI Semibold"/>
+          <w:b/>
+          <w:bCs/>
+        </w:rPr>
+        <w:t xml:space="preserve"> </w:t>
+      </w:r>
+      <w:proofErr w:type="spellStart"/>
+      <w:r>
+        <w:rPr>
+          <w:rFonts w:ascii="Segoe UI Semibold" w:hAnsi="Segoe UI Semibold" w:cs="Segoe UI Semibold"/>
+          <w:b/>
+          <w:bCs/>
         </w:rPr>
         <w:t>النظام</w:t>
       </w:r>
@@ -1197,11 +1886,61 @@
           <w:rFonts w:ascii="Segoe UI Semibold" w:hAnsi="Segoe UI Semibold" w:cs="Segoe UI Semibold"/>
         </w:rPr>
       </w:pPr>
-      <w:r>
-        <w:rPr>
-          <w:rFonts w:ascii="Segoe UI Semibold" w:hAnsi="Segoe UI Semibold" w:cs="Segoe UI Semibold"/>
-        </w:rPr>
-        <w:t xml:space="preserve">يقوم النظام بالسماح للمستخدمين </w:t>
+      <w:proofErr w:type="spellStart"/>
+      <w:r>
+        <w:rPr>
+          <w:rFonts w:ascii="Segoe UI Semibold" w:hAnsi="Segoe UI Semibold" w:cs="Segoe UI Semibold"/>
+        </w:rPr>
+        <w:t>يقوم</w:t>
+      </w:r>
+      <w:proofErr w:type="spellEnd"/>
+      <w:r>
+        <w:rPr>
+          <w:rFonts w:ascii="Segoe UI Semibold" w:hAnsi="Segoe UI Semibold" w:cs="Segoe UI Semibold"/>
+        </w:rPr>
+        <w:t xml:space="preserve"> </w:t>
+      </w:r>
+      <w:proofErr w:type="spellStart"/>
+      <w:r>
+        <w:rPr>
+          <w:rFonts w:ascii="Segoe UI Semibold" w:hAnsi="Segoe UI Semibold" w:cs="Segoe UI Semibold"/>
+        </w:rPr>
+        <w:t>النظام</w:t>
+      </w:r>
+      <w:proofErr w:type="spellEnd"/>
+      <w:r>
+        <w:rPr>
+          <w:rFonts w:ascii="Segoe UI Semibold" w:hAnsi="Segoe UI Semibold" w:cs="Segoe UI Semibold"/>
+        </w:rPr>
+        <w:t xml:space="preserve"> </w:t>
+      </w:r>
+      <w:proofErr w:type="spellStart"/>
+      <w:r>
+        <w:rPr>
+          <w:rFonts w:ascii="Segoe UI Semibold" w:hAnsi="Segoe UI Semibold" w:cs="Segoe UI Semibold"/>
+        </w:rPr>
+        <w:t>بالسماح</w:t>
+      </w:r>
+      <w:proofErr w:type="spellEnd"/>
+      <w:r>
+        <w:rPr>
+          <w:rFonts w:ascii="Segoe UI Semibold" w:hAnsi="Segoe UI Semibold" w:cs="Segoe UI Semibold"/>
+        </w:rPr>
+        <w:t xml:space="preserve"> </w:t>
+      </w:r>
+      <w:proofErr w:type="spellStart"/>
+      <w:r>
+        <w:rPr>
+          <w:rFonts w:ascii="Segoe UI Semibold" w:hAnsi="Segoe UI Semibold" w:cs="Segoe UI Semibold"/>
+        </w:rPr>
+        <w:t>للمستخدمين</w:t>
+      </w:r>
+      <w:proofErr w:type="spellEnd"/>
+      <w:r>
+        <w:rPr>
+          <w:rFonts w:ascii="Segoe UI Semibold" w:hAnsi="Segoe UI Semibold" w:cs="Segoe UI Semibold"/>
+        </w:rPr>
+        <w:t xml:space="preserve"> </w:t>
       </w:r>
       <w:proofErr w:type="spellStart"/>
       <w:r>
@@ -1269,11 +2008,103 @@
           <w:rFonts w:ascii="Segoe UI Semibold" w:hAnsi="Segoe UI Semibold" w:cs="Segoe UI Semibold"/>
         </w:rPr>
       </w:pPr>
-      <w:r>
-        <w:rPr>
-          <w:rFonts w:ascii="Segoe UI Semibold" w:hAnsi="Segoe UI Semibold" w:cs="Segoe UI Semibold"/>
-        </w:rPr>
-        <w:t xml:space="preserve">كل فعالية ترتبط بقاعة معينة، وكل قاعة </w:t>
+      <w:proofErr w:type="spellStart"/>
+      <w:r>
+        <w:rPr>
+          <w:rFonts w:ascii="Segoe UI Semibold" w:hAnsi="Segoe UI Semibold" w:cs="Segoe UI Semibold"/>
+        </w:rPr>
+        <w:t>كل</w:t>
+      </w:r>
+      <w:proofErr w:type="spellEnd"/>
+      <w:r>
+        <w:rPr>
+          <w:rFonts w:ascii="Segoe UI Semibold" w:hAnsi="Segoe UI Semibold" w:cs="Segoe UI Semibold"/>
+        </w:rPr>
+        <w:t xml:space="preserve"> </w:t>
+      </w:r>
+      <w:proofErr w:type="spellStart"/>
+      <w:r>
+        <w:rPr>
+          <w:rFonts w:ascii="Segoe UI Semibold" w:hAnsi="Segoe UI Semibold" w:cs="Segoe UI Semibold"/>
+        </w:rPr>
+        <w:t>فعالية</w:t>
+      </w:r>
+      <w:proofErr w:type="spellEnd"/>
+      <w:r>
+        <w:rPr>
+          <w:rFonts w:ascii="Segoe UI Semibold" w:hAnsi="Segoe UI Semibold" w:cs="Segoe UI Semibold"/>
+        </w:rPr>
+        <w:t xml:space="preserve"> </w:t>
+      </w:r>
+      <w:proofErr w:type="spellStart"/>
+      <w:r>
+        <w:rPr>
+          <w:rFonts w:ascii="Segoe UI Semibold" w:hAnsi="Segoe UI Semibold" w:cs="Segoe UI Semibold"/>
+        </w:rPr>
+        <w:t>ترتبط</w:t>
+      </w:r>
+      <w:proofErr w:type="spellEnd"/>
+      <w:r>
+        <w:rPr>
+          <w:rFonts w:ascii="Segoe UI Semibold" w:hAnsi="Segoe UI Semibold" w:cs="Segoe UI Semibold"/>
+        </w:rPr>
+        <w:t xml:space="preserve"> </w:t>
+      </w:r>
+      <w:proofErr w:type="spellStart"/>
+      <w:r>
+        <w:rPr>
+          <w:rFonts w:ascii="Segoe UI Semibold" w:hAnsi="Segoe UI Semibold" w:cs="Segoe UI Semibold"/>
+        </w:rPr>
+        <w:t>بقاعة</w:t>
+      </w:r>
+      <w:proofErr w:type="spellEnd"/>
+      <w:r>
+        <w:rPr>
+          <w:rFonts w:ascii="Segoe UI Semibold" w:hAnsi="Segoe UI Semibold" w:cs="Segoe UI Semibold"/>
+        </w:rPr>
+        <w:t xml:space="preserve"> </w:t>
+      </w:r>
+      <w:proofErr w:type="spellStart"/>
+      <w:r>
+        <w:rPr>
+          <w:rFonts w:ascii="Segoe UI Semibold" w:hAnsi="Segoe UI Semibold" w:cs="Segoe UI Semibold"/>
+        </w:rPr>
+        <w:t>معينة</w:t>
+      </w:r>
+      <w:proofErr w:type="spellEnd"/>
+      <w:r>
+        <w:rPr>
+          <w:rFonts w:ascii="Segoe UI Semibold" w:hAnsi="Segoe UI Semibold" w:cs="Segoe UI Semibold"/>
+        </w:rPr>
+        <w:t xml:space="preserve">، </w:t>
+      </w:r>
+      <w:proofErr w:type="spellStart"/>
+      <w:r>
+        <w:rPr>
+          <w:rFonts w:ascii="Segoe UI Semibold" w:hAnsi="Segoe UI Semibold" w:cs="Segoe UI Semibold"/>
+        </w:rPr>
+        <w:t>وكل</w:t>
+      </w:r>
+      <w:proofErr w:type="spellEnd"/>
+      <w:r>
+        <w:rPr>
+          <w:rFonts w:ascii="Segoe UI Semibold" w:hAnsi="Segoe UI Semibold" w:cs="Segoe UI Semibold"/>
+        </w:rPr>
+        <w:t xml:space="preserve"> </w:t>
+      </w:r>
+      <w:proofErr w:type="spellStart"/>
+      <w:r>
+        <w:rPr>
+          <w:rFonts w:ascii="Segoe UI Semibold" w:hAnsi="Segoe UI Semibold" w:cs="Segoe UI Semibold"/>
+        </w:rPr>
+        <w:t>قاعة</w:t>
+      </w:r>
+      <w:proofErr w:type="spellEnd"/>
+      <w:r>
+        <w:rPr>
+          <w:rFonts w:ascii="Segoe UI Semibold" w:hAnsi="Segoe UI Semibold" w:cs="Segoe UI Semibold"/>
+        </w:rPr>
+        <w:t xml:space="preserve"> </w:t>
       </w:r>
       <w:proofErr w:type="spellStart"/>
       <w:r>
@@ -1389,12 +2220,28 @@
           <w:rFonts w:ascii="Segoe UI Semibold" w:hAnsi="Segoe UI Semibold" w:cs="Segoe UI Semibold"/>
         </w:rPr>
       </w:pPr>
-      <w:r>
-        <w:rPr>
-          <w:rFonts w:ascii="Segoe UI Semibold" w:hAnsi="Segoe UI Semibold" w:cs="Segoe UI Semibold"/>
-        </w:rPr>
-        <w:t>اختيار الفعالية</w:t>
-      </w:r>
+      <w:proofErr w:type="spellStart"/>
+      <w:r>
+        <w:rPr>
+          <w:rFonts w:ascii="Segoe UI Semibold" w:hAnsi="Segoe UI Semibold" w:cs="Segoe UI Semibold"/>
+        </w:rPr>
+        <w:t>اختيار</w:t>
+      </w:r>
+      <w:proofErr w:type="spellEnd"/>
+      <w:r>
+        <w:rPr>
+          <w:rFonts w:ascii="Segoe UI Semibold" w:hAnsi="Segoe UI Semibold" w:cs="Segoe UI Semibold"/>
+        </w:rPr>
+        <w:t xml:space="preserve"> </w:t>
+      </w:r>
+      <w:proofErr w:type="spellStart"/>
+      <w:r>
+        <w:rPr>
+          <w:rFonts w:ascii="Segoe UI Semibold" w:hAnsi="Segoe UI Semibold" w:cs="Segoe UI Semibold"/>
+        </w:rPr>
+        <w:t>الفعالية</w:t>
+      </w:r>
+      <w:proofErr w:type="spellEnd"/>
     </w:p>
     <w:p>
       <w:pPr>
@@ -1408,12 +2255,28 @@
           <w:rFonts w:ascii="Segoe UI Semibold" w:hAnsi="Segoe UI Semibold" w:cs="Segoe UI Semibold"/>
         </w:rPr>
       </w:pPr>
-      <w:r>
-        <w:rPr>
-          <w:rFonts w:ascii="Segoe UI Semibold" w:hAnsi="Segoe UI Semibold" w:cs="Segoe UI Semibold"/>
-        </w:rPr>
-        <w:t>اختيار المقعد</w:t>
-      </w:r>
+      <w:proofErr w:type="spellStart"/>
+      <w:r>
+        <w:rPr>
+          <w:rFonts w:ascii="Segoe UI Semibold" w:hAnsi="Segoe UI Semibold" w:cs="Segoe UI Semibold"/>
+        </w:rPr>
+        <w:t>اختيار</w:t>
+      </w:r>
+      <w:proofErr w:type="spellEnd"/>
+      <w:r>
+        <w:rPr>
+          <w:rFonts w:ascii="Segoe UI Semibold" w:hAnsi="Segoe UI Semibold" w:cs="Segoe UI Semibold"/>
+        </w:rPr>
+        <w:t xml:space="preserve"> </w:t>
+      </w:r>
+      <w:proofErr w:type="spellStart"/>
+      <w:r>
+        <w:rPr>
+          <w:rFonts w:ascii="Segoe UI Semibold" w:hAnsi="Segoe UI Semibold" w:cs="Segoe UI Semibold"/>
+        </w:rPr>
+        <w:t>المقعد</w:t>
+      </w:r>
+      <w:proofErr w:type="spellEnd"/>
     </w:p>
     <w:p>
       <w:pPr>
@@ -1427,12 +2290,42 @@
           <w:rFonts w:ascii="Segoe UI Semibold" w:hAnsi="Segoe UI Semibold" w:cs="Segoe UI Semibold"/>
         </w:rPr>
       </w:pPr>
-      <w:r>
-        <w:rPr>
-          <w:rFonts w:ascii="Segoe UI Semibold" w:hAnsi="Segoe UI Semibold" w:cs="Segoe UI Semibold"/>
-        </w:rPr>
-        <w:t>تنفيذ عملية الحجز</w:t>
-      </w:r>
+      <w:proofErr w:type="spellStart"/>
+      <w:r>
+        <w:rPr>
+          <w:rFonts w:ascii="Segoe UI Semibold" w:hAnsi="Segoe UI Semibold" w:cs="Segoe UI Semibold"/>
+        </w:rPr>
+        <w:t>تنفيذ</w:t>
+      </w:r>
+      <w:proofErr w:type="spellEnd"/>
+      <w:r>
+        <w:rPr>
+          <w:rFonts w:ascii="Segoe UI Semibold" w:hAnsi="Segoe UI Semibold" w:cs="Segoe UI Semibold"/>
+        </w:rPr>
+        <w:t xml:space="preserve"> </w:t>
+      </w:r>
+      <w:proofErr w:type="spellStart"/>
+      <w:r>
+        <w:rPr>
+          <w:rFonts w:ascii="Segoe UI Semibold" w:hAnsi="Segoe UI Semibold" w:cs="Segoe UI Semibold"/>
+        </w:rPr>
+        <w:t>عملية</w:t>
+      </w:r>
+      <w:proofErr w:type="spellEnd"/>
+      <w:r>
+        <w:rPr>
+          <w:rFonts w:ascii="Segoe UI Semibold" w:hAnsi="Segoe UI Semibold" w:cs="Segoe UI Semibold"/>
+        </w:rPr>
+        <w:t xml:space="preserve"> </w:t>
+      </w:r>
+      <w:proofErr w:type="spellStart"/>
+      <w:r>
+        <w:rPr>
+          <w:rFonts w:ascii="Segoe UI Semibold" w:hAnsi="Segoe UI Semibold" w:cs="Segoe UI Semibold"/>
+        </w:rPr>
+        <w:t>الحجز</w:t>
+      </w:r>
+      <w:proofErr w:type="spellEnd"/>
     </w:p>
     <w:p>
       <w:pPr>
@@ -1446,12 +2339,42 @@
           <w:rFonts w:ascii="Segoe UI Semibold" w:hAnsi="Segoe UI Semibold" w:cs="Segoe UI Semibold"/>
         </w:rPr>
       </w:pPr>
-      <w:r>
-        <w:rPr>
-          <w:rFonts w:ascii="Segoe UI Semibold" w:hAnsi="Segoe UI Semibold" w:cs="Segoe UI Semibold"/>
-        </w:rPr>
-        <w:t>التحقق من الرصيد</w:t>
-      </w:r>
+      <w:proofErr w:type="spellStart"/>
+      <w:r>
+        <w:rPr>
+          <w:rFonts w:ascii="Segoe UI Semibold" w:hAnsi="Segoe UI Semibold" w:cs="Segoe UI Semibold"/>
+        </w:rPr>
+        <w:t>التحقق</w:t>
+      </w:r>
+      <w:proofErr w:type="spellEnd"/>
+      <w:r>
+        <w:rPr>
+          <w:rFonts w:ascii="Segoe UI Semibold" w:hAnsi="Segoe UI Semibold" w:cs="Segoe UI Semibold"/>
+        </w:rPr>
+        <w:t xml:space="preserve"> </w:t>
+      </w:r>
+      <w:proofErr w:type="spellStart"/>
+      <w:r>
+        <w:rPr>
+          <w:rFonts w:ascii="Segoe UI Semibold" w:hAnsi="Segoe UI Semibold" w:cs="Segoe UI Semibold"/>
+        </w:rPr>
+        <w:t>من</w:t>
+      </w:r>
+      <w:proofErr w:type="spellEnd"/>
+      <w:r>
+        <w:rPr>
+          <w:rFonts w:ascii="Segoe UI Semibold" w:hAnsi="Segoe UI Semibold" w:cs="Segoe UI Semibold"/>
+        </w:rPr>
+        <w:t xml:space="preserve"> </w:t>
+      </w:r>
+      <w:proofErr w:type="spellStart"/>
+      <w:r>
+        <w:rPr>
+          <w:rFonts w:ascii="Segoe UI Semibold" w:hAnsi="Segoe UI Semibold" w:cs="Segoe UI Semibold"/>
+        </w:rPr>
+        <w:t>الرصيد</w:t>
+      </w:r>
+      <w:proofErr w:type="spellEnd"/>
     </w:p>
     <w:p>
       <w:pPr>
@@ -1465,12 +2388,28 @@
           <w:rFonts w:ascii="Segoe UI Semibold" w:hAnsi="Segoe UI Semibold" w:cs="Segoe UI Semibold"/>
         </w:rPr>
       </w:pPr>
-      <w:r>
-        <w:rPr>
-          <w:rFonts w:ascii="Segoe UI Semibold" w:hAnsi="Segoe UI Semibold" w:cs="Segoe UI Semibold"/>
-        </w:rPr>
-        <w:t>تنفيذ الدفع</w:t>
-      </w:r>
+      <w:proofErr w:type="spellStart"/>
+      <w:r>
+        <w:rPr>
+          <w:rFonts w:ascii="Segoe UI Semibold" w:hAnsi="Segoe UI Semibold" w:cs="Segoe UI Semibold"/>
+        </w:rPr>
+        <w:t>تنفيذ</w:t>
+      </w:r>
+      <w:proofErr w:type="spellEnd"/>
+      <w:r>
+        <w:rPr>
+          <w:rFonts w:ascii="Segoe UI Semibold" w:hAnsi="Segoe UI Semibold" w:cs="Segoe UI Semibold"/>
+        </w:rPr>
+        <w:t xml:space="preserve"> </w:t>
+      </w:r>
+      <w:proofErr w:type="spellStart"/>
+      <w:r>
+        <w:rPr>
+          <w:rFonts w:ascii="Segoe UI Semibold" w:hAnsi="Segoe UI Semibold" w:cs="Segoe UI Semibold"/>
+        </w:rPr>
+        <w:t>الدفع</w:t>
+      </w:r>
+      <w:proofErr w:type="spellEnd"/>
     </w:p>
     <w:p>
       <w:pPr>
@@ -1484,12 +2423,28 @@
           <w:rFonts w:ascii="Segoe UI Semibold" w:hAnsi="Segoe UI Semibold" w:cs="Segoe UI Semibold"/>
         </w:rPr>
       </w:pPr>
-      <w:r>
-        <w:rPr>
-          <w:rFonts w:ascii="Segoe UI Semibold" w:hAnsi="Segoe UI Semibold" w:cs="Segoe UI Semibold"/>
-        </w:rPr>
-        <w:t>تأكيد الحجز</w:t>
-      </w:r>
+      <w:proofErr w:type="spellStart"/>
+      <w:r>
+        <w:rPr>
+          <w:rFonts w:ascii="Segoe UI Semibold" w:hAnsi="Segoe UI Semibold" w:cs="Segoe UI Semibold"/>
+        </w:rPr>
+        <w:t>تأكيد</w:t>
+      </w:r>
+      <w:proofErr w:type="spellEnd"/>
+      <w:r>
+        <w:rPr>
+          <w:rFonts w:ascii="Segoe UI Semibold" w:hAnsi="Segoe UI Semibold" w:cs="Segoe UI Semibold"/>
+        </w:rPr>
+        <w:t xml:space="preserve"> </w:t>
+      </w:r>
+      <w:proofErr w:type="spellStart"/>
+      <w:r>
+        <w:rPr>
+          <w:rFonts w:ascii="Segoe UI Semibold" w:hAnsi="Segoe UI Semibold" w:cs="Segoe UI Semibold"/>
+        </w:rPr>
+        <w:t>الحجز</w:t>
+      </w:r>
+      <w:proofErr w:type="spellEnd"/>
     </w:p>
     <w:p>
       <w:pPr>
@@ -1503,12 +2458,28 @@
           <w:rFonts w:ascii="Segoe UI Semibold" w:hAnsi="Segoe UI Semibold" w:cs="Segoe UI Semibold"/>
         </w:rPr>
       </w:pPr>
-      <w:r>
-        <w:rPr>
-          <w:rFonts w:ascii="Segoe UI Semibold" w:hAnsi="Segoe UI Semibold" w:cs="Segoe UI Semibold"/>
-        </w:rPr>
-        <w:t>إرسال إشعار</w:t>
-      </w:r>
+      <w:proofErr w:type="spellStart"/>
+      <w:r>
+        <w:rPr>
+          <w:rFonts w:ascii="Segoe UI Semibold" w:hAnsi="Segoe UI Semibold" w:cs="Segoe UI Semibold"/>
+        </w:rPr>
+        <w:t>إرسال</w:t>
+      </w:r>
+      <w:proofErr w:type="spellEnd"/>
+      <w:r>
+        <w:rPr>
+          <w:rFonts w:ascii="Segoe UI Semibold" w:hAnsi="Segoe UI Semibold" w:cs="Segoe UI Semibold"/>
+        </w:rPr>
+        <w:t xml:space="preserve"> </w:t>
+      </w:r>
+      <w:proofErr w:type="spellStart"/>
+      <w:r>
+        <w:rPr>
+          <w:rFonts w:ascii="Segoe UI Semibold" w:hAnsi="Segoe UI Semibold" w:cs="Segoe UI Semibold"/>
+        </w:rPr>
+        <w:t>إشعار</w:t>
+      </w:r>
+      <w:proofErr w:type="spellEnd"/>
     </w:p>
     <w:p>
       <w:pPr>
@@ -1518,11 +2489,159 @@
           <w:rFonts w:ascii="Segoe UI Semibold" w:hAnsi="Segoe UI Semibold" w:cs="Segoe UI Semibold"/>
         </w:rPr>
       </w:pPr>
-      <w:r>
-        <w:rPr>
-          <w:rFonts w:ascii="Segoe UI Semibold" w:hAnsi="Segoe UI Semibold" w:cs="Segoe UI Semibold"/>
-        </w:rPr>
-        <w:t xml:space="preserve">تم تصميم النظام لمحاكاة الضغط العالي عند محاولة عدة مستخدمين حجز </w:t>
+      <w:proofErr w:type="spellStart"/>
+      <w:r>
+        <w:rPr>
+          <w:rFonts w:ascii="Segoe UI Semibold" w:hAnsi="Segoe UI Semibold" w:cs="Segoe UI Semibold"/>
+        </w:rPr>
+        <w:t>تم</w:t>
+      </w:r>
+      <w:proofErr w:type="spellEnd"/>
+      <w:r>
+        <w:rPr>
+          <w:rFonts w:ascii="Segoe UI Semibold" w:hAnsi="Segoe UI Semibold" w:cs="Segoe UI Semibold"/>
+        </w:rPr>
+        <w:t xml:space="preserve"> </w:t>
+      </w:r>
+      <w:proofErr w:type="spellStart"/>
+      <w:r>
+        <w:rPr>
+          <w:rFonts w:ascii="Segoe UI Semibold" w:hAnsi="Segoe UI Semibold" w:cs="Segoe UI Semibold"/>
+        </w:rPr>
+        <w:t>تصميم</w:t>
+      </w:r>
+      <w:proofErr w:type="spellEnd"/>
+      <w:r>
+        <w:rPr>
+          <w:rFonts w:ascii="Segoe UI Semibold" w:hAnsi="Segoe UI Semibold" w:cs="Segoe UI Semibold"/>
+        </w:rPr>
+        <w:t xml:space="preserve"> </w:t>
+      </w:r>
+      <w:proofErr w:type="spellStart"/>
+      <w:r>
+        <w:rPr>
+          <w:rFonts w:ascii="Segoe UI Semibold" w:hAnsi="Segoe UI Semibold" w:cs="Segoe UI Semibold"/>
+        </w:rPr>
+        <w:t>النظام</w:t>
+      </w:r>
+      <w:proofErr w:type="spellEnd"/>
+      <w:r>
+        <w:rPr>
+          <w:rFonts w:ascii="Segoe UI Semibold" w:hAnsi="Segoe UI Semibold" w:cs="Segoe UI Semibold"/>
+        </w:rPr>
+        <w:t xml:space="preserve"> </w:t>
+      </w:r>
+      <w:proofErr w:type="spellStart"/>
+      <w:r>
+        <w:rPr>
+          <w:rFonts w:ascii="Segoe UI Semibold" w:hAnsi="Segoe UI Semibold" w:cs="Segoe UI Semibold"/>
+        </w:rPr>
+        <w:t>لمحاكاة</w:t>
+      </w:r>
+      <w:proofErr w:type="spellEnd"/>
+      <w:r>
+        <w:rPr>
+          <w:rFonts w:ascii="Segoe UI Semibold" w:hAnsi="Segoe UI Semibold" w:cs="Segoe UI Semibold"/>
+        </w:rPr>
+        <w:t xml:space="preserve"> </w:t>
+      </w:r>
+      <w:proofErr w:type="spellStart"/>
+      <w:r>
+        <w:rPr>
+          <w:rFonts w:ascii="Segoe UI Semibold" w:hAnsi="Segoe UI Semibold" w:cs="Segoe UI Semibold"/>
+        </w:rPr>
+        <w:t>الضغط</w:t>
+      </w:r>
+      <w:proofErr w:type="spellEnd"/>
+      <w:r>
+        <w:rPr>
+          <w:rFonts w:ascii="Segoe UI Semibold" w:hAnsi="Segoe UI Semibold" w:cs="Segoe UI Semibold"/>
+        </w:rPr>
+        <w:t xml:space="preserve"> </w:t>
+      </w:r>
+      <w:proofErr w:type="spellStart"/>
+      <w:r>
+        <w:rPr>
+          <w:rFonts w:ascii="Segoe UI Semibold" w:hAnsi="Segoe UI Semibold" w:cs="Segoe UI Semibold"/>
+        </w:rPr>
+        <w:t>العالي</w:t>
+      </w:r>
+      <w:proofErr w:type="spellEnd"/>
+      <w:r>
+        <w:rPr>
+          <w:rFonts w:ascii="Segoe UI Semibold" w:hAnsi="Segoe UI Semibold" w:cs="Segoe UI Semibold"/>
+        </w:rPr>
+        <w:t xml:space="preserve"> </w:t>
+      </w:r>
+      <w:proofErr w:type="spellStart"/>
+      <w:r>
+        <w:rPr>
+          <w:rFonts w:ascii="Segoe UI Semibold" w:hAnsi="Segoe UI Semibold" w:cs="Segoe UI Semibold"/>
+        </w:rPr>
+        <w:t>عند</w:t>
+      </w:r>
+      <w:proofErr w:type="spellEnd"/>
+      <w:r>
+        <w:rPr>
+          <w:rFonts w:ascii="Segoe UI Semibold" w:hAnsi="Segoe UI Semibold" w:cs="Segoe UI Semibold"/>
+        </w:rPr>
+        <w:t xml:space="preserve"> </w:t>
+      </w:r>
+      <w:proofErr w:type="spellStart"/>
+      <w:r>
+        <w:rPr>
+          <w:rFonts w:ascii="Segoe UI Semibold" w:hAnsi="Segoe UI Semibold" w:cs="Segoe UI Semibold"/>
+        </w:rPr>
+        <w:t>محاولة</w:t>
+      </w:r>
+      <w:proofErr w:type="spellEnd"/>
+      <w:r>
+        <w:rPr>
+          <w:rFonts w:ascii="Segoe UI Semibold" w:hAnsi="Segoe UI Semibold" w:cs="Segoe UI Semibold"/>
+        </w:rPr>
+        <w:t xml:space="preserve"> </w:t>
+      </w:r>
+      <w:proofErr w:type="spellStart"/>
+      <w:r>
+        <w:rPr>
+          <w:rFonts w:ascii="Segoe UI Semibold" w:hAnsi="Segoe UI Semibold" w:cs="Segoe UI Semibold"/>
+        </w:rPr>
+        <w:t>عدة</w:t>
+      </w:r>
+      <w:proofErr w:type="spellEnd"/>
+      <w:r>
+        <w:rPr>
+          <w:rFonts w:ascii="Segoe UI Semibold" w:hAnsi="Segoe UI Semibold" w:cs="Segoe UI Semibold"/>
+        </w:rPr>
+        <w:t xml:space="preserve"> </w:t>
+      </w:r>
+      <w:proofErr w:type="spellStart"/>
+      <w:r>
+        <w:rPr>
+          <w:rFonts w:ascii="Segoe UI Semibold" w:hAnsi="Segoe UI Semibold" w:cs="Segoe UI Semibold"/>
+        </w:rPr>
+        <w:t>مستخدمين</w:t>
+      </w:r>
+      <w:proofErr w:type="spellEnd"/>
+      <w:r>
+        <w:rPr>
+          <w:rFonts w:ascii="Segoe UI Semibold" w:hAnsi="Segoe UI Semibold" w:cs="Segoe UI Semibold"/>
+        </w:rPr>
+        <w:t xml:space="preserve"> </w:t>
+      </w:r>
+      <w:proofErr w:type="spellStart"/>
+      <w:r>
+        <w:rPr>
+          <w:rFonts w:ascii="Segoe UI Semibold" w:hAnsi="Segoe UI Semibold" w:cs="Segoe UI Semibold"/>
+        </w:rPr>
+        <w:t>حجز</w:t>
+      </w:r>
+      <w:proofErr w:type="spellEnd"/>
+      <w:r>
+        <w:rPr>
+          <w:rFonts w:ascii="Segoe UI Semibold" w:hAnsi="Segoe UI Semibold" w:cs="Segoe UI Semibold"/>
+        </w:rPr>
+        <w:t xml:space="preserve"> </w:t>
       </w:r>
       <w:proofErr w:type="spellStart"/>
       <w:r>
@@ -1594,7 +2713,7 @@
           <w:rFonts w:ascii="Segoe UI Semibold" w:hAnsi="Segoe UI Semibold" w:cs="Segoe UI Semibold"/>
         </w:rPr>
         <w:pict w14:anchorId="509A0794">
-          <v:rect id="_x0000_i4576" style="width:0;height:1.5pt" o:hralign="center" o:hrstd="t" o:hr="t"/>
+          <v:rect id="_x0000_i1274" style="width:0;height:1.5pt" o:hralign="center" o:hrstd="t" o:hr="t"/>
         </w:pict>
       </w:r>
     </w:p>
@@ -1604,6 +2723,8 @@
         <w:bidi/>
         <w:rPr>
           <w:rFonts w:ascii="Segoe UI Semibold" w:hAnsi="Segoe UI Semibold" w:cs="Segoe UI Semibold"/>
+          <w:b/>
+          <w:bCs/>
           <w:rtl/>
         </w:rPr>
       </w:pPr>
@@ -1613,6 +2734,8 @@
       <w:r>
         <w:rPr>
           <w:rFonts w:ascii="Segoe UI Semibold" w:hAnsi="Segoe UI Semibold" w:cs="Segoe UI Semibold"/>
+          <w:b/>
+          <w:bCs/>
         </w:rPr>
         <w:t>المتطلبات</w:t>
       </w:r>
@@ -1620,13 +2743,17 @@
       <w:r>
         <w:rPr>
           <w:rFonts w:ascii="Segoe UI Semibold" w:hAnsi="Segoe UI Semibold" w:cs="Segoe UI Semibold"/>
-        </w:rPr>
-        <w:t xml:space="preserve"> </w:t>
-      </w:r>
-      <w:proofErr w:type="spellStart"/>
-      <w:r>
-        <w:rPr>
-          <w:rFonts w:ascii="Segoe UI Semibold" w:hAnsi="Segoe UI Semibold" w:cs="Segoe UI Semibold"/>
+          <w:b/>
+          <w:bCs/>
+        </w:rPr>
+        <w:t xml:space="preserve"> </w:t>
+      </w:r>
+      <w:proofErr w:type="spellStart"/>
+      <w:r>
+        <w:rPr>
+          <w:rFonts w:ascii="Segoe UI Semibold" w:hAnsi="Segoe UI Semibold" w:cs="Segoe UI Semibold"/>
+          <w:b/>
+          <w:bCs/>
         </w:rPr>
         <w:t>الوظيفية</w:t>
       </w:r>
@@ -1634,13 +2761,17 @@
       <w:r>
         <w:rPr>
           <w:rFonts w:ascii="Segoe UI Semibold" w:hAnsi="Segoe UI Semibold" w:cs="Segoe UI Semibold"/>
-        </w:rPr>
-        <w:t xml:space="preserve"> </w:t>
-      </w:r>
-      <w:proofErr w:type="spellStart"/>
-      <w:r>
-        <w:rPr>
-          <w:rFonts w:ascii="Segoe UI Semibold" w:hAnsi="Segoe UI Semibold" w:cs="Segoe UI Semibold"/>
+          <w:b/>
+          <w:bCs/>
+        </w:rPr>
+        <w:t xml:space="preserve"> </w:t>
+      </w:r>
+      <w:proofErr w:type="spellStart"/>
+      <w:r>
+        <w:rPr>
+          <w:rFonts w:ascii="Segoe UI Semibold" w:hAnsi="Segoe UI Semibold" w:cs="Segoe UI Semibold"/>
+          <w:b/>
+          <w:bCs/>
         </w:rPr>
         <w:t>الأساسية</w:t>
       </w:r>
@@ -1680,21 +2811,7 @@
           <w:rFonts w:ascii="Segoe UI Semibold" w:hAnsi="Segoe UI Semibold" w:cs="Segoe UI Semibold"/>
           <w:rtl/>
         </w:rPr>
-        <w:t xml:space="preserve"> خلفية </w:t>
-      </w:r>
-      <w:r>
-        <w:rPr>
-          <w:rFonts w:ascii="Segoe UI Semibold" w:hAnsi="Segoe UI Semibold" w:cs="Segoe UI Semibold"/>
-          <w:rtl/>
-        </w:rPr>
-        <w:t>بأداء عالي</w:t>
-      </w:r>
-      <w:r>
-        <w:rPr>
-          <w:rFonts w:ascii="Segoe UI Semibold" w:hAnsi="Segoe UI Semibold" w:cs="Segoe UI Semibold"/>
-          <w:rtl/>
-        </w:rPr>
-        <w:t xml:space="preserve"> وتحمل ضغط المستخدمين، ولا يهدف إلى بناء منصة إدارة متكاملة أو واجهات </w:t>
+        <w:t xml:space="preserve"> خلفية بأداء عالي وتحمل ضغط المستخدمين، ولا يهدف إلى بناء منصة إدارة متكاملة أو واجهات </w:t>
       </w:r>
       <w:r>
         <w:rPr>
@@ -1887,12 +3004,14 @@
           <w:rFonts w:ascii="Segoe UI Semibold" w:hAnsi="Segoe UI Semibold" w:cs="Segoe UI Semibold"/>
         </w:rPr>
       </w:pPr>
+      <w:proofErr w:type="spellStart"/>
       <w:r>
         <w:rPr>
           <w:rFonts w:ascii="Segoe UI Semibold" w:hAnsi="Segoe UI Semibold" w:cs="Segoe UI Semibold"/>
         </w:rPr>
         <w:t>المقعد</w:t>
       </w:r>
+      <w:proofErr w:type="spellEnd"/>
     </w:p>
     <w:p>
       <w:pPr>
@@ -1903,11 +3022,47 @@
           <w:rtl/>
         </w:rPr>
       </w:pPr>
-      <w:r>
-        <w:rPr>
-          <w:rFonts w:ascii="Segoe UI Semibold" w:hAnsi="Segoe UI Semibold" w:cs="Segoe UI Semibold"/>
-        </w:rPr>
-        <w:t xml:space="preserve">يقوم النظام بعدها </w:t>
+      <w:proofErr w:type="spellStart"/>
+      <w:r>
+        <w:rPr>
+          <w:rFonts w:ascii="Segoe UI Semibold" w:hAnsi="Segoe UI Semibold" w:cs="Segoe UI Semibold"/>
+        </w:rPr>
+        <w:t>يقوم</w:t>
+      </w:r>
+      <w:proofErr w:type="spellEnd"/>
+      <w:r>
+        <w:rPr>
+          <w:rFonts w:ascii="Segoe UI Semibold" w:hAnsi="Segoe UI Semibold" w:cs="Segoe UI Semibold"/>
+        </w:rPr>
+        <w:t xml:space="preserve"> </w:t>
+      </w:r>
+      <w:proofErr w:type="spellStart"/>
+      <w:r>
+        <w:rPr>
+          <w:rFonts w:ascii="Segoe UI Semibold" w:hAnsi="Segoe UI Semibold" w:cs="Segoe UI Semibold"/>
+        </w:rPr>
+        <w:t>النظام</w:t>
+      </w:r>
+      <w:proofErr w:type="spellEnd"/>
+      <w:r>
+        <w:rPr>
+          <w:rFonts w:ascii="Segoe UI Semibold" w:hAnsi="Segoe UI Semibold" w:cs="Segoe UI Semibold"/>
+        </w:rPr>
+        <w:t xml:space="preserve"> </w:t>
+      </w:r>
+      <w:proofErr w:type="spellStart"/>
+      <w:r>
+        <w:rPr>
+          <w:rFonts w:ascii="Segoe UI Semibold" w:hAnsi="Segoe UI Semibold" w:cs="Segoe UI Semibold"/>
+        </w:rPr>
+        <w:t>بعدها</w:t>
+      </w:r>
+      <w:proofErr w:type="spellEnd"/>
+      <w:r>
+        <w:rPr>
+          <w:rFonts w:ascii="Segoe UI Semibold" w:hAnsi="Segoe UI Semibold" w:cs="Segoe UI Semibold"/>
+        </w:rPr>
+        <w:t xml:space="preserve"> </w:t>
       </w:r>
       <w:proofErr w:type="spellStart"/>
       <w:r>
@@ -2103,7 +3258,49 @@
         <w:rPr>
           <w:rFonts w:ascii="Segoe UI Semibold" w:hAnsi="Segoe UI Semibold" w:cs="Segoe UI Semibold"/>
         </w:rPr>
-        <w:t xml:space="preserve"> نفس المقعد أكثر </w:t>
+        <w:t xml:space="preserve"> </w:t>
+      </w:r>
+      <w:proofErr w:type="spellStart"/>
+      <w:r>
+        <w:rPr>
+          <w:rFonts w:ascii="Segoe UI Semibold" w:hAnsi="Segoe UI Semibold" w:cs="Segoe UI Semibold"/>
+        </w:rPr>
+        <w:t>نفس</w:t>
+      </w:r>
+      <w:proofErr w:type="spellEnd"/>
+      <w:r>
+        <w:rPr>
+          <w:rFonts w:ascii="Segoe UI Semibold" w:hAnsi="Segoe UI Semibold" w:cs="Segoe UI Semibold"/>
+        </w:rPr>
+        <w:t xml:space="preserve"> </w:t>
+      </w:r>
+      <w:proofErr w:type="spellStart"/>
+      <w:r>
+        <w:rPr>
+          <w:rFonts w:ascii="Segoe UI Semibold" w:hAnsi="Segoe UI Semibold" w:cs="Segoe UI Semibold"/>
+        </w:rPr>
+        <w:t>المقعد</w:t>
+      </w:r>
+      <w:proofErr w:type="spellEnd"/>
+      <w:r>
+        <w:rPr>
+          <w:rFonts w:ascii="Segoe UI Semibold" w:hAnsi="Segoe UI Semibold" w:cs="Segoe UI Semibold"/>
+        </w:rPr>
+        <w:t xml:space="preserve"> </w:t>
+      </w:r>
+      <w:proofErr w:type="spellStart"/>
+      <w:r>
+        <w:rPr>
+          <w:rFonts w:ascii="Segoe UI Semibold" w:hAnsi="Segoe UI Semibold" w:cs="Segoe UI Semibold"/>
+        </w:rPr>
+        <w:t>أكثر</w:t>
+      </w:r>
+      <w:proofErr w:type="spellEnd"/>
+      <w:r>
+        <w:rPr>
+          <w:rFonts w:ascii="Segoe UI Semibold" w:hAnsi="Segoe UI Semibold" w:cs="Segoe UI Semibold"/>
+        </w:rPr>
+        <w:t xml:space="preserve"> </w:t>
       </w:r>
       <w:proofErr w:type="spellStart"/>
       <w:r>
@@ -2172,11 +3369,145 @@
           <w:rtl/>
         </w:rPr>
       </w:pPr>
-      <w:r>
-        <w:rPr>
-          <w:rFonts w:ascii="Segoe UI Semibold" w:hAnsi="Segoe UI Semibold" w:cs="Segoe UI Semibold"/>
-        </w:rPr>
-        <w:t xml:space="preserve">تم التركيز بشكل كبير على هذه النقطة بسبب مشاكل التزامن </w:t>
+      <w:proofErr w:type="spellStart"/>
+      <w:r>
+        <w:rPr>
+          <w:rFonts w:ascii="Segoe UI Semibold" w:hAnsi="Segoe UI Semibold" w:cs="Segoe UI Semibold"/>
+        </w:rPr>
+        <w:t>تم</w:t>
+      </w:r>
+      <w:proofErr w:type="spellEnd"/>
+      <w:r>
+        <w:rPr>
+          <w:rFonts w:ascii="Segoe UI Semibold" w:hAnsi="Segoe UI Semibold" w:cs="Segoe UI Semibold"/>
+        </w:rPr>
+        <w:t xml:space="preserve"> </w:t>
+      </w:r>
+      <w:proofErr w:type="spellStart"/>
+      <w:r>
+        <w:rPr>
+          <w:rFonts w:ascii="Segoe UI Semibold" w:hAnsi="Segoe UI Semibold" w:cs="Segoe UI Semibold"/>
+        </w:rPr>
+        <w:t>التركيز</w:t>
+      </w:r>
+      <w:proofErr w:type="spellEnd"/>
+      <w:r>
+        <w:rPr>
+          <w:rFonts w:ascii="Segoe UI Semibold" w:hAnsi="Segoe UI Semibold" w:cs="Segoe UI Semibold"/>
+        </w:rPr>
+        <w:t xml:space="preserve"> </w:t>
+      </w:r>
+      <w:proofErr w:type="spellStart"/>
+      <w:r>
+        <w:rPr>
+          <w:rFonts w:ascii="Segoe UI Semibold" w:hAnsi="Segoe UI Semibold" w:cs="Segoe UI Semibold"/>
+        </w:rPr>
+        <w:t>بشكل</w:t>
+      </w:r>
+      <w:proofErr w:type="spellEnd"/>
+      <w:r>
+        <w:rPr>
+          <w:rFonts w:ascii="Segoe UI Semibold" w:hAnsi="Segoe UI Semibold" w:cs="Segoe UI Semibold"/>
+        </w:rPr>
+        <w:t xml:space="preserve"> </w:t>
+      </w:r>
+      <w:proofErr w:type="spellStart"/>
+      <w:r>
+        <w:rPr>
+          <w:rFonts w:ascii="Segoe UI Semibold" w:hAnsi="Segoe UI Semibold" w:cs="Segoe UI Semibold"/>
+        </w:rPr>
+        <w:t>كبير</w:t>
+      </w:r>
+      <w:proofErr w:type="spellEnd"/>
+      <w:r>
+        <w:rPr>
+          <w:rFonts w:ascii="Segoe UI Semibold" w:hAnsi="Segoe UI Semibold" w:cs="Segoe UI Semibold"/>
+        </w:rPr>
+        <w:t xml:space="preserve"> </w:t>
+      </w:r>
+      <w:proofErr w:type="spellStart"/>
+      <w:r>
+        <w:rPr>
+          <w:rFonts w:ascii="Segoe UI Semibold" w:hAnsi="Segoe UI Semibold" w:cs="Segoe UI Semibold"/>
+        </w:rPr>
+        <w:t>على</w:t>
+      </w:r>
+      <w:proofErr w:type="spellEnd"/>
+      <w:r>
+        <w:rPr>
+          <w:rFonts w:ascii="Segoe UI Semibold" w:hAnsi="Segoe UI Semibold" w:cs="Segoe UI Semibold"/>
+        </w:rPr>
+        <w:t xml:space="preserve"> </w:t>
+      </w:r>
+      <w:proofErr w:type="spellStart"/>
+      <w:r>
+        <w:rPr>
+          <w:rFonts w:ascii="Segoe UI Semibold" w:hAnsi="Segoe UI Semibold" w:cs="Segoe UI Semibold"/>
+        </w:rPr>
+        <w:t>هذه</w:t>
+      </w:r>
+      <w:proofErr w:type="spellEnd"/>
+      <w:r>
+        <w:rPr>
+          <w:rFonts w:ascii="Segoe UI Semibold" w:hAnsi="Segoe UI Semibold" w:cs="Segoe UI Semibold"/>
+        </w:rPr>
+        <w:t xml:space="preserve"> </w:t>
+      </w:r>
+      <w:proofErr w:type="spellStart"/>
+      <w:r>
+        <w:rPr>
+          <w:rFonts w:ascii="Segoe UI Semibold" w:hAnsi="Segoe UI Semibold" w:cs="Segoe UI Semibold"/>
+        </w:rPr>
+        <w:t>النقطة</w:t>
+      </w:r>
+      <w:proofErr w:type="spellEnd"/>
+      <w:r>
+        <w:rPr>
+          <w:rFonts w:ascii="Segoe UI Semibold" w:hAnsi="Segoe UI Semibold" w:cs="Segoe UI Semibold"/>
+        </w:rPr>
+        <w:t xml:space="preserve"> </w:t>
+      </w:r>
+      <w:proofErr w:type="spellStart"/>
+      <w:r>
+        <w:rPr>
+          <w:rFonts w:ascii="Segoe UI Semibold" w:hAnsi="Segoe UI Semibold" w:cs="Segoe UI Semibold"/>
+        </w:rPr>
+        <w:t>بسبب</w:t>
+      </w:r>
+      <w:proofErr w:type="spellEnd"/>
+      <w:r>
+        <w:rPr>
+          <w:rFonts w:ascii="Segoe UI Semibold" w:hAnsi="Segoe UI Semibold" w:cs="Segoe UI Semibold"/>
+        </w:rPr>
+        <w:t xml:space="preserve"> </w:t>
+      </w:r>
+      <w:proofErr w:type="spellStart"/>
+      <w:r>
+        <w:rPr>
+          <w:rFonts w:ascii="Segoe UI Semibold" w:hAnsi="Segoe UI Semibold" w:cs="Segoe UI Semibold"/>
+        </w:rPr>
+        <w:t>مشاكل</w:t>
+      </w:r>
+      <w:proofErr w:type="spellEnd"/>
+      <w:r>
+        <w:rPr>
+          <w:rFonts w:ascii="Segoe UI Semibold" w:hAnsi="Segoe UI Semibold" w:cs="Segoe UI Semibold"/>
+        </w:rPr>
+        <w:t xml:space="preserve"> </w:t>
+      </w:r>
+      <w:proofErr w:type="spellStart"/>
+      <w:r>
+        <w:rPr>
+          <w:rFonts w:ascii="Segoe UI Semibold" w:hAnsi="Segoe UI Semibold" w:cs="Segoe UI Semibold"/>
+        </w:rPr>
+        <w:t>التزامن</w:t>
+      </w:r>
+      <w:proofErr w:type="spellEnd"/>
+      <w:r>
+        <w:rPr>
+          <w:rFonts w:ascii="Segoe UI Semibold" w:hAnsi="Segoe UI Semibold" w:cs="Segoe UI Semibold"/>
+        </w:rPr>
+        <w:t xml:space="preserve"> </w:t>
       </w:r>
       <w:proofErr w:type="spellStart"/>
       <w:r>
@@ -2517,12 +3848,42 @@
           <w:rFonts w:ascii="Segoe UI Semibold" w:hAnsi="Segoe UI Semibold" w:cs="Segoe UI Semibold"/>
         </w:rPr>
       </w:pPr>
-      <w:r>
-        <w:rPr>
-          <w:rFonts w:ascii="Segoe UI Semibold" w:hAnsi="Segoe UI Semibold" w:cs="Segoe UI Semibold"/>
-        </w:rPr>
-        <w:t>التحقق من الرصيد</w:t>
-      </w:r>
+      <w:proofErr w:type="spellStart"/>
+      <w:r>
+        <w:rPr>
+          <w:rFonts w:ascii="Segoe UI Semibold" w:hAnsi="Segoe UI Semibold" w:cs="Segoe UI Semibold"/>
+        </w:rPr>
+        <w:t>التحقق</w:t>
+      </w:r>
+      <w:proofErr w:type="spellEnd"/>
+      <w:r>
+        <w:rPr>
+          <w:rFonts w:ascii="Segoe UI Semibold" w:hAnsi="Segoe UI Semibold" w:cs="Segoe UI Semibold"/>
+        </w:rPr>
+        <w:t xml:space="preserve"> </w:t>
+      </w:r>
+      <w:proofErr w:type="spellStart"/>
+      <w:r>
+        <w:rPr>
+          <w:rFonts w:ascii="Segoe UI Semibold" w:hAnsi="Segoe UI Semibold" w:cs="Segoe UI Semibold"/>
+        </w:rPr>
+        <w:t>من</w:t>
+      </w:r>
+      <w:proofErr w:type="spellEnd"/>
+      <w:r>
+        <w:rPr>
+          <w:rFonts w:ascii="Segoe UI Semibold" w:hAnsi="Segoe UI Semibold" w:cs="Segoe UI Semibold"/>
+        </w:rPr>
+        <w:t xml:space="preserve"> </w:t>
+      </w:r>
+      <w:proofErr w:type="spellStart"/>
+      <w:r>
+        <w:rPr>
+          <w:rFonts w:ascii="Segoe UI Semibold" w:hAnsi="Segoe UI Semibold" w:cs="Segoe UI Semibold"/>
+        </w:rPr>
+        <w:t>الرصيد</w:t>
+      </w:r>
+      <w:proofErr w:type="spellEnd"/>
     </w:p>
     <w:p>
       <w:pPr>
@@ -2536,12 +3897,42 @@
           <w:rFonts w:ascii="Segoe UI Semibold" w:hAnsi="Segoe UI Semibold" w:cs="Segoe UI Semibold"/>
         </w:rPr>
       </w:pPr>
-      <w:r>
-        <w:rPr>
-          <w:rFonts w:ascii="Segoe UI Semibold" w:hAnsi="Segoe UI Semibold" w:cs="Segoe UI Semibold"/>
-        </w:rPr>
-        <w:t>محاكاة بوابة الدفع</w:t>
-      </w:r>
+      <w:proofErr w:type="spellStart"/>
+      <w:r>
+        <w:rPr>
+          <w:rFonts w:ascii="Segoe UI Semibold" w:hAnsi="Segoe UI Semibold" w:cs="Segoe UI Semibold"/>
+        </w:rPr>
+        <w:t>محاكاة</w:t>
+      </w:r>
+      <w:proofErr w:type="spellEnd"/>
+      <w:r>
+        <w:rPr>
+          <w:rFonts w:ascii="Segoe UI Semibold" w:hAnsi="Segoe UI Semibold" w:cs="Segoe UI Semibold"/>
+        </w:rPr>
+        <w:t xml:space="preserve"> </w:t>
+      </w:r>
+      <w:proofErr w:type="spellStart"/>
+      <w:r>
+        <w:rPr>
+          <w:rFonts w:ascii="Segoe UI Semibold" w:hAnsi="Segoe UI Semibold" w:cs="Segoe UI Semibold"/>
+        </w:rPr>
+        <w:t>بوابة</w:t>
+      </w:r>
+      <w:proofErr w:type="spellEnd"/>
+      <w:r>
+        <w:rPr>
+          <w:rFonts w:ascii="Segoe UI Semibold" w:hAnsi="Segoe UI Semibold" w:cs="Segoe UI Semibold"/>
+        </w:rPr>
+        <w:t xml:space="preserve"> </w:t>
+      </w:r>
+      <w:proofErr w:type="spellStart"/>
+      <w:r>
+        <w:rPr>
+          <w:rFonts w:ascii="Segoe UI Semibold" w:hAnsi="Segoe UI Semibold" w:cs="Segoe UI Semibold"/>
+        </w:rPr>
+        <w:t>الدفع</w:t>
+      </w:r>
+      <w:proofErr w:type="spellEnd"/>
     </w:p>
     <w:p>
       <w:pPr>
@@ -2555,12 +3946,42 @@
           <w:rFonts w:ascii="Segoe UI Semibold" w:hAnsi="Segoe UI Semibold" w:cs="Segoe UI Semibold"/>
         </w:rPr>
       </w:pPr>
-      <w:r>
-        <w:rPr>
-          <w:rFonts w:ascii="Segoe UI Semibold" w:hAnsi="Segoe UI Semibold" w:cs="Segoe UI Semibold"/>
-        </w:rPr>
-        <w:t>احتمال فشل الدفع</w:t>
-      </w:r>
+      <w:proofErr w:type="spellStart"/>
+      <w:r>
+        <w:rPr>
+          <w:rFonts w:ascii="Segoe UI Semibold" w:hAnsi="Segoe UI Semibold" w:cs="Segoe UI Semibold"/>
+        </w:rPr>
+        <w:t>احتمال</w:t>
+      </w:r>
+      <w:proofErr w:type="spellEnd"/>
+      <w:r>
+        <w:rPr>
+          <w:rFonts w:ascii="Segoe UI Semibold" w:hAnsi="Segoe UI Semibold" w:cs="Segoe UI Semibold"/>
+        </w:rPr>
+        <w:t xml:space="preserve"> </w:t>
+      </w:r>
+      <w:proofErr w:type="spellStart"/>
+      <w:r>
+        <w:rPr>
+          <w:rFonts w:ascii="Segoe UI Semibold" w:hAnsi="Segoe UI Semibold" w:cs="Segoe UI Semibold"/>
+        </w:rPr>
+        <w:t>فشل</w:t>
+      </w:r>
+      <w:proofErr w:type="spellEnd"/>
+      <w:r>
+        <w:rPr>
+          <w:rFonts w:ascii="Segoe UI Semibold" w:hAnsi="Segoe UI Semibold" w:cs="Segoe UI Semibold"/>
+        </w:rPr>
+        <w:t xml:space="preserve"> </w:t>
+      </w:r>
+      <w:proofErr w:type="spellStart"/>
+      <w:r>
+        <w:rPr>
+          <w:rFonts w:ascii="Segoe UI Semibold" w:hAnsi="Segoe UI Semibold" w:cs="Segoe UI Semibold"/>
+        </w:rPr>
+        <w:t>الدفع</w:t>
+      </w:r>
+      <w:proofErr w:type="spellEnd"/>
     </w:p>
     <w:p>
       <w:pPr>
@@ -2574,12 +3995,42 @@
           <w:rFonts w:ascii="Segoe UI Semibold" w:hAnsi="Segoe UI Semibold" w:cs="Segoe UI Semibold"/>
         </w:rPr>
       </w:pPr>
-      <w:r>
-        <w:rPr>
-          <w:rFonts w:ascii="Segoe UI Semibold" w:hAnsi="Segoe UI Semibold" w:cs="Segoe UI Semibold"/>
-        </w:rPr>
-        <w:t>تحديث حالة الحجز</w:t>
-      </w:r>
+      <w:proofErr w:type="spellStart"/>
+      <w:r>
+        <w:rPr>
+          <w:rFonts w:ascii="Segoe UI Semibold" w:hAnsi="Segoe UI Semibold" w:cs="Segoe UI Semibold"/>
+        </w:rPr>
+        <w:t>تحديث</w:t>
+      </w:r>
+      <w:proofErr w:type="spellEnd"/>
+      <w:r>
+        <w:rPr>
+          <w:rFonts w:ascii="Segoe UI Semibold" w:hAnsi="Segoe UI Semibold" w:cs="Segoe UI Semibold"/>
+        </w:rPr>
+        <w:t xml:space="preserve"> </w:t>
+      </w:r>
+      <w:proofErr w:type="spellStart"/>
+      <w:r>
+        <w:rPr>
+          <w:rFonts w:ascii="Segoe UI Semibold" w:hAnsi="Segoe UI Semibold" w:cs="Segoe UI Semibold"/>
+        </w:rPr>
+        <w:t>حالة</w:t>
+      </w:r>
+      <w:proofErr w:type="spellEnd"/>
+      <w:r>
+        <w:rPr>
+          <w:rFonts w:ascii="Segoe UI Semibold" w:hAnsi="Segoe UI Semibold" w:cs="Segoe UI Semibold"/>
+        </w:rPr>
+        <w:t xml:space="preserve"> </w:t>
+      </w:r>
+      <w:proofErr w:type="spellStart"/>
+      <w:r>
+        <w:rPr>
+          <w:rFonts w:ascii="Segoe UI Semibold" w:hAnsi="Segoe UI Semibold" w:cs="Segoe UI Semibold"/>
+        </w:rPr>
+        <w:t>الحجز</w:t>
+      </w:r>
+      <w:proofErr w:type="spellEnd"/>
     </w:p>
     <w:p>
       <w:pPr>
@@ -2622,11 +4073,33 @@
           <w:rFonts w:ascii="Segoe UI Semibold" w:hAnsi="Segoe UI Semibold" w:cs="Segoe UI Semibold"/>
         </w:rPr>
       </w:pPr>
-      <w:r>
-        <w:rPr>
-          <w:rFonts w:ascii="Segoe UI Semibold" w:hAnsi="Segoe UI Semibold" w:cs="Segoe UI Semibold"/>
-        </w:rPr>
-        <w:t xml:space="preserve">يمتلك كل </w:t>
+      <w:proofErr w:type="spellStart"/>
+      <w:r>
+        <w:rPr>
+          <w:rFonts w:ascii="Segoe UI Semibold" w:hAnsi="Segoe UI Semibold" w:cs="Segoe UI Semibold"/>
+        </w:rPr>
+        <w:t>يمتلك</w:t>
+      </w:r>
+      <w:proofErr w:type="spellEnd"/>
+      <w:r>
+        <w:rPr>
+          <w:rFonts w:ascii="Segoe UI Semibold" w:hAnsi="Segoe UI Semibold" w:cs="Segoe UI Semibold"/>
+        </w:rPr>
+        <w:t xml:space="preserve"> </w:t>
+      </w:r>
+      <w:proofErr w:type="spellStart"/>
+      <w:r>
+        <w:rPr>
+          <w:rFonts w:ascii="Segoe UI Semibold" w:hAnsi="Segoe UI Semibold" w:cs="Segoe UI Semibold"/>
+        </w:rPr>
+        <w:t>كل</w:t>
+      </w:r>
+      <w:proofErr w:type="spellEnd"/>
+      <w:r>
+        <w:rPr>
+          <w:rFonts w:ascii="Segoe UI Semibold" w:hAnsi="Segoe UI Semibold" w:cs="Segoe UI Semibold"/>
+        </w:rPr>
+        <w:t xml:space="preserve"> </w:t>
       </w:r>
       <w:proofErr w:type="spellStart"/>
       <w:r>
@@ -2742,12 +4215,42 @@
           <w:rFonts w:ascii="Segoe UI Semibold" w:hAnsi="Segoe UI Semibold" w:cs="Segoe UI Semibold"/>
         </w:rPr>
       </w:pPr>
-      <w:r>
-        <w:rPr>
-          <w:rFonts w:ascii="Segoe UI Semibold" w:hAnsi="Segoe UI Semibold" w:cs="Segoe UI Semibold"/>
-        </w:rPr>
-        <w:t>التحقق من الرصيد</w:t>
-      </w:r>
+      <w:proofErr w:type="spellStart"/>
+      <w:r>
+        <w:rPr>
+          <w:rFonts w:ascii="Segoe UI Semibold" w:hAnsi="Segoe UI Semibold" w:cs="Segoe UI Semibold"/>
+        </w:rPr>
+        <w:t>التحقق</w:t>
+      </w:r>
+      <w:proofErr w:type="spellEnd"/>
+      <w:r>
+        <w:rPr>
+          <w:rFonts w:ascii="Segoe UI Semibold" w:hAnsi="Segoe UI Semibold" w:cs="Segoe UI Semibold"/>
+        </w:rPr>
+        <w:t xml:space="preserve"> </w:t>
+      </w:r>
+      <w:proofErr w:type="spellStart"/>
+      <w:r>
+        <w:rPr>
+          <w:rFonts w:ascii="Segoe UI Semibold" w:hAnsi="Segoe UI Semibold" w:cs="Segoe UI Semibold"/>
+        </w:rPr>
+        <w:t>من</w:t>
+      </w:r>
+      <w:proofErr w:type="spellEnd"/>
+      <w:r>
+        <w:rPr>
+          <w:rFonts w:ascii="Segoe UI Semibold" w:hAnsi="Segoe UI Semibold" w:cs="Segoe UI Semibold"/>
+        </w:rPr>
+        <w:t xml:space="preserve"> </w:t>
+      </w:r>
+      <w:proofErr w:type="spellStart"/>
+      <w:r>
+        <w:rPr>
+          <w:rFonts w:ascii="Segoe UI Semibold" w:hAnsi="Segoe UI Semibold" w:cs="Segoe UI Semibold"/>
+        </w:rPr>
+        <w:t>الرصيد</w:t>
+      </w:r>
+      <w:proofErr w:type="spellEnd"/>
     </w:p>
     <w:p>
       <w:pPr>
@@ -2761,12 +4264,42 @@
           <w:rFonts w:ascii="Segoe UI Semibold" w:hAnsi="Segoe UI Semibold" w:cs="Segoe UI Semibold"/>
         </w:rPr>
       </w:pPr>
-      <w:r>
-        <w:rPr>
-          <w:rFonts w:ascii="Segoe UI Semibold" w:hAnsi="Segoe UI Semibold" w:cs="Segoe UI Semibold"/>
-        </w:rPr>
-        <w:t>خصم قيمة التذكرة</w:t>
-      </w:r>
+      <w:proofErr w:type="spellStart"/>
+      <w:r>
+        <w:rPr>
+          <w:rFonts w:ascii="Segoe UI Semibold" w:hAnsi="Segoe UI Semibold" w:cs="Segoe UI Semibold"/>
+        </w:rPr>
+        <w:t>خصم</w:t>
+      </w:r>
+      <w:proofErr w:type="spellEnd"/>
+      <w:r>
+        <w:rPr>
+          <w:rFonts w:ascii="Segoe UI Semibold" w:hAnsi="Segoe UI Semibold" w:cs="Segoe UI Semibold"/>
+        </w:rPr>
+        <w:t xml:space="preserve"> </w:t>
+      </w:r>
+      <w:proofErr w:type="spellStart"/>
+      <w:r>
+        <w:rPr>
+          <w:rFonts w:ascii="Segoe UI Semibold" w:hAnsi="Segoe UI Semibold" w:cs="Segoe UI Semibold"/>
+        </w:rPr>
+        <w:t>قيمة</w:t>
+      </w:r>
+      <w:proofErr w:type="spellEnd"/>
+      <w:r>
+        <w:rPr>
+          <w:rFonts w:ascii="Segoe UI Semibold" w:hAnsi="Segoe UI Semibold" w:cs="Segoe UI Semibold"/>
+        </w:rPr>
+        <w:t xml:space="preserve"> </w:t>
+      </w:r>
+      <w:proofErr w:type="spellStart"/>
+      <w:r>
+        <w:rPr>
+          <w:rFonts w:ascii="Segoe UI Semibold" w:hAnsi="Segoe UI Semibold" w:cs="Segoe UI Semibold"/>
+        </w:rPr>
+        <w:t>التذكرة</w:t>
+      </w:r>
+      <w:proofErr w:type="spellEnd"/>
     </w:p>
     <w:p>
       <w:pPr>
@@ -2780,12 +4313,84 @@
           <w:rFonts w:ascii="Segoe UI Semibold" w:hAnsi="Segoe UI Semibold" w:cs="Segoe UI Semibold"/>
         </w:rPr>
       </w:pPr>
-      <w:r>
-        <w:rPr>
-          <w:rFonts w:ascii="Segoe UI Semibold" w:hAnsi="Segoe UI Semibold" w:cs="Segoe UI Semibold"/>
-        </w:rPr>
-        <w:t>منع الحجز عند عدم كفاية الرصيد</w:t>
-      </w:r>
+      <w:proofErr w:type="spellStart"/>
+      <w:r>
+        <w:rPr>
+          <w:rFonts w:ascii="Segoe UI Semibold" w:hAnsi="Segoe UI Semibold" w:cs="Segoe UI Semibold"/>
+        </w:rPr>
+        <w:t>منع</w:t>
+      </w:r>
+      <w:proofErr w:type="spellEnd"/>
+      <w:r>
+        <w:rPr>
+          <w:rFonts w:ascii="Segoe UI Semibold" w:hAnsi="Segoe UI Semibold" w:cs="Segoe UI Semibold"/>
+        </w:rPr>
+        <w:t xml:space="preserve"> </w:t>
+      </w:r>
+      <w:proofErr w:type="spellStart"/>
+      <w:r>
+        <w:rPr>
+          <w:rFonts w:ascii="Segoe UI Semibold" w:hAnsi="Segoe UI Semibold" w:cs="Segoe UI Semibold"/>
+        </w:rPr>
+        <w:t>الحجز</w:t>
+      </w:r>
+      <w:proofErr w:type="spellEnd"/>
+      <w:r>
+        <w:rPr>
+          <w:rFonts w:ascii="Segoe UI Semibold" w:hAnsi="Segoe UI Semibold" w:cs="Segoe UI Semibold"/>
+        </w:rPr>
+        <w:t xml:space="preserve"> </w:t>
+      </w:r>
+      <w:proofErr w:type="spellStart"/>
+      <w:r>
+        <w:rPr>
+          <w:rFonts w:ascii="Segoe UI Semibold" w:hAnsi="Segoe UI Semibold" w:cs="Segoe UI Semibold"/>
+        </w:rPr>
+        <w:t>عند</w:t>
+      </w:r>
+      <w:proofErr w:type="spellEnd"/>
+      <w:r>
+        <w:rPr>
+          <w:rFonts w:ascii="Segoe UI Semibold" w:hAnsi="Segoe UI Semibold" w:cs="Segoe UI Semibold"/>
+        </w:rPr>
+        <w:t xml:space="preserve"> </w:t>
+      </w:r>
+      <w:proofErr w:type="spellStart"/>
+      <w:r>
+        <w:rPr>
+          <w:rFonts w:ascii="Segoe UI Semibold" w:hAnsi="Segoe UI Semibold" w:cs="Segoe UI Semibold"/>
+        </w:rPr>
+        <w:t>عدم</w:t>
+      </w:r>
+      <w:proofErr w:type="spellEnd"/>
+      <w:r>
+        <w:rPr>
+          <w:rFonts w:ascii="Segoe UI Semibold" w:hAnsi="Segoe UI Semibold" w:cs="Segoe UI Semibold"/>
+        </w:rPr>
+        <w:t xml:space="preserve"> </w:t>
+      </w:r>
+      <w:proofErr w:type="spellStart"/>
+      <w:r>
+        <w:rPr>
+          <w:rFonts w:ascii="Segoe UI Semibold" w:hAnsi="Segoe UI Semibold" w:cs="Segoe UI Semibold"/>
+        </w:rPr>
+        <w:t>كفاية</w:t>
+      </w:r>
+      <w:proofErr w:type="spellEnd"/>
+      <w:r>
+        <w:rPr>
+          <w:rFonts w:ascii="Segoe UI Semibold" w:hAnsi="Segoe UI Semibold" w:cs="Segoe UI Semibold"/>
+        </w:rPr>
+        <w:t xml:space="preserve"> </w:t>
+      </w:r>
+      <w:proofErr w:type="spellStart"/>
+      <w:r>
+        <w:rPr>
+          <w:rFonts w:ascii="Segoe UI Semibold" w:hAnsi="Segoe UI Semibold" w:cs="Segoe UI Semibold"/>
+        </w:rPr>
+        <w:t>الرصيد</w:t>
+      </w:r>
+      <w:proofErr w:type="spellEnd"/>
     </w:p>
     <w:p>
       <w:pPr>
@@ -2938,12 +4543,84 @@
           <w:rFonts w:ascii="Segoe UI Semibold" w:hAnsi="Segoe UI Semibold" w:cs="Segoe UI Semibold"/>
         </w:rPr>
       </w:pPr>
-      <w:r>
-        <w:rPr>
-          <w:rFonts w:ascii="Segoe UI Semibold" w:hAnsi="Segoe UI Semibold" w:cs="Segoe UI Semibold"/>
-        </w:rPr>
-        <w:t>يتم تأكيد الحجز عند نجاح الدفع</w:t>
-      </w:r>
+      <w:proofErr w:type="spellStart"/>
+      <w:r>
+        <w:rPr>
+          <w:rFonts w:ascii="Segoe UI Semibold" w:hAnsi="Segoe UI Semibold" w:cs="Segoe UI Semibold"/>
+        </w:rPr>
+        <w:t>يتم</w:t>
+      </w:r>
+      <w:proofErr w:type="spellEnd"/>
+      <w:r>
+        <w:rPr>
+          <w:rFonts w:ascii="Segoe UI Semibold" w:hAnsi="Segoe UI Semibold" w:cs="Segoe UI Semibold"/>
+        </w:rPr>
+        <w:t xml:space="preserve"> </w:t>
+      </w:r>
+      <w:proofErr w:type="spellStart"/>
+      <w:r>
+        <w:rPr>
+          <w:rFonts w:ascii="Segoe UI Semibold" w:hAnsi="Segoe UI Semibold" w:cs="Segoe UI Semibold"/>
+        </w:rPr>
+        <w:t>تأكيد</w:t>
+      </w:r>
+      <w:proofErr w:type="spellEnd"/>
+      <w:r>
+        <w:rPr>
+          <w:rFonts w:ascii="Segoe UI Semibold" w:hAnsi="Segoe UI Semibold" w:cs="Segoe UI Semibold"/>
+        </w:rPr>
+        <w:t xml:space="preserve"> </w:t>
+      </w:r>
+      <w:proofErr w:type="spellStart"/>
+      <w:r>
+        <w:rPr>
+          <w:rFonts w:ascii="Segoe UI Semibold" w:hAnsi="Segoe UI Semibold" w:cs="Segoe UI Semibold"/>
+        </w:rPr>
+        <w:t>الحجز</w:t>
+      </w:r>
+      <w:proofErr w:type="spellEnd"/>
+      <w:r>
+        <w:rPr>
+          <w:rFonts w:ascii="Segoe UI Semibold" w:hAnsi="Segoe UI Semibold" w:cs="Segoe UI Semibold"/>
+        </w:rPr>
+        <w:t xml:space="preserve"> </w:t>
+      </w:r>
+      <w:proofErr w:type="spellStart"/>
+      <w:r>
+        <w:rPr>
+          <w:rFonts w:ascii="Segoe UI Semibold" w:hAnsi="Segoe UI Semibold" w:cs="Segoe UI Semibold"/>
+        </w:rPr>
+        <w:t>عند</w:t>
+      </w:r>
+      <w:proofErr w:type="spellEnd"/>
+      <w:r>
+        <w:rPr>
+          <w:rFonts w:ascii="Segoe UI Semibold" w:hAnsi="Segoe UI Semibold" w:cs="Segoe UI Semibold"/>
+        </w:rPr>
+        <w:t xml:space="preserve"> </w:t>
+      </w:r>
+      <w:proofErr w:type="spellStart"/>
+      <w:r>
+        <w:rPr>
+          <w:rFonts w:ascii="Segoe UI Semibold" w:hAnsi="Segoe UI Semibold" w:cs="Segoe UI Semibold"/>
+        </w:rPr>
+        <w:t>نجاح</w:t>
+      </w:r>
+      <w:proofErr w:type="spellEnd"/>
+      <w:r>
+        <w:rPr>
+          <w:rFonts w:ascii="Segoe UI Semibold" w:hAnsi="Segoe UI Semibold" w:cs="Segoe UI Semibold"/>
+        </w:rPr>
+        <w:t xml:space="preserve"> </w:t>
+      </w:r>
+      <w:proofErr w:type="spellStart"/>
+      <w:r>
+        <w:rPr>
+          <w:rFonts w:ascii="Segoe UI Semibold" w:hAnsi="Segoe UI Semibold" w:cs="Segoe UI Semibold"/>
+        </w:rPr>
+        <w:t>الدفع</w:t>
+      </w:r>
+      <w:proofErr w:type="spellEnd"/>
     </w:p>
     <w:p>
       <w:pPr>
@@ -2957,12 +4634,84 @@
           <w:rFonts w:ascii="Segoe UI Semibold" w:hAnsi="Segoe UI Semibold" w:cs="Segoe UI Semibold"/>
         </w:rPr>
       </w:pPr>
-      <w:r>
-        <w:rPr>
-          <w:rFonts w:ascii="Segoe UI Semibold" w:hAnsi="Segoe UI Semibold" w:cs="Segoe UI Semibold"/>
-        </w:rPr>
-        <w:t>يتم إلغاء الحجز عند فشل الدفع</w:t>
-      </w:r>
+      <w:proofErr w:type="spellStart"/>
+      <w:r>
+        <w:rPr>
+          <w:rFonts w:ascii="Segoe UI Semibold" w:hAnsi="Segoe UI Semibold" w:cs="Segoe UI Semibold"/>
+        </w:rPr>
+        <w:t>يتم</w:t>
+      </w:r>
+      <w:proofErr w:type="spellEnd"/>
+      <w:r>
+        <w:rPr>
+          <w:rFonts w:ascii="Segoe UI Semibold" w:hAnsi="Segoe UI Semibold" w:cs="Segoe UI Semibold"/>
+        </w:rPr>
+        <w:t xml:space="preserve"> </w:t>
+      </w:r>
+      <w:proofErr w:type="spellStart"/>
+      <w:r>
+        <w:rPr>
+          <w:rFonts w:ascii="Segoe UI Semibold" w:hAnsi="Segoe UI Semibold" w:cs="Segoe UI Semibold"/>
+        </w:rPr>
+        <w:t>إلغاء</w:t>
+      </w:r>
+      <w:proofErr w:type="spellEnd"/>
+      <w:r>
+        <w:rPr>
+          <w:rFonts w:ascii="Segoe UI Semibold" w:hAnsi="Segoe UI Semibold" w:cs="Segoe UI Semibold"/>
+        </w:rPr>
+        <w:t xml:space="preserve"> </w:t>
+      </w:r>
+      <w:proofErr w:type="spellStart"/>
+      <w:r>
+        <w:rPr>
+          <w:rFonts w:ascii="Segoe UI Semibold" w:hAnsi="Segoe UI Semibold" w:cs="Segoe UI Semibold"/>
+        </w:rPr>
+        <w:t>الحجز</w:t>
+      </w:r>
+      <w:proofErr w:type="spellEnd"/>
+      <w:r>
+        <w:rPr>
+          <w:rFonts w:ascii="Segoe UI Semibold" w:hAnsi="Segoe UI Semibold" w:cs="Segoe UI Semibold"/>
+        </w:rPr>
+        <w:t xml:space="preserve"> </w:t>
+      </w:r>
+      <w:proofErr w:type="spellStart"/>
+      <w:r>
+        <w:rPr>
+          <w:rFonts w:ascii="Segoe UI Semibold" w:hAnsi="Segoe UI Semibold" w:cs="Segoe UI Semibold"/>
+        </w:rPr>
+        <w:t>عند</w:t>
+      </w:r>
+      <w:proofErr w:type="spellEnd"/>
+      <w:r>
+        <w:rPr>
+          <w:rFonts w:ascii="Segoe UI Semibold" w:hAnsi="Segoe UI Semibold" w:cs="Segoe UI Semibold"/>
+        </w:rPr>
+        <w:t xml:space="preserve"> </w:t>
+      </w:r>
+      <w:proofErr w:type="spellStart"/>
+      <w:r>
+        <w:rPr>
+          <w:rFonts w:ascii="Segoe UI Semibold" w:hAnsi="Segoe UI Semibold" w:cs="Segoe UI Semibold"/>
+        </w:rPr>
+        <w:t>فشل</w:t>
+      </w:r>
+      <w:proofErr w:type="spellEnd"/>
+      <w:r>
+        <w:rPr>
+          <w:rFonts w:ascii="Segoe UI Semibold" w:hAnsi="Segoe UI Semibold" w:cs="Segoe UI Semibold"/>
+        </w:rPr>
+        <w:t xml:space="preserve"> </w:t>
+      </w:r>
+      <w:proofErr w:type="spellStart"/>
+      <w:r>
+        <w:rPr>
+          <w:rFonts w:ascii="Segoe UI Semibold" w:hAnsi="Segoe UI Semibold" w:cs="Segoe UI Semibold"/>
+        </w:rPr>
+        <w:t>الدفع</w:t>
+      </w:r>
+      <w:proofErr w:type="spellEnd"/>
     </w:p>
     <w:p>
       <w:pPr>
@@ -2976,12 +4725,84 @@
           <w:rFonts w:ascii="Segoe UI Semibold" w:hAnsi="Segoe UI Semibold" w:cs="Segoe UI Semibold"/>
         </w:rPr>
       </w:pPr>
-      <w:r>
-        <w:rPr>
-          <w:rFonts w:ascii="Segoe UI Semibold" w:hAnsi="Segoe UI Semibold" w:cs="Segoe UI Semibold"/>
-        </w:rPr>
-        <w:t>يتم تحرير المقعد تلقائيًا عند الإلغاء</w:t>
-      </w:r>
+      <w:proofErr w:type="spellStart"/>
+      <w:r>
+        <w:rPr>
+          <w:rFonts w:ascii="Segoe UI Semibold" w:hAnsi="Segoe UI Semibold" w:cs="Segoe UI Semibold"/>
+        </w:rPr>
+        <w:t>يتم</w:t>
+      </w:r>
+      <w:proofErr w:type="spellEnd"/>
+      <w:r>
+        <w:rPr>
+          <w:rFonts w:ascii="Segoe UI Semibold" w:hAnsi="Segoe UI Semibold" w:cs="Segoe UI Semibold"/>
+        </w:rPr>
+        <w:t xml:space="preserve"> </w:t>
+      </w:r>
+      <w:proofErr w:type="spellStart"/>
+      <w:r>
+        <w:rPr>
+          <w:rFonts w:ascii="Segoe UI Semibold" w:hAnsi="Segoe UI Semibold" w:cs="Segoe UI Semibold"/>
+        </w:rPr>
+        <w:t>تحرير</w:t>
+      </w:r>
+      <w:proofErr w:type="spellEnd"/>
+      <w:r>
+        <w:rPr>
+          <w:rFonts w:ascii="Segoe UI Semibold" w:hAnsi="Segoe UI Semibold" w:cs="Segoe UI Semibold"/>
+        </w:rPr>
+        <w:t xml:space="preserve"> </w:t>
+      </w:r>
+      <w:proofErr w:type="spellStart"/>
+      <w:r>
+        <w:rPr>
+          <w:rFonts w:ascii="Segoe UI Semibold" w:hAnsi="Segoe UI Semibold" w:cs="Segoe UI Semibold"/>
+        </w:rPr>
+        <w:t>المقعد</w:t>
+      </w:r>
+      <w:proofErr w:type="spellEnd"/>
+      <w:r>
+        <w:rPr>
+          <w:rFonts w:ascii="Segoe UI Semibold" w:hAnsi="Segoe UI Semibold" w:cs="Segoe UI Semibold"/>
+        </w:rPr>
+        <w:t xml:space="preserve"> </w:t>
+      </w:r>
+      <w:proofErr w:type="spellStart"/>
+      <w:r>
+        <w:rPr>
+          <w:rFonts w:ascii="Segoe UI Semibold" w:hAnsi="Segoe UI Semibold" w:cs="Segoe UI Semibold"/>
+        </w:rPr>
+        <w:t>تلقائيًا</w:t>
+      </w:r>
+      <w:proofErr w:type="spellEnd"/>
+      <w:r>
+        <w:rPr>
+          <w:rFonts w:ascii="Segoe UI Semibold" w:hAnsi="Segoe UI Semibold" w:cs="Segoe UI Semibold"/>
+        </w:rPr>
+        <w:t xml:space="preserve"> </w:t>
+      </w:r>
+      <w:proofErr w:type="spellStart"/>
+      <w:r>
+        <w:rPr>
+          <w:rFonts w:ascii="Segoe UI Semibold" w:hAnsi="Segoe UI Semibold" w:cs="Segoe UI Semibold"/>
+        </w:rPr>
+        <w:t>عند</w:t>
+      </w:r>
+      <w:proofErr w:type="spellEnd"/>
+      <w:r>
+        <w:rPr>
+          <w:rFonts w:ascii="Segoe UI Semibold" w:hAnsi="Segoe UI Semibold" w:cs="Segoe UI Semibold"/>
+        </w:rPr>
+        <w:t xml:space="preserve"> </w:t>
+      </w:r>
+      <w:proofErr w:type="spellStart"/>
+      <w:r>
+        <w:rPr>
+          <w:rFonts w:ascii="Segoe UI Semibold" w:hAnsi="Segoe UI Semibold" w:cs="Segoe UI Semibold"/>
+        </w:rPr>
+        <w:t>الإلغاء</w:t>
+      </w:r>
+      <w:proofErr w:type="spellEnd"/>
     </w:p>
     <w:p>
       <w:pPr>
@@ -3036,11 +4857,47 @@
           <w:rFonts w:ascii="Segoe UI Semibold" w:hAnsi="Segoe UI Semibold" w:cs="Segoe UI Semibold"/>
         </w:rPr>
       </w:pPr>
-      <w:r>
-        <w:rPr>
-          <w:rFonts w:ascii="Segoe UI Semibold" w:hAnsi="Segoe UI Semibold" w:cs="Segoe UI Semibold"/>
-        </w:rPr>
-        <w:t xml:space="preserve">تمت محاكاة إرسال </w:t>
+      <w:proofErr w:type="spellStart"/>
+      <w:r>
+        <w:rPr>
+          <w:rFonts w:ascii="Segoe UI Semibold" w:hAnsi="Segoe UI Semibold" w:cs="Segoe UI Semibold"/>
+        </w:rPr>
+        <w:t>تمت</w:t>
+      </w:r>
+      <w:proofErr w:type="spellEnd"/>
+      <w:r>
+        <w:rPr>
+          <w:rFonts w:ascii="Segoe UI Semibold" w:hAnsi="Segoe UI Semibold" w:cs="Segoe UI Semibold"/>
+        </w:rPr>
+        <w:t xml:space="preserve"> </w:t>
+      </w:r>
+      <w:proofErr w:type="spellStart"/>
+      <w:r>
+        <w:rPr>
+          <w:rFonts w:ascii="Segoe UI Semibold" w:hAnsi="Segoe UI Semibold" w:cs="Segoe UI Semibold"/>
+        </w:rPr>
+        <w:t>محاكاة</w:t>
+      </w:r>
+      <w:proofErr w:type="spellEnd"/>
+      <w:r>
+        <w:rPr>
+          <w:rFonts w:ascii="Segoe UI Semibold" w:hAnsi="Segoe UI Semibold" w:cs="Segoe UI Semibold"/>
+        </w:rPr>
+        <w:t xml:space="preserve"> </w:t>
+      </w:r>
+      <w:proofErr w:type="spellStart"/>
+      <w:r>
+        <w:rPr>
+          <w:rFonts w:ascii="Segoe UI Semibold" w:hAnsi="Segoe UI Semibold" w:cs="Segoe UI Semibold"/>
+        </w:rPr>
+        <w:t>إرسال</w:t>
+      </w:r>
+      <w:proofErr w:type="spellEnd"/>
+      <w:r>
+        <w:rPr>
+          <w:rFonts w:ascii="Segoe UI Semibold" w:hAnsi="Segoe UI Semibold" w:cs="Segoe UI Semibold"/>
+        </w:rPr>
+        <w:t xml:space="preserve"> </w:t>
       </w:r>
       <w:proofErr w:type="spellStart"/>
       <w:r>
@@ -3135,12 +4992,42 @@
           <w:rFonts w:ascii="Segoe UI Semibold" w:hAnsi="Segoe UI Semibold" w:cs="Segoe UI Semibold"/>
         </w:rPr>
       </w:pPr>
-      <w:r>
-        <w:rPr>
-          <w:rFonts w:ascii="Segoe UI Semibold" w:hAnsi="Segoe UI Semibold" w:cs="Segoe UI Semibold"/>
-        </w:rPr>
-        <w:t>إشعار نجاح الحجز</w:t>
-      </w:r>
+      <w:proofErr w:type="spellStart"/>
+      <w:r>
+        <w:rPr>
+          <w:rFonts w:ascii="Segoe UI Semibold" w:hAnsi="Segoe UI Semibold" w:cs="Segoe UI Semibold"/>
+        </w:rPr>
+        <w:t>إشعار</w:t>
+      </w:r>
+      <w:proofErr w:type="spellEnd"/>
+      <w:r>
+        <w:rPr>
+          <w:rFonts w:ascii="Segoe UI Semibold" w:hAnsi="Segoe UI Semibold" w:cs="Segoe UI Semibold"/>
+        </w:rPr>
+        <w:t xml:space="preserve"> </w:t>
+      </w:r>
+      <w:proofErr w:type="spellStart"/>
+      <w:r>
+        <w:rPr>
+          <w:rFonts w:ascii="Segoe UI Semibold" w:hAnsi="Segoe UI Semibold" w:cs="Segoe UI Semibold"/>
+        </w:rPr>
+        <w:t>نجاح</w:t>
+      </w:r>
+      <w:proofErr w:type="spellEnd"/>
+      <w:r>
+        <w:rPr>
+          <w:rFonts w:ascii="Segoe UI Semibold" w:hAnsi="Segoe UI Semibold" w:cs="Segoe UI Semibold"/>
+        </w:rPr>
+        <w:t xml:space="preserve"> </w:t>
+      </w:r>
+      <w:proofErr w:type="spellStart"/>
+      <w:r>
+        <w:rPr>
+          <w:rFonts w:ascii="Segoe UI Semibold" w:hAnsi="Segoe UI Semibold" w:cs="Segoe UI Semibold"/>
+        </w:rPr>
+        <w:t>الحجز</w:t>
+      </w:r>
+      <w:proofErr w:type="spellEnd"/>
     </w:p>
     <w:p>
       <w:pPr>
@@ -3154,12 +5041,42 @@
           <w:rFonts w:ascii="Segoe UI Semibold" w:hAnsi="Segoe UI Semibold" w:cs="Segoe UI Semibold"/>
         </w:rPr>
       </w:pPr>
-      <w:r>
-        <w:rPr>
-          <w:rFonts w:ascii="Segoe UI Semibold" w:hAnsi="Segoe UI Semibold" w:cs="Segoe UI Semibold"/>
-        </w:rPr>
-        <w:t>إشعار فشل الدفع</w:t>
-      </w:r>
+      <w:proofErr w:type="spellStart"/>
+      <w:r>
+        <w:rPr>
+          <w:rFonts w:ascii="Segoe UI Semibold" w:hAnsi="Segoe UI Semibold" w:cs="Segoe UI Semibold"/>
+        </w:rPr>
+        <w:t>إشعار</w:t>
+      </w:r>
+      <w:proofErr w:type="spellEnd"/>
+      <w:r>
+        <w:rPr>
+          <w:rFonts w:ascii="Segoe UI Semibold" w:hAnsi="Segoe UI Semibold" w:cs="Segoe UI Semibold"/>
+        </w:rPr>
+        <w:t xml:space="preserve"> </w:t>
+      </w:r>
+      <w:proofErr w:type="spellStart"/>
+      <w:r>
+        <w:rPr>
+          <w:rFonts w:ascii="Segoe UI Semibold" w:hAnsi="Segoe UI Semibold" w:cs="Segoe UI Semibold"/>
+        </w:rPr>
+        <w:t>فشل</w:t>
+      </w:r>
+      <w:proofErr w:type="spellEnd"/>
+      <w:r>
+        <w:rPr>
+          <w:rFonts w:ascii="Segoe UI Semibold" w:hAnsi="Segoe UI Semibold" w:cs="Segoe UI Semibold"/>
+        </w:rPr>
+        <w:t xml:space="preserve"> </w:t>
+      </w:r>
+      <w:proofErr w:type="spellStart"/>
+      <w:r>
+        <w:rPr>
+          <w:rFonts w:ascii="Segoe UI Semibold" w:hAnsi="Segoe UI Semibold" w:cs="Segoe UI Semibold"/>
+        </w:rPr>
+        <w:t>الدفع</w:t>
+      </w:r>
+      <w:proofErr w:type="spellEnd"/>
     </w:p>
     <w:p>
       <w:pPr>
@@ -3249,11 +5166,117 @@
           <w:rFonts w:ascii="Segoe UI Semibold" w:hAnsi="Segoe UI Semibold" w:cs="Segoe UI Semibold"/>
         </w:rPr>
       </w:pPr>
-      <w:r>
-        <w:rPr>
-          <w:rFonts w:ascii="Segoe UI Semibold" w:hAnsi="Segoe UI Semibold" w:cs="Segoe UI Semibold"/>
-        </w:rPr>
-        <w:t xml:space="preserve">تم تنفيذ وظيفة خلفية تقوم بمعالجة بيانات الحجوزات </w:t>
+      <w:proofErr w:type="spellStart"/>
+      <w:r>
+        <w:rPr>
+          <w:rFonts w:ascii="Segoe UI Semibold" w:hAnsi="Segoe UI Semibold" w:cs="Segoe UI Semibold"/>
+        </w:rPr>
+        <w:t>تم</w:t>
+      </w:r>
+      <w:proofErr w:type="spellEnd"/>
+      <w:r>
+        <w:rPr>
+          <w:rFonts w:ascii="Segoe UI Semibold" w:hAnsi="Segoe UI Semibold" w:cs="Segoe UI Semibold"/>
+        </w:rPr>
+        <w:t xml:space="preserve"> </w:t>
+      </w:r>
+      <w:proofErr w:type="spellStart"/>
+      <w:r>
+        <w:rPr>
+          <w:rFonts w:ascii="Segoe UI Semibold" w:hAnsi="Segoe UI Semibold" w:cs="Segoe UI Semibold"/>
+        </w:rPr>
+        <w:t>تنفيذ</w:t>
+      </w:r>
+      <w:proofErr w:type="spellEnd"/>
+      <w:r>
+        <w:rPr>
+          <w:rFonts w:ascii="Segoe UI Semibold" w:hAnsi="Segoe UI Semibold" w:cs="Segoe UI Semibold"/>
+        </w:rPr>
+        <w:t xml:space="preserve"> </w:t>
+      </w:r>
+      <w:proofErr w:type="spellStart"/>
+      <w:r>
+        <w:rPr>
+          <w:rFonts w:ascii="Segoe UI Semibold" w:hAnsi="Segoe UI Semibold" w:cs="Segoe UI Semibold"/>
+        </w:rPr>
+        <w:t>وظيفة</w:t>
+      </w:r>
+      <w:proofErr w:type="spellEnd"/>
+      <w:r>
+        <w:rPr>
+          <w:rFonts w:ascii="Segoe UI Semibold" w:hAnsi="Segoe UI Semibold" w:cs="Segoe UI Semibold"/>
+        </w:rPr>
+        <w:t xml:space="preserve"> </w:t>
+      </w:r>
+      <w:proofErr w:type="spellStart"/>
+      <w:r>
+        <w:rPr>
+          <w:rFonts w:ascii="Segoe UI Semibold" w:hAnsi="Segoe UI Semibold" w:cs="Segoe UI Semibold"/>
+        </w:rPr>
+        <w:t>خلفية</w:t>
+      </w:r>
+      <w:proofErr w:type="spellEnd"/>
+      <w:r>
+        <w:rPr>
+          <w:rFonts w:ascii="Segoe UI Semibold" w:hAnsi="Segoe UI Semibold" w:cs="Segoe UI Semibold"/>
+        </w:rPr>
+        <w:t xml:space="preserve"> </w:t>
+      </w:r>
+      <w:proofErr w:type="spellStart"/>
+      <w:r>
+        <w:rPr>
+          <w:rFonts w:ascii="Segoe UI Semibold" w:hAnsi="Segoe UI Semibold" w:cs="Segoe UI Semibold"/>
+        </w:rPr>
+        <w:t>تقوم</w:t>
+      </w:r>
+      <w:proofErr w:type="spellEnd"/>
+      <w:r>
+        <w:rPr>
+          <w:rFonts w:ascii="Segoe UI Semibold" w:hAnsi="Segoe UI Semibold" w:cs="Segoe UI Semibold"/>
+        </w:rPr>
+        <w:t xml:space="preserve"> </w:t>
+      </w:r>
+      <w:proofErr w:type="spellStart"/>
+      <w:r>
+        <w:rPr>
+          <w:rFonts w:ascii="Segoe UI Semibold" w:hAnsi="Segoe UI Semibold" w:cs="Segoe UI Semibold"/>
+        </w:rPr>
+        <w:t>بمعالجة</w:t>
+      </w:r>
+      <w:proofErr w:type="spellEnd"/>
+      <w:r>
+        <w:rPr>
+          <w:rFonts w:ascii="Segoe UI Semibold" w:hAnsi="Segoe UI Semibold" w:cs="Segoe UI Semibold"/>
+        </w:rPr>
+        <w:t xml:space="preserve"> </w:t>
+      </w:r>
+      <w:proofErr w:type="spellStart"/>
+      <w:r>
+        <w:rPr>
+          <w:rFonts w:ascii="Segoe UI Semibold" w:hAnsi="Segoe UI Semibold" w:cs="Segoe UI Semibold"/>
+        </w:rPr>
+        <w:t>بيانات</w:t>
+      </w:r>
+      <w:proofErr w:type="spellEnd"/>
+      <w:r>
+        <w:rPr>
+          <w:rFonts w:ascii="Segoe UI Semibold" w:hAnsi="Segoe UI Semibold" w:cs="Segoe UI Semibold"/>
+        </w:rPr>
+        <w:t xml:space="preserve"> </w:t>
+      </w:r>
+      <w:proofErr w:type="spellStart"/>
+      <w:r>
+        <w:rPr>
+          <w:rFonts w:ascii="Segoe UI Semibold" w:hAnsi="Segoe UI Semibold" w:cs="Segoe UI Semibold"/>
+        </w:rPr>
+        <w:t>الحجوزات</w:t>
+      </w:r>
+      <w:proofErr w:type="spellEnd"/>
+      <w:r>
+        <w:rPr>
+          <w:rFonts w:ascii="Segoe UI Semibold" w:hAnsi="Segoe UI Semibold" w:cs="Segoe UI Semibold"/>
+        </w:rPr>
+        <w:t xml:space="preserve"> </w:t>
       </w:r>
       <w:proofErr w:type="spellStart"/>
       <w:r>
@@ -3321,11 +5344,47 @@
           <w:rFonts w:ascii="Segoe UI Semibold" w:hAnsi="Segoe UI Semibold" w:cs="Segoe UI Semibold"/>
         </w:rPr>
       </w:pPr>
-      <w:r>
-        <w:rPr>
-          <w:rFonts w:ascii="Segoe UI Semibold" w:hAnsi="Segoe UI Semibold" w:cs="Segoe UI Semibold"/>
-        </w:rPr>
-        <w:t xml:space="preserve">تم تصميمها لمعالجة </w:t>
+      <w:proofErr w:type="spellStart"/>
+      <w:r>
+        <w:rPr>
+          <w:rFonts w:ascii="Segoe UI Semibold" w:hAnsi="Segoe UI Semibold" w:cs="Segoe UI Semibold"/>
+        </w:rPr>
+        <w:t>تم</w:t>
+      </w:r>
+      <w:proofErr w:type="spellEnd"/>
+      <w:r>
+        <w:rPr>
+          <w:rFonts w:ascii="Segoe UI Semibold" w:hAnsi="Segoe UI Semibold" w:cs="Segoe UI Semibold"/>
+        </w:rPr>
+        <w:t xml:space="preserve"> </w:t>
+      </w:r>
+      <w:proofErr w:type="spellStart"/>
+      <w:r>
+        <w:rPr>
+          <w:rFonts w:ascii="Segoe UI Semibold" w:hAnsi="Segoe UI Semibold" w:cs="Segoe UI Semibold"/>
+        </w:rPr>
+        <w:t>تصميمها</w:t>
+      </w:r>
+      <w:proofErr w:type="spellEnd"/>
+      <w:r>
+        <w:rPr>
+          <w:rFonts w:ascii="Segoe UI Semibold" w:hAnsi="Segoe UI Semibold" w:cs="Segoe UI Semibold"/>
+        </w:rPr>
+        <w:t xml:space="preserve"> </w:t>
+      </w:r>
+      <w:proofErr w:type="spellStart"/>
+      <w:r>
+        <w:rPr>
+          <w:rFonts w:ascii="Segoe UI Semibold" w:hAnsi="Segoe UI Semibold" w:cs="Segoe UI Semibold"/>
+        </w:rPr>
+        <w:t>لمعالجة</w:t>
+      </w:r>
+      <w:proofErr w:type="spellEnd"/>
+      <w:r>
+        <w:rPr>
+          <w:rFonts w:ascii="Segoe UI Semibold" w:hAnsi="Segoe UI Semibold" w:cs="Segoe UI Semibold"/>
+        </w:rPr>
+        <w:t xml:space="preserve"> </w:t>
       </w:r>
       <w:proofErr w:type="spellStart"/>
       <w:r>
@@ -3410,7 +5469,7 @@
           <w:rFonts w:ascii="Segoe UI Semibold" w:hAnsi="Segoe UI Semibold" w:cs="Segoe UI Semibold"/>
         </w:rPr>
         <w:pict w14:anchorId="51170AC1">
-          <v:rect id="_x0000_i4577" style="width:0;height:1.5pt" o:hralign="center" o:hrstd="t" o:hr="t"/>
+          <v:rect id="_x0000_i1275" style="width:0;height:1.5pt" o:hralign="center" o:hrstd="t" o:hr="t"/>
         </w:pict>
       </w:r>
     </w:p>
@@ -3420,17 +5479,59 @@
         <w:bidi/>
         <w:rPr>
           <w:rFonts w:ascii="Segoe UI Semibold" w:hAnsi="Segoe UI Semibold" w:cs="Segoe UI Semibold"/>
+          <w:b/>
+          <w:bCs/>
         </w:rPr>
       </w:pPr>
       <w:bookmarkStart w:id="12" w:name="الكيانات-الداعمة-للنظام"/>
       <w:bookmarkEnd w:id="4"/>
       <w:bookmarkEnd w:id="11"/>
-      <w:r>
-        <w:rPr>
-          <w:rFonts w:ascii="Segoe UI Semibold" w:hAnsi="Segoe UI Semibold" w:cs="Segoe UI Semibold"/>
-        </w:rPr>
-        <w:t>الكيانات الداعمة للنظام</w:t>
-      </w:r>
+      <w:proofErr w:type="spellStart"/>
+      <w:r>
+        <w:rPr>
+          <w:rFonts w:ascii="Segoe UI Semibold" w:hAnsi="Segoe UI Semibold" w:cs="Segoe UI Semibold"/>
+          <w:b/>
+          <w:bCs/>
+        </w:rPr>
+        <w:t>الكيانات</w:t>
+      </w:r>
+      <w:proofErr w:type="spellEnd"/>
+      <w:r>
+        <w:rPr>
+          <w:rFonts w:ascii="Segoe UI Semibold" w:hAnsi="Segoe UI Semibold" w:cs="Segoe UI Semibold"/>
+          <w:b/>
+          <w:bCs/>
+        </w:rPr>
+        <w:t xml:space="preserve"> </w:t>
+      </w:r>
+      <w:proofErr w:type="spellStart"/>
+      <w:r>
+        <w:rPr>
+          <w:rFonts w:ascii="Segoe UI Semibold" w:hAnsi="Segoe UI Semibold" w:cs="Segoe UI Semibold"/>
+          <w:b/>
+          <w:bCs/>
+        </w:rPr>
+        <w:t>الداعمة</w:t>
+      </w:r>
+      <w:proofErr w:type="spellEnd"/>
+      <w:r>
+        <w:rPr>
+          <w:rFonts w:ascii="Segoe UI Semibold" w:hAnsi="Segoe UI Semibold" w:cs="Segoe UI Semibold"/>
+          <w:b/>
+          <w:bCs/>
+        </w:rPr>
+        <w:t xml:space="preserve"> </w:t>
+      </w:r>
+      <w:proofErr w:type="spellStart"/>
+      <w:r>
+        <w:rPr>
+          <w:rFonts w:ascii="Segoe UI Semibold" w:hAnsi="Segoe UI Semibold" w:cs="Segoe UI Semibold"/>
+          <w:b/>
+          <w:bCs/>
+        </w:rPr>
+        <w:t>للنظام</w:t>
+      </w:r>
+      <w:proofErr w:type="spellEnd"/>
     </w:p>
     <w:p>
       <w:pPr>
@@ -3608,11 +5709,19 @@
           <w:rFonts w:ascii="Segoe UI Semibold" w:hAnsi="Segoe UI Semibold" w:cs="Segoe UI Semibold"/>
         </w:rPr>
       </w:pPr>
-      <w:r>
-        <w:rPr>
-          <w:rFonts w:ascii="Segoe UI Semibold" w:hAnsi="Segoe UI Semibold" w:cs="Segoe UI Semibold"/>
-        </w:rPr>
-        <w:t>المستخدمون Users</w:t>
+      <w:proofErr w:type="spellStart"/>
+      <w:r>
+        <w:rPr>
+          <w:rFonts w:ascii="Segoe UI Semibold" w:hAnsi="Segoe UI Semibold" w:cs="Segoe UI Semibold"/>
+        </w:rPr>
+        <w:t>المستخدمون</w:t>
+      </w:r>
+      <w:proofErr w:type="spellEnd"/>
+      <w:r>
+        <w:rPr>
+          <w:rFonts w:ascii="Segoe UI Semibold" w:hAnsi="Segoe UI Semibold" w:cs="Segoe UI Semibold"/>
+        </w:rPr>
+        <w:t xml:space="preserve"> Users</w:t>
       </w:r>
     </w:p>
     <w:p>
@@ -3627,11 +5736,19 @@
           <w:rFonts w:ascii="Segoe UI Semibold" w:hAnsi="Segoe UI Semibold" w:cs="Segoe UI Semibold"/>
         </w:rPr>
       </w:pPr>
-      <w:r>
-        <w:rPr>
-          <w:rFonts w:ascii="Segoe UI Semibold" w:hAnsi="Segoe UI Semibold" w:cs="Segoe UI Semibold"/>
-        </w:rPr>
-        <w:t>القاعات Venues</w:t>
+      <w:proofErr w:type="spellStart"/>
+      <w:r>
+        <w:rPr>
+          <w:rFonts w:ascii="Segoe UI Semibold" w:hAnsi="Segoe UI Semibold" w:cs="Segoe UI Semibold"/>
+        </w:rPr>
+        <w:t>القاعات</w:t>
+      </w:r>
+      <w:proofErr w:type="spellEnd"/>
+      <w:r>
+        <w:rPr>
+          <w:rFonts w:ascii="Segoe UI Semibold" w:hAnsi="Segoe UI Semibold" w:cs="Segoe UI Semibold"/>
+        </w:rPr>
+        <w:t xml:space="preserve"> Venues</w:t>
       </w:r>
     </w:p>
     <w:p>
@@ -3646,11 +5763,19 @@
           <w:rFonts w:ascii="Segoe UI Semibold" w:hAnsi="Segoe UI Semibold" w:cs="Segoe UI Semibold"/>
         </w:rPr>
       </w:pPr>
-      <w:r>
-        <w:rPr>
-          <w:rFonts w:ascii="Segoe UI Semibold" w:hAnsi="Segoe UI Semibold" w:cs="Segoe UI Semibold"/>
-        </w:rPr>
-        <w:t>المقاعد Seats</w:t>
+      <w:proofErr w:type="spellStart"/>
+      <w:r>
+        <w:rPr>
+          <w:rFonts w:ascii="Segoe UI Semibold" w:hAnsi="Segoe UI Semibold" w:cs="Segoe UI Semibold"/>
+        </w:rPr>
+        <w:t>المقاعد</w:t>
+      </w:r>
+      <w:proofErr w:type="spellEnd"/>
+      <w:r>
+        <w:rPr>
+          <w:rFonts w:ascii="Segoe UI Semibold" w:hAnsi="Segoe UI Semibold" w:cs="Segoe UI Semibold"/>
+        </w:rPr>
+        <w:t xml:space="preserve"> Seats</w:t>
       </w:r>
     </w:p>
     <w:p>
@@ -3665,11 +5790,19 @@
           <w:rFonts w:ascii="Segoe UI Semibold" w:hAnsi="Segoe UI Semibold" w:cs="Segoe UI Semibold"/>
         </w:rPr>
       </w:pPr>
-      <w:r>
-        <w:rPr>
-          <w:rFonts w:ascii="Segoe UI Semibold" w:hAnsi="Segoe UI Semibold" w:cs="Segoe UI Semibold"/>
-        </w:rPr>
-        <w:t>الفعاليات Events</w:t>
+      <w:proofErr w:type="spellStart"/>
+      <w:r>
+        <w:rPr>
+          <w:rFonts w:ascii="Segoe UI Semibold" w:hAnsi="Segoe UI Semibold" w:cs="Segoe UI Semibold"/>
+        </w:rPr>
+        <w:t>الفعاليات</w:t>
+      </w:r>
+      <w:proofErr w:type="spellEnd"/>
+      <w:r>
+        <w:rPr>
+          <w:rFonts w:ascii="Segoe UI Semibold" w:hAnsi="Segoe UI Semibold" w:cs="Segoe UI Semibold"/>
+        </w:rPr>
+        <w:t xml:space="preserve"> Events</w:t>
       </w:r>
     </w:p>
     <w:p>
@@ -3798,12 +5931,14 @@
           <w:rFonts w:ascii="Segoe UI Semibold" w:hAnsi="Segoe UI Semibold" w:cs="Segoe UI Semibold"/>
         </w:rPr>
       </w:pPr>
+      <w:proofErr w:type="spellStart"/>
       <w:r>
         <w:rPr>
           <w:rFonts w:ascii="Segoe UI Semibold" w:hAnsi="Segoe UI Semibold" w:cs="Segoe UI Semibold"/>
         </w:rPr>
         <w:t>الأداء</w:t>
       </w:r>
+      <w:proofErr w:type="spellEnd"/>
     </w:p>
     <w:p>
       <w:pPr>
@@ -3817,12 +5952,14 @@
           <w:rFonts w:ascii="Segoe UI Semibold" w:hAnsi="Segoe UI Semibold" w:cs="Segoe UI Semibold"/>
         </w:rPr>
       </w:pPr>
+      <w:proofErr w:type="spellStart"/>
       <w:r>
         <w:rPr>
           <w:rFonts w:ascii="Segoe UI Semibold" w:hAnsi="Segoe UI Semibold" w:cs="Segoe UI Semibold"/>
         </w:rPr>
         <w:t>التزامن</w:t>
       </w:r>
+      <w:proofErr w:type="spellEnd"/>
     </w:p>
     <w:p>
       <w:pPr>
@@ -3836,12 +5973,28 @@
           <w:rFonts w:ascii="Segoe UI Semibold" w:hAnsi="Segoe UI Semibold" w:cs="Segoe UI Semibold"/>
         </w:rPr>
       </w:pPr>
-      <w:r>
-        <w:rPr>
-          <w:rFonts w:ascii="Segoe UI Semibold" w:hAnsi="Segoe UI Semibold" w:cs="Segoe UI Semibold"/>
-        </w:rPr>
-        <w:t>المعالجة الخلفية</w:t>
-      </w:r>
+      <w:proofErr w:type="spellStart"/>
+      <w:r>
+        <w:rPr>
+          <w:rFonts w:ascii="Segoe UI Semibold" w:hAnsi="Segoe UI Semibold" w:cs="Segoe UI Semibold"/>
+        </w:rPr>
+        <w:t>المعالجة</w:t>
+      </w:r>
+      <w:proofErr w:type="spellEnd"/>
+      <w:r>
+        <w:rPr>
+          <w:rFonts w:ascii="Segoe UI Semibold" w:hAnsi="Segoe UI Semibold" w:cs="Segoe UI Semibold"/>
+        </w:rPr>
+        <w:t xml:space="preserve"> </w:t>
+      </w:r>
+      <w:proofErr w:type="spellStart"/>
+      <w:r>
+        <w:rPr>
+          <w:rFonts w:ascii="Segoe UI Semibold" w:hAnsi="Segoe UI Semibold" w:cs="Segoe UI Semibold"/>
+        </w:rPr>
+        <w:t>الخلفية</w:t>
+      </w:r>
+      <w:proofErr w:type="spellEnd"/>
     </w:p>
     <w:p>
       <w:pPr>
@@ -3855,12 +6008,28 @@
           <w:rFonts w:ascii="Segoe UI Semibold" w:hAnsi="Segoe UI Semibold" w:cs="Segoe UI Semibold"/>
         </w:rPr>
       </w:pPr>
-      <w:r>
-        <w:rPr>
-          <w:rFonts w:ascii="Segoe UI Semibold" w:hAnsi="Segoe UI Semibold" w:cs="Segoe UI Semibold"/>
-        </w:rPr>
-        <w:t>إدارة الموارد</w:t>
-      </w:r>
+      <w:proofErr w:type="spellStart"/>
+      <w:r>
+        <w:rPr>
+          <w:rFonts w:ascii="Segoe UI Semibold" w:hAnsi="Segoe UI Semibold" w:cs="Segoe UI Semibold"/>
+        </w:rPr>
+        <w:t>إدارة</w:t>
+      </w:r>
+      <w:proofErr w:type="spellEnd"/>
+      <w:r>
+        <w:rPr>
+          <w:rFonts w:ascii="Segoe UI Semibold" w:hAnsi="Segoe UI Semibold" w:cs="Segoe UI Semibold"/>
+        </w:rPr>
+        <w:t xml:space="preserve"> </w:t>
+      </w:r>
+      <w:proofErr w:type="spellStart"/>
+      <w:r>
+        <w:rPr>
+          <w:rFonts w:ascii="Segoe UI Semibold" w:hAnsi="Segoe UI Semibold" w:cs="Segoe UI Semibold"/>
+        </w:rPr>
+        <w:t>الموارد</w:t>
+      </w:r>
+      <w:proofErr w:type="spellEnd"/>
     </w:p>
     <w:p>
       <w:pPr>
@@ -3870,11 +6039,33 @@
           <w:rFonts w:ascii="Segoe UI Semibold" w:hAnsi="Segoe UI Semibold" w:cs="Segoe UI Semibold"/>
         </w:rPr>
       </w:pPr>
-      <w:r>
-        <w:rPr>
-          <w:rFonts w:ascii="Segoe UI Semibold" w:hAnsi="Segoe UI Semibold" w:cs="Segoe UI Semibold"/>
-        </w:rPr>
-        <w:t xml:space="preserve">وليس على </w:t>
+      <w:proofErr w:type="spellStart"/>
+      <w:r>
+        <w:rPr>
+          <w:rFonts w:ascii="Segoe UI Semibold" w:hAnsi="Segoe UI Semibold" w:cs="Segoe UI Semibold"/>
+        </w:rPr>
+        <w:t>وليس</w:t>
+      </w:r>
+      <w:proofErr w:type="spellEnd"/>
+      <w:r>
+        <w:rPr>
+          <w:rFonts w:ascii="Segoe UI Semibold" w:hAnsi="Segoe UI Semibold" w:cs="Segoe UI Semibold"/>
+        </w:rPr>
+        <w:t xml:space="preserve"> </w:t>
+      </w:r>
+      <w:proofErr w:type="spellStart"/>
+      <w:r>
+        <w:rPr>
+          <w:rFonts w:ascii="Segoe UI Semibold" w:hAnsi="Segoe UI Semibold" w:cs="Segoe UI Semibold"/>
+        </w:rPr>
+        <w:t>على</w:t>
+      </w:r>
+      <w:proofErr w:type="spellEnd"/>
+      <w:r>
+        <w:rPr>
+          <w:rFonts w:ascii="Segoe UI Semibold" w:hAnsi="Segoe UI Semibold" w:cs="Segoe UI Semibold"/>
+        </w:rPr>
+        <w:t xml:space="preserve"> </w:t>
       </w:r>
       <w:proofErr w:type="spellStart"/>
       <w:r>
@@ -3946,7 +6137,7 @@
           <w:rFonts w:ascii="Segoe UI Semibold" w:hAnsi="Segoe UI Semibold" w:cs="Segoe UI Semibold"/>
         </w:rPr>
         <w:pict w14:anchorId="7C046028">
-          <v:rect id="_x0000_i4578" style="width:0;height:1.5pt" o:hralign="center" o:hrstd="t" o:hr="t"/>
+          <v:rect id="_x0000_i1276" style="width:0;height:1.5pt" o:hralign="center" o:hrstd="t" o:hr="t"/>
         </w:pict>
       </w:r>
     </w:p>
@@ -3956,16 +6147,58 @@
         <w:bidi/>
         <w:rPr>
           <w:rFonts w:ascii="Segoe UI Semibold" w:hAnsi="Segoe UI Semibold" w:cs="Segoe UI Semibold"/>
+          <w:b/>
+          <w:bCs/>
         </w:rPr>
       </w:pPr>
       <w:bookmarkStart w:id="13" w:name="تصميم-قاعدة-البيانات"/>
       <w:bookmarkEnd w:id="12"/>
-      <w:r>
-        <w:rPr>
-          <w:rFonts w:ascii="Segoe UI Semibold" w:hAnsi="Segoe UI Semibold" w:cs="Segoe UI Semibold"/>
-        </w:rPr>
-        <w:t>تصميم قاعدة البيانات</w:t>
-      </w:r>
+      <w:proofErr w:type="spellStart"/>
+      <w:r>
+        <w:rPr>
+          <w:rFonts w:ascii="Segoe UI Semibold" w:hAnsi="Segoe UI Semibold" w:cs="Segoe UI Semibold"/>
+          <w:b/>
+          <w:bCs/>
+        </w:rPr>
+        <w:t>تصميم</w:t>
+      </w:r>
+      <w:proofErr w:type="spellEnd"/>
+      <w:r>
+        <w:rPr>
+          <w:rFonts w:ascii="Segoe UI Semibold" w:hAnsi="Segoe UI Semibold" w:cs="Segoe UI Semibold"/>
+          <w:b/>
+          <w:bCs/>
+        </w:rPr>
+        <w:t xml:space="preserve"> </w:t>
+      </w:r>
+      <w:proofErr w:type="spellStart"/>
+      <w:r>
+        <w:rPr>
+          <w:rFonts w:ascii="Segoe UI Semibold" w:hAnsi="Segoe UI Semibold" w:cs="Segoe UI Semibold"/>
+          <w:b/>
+          <w:bCs/>
+        </w:rPr>
+        <w:t>قاعدة</w:t>
+      </w:r>
+      <w:proofErr w:type="spellEnd"/>
+      <w:r>
+        <w:rPr>
+          <w:rFonts w:ascii="Segoe UI Semibold" w:hAnsi="Segoe UI Semibold" w:cs="Segoe UI Semibold"/>
+          <w:b/>
+          <w:bCs/>
+        </w:rPr>
+        <w:t xml:space="preserve"> </w:t>
+      </w:r>
+      <w:proofErr w:type="spellStart"/>
+      <w:r>
+        <w:rPr>
+          <w:rFonts w:ascii="Segoe UI Semibold" w:hAnsi="Segoe UI Semibold" w:cs="Segoe UI Semibold"/>
+          <w:b/>
+          <w:bCs/>
+        </w:rPr>
+        <w:t>البيانات</w:t>
+      </w:r>
+      <w:proofErr w:type="spellEnd"/>
     </w:p>
     <w:p>
       <w:pPr>
@@ -3975,8 +6208,8 @@
           <w:rFonts w:ascii="Segoe UI Semibold" w:hAnsi="Segoe UI Semibold" w:cs="Segoe UI Semibold"/>
         </w:rPr>
       </w:pPr>
-      <w:bookmarkStart w:id="14" w:name="الجداول-الأساسية"/>
-      <w:bookmarkStart w:id="15" w:name="users"/>
+      <w:bookmarkStart w:id="14" w:name="users"/>
+      <w:bookmarkStart w:id="15" w:name="الجداول-الأساسية"/>
       <w:r>
         <w:rPr>
           <w:rFonts w:ascii="Segoe UI Semibold" w:hAnsi="Segoe UI Semibold" w:cs="Segoe UI Semibold"/>
@@ -4020,12 +6253,28 @@
           <w:rFonts w:ascii="Segoe UI Semibold" w:hAnsi="Segoe UI Semibold" w:cs="Segoe UI Semibold"/>
         </w:rPr>
       </w:pPr>
-      <w:r>
-        <w:rPr>
-          <w:rFonts w:ascii="Segoe UI Semibold" w:hAnsi="Segoe UI Semibold" w:cs="Segoe UI Semibold"/>
-        </w:rPr>
-        <w:t>بيانات المستخدم</w:t>
-      </w:r>
+      <w:proofErr w:type="spellStart"/>
+      <w:r>
+        <w:rPr>
+          <w:rFonts w:ascii="Segoe UI Semibold" w:hAnsi="Segoe UI Semibold" w:cs="Segoe UI Semibold"/>
+        </w:rPr>
+        <w:t>بيانات</w:t>
+      </w:r>
+      <w:proofErr w:type="spellEnd"/>
+      <w:r>
+        <w:rPr>
+          <w:rFonts w:ascii="Segoe UI Semibold" w:hAnsi="Segoe UI Semibold" w:cs="Segoe UI Semibold"/>
+        </w:rPr>
+        <w:t xml:space="preserve"> </w:t>
+      </w:r>
+      <w:proofErr w:type="spellStart"/>
+      <w:r>
+        <w:rPr>
+          <w:rFonts w:ascii="Segoe UI Semibold" w:hAnsi="Segoe UI Semibold" w:cs="Segoe UI Semibold"/>
+        </w:rPr>
+        <w:t>المستخدم</w:t>
+      </w:r>
+      <w:proofErr w:type="spellEnd"/>
     </w:p>
     <w:p>
       <w:pPr>
@@ -4039,11 +6288,19 @@
           <w:rFonts w:ascii="Segoe UI Semibold" w:hAnsi="Segoe UI Semibold" w:cs="Segoe UI Semibold"/>
         </w:rPr>
       </w:pPr>
-      <w:r>
-        <w:rPr>
-          <w:rFonts w:ascii="Segoe UI Semibold" w:hAnsi="Segoe UI Semibold" w:cs="Segoe UI Semibold"/>
-        </w:rPr>
-        <w:t>الرصيد balance</w:t>
+      <w:proofErr w:type="spellStart"/>
+      <w:r>
+        <w:rPr>
+          <w:rFonts w:ascii="Segoe UI Semibold" w:hAnsi="Segoe UI Semibold" w:cs="Segoe UI Semibold"/>
+        </w:rPr>
+        <w:t>الرصيد</w:t>
+      </w:r>
+      <w:proofErr w:type="spellEnd"/>
+      <w:r>
+        <w:rPr>
+          <w:rFonts w:ascii="Segoe UI Semibold" w:hAnsi="Segoe UI Semibold" w:cs="Segoe UI Semibold"/>
+        </w:rPr>
+        <w:t xml:space="preserve"> balance</w:t>
       </w:r>
     </w:p>
     <w:p>
@@ -4063,7 +6320,7 @@
         </w:rPr>
       </w:pPr>
       <w:bookmarkStart w:id="16" w:name="venues"/>
-      <w:bookmarkEnd w:id="15"/>
+      <w:bookmarkEnd w:id="14"/>
       <w:r>
         <w:rPr>
           <w:rFonts w:ascii="Segoe UI Semibold" w:hAnsi="Segoe UI Semibold" w:cs="Segoe UI Semibold"/>
@@ -4178,11 +6435,61 @@
           <w:rFonts w:ascii="Segoe UI Semibold" w:hAnsi="Segoe UI Semibold" w:cs="Segoe UI Semibold"/>
         </w:rPr>
       </w:pPr>
-      <w:r>
-        <w:rPr>
-          <w:rFonts w:ascii="Segoe UI Semibold" w:hAnsi="Segoe UI Semibold" w:cs="Segoe UI Semibold"/>
-        </w:rPr>
-        <w:t>يمثل المقاعد داخل القاعات.</w:t>
+      <w:proofErr w:type="spellStart"/>
+      <w:r>
+        <w:rPr>
+          <w:rFonts w:ascii="Segoe UI Semibold" w:hAnsi="Segoe UI Semibold" w:cs="Segoe UI Semibold"/>
+        </w:rPr>
+        <w:t>يمثل</w:t>
+      </w:r>
+      <w:proofErr w:type="spellEnd"/>
+      <w:r>
+        <w:rPr>
+          <w:rFonts w:ascii="Segoe UI Semibold" w:hAnsi="Segoe UI Semibold" w:cs="Segoe UI Semibold"/>
+        </w:rPr>
+        <w:t xml:space="preserve"> </w:t>
+      </w:r>
+      <w:proofErr w:type="spellStart"/>
+      <w:r>
+        <w:rPr>
+          <w:rFonts w:ascii="Segoe UI Semibold" w:hAnsi="Segoe UI Semibold" w:cs="Segoe UI Semibold"/>
+        </w:rPr>
+        <w:t>المقاعد</w:t>
+      </w:r>
+      <w:proofErr w:type="spellEnd"/>
+      <w:r>
+        <w:rPr>
+          <w:rFonts w:ascii="Segoe UI Semibold" w:hAnsi="Segoe UI Semibold" w:cs="Segoe UI Semibold"/>
+        </w:rPr>
+        <w:t xml:space="preserve"> </w:t>
+      </w:r>
+      <w:proofErr w:type="spellStart"/>
+      <w:r>
+        <w:rPr>
+          <w:rFonts w:ascii="Segoe UI Semibold" w:hAnsi="Segoe UI Semibold" w:cs="Segoe UI Semibold"/>
+        </w:rPr>
+        <w:t>داخل</w:t>
+      </w:r>
+      <w:proofErr w:type="spellEnd"/>
+      <w:r>
+        <w:rPr>
+          <w:rFonts w:ascii="Segoe UI Semibold" w:hAnsi="Segoe UI Semibold" w:cs="Segoe UI Semibold"/>
+        </w:rPr>
+        <w:t xml:space="preserve"> </w:t>
+      </w:r>
+      <w:proofErr w:type="spellStart"/>
+      <w:r>
+        <w:rPr>
+          <w:rFonts w:ascii="Segoe UI Semibold" w:hAnsi="Segoe UI Semibold" w:cs="Segoe UI Semibold"/>
+        </w:rPr>
+        <w:t>القاعات</w:t>
+      </w:r>
+      <w:proofErr w:type="spellEnd"/>
+      <w:r>
+        <w:rPr>
+          <w:rFonts w:ascii="Segoe UI Semibold" w:hAnsi="Segoe UI Semibold" w:cs="Segoe UI Semibold"/>
+        </w:rPr>
+        <w:t>.</w:t>
       </w:r>
     </w:p>
     <w:p>
@@ -4269,12 +6576,42 @@
           <w:rFonts w:ascii="Segoe UI Semibold" w:hAnsi="Segoe UI Semibold" w:cs="Segoe UI Semibold"/>
         </w:rPr>
       </w:pPr>
-      <w:r>
-        <w:rPr>
-          <w:rFonts w:ascii="Segoe UI Semibold" w:hAnsi="Segoe UI Semibold" w:cs="Segoe UI Semibold"/>
-        </w:rPr>
-        <w:t>القاعة المرتبط بها</w:t>
-      </w:r>
+      <w:proofErr w:type="spellStart"/>
+      <w:r>
+        <w:rPr>
+          <w:rFonts w:ascii="Segoe UI Semibold" w:hAnsi="Segoe UI Semibold" w:cs="Segoe UI Semibold"/>
+        </w:rPr>
+        <w:t>القاعة</w:t>
+      </w:r>
+      <w:proofErr w:type="spellEnd"/>
+      <w:r>
+        <w:rPr>
+          <w:rFonts w:ascii="Segoe UI Semibold" w:hAnsi="Segoe UI Semibold" w:cs="Segoe UI Semibold"/>
+        </w:rPr>
+        <w:t xml:space="preserve"> </w:t>
+      </w:r>
+      <w:proofErr w:type="spellStart"/>
+      <w:r>
+        <w:rPr>
+          <w:rFonts w:ascii="Segoe UI Semibold" w:hAnsi="Segoe UI Semibold" w:cs="Segoe UI Semibold"/>
+        </w:rPr>
+        <w:t>المرتبط</w:t>
+      </w:r>
+      <w:proofErr w:type="spellEnd"/>
+      <w:r>
+        <w:rPr>
+          <w:rFonts w:ascii="Segoe UI Semibold" w:hAnsi="Segoe UI Semibold" w:cs="Segoe UI Semibold"/>
+        </w:rPr>
+        <w:t xml:space="preserve"> </w:t>
+      </w:r>
+      <w:proofErr w:type="spellStart"/>
+      <w:r>
+        <w:rPr>
+          <w:rFonts w:ascii="Segoe UI Semibold" w:hAnsi="Segoe UI Semibold" w:cs="Segoe UI Semibold"/>
+        </w:rPr>
+        <w:t>بها</w:t>
+      </w:r>
+      <w:proofErr w:type="spellEnd"/>
     </w:p>
     <w:p>
       <w:pPr>
@@ -4403,12 +6740,14 @@
           <w:rFonts w:ascii="Segoe UI Semibold" w:hAnsi="Segoe UI Semibold" w:cs="Segoe UI Semibold"/>
         </w:rPr>
       </w:pPr>
+      <w:proofErr w:type="spellStart"/>
       <w:r>
         <w:rPr>
           <w:rFonts w:ascii="Segoe UI Semibold" w:hAnsi="Segoe UI Semibold" w:cs="Segoe UI Semibold"/>
         </w:rPr>
         <w:t>الاسم</w:t>
       </w:r>
+      <w:proofErr w:type="spellEnd"/>
     </w:p>
     <w:p>
       <w:pPr>
@@ -4422,12 +6761,14 @@
           <w:rFonts w:ascii="Segoe UI Semibold" w:hAnsi="Segoe UI Semibold" w:cs="Segoe UI Semibold"/>
         </w:rPr>
       </w:pPr>
+      <w:proofErr w:type="spellStart"/>
       <w:r>
         <w:rPr>
           <w:rFonts w:ascii="Segoe UI Semibold" w:hAnsi="Segoe UI Semibold" w:cs="Segoe UI Semibold"/>
         </w:rPr>
         <w:t>الوصف</w:t>
       </w:r>
+      <w:proofErr w:type="spellEnd"/>
     </w:p>
     <w:p>
       <w:pPr>
@@ -4441,12 +6782,28 @@
           <w:rFonts w:ascii="Segoe UI Semibold" w:hAnsi="Segoe UI Semibold" w:cs="Segoe UI Semibold"/>
         </w:rPr>
       </w:pPr>
-      <w:r>
-        <w:rPr>
-          <w:rFonts w:ascii="Segoe UI Semibold" w:hAnsi="Segoe UI Semibold" w:cs="Segoe UI Semibold"/>
-        </w:rPr>
-        <w:t>وقت البداية</w:t>
-      </w:r>
+      <w:proofErr w:type="spellStart"/>
+      <w:r>
+        <w:rPr>
+          <w:rFonts w:ascii="Segoe UI Semibold" w:hAnsi="Segoe UI Semibold" w:cs="Segoe UI Semibold"/>
+        </w:rPr>
+        <w:t>وقت</w:t>
+      </w:r>
+      <w:proofErr w:type="spellEnd"/>
+      <w:r>
+        <w:rPr>
+          <w:rFonts w:ascii="Segoe UI Semibold" w:hAnsi="Segoe UI Semibold" w:cs="Segoe UI Semibold"/>
+        </w:rPr>
+        <w:t xml:space="preserve"> </w:t>
+      </w:r>
+      <w:proofErr w:type="spellStart"/>
+      <w:r>
+        <w:rPr>
+          <w:rFonts w:ascii="Segoe UI Semibold" w:hAnsi="Segoe UI Semibold" w:cs="Segoe UI Semibold"/>
+        </w:rPr>
+        <w:t>البداية</w:t>
+      </w:r>
+      <w:proofErr w:type="spellEnd"/>
     </w:p>
     <w:p>
       <w:pPr>
@@ -4460,12 +6817,28 @@
           <w:rFonts w:ascii="Segoe UI Semibold" w:hAnsi="Segoe UI Semibold" w:cs="Segoe UI Semibold"/>
         </w:rPr>
       </w:pPr>
-      <w:r>
-        <w:rPr>
-          <w:rFonts w:ascii="Segoe UI Semibold" w:hAnsi="Segoe UI Semibold" w:cs="Segoe UI Semibold"/>
-        </w:rPr>
-        <w:t>وقت النهاية</w:t>
-      </w:r>
+      <w:proofErr w:type="spellStart"/>
+      <w:r>
+        <w:rPr>
+          <w:rFonts w:ascii="Segoe UI Semibold" w:hAnsi="Segoe UI Semibold" w:cs="Segoe UI Semibold"/>
+        </w:rPr>
+        <w:t>وقت</w:t>
+      </w:r>
+      <w:proofErr w:type="spellEnd"/>
+      <w:r>
+        <w:rPr>
+          <w:rFonts w:ascii="Segoe UI Semibold" w:hAnsi="Segoe UI Semibold" w:cs="Segoe UI Semibold"/>
+        </w:rPr>
+        <w:t xml:space="preserve"> </w:t>
+      </w:r>
+      <w:proofErr w:type="spellStart"/>
+      <w:r>
+        <w:rPr>
+          <w:rFonts w:ascii="Segoe UI Semibold" w:hAnsi="Segoe UI Semibold" w:cs="Segoe UI Semibold"/>
+        </w:rPr>
+        <w:t>النهاية</w:t>
+      </w:r>
+      <w:proofErr w:type="spellEnd"/>
     </w:p>
     <w:p>
       <w:pPr>
@@ -4479,12 +6852,14 @@
           <w:rFonts w:ascii="Segoe UI Semibold" w:hAnsi="Segoe UI Semibold" w:cs="Segoe UI Semibold"/>
         </w:rPr>
       </w:pPr>
+      <w:proofErr w:type="spellStart"/>
       <w:r>
         <w:rPr>
           <w:rFonts w:ascii="Segoe UI Semibold" w:hAnsi="Segoe UI Semibold" w:cs="Segoe UI Semibold"/>
         </w:rPr>
         <w:t>السعر</w:t>
       </w:r>
+      <w:proofErr w:type="spellEnd"/>
     </w:p>
     <w:p>
       <w:pPr>
@@ -4498,12 +6873,28 @@
           <w:rFonts w:ascii="Segoe UI Semibold" w:hAnsi="Segoe UI Semibold" w:cs="Segoe UI Semibold"/>
         </w:rPr>
       </w:pPr>
-      <w:r>
-        <w:rPr>
-          <w:rFonts w:ascii="Segoe UI Semibold" w:hAnsi="Segoe UI Semibold" w:cs="Segoe UI Semibold"/>
-        </w:rPr>
-        <w:t>القاعة المرتبطة</w:t>
-      </w:r>
+      <w:proofErr w:type="spellStart"/>
+      <w:r>
+        <w:rPr>
+          <w:rFonts w:ascii="Segoe UI Semibold" w:hAnsi="Segoe UI Semibold" w:cs="Segoe UI Semibold"/>
+        </w:rPr>
+        <w:t>القاعة</w:t>
+      </w:r>
+      <w:proofErr w:type="spellEnd"/>
+      <w:r>
+        <w:rPr>
+          <w:rFonts w:ascii="Segoe UI Semibold" w:hAnsi="Segoe UI Semibold" w:cs="Segoe UI Semibold"/>
+        </w:rPr>
+        <w:t xml:space="preserve"> </w:t>
+      </w:r>
+      <w:proofErr w:type="spellStart"/>
+      <w:r>
+        <w:rPr>
+          <w:rFonts w:ascii="Segoe UI Semibold" w:hAnsi="Segoe UI Semibold" w:cs="Segoe UI Semibold"/>
+        </w:rPr>
+        <w:t>المرتبطة</w:t>
+      </w:r>
+      <w:proofErr w:type="spellEnd"/>
     </w:p>
     <w:p>
       <w:pPr>
@@ -4523,12 +6914,14 @@
       </w:pPr>
       <w:bookmarkStart w:id="19" w:name="event_seats"/>
       <w:bookmarkEnd w:id="18"/>
+      <w:proofErr w:type="spellStart"/>
       <w:r>
         <w:rPr>
           <w:rFonts w:ascii="Segoe UI Semibold" w:hAnsi="Segoe UI Semibold" w:cs="Segoe UI Semibold"/>
         </w:rPr>
         <w:t>event_seats</w:t>
       </w:r>
+      <w:proofErr w:type="spellEnd"/>
     </w:p>
     <w:p>
       <w:pPr>
@@ -4538,11 +6931,19 @@
           <w:rFonts w:ascii="Segoe UI Semibold" w:hAnsi="Segoe UI Semibold" w:cs="Segoe UI Semibold"/>
         </w:rPr>
       </w:pPr>
-      <w:r>
-        <w:rPr>
-          <w:rFonts w:ascii="Segoe UI Semibold" w:hAnsi="Segoe UI Semibold" w:cs="Segoe UI Semibold"/>
-        </w:rPr>
-        <w:t xml:space="preserve">جدول </w:t>
+      <w:proofErr w:type="spellStart"/>
+      <w:r>
+        <w:rPr>
+          <w:rFonts w:ascii="Segoe UI Semibold" w:hAnsi="Segoe UI Semibold" w:cs="Segoe UI Semibold"/>
+        </w:rPr>
+        <w:t>جدول</w:t>
+      </w:r>
+      <w:proofErr w:type="spellEnd"/>
+      <w:r>
+        <w:rPr>
+          <w:rFonts w:ascii="Segoe UI Semibold" w:hAnsi="Segoe UI Semibold" w:cs="Segoe UI Semibold"/>
+        </w:rPr>
+        <w:t xml:space="preserve"> </w:t>
       </w:r>
       <w:proofErr w:type="spellStart"/>
       <w:r>
@@ -4680,12 +7081,98 @@
           <w:rFonts w:ascii="Segoe UI Semibold" w:hAnsi="Segoe UI Semibold" w:cs="Segoe UI Semibold"/>
         </w:rPr>
       </w:pPr>
-      <w:r>
-        <w:rPr>
-          <w:rFonts w:ascii="Segoe UI Semibold" w:hAnsi="Segoe UI Semibold" w:cs="Segoe UI Semibold"/>
-        </w:rPr>
-        <w:t>كل فعالية تملك حالة مستقلة لكل مقعد</w:t>
-      </w:r>
+      <w:proofErr w:type="spellStart"/>
+      <w:r>
+        <w:rPr>
+          <w:rFonts w:ascii="Segoe UI Semibold" w:hAnsi="Segoe UI Semibold" w:cs="Segoe UI Semibold"/>
+        </w:rPr>
+        <w:t>كل</w:t>
+      </w:r>
+      <w:proofErr w:type="spellEnd"/>
+      <w:r>
+        <w:rPr>
+          <w:rFonts w:ascii="Segoe UI Semibold" w:hAnsi="Segoe UI Semibold" w:cs="Segoe UI Semibold"/>
+        </w:rPr>
+        <w:t xml:space="preserve"> </w:t>
+      </w:r>
+      <w:proofErr w:type="spellStart"/>
+      <w:r>
+        <w:rPr>
+          <w:rFonts w:ascii="Segoe UI Semibold" w:hAnsi="Segoe UI Semibold" w:cs="Segoe UI Semibold"/>
+        </w:rPr>
+        <w:t>فعالية</w:t>
+      </w:r>
+      <w:proofErr w:type="spellEnd"/>
+      <w:r>
+        <w:rPr>
+          <w:rFonts w:ascii="Segoe UI Semibold" w:hAnsi="Segoe UI Semibold" w:cs="Segoe UI Semibold"/>
+        </w:rPr>
+        <w:t xml:space="preserve"> </w:t>
+      </w:r>
+      <w:proofErr w:type="spellStart"/>
+      <w:r>
+        <w:rPr>
+          <w:rFonts w:ascii="Segoe UI Semibold" w:hAnsi="Segoe UI Semibold" w:cs="Segoe UI Semibold"/>
+        </w:rPr>
+        <w:t>تملك</w:t>
+      </w:r>
+      <w:proofErr w:type="spellEnd"/>
+      <w:r>
+        <w:rPr>
+          <w:rFonts w:ascii="Segoe UI Semibold" w:hAnsi="Segoe UI Semibold" w:cs="Segoe UI Semibold"/>
+        </w:rPr>
+        <w:t xml:space="preserve"> </w:t>
+      </w:r>
+      <w:proofErr w:type="spellStart"/>
+      <w:r>
+        <w:rPr>
+          <w:rFonts w:ascii="Segoe UI Semibold" w:hAnsi="Segoe UI Semibold" w:cs="Segoe UI Semibold"/>
+        </w:rPr>
+        <w:t>حالة</w:t>
+      </w:r>
+      <w:proofErr w:type="spellEnd"/>
+      <w:r>
+        <w:rPr>
+          <w:rFonts w:ascii="Segoe UI Semibold" w:hAnsi="Segoe UI Semibold" w:cs="Segoe UI Semibold"/>
+        </w:rPr>
+        <w:t xml:space="preserve"> </w:t>
+      </w:r>
+      <w:proofErr w:type="spellStart"/>
+      <w:r>
+        <w:rPr>
+          <w:rFonts w:ascii="Segoe UI Semibold" w:hAnsi="Segoe UI Semibold" w:cs="Segoe UI Semibold"/>
+        </w:rPr>
+        <w:t>مستقلة</w:t>
+      </w:r>
+      <w:proofErr w:type="spellEnd"/>
+      <w:r>
+        <w:rPr>
+          <w:rFonts w:ascii="Segoe UI Semibold" w:hAnsi="Segoe UI Semibold" w:cs="Segoe UI Semibold"/>
+        </w:rPr>
+        <w:t xml:space="preserve"> </w:t>
+      </w:r>
+      <w:proofErr w:type="spellStart"/>
+      <w:r>
+        <w:rPr>
+          <w:rFonts w:ascii="Segoe UI Semibold" w:hAnsi="Segoe UI Semibold" w:cs="Segoe UI Semibold"/>
+        </w:rPr>
+        <w:t>لكل</w:t>
+      </w:r>
+      <w:proofErr w:type="spellEnd"/>
+      <w:r>
+        <w:rPr>
+          <w:rFonts w:ascii="Segoe UI Semibold" w:hAnsi="Segoe UI Semibold" w:cs="Segoe UI Semibold"/>
+        </w:rPr>
+        <w:t xml:space="preserve"> </w:t>
+      </w:r>
+      <w:proofErr w:type="spellStart"/>
+      <w:r>
+        <w:rPr>
+          <w:rFonts w:ascii="Segoe UI Semibold" w:hAnsi="Segoe UI Semibold" w:cs="Segoe UI Semibold"/>
+        </w:rPr>
+        <w:t>مقعد</w:t>
+      </w:r>
+      <w:proofErr w:type="spellEnd"/>
     </w:p>
     <w:p>
       <w:pPr>
@@ -4699,12 +7186,84 @@
           <w:rFonts w:ascii="Segoe UI Semibold" w:hAnsi="Segoe UI Semibold" w:cs="Segoe UI Semibold"/>
         </w:rPr>
       </w:pPr>
-      <w:r>
-        <w:rPr>
-          <w:rFonts w:ascii="Segoe UI Semibold" w:hAnsi="Segoe UI Semibold" w:cs="Segoe UI Semibold"/>
-        </w:rPr>
-        <w:t>نفس المقعد يمكن استخدامه بفعاليات مختلفة</w:t>
-      </w:r>
+      <w:proofErr w:type="spellStart"/>
+      <w:r>
+        <w:rPr>
+          <w:rFonts w:ascii="Segoe UI Semibold" w:hAnsi="Segoe UI Semibold" w:cs="Segoe UI Semibold"/>
+        </w:rPr>
+        <w:t>نفس</w:t>
+      </w:r>
+      <w:proofErr w:type="spellEnd"/>
+      <w:r>
+        <w:rPr>
+          <w:rFonts w:ascii="Segoe UI Semibold" w:hAnsi="Segoe UI Semibold" w:cs="Segoe UI Semibold"/>
+        </w:rPr>
+        <w:t xml:space="preserve"> </w:t>
+      </w:r>
+      <w:proofErr w:type="spellStart"/>
+      <w:r>
+        <w:rPr>
+          <w:rFonts w:ascii="Segoe UI Semibold" w:hAnsi="Segoe UI Semibold" w:cs="Segoe UI Semibold"/>
+        </w:rPr>
+        <w:t>المقعد</w:t>
+      </w:r>
+      <w:proofErr w:type="spellEnd"/>
+      <w:r>
+        <w:rPr>
+          <w:rFonts w:ascii="Segoe UI Semibold" w:hAnsi="Segoe UI Semibold" w:cs="Segoe UI Semibold"/>
+        </w:rPr>
+        <w:t xml:space="preserve"> </w:t>
+      </w:r>
+      <w:proofErr w:type="spellStart"/>
+      <w:r>
+        <w:rPr>
+          <w:rFonts w:ascii="Segoe UI Semibold" w:hAnsi="Segoe UI Semibold" w:cs="Segoe UI Semibold"/>
+        </w:rPr>
+        <w:t>يمكن</w:t>
+      </w:r>
+      <w:proofErr w:type="spellEnd"/>
+      <w:r>
+        <w:rPr>
+          <w:rFonts w:ascii="Segoe UI Semibold" w:hAnsi="Segoe UI Semibold" w:cs="Segoe UI Semibold"/>
+        </w:rPr>
+        <w:t xml:space="preserve"> </w:t>
+      </w:r>
+      <w:proofErr w:type="spellStart"/>
+      <w:r>
+        <w:rPr>
+          <w:rFonts w:ascii="Segoe UI Semibold" w:hAnsi="Segoe UI Semibold" w:cs="Segoe UI Semibold"/>
+        </w:rPr>
+        <w:t>استخدامه</w:t>
+      </w:r>
+      <w:proofErr w:type="spellEnd"/>
+      <w:r>
+        <w:rPr>
+          <w:rFonts w:ascii="Segoe UI Semibold" w:hAnsi="Segoe UI Semibold" w:cs="Segoe UI Semibold"/>
+        </w:rPr>
+        <w:t xml:space="preserve"> </w:t>
+      </w:r>
+      <w:proofErr w:type="spellStart"/>
+      <w:r>
+        <w:rPr>
+          <w:rFonts w:ascii="Segoe UI Semibold" w:hAnsi="Segoe UI Semibold" w:cs="Segoe UI Semibold"/>
+        </w:rPr>
+        <w:t>بفعاليات</w:t>
+      </w:r>
+      <w:proofErr w:type="spellEnd"/>
+      <w:r>
+        <w:rPr>
+          <w:rFonts w:ascii="Segoe UI Semibold" w:hAnsi="Segoe UI Semibold" w:cs="Segoe UI Semibold"/>
+        </w:rPr>
+        <w:t xml:space="preserve"> </w:t>
+      </w:r>
+      <w:proofErr w:type="spellStart"/>
+      <w:r>
+        <w:rPr>
+          <w:rFonts w:ascii="Segoe UI Semibold" w:hAnsi="Segoe UI Semibold" w:cs="Segoe UI Semibold"/>
+        </w:rPr>
+        <w:t>مختلفة</w:t>
+      </w:r>
+      <w:proofErr w:type="spellEnd"/>
     </w:p>
     <w:p>
       <w:pPr>
@@ -4841,11 +7400,47 @@
           <w:rFonts w:ascii="Segoe UI Semibold" w:hAnsi="Segoe UI Semibold" w:cs="Segoe UI Semibold"/>
         </w:rPr>
       </w:pPr>
-      <w:r>
-        <w:rPr>
-          <w:rFonts w:ascii="Segoe UI Semibold" w:hAnsi="Segoe UI Semibold" w:cs="Segoe UI Semibold"/>
-        </w:rPr>
-        <w:t xml:space="preserve">هذا التصميم يمنع </w:t>
+      <w:proofErr w:type="spellStart"/>
+      <w:r>
+        <w:rPr>
+          <w:rFonts w:ascii="Segoe UI Semibold" w:hAnsi="Segoe UI Semibold" w:cs="Segoe UI Semibold"/>
+        </w:rPr>
+        <w:t>هذا</w:t>
+      </w:r>
+      <w:proofErr w:type="spellEnd"/>
+      <w:r>
+        <w:rPr>
+          <w:rFonts w:ascii="Segoe UI Semibold" w:hAnsi="Segoe UI Semibold" w:cs="Segoe UI Semibold"/>
+        </w:rPr>
+        <w:t xml:space="preserve"> </w:t>
+      </w:r>
+      <w:proofErr w:type="spellStart"/>
+      <w:r>
+        <w:rPr>
+          <w:rFonts w:ascii="Segoe UI Semibold" w:hAnsi="Segoe UI Semibold" w:cs="Segoe UI Semibold"/>
+        </w:rPr>
+        <w:t>التصميم</w:t>
+      </w:r>
+      <w:proofErr w:type="spellEnd"/>
+      <w:r>
+        <w:rPr>
+          <w:rFonts w:ascii="Segoe UI Semibold" w:hAnsi="Segoe UI Semibold" w:cs="Segoe UI Semibold"/>
+        </w:rPr>
+        <w:t xml:space="preserve"> </w:t>
+      </w:r>
+      <w:proofErr w:type="spellStart"/>
+      <w:r>
+        <w:rPr>
+          <w:rFonts w:ascii="Segoe UI Semibold" w:hAnsi="Segoe UI Semibold" w:cs="Segoe UI Semibold"/>
+        </w:rPr>
+        <w:t>يمنع</w:t>
+      </w:r>
+      <w:proofErr w:type="spellEnd"/>
+      <w:r>
+        <w:rPr>
+          <w:rFonts w:ascii="Segoe UI Semibold" w:hAnsi="Segoe UI Semibold" w:cs="Segoe UI Semibold"/>
+        </w:rPr>
+        <w:t xml:space="preserve"> </w:t>
       </w:r>
       <w:proofErr w:type="spellStart"/>
       <w:r>
@@ -5039,12 +7634,14 @@
           <w:rFonts w:ascii="Segoe UI Semibold" w:hAnsi="Segoe UI Semibold" w:cs="Segoe UI Semibold"/>
         </w:rPr>
       </w:pPr>
+      <w:proofErr w:type="spellStart"/>
       <w:r>
         <w:rPr>
           <w:rFonts w:ascii="Segoe UI Semibold" w:hAnsi="Segoe UI Semibold" w:cs="Segoe UI Semibold"/>
         </w:rPr>
         <w:t>المستخدم</w:t>
       </w:r>
+      <w:proofErr w:type="spellEnd"/>
     </w:p>
     <w:p>
       <w:pPr>
@@ -5058,12 +7655,14 @@
           <w:rFonts w:ascii="Segoe UI Semibold" w:hAnsi="Segoe UI Semibold" w:cs="Segoe UI Semibold"/>
         </w:rPr>
       </w:pPr>
+      <w:proofErr w:type="spellStart"/>
       <w:r>
         <w:rPr>
           <w:rFonts w:ascii="Segoe UI Semibold" w:hAnsi="Segoe UI Semibold" w:cs="Segoe UI Semibold"/>
         </w:rPr>
         <w:t>event_seat</w:t>
       </w:r>
+      <w:proofErr w:type="spellEnd"/>
     </w:p>
     <w:p>
       <w:pPr>
@@ -5077,12 +7676,28 @@
           <w:rFonts w:ascii="Segoe UI Semibold" w:hAnsi="Segoe UI Semibold" w:cs="Segoe UI Semibold"/>
         </w:rPr>
       </w:pPr>
-      <w:r>
-        <w:rPr>
-          <w:rFonts w:ascii="Segoe UI Semibold" w:hAnsi="Segoe UI Semibold" w:cs="Segoe UI Semibold"/>
-        </w:rPr>
-        <w:t>حالة الحجز</w:t>
-      </w:r>
+      <w:proofErr w:type="spellStart"/>
+      <w:r>
+        <w:rPr>
+          <w:rFonts w:ascii="Segoe UI Semibold" w:hAnsi="Segoe UI Semibold" w:cs="Segoe UI Semibold"/>
+        </w:rPr>
+        <w:t>حالة</w:t>
+      </w:r>
+      <w:proofErr w:type="spellEnd"/>
+      <w:r>
+        <w:rPr>
+          <w:rFonts w:ascii="Segoe UI Semibold" w:hAnsi="Segoe UI Semibold" w:cs="Segoe UI Semibold"/>
+        </w:rPr>
+        <w:t xml:space="preserve"> </w:t>
+      </w:r>
+      <w:proofErr w:type="spellStart"/>
+      <w:r>
+        <w:rPr>
+          <w:rFonts w:ascii="Segoe UI Semibold" w:hAnsi="Segoe UI Semibold" w:cs="Segoe UI Semibold"/>
+        </w:rPr>
+        <w:t>الحجز</w:t>
+      </w:r>
+      <w:proofErr w:type="spellEnd"/>
     </w:p>
     <w:p>
       <w:pPr>
@@ -5096,12 +7711,28 @@
           <w:rFonts w:ascii="Segoe UI Semibold" w:hAnsi="Segoe UI Semibold" w:cs="Segoe UI Semibold"/>
         </w:rPr>
       </w:pPr>
-      <w:r>
-        <w:rPr>
-          <w:rFonts w:ascii="Segoe UI Semibold" w:hAnsi="Segoe UI Semibold" w:cs="Segoe UI Semibold"/>
-        </w:rPr>
-        <w:t>حالة الدفع</w:t>
-      </w:r>
+      <w:proofErr w:type="spellStart"/>
+      <w:r>
+        <w:rPr>
+          <w:rFonts w:ascii="Segoe UI Semibold" w:hAnsi="Segoe UI Semibold" w:cs="Segoe UI Semibold"/>
+        </w:rPr>
+        <w:t>حالة</w:t>
+      </w:r>
+      <w:proofErr w:type="spellEnd"/>
+      <w:r>
+        <w:rPr>
+          <w:rFonts w:ascii="Segoe UI Semibold" w:hAnsi="Segoe UI Semibold" w:cs="Segoe UI Semibold"/>
+        </w:rPr>
+        <w:t xml:space="preserve"> </w:t>
+      </w:r>
+      <w:proofErr w:type="spellStart"/>
+      <w:r>
+        <w:rPr>
+          <w:rFonts w:ascii="Segoe UI Semibold" w:hAnsi="Segoe UI Semibold" w:cs="Segoe UI Semibold"/>
+        </w:rPr>
+        <w:t>الدفع</w:t>
+      </w:r>
+      <w:proofErr w:type="spellEnd"/>
     </w:p>
     <w:p>
       <w:pPr>
@@ -5115,12 +7746,28 @@
           <w:rFonts w:ascii="Segoe UI Semibold" w:hAnsi="Segoe UI Semibold" w:cs="Segoe UI Semibold"/>
         </w:rPr>
       </w:pPr>
-      <w:r>
-        <w:rPr>
-          <w:rFonts w:ascii="Segoe UI Semibold" w:hAnsi="Segoe UI Semibold" w:cs="Segoe UI Semibold"/>
-        </w:rPr>
-        <w:t>وقت الحجز</w:t>
-      </w:r>
+      <w:proofErr w:type="spellStart"/>
+      <w:r>
+        <w:rPr>
+          <w:rFonts w:ascii="Segoe UI Semibold" w:hAnsi="Segoe UI Semibold" w:cs="Segoe UI Semibold"/>
+        </w:rPr>
+        <w:t>وقت</w:t>
+      </w:r>
+      <w:proofErr w:type="spellEnd"/>
+      <w:r>
+        <w:rPr>
+          <w:rFonts w:ascii="Segoe UI Semibold" w:hAnsi="Segoe UI Semibold" w:cs="Segoe UI Semibold"/>
+        </w:rPr>
+        <w:t xml:space="preserve"> </w:t>
+      </w:r>
+      <w:proofErr w:type="spellStart"/>
+      <w:r>
+        <w:rPr>
+          <w:rFonts w:ascii="Segoe UI Semibold" w:hAnsi="Segoe UI Semibold" w:cs="Segoe UI Semibold"/>
+        </w:rPr>
+        <w:t>الحجز</w:t>
+      </w:r>
+      <w:proofErr w:type="spellEnd"/>
     </w:p>
     <w:p>
       <w:pPr>
@@ -5140,12 +7787,14 @@
       </w:pPr>
       <w:bookmarkStart w:id="21" w:name="daily_sales_reports"/>
       <w:bookmarkEnd w:id="20"/>
+      <w:proofErr w:type="spellStart"/>
       <w:r>
         <w:rPr>
           <w:rFonts w:ascii="Segoe UI Semibold" w:hAnsi="Segoe UI Semibold" w:cs="Segoe UI Semibold"/>
         </w:rPr>
         <w:t>daily_sales_reports</w:t>
       </w:r>
+      <w:proofErr w:type="spellEnd"/>
     </w:p>
     <w:p>
       <w:pPr>
@@ -5155,11 +7804,19 @@
           <w:rFonts w:ascii="Segoe UI Semibold" w:hAnsi="Segoe UI Semibold" w:cs="Segoe UI Semibold"/>
         </w:rPr>
       </w:pPr>
-      <w:r>
-        <w:rPr>
-          <w:rFonts w:ascii="Segoe UI Semibold" w:hAnsi="Segoe UI Semibold" w:cs="Segoe UI Semibold"/>
-        </w:rPr>
-        <w:t xml:space="preserve">يستخدم </w:t>
+      <w:proofErr w:type="spellStart"/>
+      <w:r>
+        <w:rPr>
+          <w:rFonts w:ascii="Segoe UI Semibold" w:hAnsi="Segoe UI Semibold" w:cs="Segoe UI Semibold"/>
+        </w:rPr>
+        <w:t>يستخدم</w:t>
+      </w:r>
+      <w:proofErr w:type="spellEnd"/>
+      <w:r>
+        <w:rPr>
+          <w:rFonts w:ascii="Segoe UI Semibold" w:hAnsi="Segoe UI Semibold" w:cs="Segoe UI Semibold"/>
+        </w:rPr>
+        <w:t xml:space="preserve"> </w:t>
       </w:r>
       <w:proofErr w:type="spellStart"/>
       <w:r>
@@ -5231,7 +7888,7 @@
           <w:rFonts w:ascii="Segoe UI Semibold" w:hAnsi="Segoe UI Semibold" w:cs="Segoe UI Semibold"/>
         </w:rPr>
         <w:pict w14:anchorId="77AE5086">
-          <v:rect id="_x0000_i4585" style="width:0;height:1.5pt" o:hralign="center" o:hrstd="t" o:hr="t"/>
+          <v:rect id="_x0000_i1277" style="width:0;height:1.5pt" o:hralign="center" o:hrstd="t" o:hr="t"/>
         </w:pict>
       </w:r>
     </w:p>
@@ -5241,6 +7898,8 @@
         <w:bidi/>
         <w:rPr>
           <w:rFonts w:ascii="Segoe UI Semibold" w:hAnsi="Segoe UI Semibold" w:cs="Segoe UI Semibold"/>
+          <w:b/>
+          <w:bCs/>
         </w:rPr>
       </w:pPr>
       <w:bookmarkStart w:id="22" w:name="أدوات-الاختبار-والمراقبة"/>
@@ -5248,6 +7907,8 @@
       <w:r>
         <w:rPr>
           <w:rFonts w:ascii="Segoe UI Semibold" w:hAnsi="Segoe UI Semibold" w:cs="Segoe UI Semibold"/>
+          <w:b/>
+          <w:bCs/>
         </w:rPr>
         <w:t>أدوات</w:t>
       </w:r>
@@ -5255,13 +7916,17 @@
       <w:r>
         <w:rPr>
           <w:rFonts w:ascii="Segoe UI Semibold" w:hAnsi="Segoe UI Semibold" w:cs="Segoe UI Semibold"/>
-        </w:rPr>
-        <w:t xml:space="preserve"> </w:t>
-      </w:r>
-      <w:proofErr w:type="spellStart"/>
-      <w:r>
-        <w:rPr>
-          <w:rFonts w:ascii="Segoe UI Semibold" w:hAnsi="Segoe UI Semibold" w:cs="Segoe UI Semibold"/>
+          <w:b/>
+          <w:bCs/>
+        </w:rPr>
+        <w:t xml:space="preserve"> </w:t>
+      </w:r>
+      <w:proofErr w:type="spellStart"/>
+      <w:r>
+        <w:rPr>
+          <w:rFonts w:ascii="Segoe UI Semibold" w:hAnsi="Segoe UI Semibold" w:cs="Segoe UI Semibold"/>
+          <w:b/>
+          <w:bCs/>
         </w:rPr>
         <w:t>الاختبار</w:t>
       </w:r>
@@ -5269,13 +7934,17 @@
       <w:r>
         <w:rPr>
           <w:rFonts w:ascii="Segoe UI Semibold" w:hAnsi="Segoe UI Semibold" w:cs="Segoe UI Semibold"/>
-        </w:rPr>
-        <w:t xml:space="preserve"> </w:t>
-      </w:r>
-      <w:proofErr w:type="spellStart"/>
-      <w:r>
-        <w:rPr>
-          <w:rFonts w:ascii="Segoe UI Semibold" w:hAnsi="Segoe UI Semibold" w:cs="Segoe UI Semibold"/>
+          <w:b/>
+          <w:bCs/>
+        </w:rPr>
+        <w:t xml:space="preserve"> </w:t>
+      </w:r>
+      <w:proofErr w:type="spellStart"/>
+      <w:r>
+        <w:rPr>
+          <w:rFonts w:ascii="Segoe UI Semibold" w:hAnsi="Segoe UI Semibold" w:cs="Segoe UI Semibold"/>
+          <w:b/>
+          <w:bCs/>
         </w:rPr>
         <w:t>والمراقبة</w:t>
       </w:r>
@@ -5992,7 +8661,7 @@
           <w:rFonts w:ascii="Segoe UI Semibold" w:hAnsi="Segoe UI Semibold" w:cs="Segoe UI Semibold"/>
         </w:rPr>
         <w:pict w14:anchorId="58525F5A">
-          <v:rect id="_x0000_i9318" style="width:0;height:1.5pt" o:hralign="center" o:hrstd="t" o:hr="t"/>
+          <v:rect id="_x0000_i1278" style="width:0;height:1.5pt" o:hralign="center" o:hrstd="t" o:hr="t"/>
         </w:pict>
       </w:r>
       <w:bookmarkEnd w:id="22"/>
@@ -6004,18 +8673,78 @@
         <w:bidi/>
         <w:rPr>
           <w:rFonts w:ascii="Segoe UI Semibold" w:hAnsi="Segoe UI Semibold" w:cs="Segoe UI Semibold"/>
+          <w:b/>
+          <w:bCs/>
         </w:rPr>
       </w:pPr>
       <w:bookmarkStart w:id="26" w:name="المشاكل-التي-تمت-دراستها"/>
       <w:bookmarkEnd w:id="13"/>
-      <w:bookmarkEnd w:id="14"/>
+      <w:bookmarkEnd w:id="15"/>
       <w:bookmarkEnd w:id="21"/>
-      <w:r>
-        <w:rPr>
-          <w:rFonts w:ascii="Segoe UI Semibold" w:hAnsi="Segoe UI Semibold" w:cs="Segoe UI Semibold"/>
-        </w:rPr>
-        <w:t>المشاكل التي تمت دراستها</w:t>
-      </w:r>
+      <w:proofErr w:type="spellStart"/>
+      <w:r>
+        <w:rPr>
+          <w:rFonts w:ascii="Segoe UI Semibold" w:hAnsi="Segoe UI Semibold" w:cs="Segoe UI Semibold"/>
+          <w:b/>
+          <w:bCs/>
+        </w:rPr>
+        <w:t>المشاكل</w:t>
+      </w:r>
+      <w:proofErr w:type="spellEnd"/>
+      <w:r>
+        <w:rPr>
+          <w:rFonts w:ascii="Segoe UI Semibold" w:hAnsi="Segoe UI Semibold" w:cs="Segoe UI Semibold"/>
+          <w:b/>
+          <w:bCs/>
+        </w:rPr>
+        <w:t xml:space="preserve"> </w:t>
+      </w:r>
+      <w:proofErr w:type="spellStart"/>
+      <w:r>
+        <w:rPr>
+          <w:rFonts w:ascii="Segoe UI Semibold" w:hAnsi="Segoe UI Semibold" w:cs="Segoe UI Semibold"/>
+          <w:b/>
+          <w:bCs/>
+        </w:rPr>
+        <w:t>التي</w:t>
+      </w:r>
+      <w:proofErr w:type="spellEnd"/>
+      <w:r>
+        <w:rPr>
+          <w:rFonts w:ascii="Segoe UI Semibold" w:hAnsi="Segoe UI Semibold" w:cs="Segoe UI Semibold"/>
+          <w:b/>
+          <w:bCs/>
+        </w:rPr>
+        <w:t xml:space="preserve"> </w:t>
+      </w:r>
+      <w:proofErr w:type="spellStart"/>
+      <w:r>
+        <w:rPr>
+          <w:rFonts w:ascii="Segoe UI Semibold" w:hAnsi="Segoe UI Semibold" w:cs="Segoe UI Semibold"/>
+          <w:b/>
+          <w:bCs/>
+        </w:rPr>
+        <w:t>تمت</w:t>
+      </w:r>
+      <w:proofErr w:type="spellEnd"/>
+      <w:r>
+        <w:rPr>
+          <w:rFonts w:ascii="Segoe UI Semibold" w:hAnsi="Segoe UI Semibold" w:cs="Segoe UI Semibold"/>
+          <w:b/>
+          <w:bCs/>
+        </w:rPr>
+        <w:t xml:space="preserve"> </w:t>
+      </w:r>
+      <w:proofErr w:type="spellStart"/>
+      <w:r>
+        <w:rPr>
+          <w:rFonts w:ascii="Segoe UI Semibold" w:hAnsi="Segoe UI Semibold" w:cs="Segoe UI Semibold"/>
+          <w:b/>
+          <w:bCs/>
+        </w:rPr>
+        <w:t>دراستها</w:t>
+      </w:r>
+      <w:proofErr w:type="spellEnd"/>
     </w:p>
     <w:p>
       <w:pPr>
@@ -6060,14 +8789,34 @@
         </w:rPr>
       </w:pPr>
       <w:bookmarkStart w:id="28" w:name="وصف-المشكلة"/>
+      <w:proofErr w:type="spellStart"/>
       <w:r>
         <w:rPr>
           <w:rFonts w:ascii="Segoe UI Semibold" w:hAnsi="Segoe UI Semibold" w:cs="Segoe UI Semibold"/>
           <w:sz w:val="32"/>
           <w:szCs w:val="32"/>
         </w:rPr>
-        <w:t>وصف المشكلة</w:t>
-      </w:r>
+        <w:t>وصف</w:t>
+      </w:r>
+      <w:proofErr w:type="spellEnd"/>
+      <w:r>
+        <w:rPr>
+          <w:rFonts w:ascii="Segoe UI Semibold" w:hAnsi="Segoe UI Semibold" w:cs="Segoe UI Semibold"/>
+          <w:sz w:val="32"/>
+          <w:szCs w:val="32"/>
+        </w:rPr>
+        <w:t xml:space="preserve"> </w:t>
+      </w:r>
+      <w:proofErr w:type="spellStart"/>
+      <w:r>
+        <w:rPr>
+          <w:rFonts w:ascii="Segoe UI Semibold" w:hAnsi="Segoe UI Semibold" w:cs="Segoe UI Semibold"/>
+          <w:sz w:val="32"/>
+          <w:szCs w:val="32"/>
+        </w:rPr>
+        <w:t>المشكلة</w:t>
+      </w:r>
+      <w:proofErr w:type="spellEnd"/>
     </w:p>
     <w:p>
       <w:pPr>
@@ -6078,11 +8827,215 @@
           <w:rtl/>
         </w:rPr>
       </w:pPr>
-      <w:r>
-        <w:rPr>
-          <w:rFonts w:ascii="Segoe UI Semibold" w:hAnsi="Segoe UI Semibold" w:cs="Segoe UI Semibold"/>
-        </w:rPr>
-        <w:t xml:space="preserve">عند محاولة عدة مستخدمين حجز نفس المقعد بنفس اللحظة، قد يتم تنفيذ أكثر من عملية </w:t>
+      <w:proofErr w:type="spellStart"/>
+      <w:r>
+        <w:rPr>
+          <w:rFonts w:ascii="Segoe UI Semibold" w:hAnsi="Segoe UI Semibold" w:cs="Segoe UI Semibold"/>
+        </w:rPr>
+        <w:t>عند</w:t>
+      </w:r>
+      <w:proofErr w:type="spellEnd"/>
+      <w:r>
+        <w:rPr>
+          <w:rFonts w:ascii="Segoe UI Semibold" w:hAnsi="Segoe UI Semibold" w:cs="Segoe UI Semibold"/>
+        </w:rPr>
+        <w:t xml:space="preserve"> </w:t>
+      </w:r>
+      <w:proofErr w:type="spellStart"/>
+      <w:r>
+        <w:rPr>
+          <w:rFonts w:ascii="Segoe UI Semibold" w:hAnsi="Segoe UI Semibold" w:cs="Segoe UI Semibold"/>
+        </w:rPr>
+        <w:t>محاولة</w:t>
+      </w:r>
+      <w:proofErr w:type="spellEnd"/>
+      <w:r>
+        <w:rPr>
+          <w:rFonts w:ascii="Segoe UI Semibold" w:hAnsi="Segoe UI Semibold" w:cs="Segoe UI Semibold"/>
+        </w:rPr>
+        <w:t xml:space="preserve"> </w:t>
+      </w:r>
+      <w:proofErr w:type="spellStart"/>
+      <w:r>
+        <w:rPr>
+          <w:rFonts w:ascii="Segoe UI Semibold" w:hAnsi="Segoe UI Semibold" w:cs="Segoe UI Semibold"/>
+        </w:rPr>
+        <w:t>عدة</w:t>
+      </w:r>
+      <w:proofErr w:type="spellEnd"/>
+      <w:r>
+        <w:rPr>
+          <w:rFonts w:ascii="Segoe UI Semibold" w:hAnsi="Segoe UI Semibold" w:cs="Segoe UI Semibold"/>
+        </w:rPr>
+        <w:t xml:space="preserve"> </w:t>
+      </w:r>
+      <w:proofErr w:type="spellStart"/>
+      <w:r>
+        <w:rPr>
+          <w:rFonts w:ascii="Segoe UI Semibold" w:hAnsi="Segoe UI Semibold" w:cs="Segoe UI Semibold"/>
+        </w:rPr>
+        <w:t>مستخدمين</w:t>
+      </w:r>
+      <w:proofErr w:type="spellEnd"/>
+      <w:r>
+        <w:rPr>
+          <w:rFonts w:ascii="Segoe UI Semibold" w:hAnsi="Segoe UI Semibold" w:cs="Segoe UI Semibold"/>
+        </w:rPr>
+        <w:t xml:space="preserve"> </w:t>
+      </w:r>
+      <w:proofErr w:type="spellStart"/>
+      <w:r>
+        <w:rPr>
+          <w:rFonts w:ascii="Segoe UI Semibold" w:hAnsi="Segoe UI Semibold" w:cs="Segoe UI Semibold"/>
+        </w:rPr>
+        <w:t>حجز</w:t>
+      </w:r>
+      <w:proofErr w:type="spellEnd"/>
+      <w:r>
+        <w:rPr>
+          <w:rFonts w:ascii="Segoe UI Semibold" w:hAnsi="Segoe UI Semibold" w:cs="Segoe UI Semibold"/>
+        </w:rPr>
+        <w:t xml:space="preserve"> </w:t>
+      </w:r>
+      <w:proofErr w:type="spellStart"/>
+      <w:r>
+        <w:rPr>
+          <w:rFonts w:ascii="Segoe UI Semibold" w:hAnsi="Segoe UI Semibold" w:cs="Segoe UI Semibold"/>
+        </w:rPr>
+        <w:t>نفس</w:t>
+      </w:r>
+      <w:proofErr w:type="spellEnd"/>
+      <w:r>
+        <w:rPr>
+          <w:rFonts w:ascii="Segoe UI Semibold" w:hAnsi="Segoe UI Semibold" w:cs="Segoe UI Semibold"/>
+        </w:rPr>
+        <w:t xml:space="preserve"> </w:t>
+      </w:r>
+      <w:proofErr w:type="spellStart"/>
+      <w:r>
+        <w:rPr>
+          <w:rFonts w:ascii="Segoe UI Semibold" w:hAnsi="Segoe UI Semibold" w:cs="Segoe UI Semibold"/>
+        </w:rPr>
+        <w:t>المقعد</w:t>
+      </w:r>
+      <w:proofErr w:type="spellEnd"/>
+      <w:r>
+        <w:rPr>
+          <w:rFonts w:ascii="Segoe UI Semibold" w:hAnsi="Segoe UI Semibold" w:cs="Segoe UI Semibold"/>
+        </w:rPr>
+        <w:t xml:space="preserve"> </w:t>
+      </w:r>
+      <w:proofErr w:type="spellStart"/>
+      <w:r>
+        <w:rPr>
+          <w:rFonts w:ascii="Segoe UI Semibold" w:hAnsi="Segoe UI Semibold" w:cs="Segoe UI Semibold"/>
+        </w:rPr>
+        <w:t>بنفس</w:t>
+      </w:r>
+      <w:proofErr w:type="spellEnd"/>
+      <w:r>
+        <w:rPr>
+          <w:rFonts w:ascii="Segoe UI Semibold" w:hAnsi="Segoe UI Semibold" w:cs="Segoe UI Semibold"/>
+        </w:rPr>
+        <w:t xml:space="preserve"> </w:t>
+      </w:r>
+      <w:proofErr w:type="spellStart"/>
+      <w:r>
+        <w:rPr>
+          <w:rFonts w:ascii="Segoe UI Semibold" w:hAnsi="Segoe UI Semibold" w:cs="Segoe UI Semibold"/>
+        </w:rPr>
+        <w:t>اللحظة</w:t>
+      </w:r>
+      <w:proofErr w:type="spellEnd"/>
+      <w:r>
+        <w:rPr>
+          <w:rFonts w:ascii="Segoe UI Semibold" w:hAnsi="Segoe UI Semibold" w:cs="Segoe UI Semibold"/>
+        </w:rPr>
+        <w:t xml:space="preserve">، </w:t>
+      </w:r>
+      <w:proofErr w:type="spellStart"/>
+      <w:r>
+        <w:rPr>
+          <w:rFonts w:ascii="Segoe UI Semibold" w:hAnsi="Segoe UI Semibold" w:cs="Segoe UI Semibold"/>
+        </w:rPr>
+        <w:t>قد</w:t>
+      </w:r>
+      <w:proofErr w:type="spellEnd"/>
+      <w:r>
+        <w:rPr>
+          <w:rFonts w:ascii="Segoe UI Semibold" w:hAnsi="Segoe UI Semibold" w:cs="Segoe UI Semibold"/>
+        </w:rPr>
+        <w:t xml:space="preserve"> </w:t>
+      </w:r>
+      <w:proofErr w:type="spellStart"/>
+      <w:r>
+        <w:rPr>
+          <w:rFonts w:ascii="Segoe UI Semibold" w:hAnsi="Segoe UI Semibold" w:cs="Segoe UI Semibold"/>
+        </w:rPr>
+        <w:t>يتم</w:t>
+      </w:r>
+      <w:proofErr w:type="spellEnd"/>
+      <w:r>
+        <w:rPr>
+          <w:rFonts w:ascii="Segoe UI Semibold" w:hAnsi="Segoe UI Semibold" w:cs="Segoe UI Semibold"/>
+        </w:rPr>
+        <w:t xml:space="preserve"> </w:t>
+      </w:r>
+      <w:proofErr w:type="spellStart"/>
+      <w:r>
+        <w:rPr>
+          <w:rFonts w:ascii="Segoe UI Semibold" w:hAnsi="Segoe UI Semibold" w:cs="Segoe UI Semibold"/>
+        </w:rPr>
+        <w:t>تنفيذ</w:t>
+      </w:r>
+      <w:proofErr w:type="spellEnd"/>
+      <w:r>
+        <w:rPr>
+          <w:rFonts w:ascii="Segoe UI Semibold" w:hAnsi="Segoe UI Semibold" w:cs="Segoe UI Semibold"/>
+        </w:rPr>
+        <w:t xml:space="preserve"> </w:t>
+      </w:r>
+      <w:proofErr w:type="spellStart"/>
+      <w:r>
+        <w:rPr>
+          <w:rFonts w:ascii="Segoe UI Semibold" w:hAnsi="Segoe UI Semibold" w:cs="Segoe UI Semibold"/>
+        </w:rPr>
+        <w:t>أكثر</w:t>
+      </w:r>
+      <w:proofErr w:type="spellEnd"/>
+      <w:r>
+        <w:rPr>
+          <w:rFonts w:ascii="Segoe UI Semibold" w:hAnsi="Segoe UI Semibold" w:cs="Segoe UI Semibold"/>
+        </w:rPr>
+        <w:t xml:space="preserve"> </w:t>
+      </w:r>
+      <w:proofErr w:type="spellStart"/>
+      <w:r>
+        <w:rPr>
+          <w:rFonts w:ascii="Segoe UI Semibold" w:hAnsi="Segoe UI Semibold" w:cs="Segoe UI Semibold"/>
+        </w:rPr>
+        <w:t>من</w:t>
+      </w:r>
+      <w:proofErr w:type="spellEnd"/>
+      <w:r>
+        <w:rPr>
+          <w:rFonts w:ascii="Segoe UI Semibold" w:hAnsi="Segoe UI Semibold" w:cs="Segoe UI Semibold"/>
+        </w:rPr>
+        <w:t xml:space="preserve"> </w:t>
+      </w:r>
+      <w:proofErr w:type="spellStart"/>
+      <w:r>
+        <w:rPr>
+          <w:rFonts w:ascii="Segoe UI Semibold" w:hAnsi="Segoe UI Semibold" w:cs="Segoe UI Semibold"/>
+        </w:rPr>
+        <w:t>عملية</w:t>
+      </w:r>
+      <w:proofErr w:type="spellEnd"/>
+      <w:r>
+        <w:rPr>
+          <w:rFonts w:ascii="Segoe UI Semibold" w:hAnsi="Segoe UI Semibold" w:cs="Segoe UI Semibold"/>
+        </w:rPr>
+        <w:t xml:space="preserve"> </w:t>
       </w:r>
       <w:proofErr w:type="spellStart"/>
       <w:r>
@@ -6163,12 +9116,28 @@
       <w:bookmarkStart w:id="29" w:name="سبب-المشكلة"/>
       <w:bookmarkEnd w:id="27"/>
       <w:bookmarkEnd w:id="28"/>
-      <w:r>
-        <w:rPr>
-          <w:rFonts w:ascii="Segoe UI Semibold" w:hAnsi="Segoe UI Semibold" w:cs="Segoe UI Semibold"/>
-        </w:rPr>
-        <w:t>سبب المشكلة</w:t>
-      </w:r>
+      <w:proofErr w:type="spellStart"/>
+      <w:r>
+        <w:rPr>
+          <w:rFonts w:ascii="Segoe UI Semibold" w:hAnsi="Segoe UI Semibold" w:cs="Segoe UI Semibold"/>
+        </w:rPr>
+        <w:t>سبب</w:t>
+      </w:r>
+      <w:proofErr w:type="spellEnd"/>
+      <w:r>
+        <w:rPr>
+          <w:rFonts w:ascii="Segoe UI Semibold" w:hAnsi="Segoe UI Semibold" w:cs="Segoe UI Semibold"/>
+        </w:rPr>
+        <w:t xml:space="preserve"> </w:t>
+      </w:r>
+      <w:proofErr w:type="spellStart"/>
+      <w:r>
+        <w:rPr>
+          <w:rFonts w:ascii="Segoe UI Semibold" w:hAnsi="Segoe UI Semibold" w:cs="Segoe UI Semibold"/>
+        </w:rPr>
+        <w:t>المشكلة</w:t>
+      </w:r>
+      <w:proofErr w:type="spellEnd"/>
     </w:p>
     <w:p>
       <w:pPr>
@@ -6178,11 +9147,33 @@
           <w:rFonts w:ascii="Segoe UI Semibold" w:hAnsi="Segoe UI Semibold" w:cs="Segoe UI Semibold"/>
         </w:rPr>
       </w:pPr>
-      <w:r>
-        <w:rPr>
-          <w:rFonts w:ascii="Segoe UI Semibold" w:hAnsi="Segoe UI Semibold" w:cs="Segoe UI Semibold"/>
-        </w:rPr>
-        <w:t xml:space="preserve">في البداية </w:t>
+      <w:proofErr w:type="spellStart"/>
+      <w:r>
+        <w:rPr>
+          <w:rFonts w:ascii="Segoe UI Semibold" w:hAnsi="Segoe UI Semibold" w:cs="Segoe UI Semibold"/>
+        </w:rPr>
+        <w:t>في</w:t>
+      </w:r>
+      <w:proofErr w:type="spellEnd"/>
+      <w:r>
+        <w:rPr>
+          <w:rFonts w:ascii="Segoe UI Semibold" w:hAnsi="Segoe UI Semibold" w:cs="Segoe UI Semibold"/>
+        </w:rPr>
+        <w:t xml:space="preserve"> </w:t>
+      </w:r>
+      <w:proofErr w:type="spellStart"/>
+      <w:r>
+        <w:rPr>
+          <w:rFonts w:ascii="Segoe UI Semibold" w:hAnsi="Segoe UI Semibold" w:cs="Segoe UI Semibold"/>
+        </w:rPr>
+        <w:t>البداية</w:t>
+      </w:r>
+      <w:proofErr w:type="spellEnd"/>
+      <w:r>
+        <w:rPr>
+          <w:rFonts w:ascii="Segoe UI Semibold" w:hAnsi="Segoe UI Semibold" w:cs="Segoe UI Semibold"/>
+        </w:rPr>
+        <w:t xml:space="preserve"> </w:t>
       </w:r>
       <w:proofErr w:type="spellStart"/>
       <w:r>
@@ -6254,12 +9245,56 @@
           <w:rFonts w:ascii="Segoe UI Semibold" w:hAnsi="Segoe UI Semibold" w:cs="Segoe UI Semibold"/>
         </w:rPr>
       </w:pPr>
-      <w:r>
-        <w:rPr>
-          <w:rFonts w:ascii="Segoe UI Semibold" w:hAnsi="Segoe UI Semibold" w:cs="Segoe UI Semibold"/>
-        </w:rPr>
-        <w:t>التحقق من وجود حجز</w:t>
-      </w:r>
+      <w:proofErr w:type="spellStart"/>
+      <w:r>
+        <w:rPr>
+          <w:rFonts w:ascii="Segoe UI Semibold" w:hAnsi="Segoe UI Semibold" w:cs="Segoe UI Semibold"/>
+        </w:rPr>
+        <w:t>التحقق</w:t>
+      </w:r>
+      <w:proofErr w:type="spellEnd"/>
+      <w:r>
+        <w:rPr>
+          <w:rFonts w:ascii="Segoe UI Semibold" w:hAnsi="Segoe UI Semibold" w:cs="Segoe UI Semibold"/>
+        </w:rPr>
+        <w:t xml:space="preserve"> </w:t>
+      </w:r>
+      <w:proofErr w:type="spellStart"/>
+      <w:r>
+        <w:rPr>
+          <w:rFonts w:ascii="Segoe UI Semibold" w:hAnsi="Segoe UI Semibold" w:cs="Segoe UI Semibold"/>
+        </w:rPr>
+        <w:t>من</w:t>
+      </w:r>
+      <w:proofErr w:type="spellEnd"/>
+      <w:r>
+        <w:rPr>
+          <w:rFonts w:ascii="Segoe UI Semibold" w:hAnsi="Segoe UI Semibold" w:cs="Segoe UI Semibold"/>
+        </w:rPr>
+        <w:t xml:space="preserve"> </w:t>
+      </w:r>
+      <w:proofErr w:type="spellStart"/>
+      <w:r>
+        <w:rPr>
+          <w:rFonts w:ascii="Segoe UI Semibold" w:hAnsi="Segoe UI Semibold" w:cs="Segoe UI Semibold"/>
+        </w:rPr>
+        <w:t>وجود</w:t>
+      </w:r>
+      <w:proofErr w:type="spellEnd"/>
+      <w:r>
+        <w:rPr>
+          <w:rFonts w:ascii="Segoe UI Semibold" w:hAnsi="Segoe UI Semibold" w:cs="Segoe UI Semibold"/>
+        </w:rPr>
+        <w:t xml:space="preserve"> </w:t>
+      </w:r>
+      <w:proofErr w:type="spellStart"/>
+      <w:r>
+        <w:rPr>
+          <w:rFonts w:ascii="Segoe UI Semibold" w:hAnsi="Segoe UI Semibold" w:cs="Segoe UI Semibold"/>
+        </w:rPr>
+        <w:t>حجز</w:t>
+      </w:r>
+      <w:proofErr w:type="spellEnd"/>
     </w:p>
     <w:p>
       <w:pPr>
@@ -6273,12 +9308,42 @@
           <w:rFonts w:ascii="Segoe UI Semibold" w:hAnsi="Segoe UI Semibold" w:cs="Segoe UI Semibold"/>
         </w:rPr>
       </w:pPr>
-      <w:r>
-        <w:rPr>
-          <w:rFonts w:ascii="Segoe UI Semibold" w:hAnsi="Segoe UI Semibold" w:cs="Segoe UI Semibold"/>
-        </w:rPr>
-        <w:t>ثم إنشاء الحجز</w:t>
-      </w:r>
+      <w:proofErr w:type="spellStart"/>
+      <w:r>
+        <w:rPr>
+          <w:rFonts w:ascii="Segoe UI Semibold" w:hAnsi="Segoe UI Semibold" w:cs="Segoe UI Semibold"/>
+        </w:rPr>
+        <w:t>ثم</w:t>
+      </w:r>
+      <w:proofErr w:type="spellEnd"/>
+      <w:r>
+        <w:rPr>
+          <w:rFonts w:ascii="Segoe UI Semibold" w:hAnsi="Segoe UI Semibold" w:cs="Segoe UI Semibold"/>
+        </w:rPr>
+        <w:t xml:space="preserve"> </w:t>
+      </w:r>
+      <w:proofErr w:type="spellStart"/>
+      <w:r>
+        <w:rPr>
+          <w:rFonts w:ascii="Segoe UI Semibold" w:hAnsi="Segoe UI Semibold" w:cs="Segoe UI Semibold"/>
+        </w:rPr>
+        <w:t>إنشاء</w:t>
+      </w:r>
+      <w:proofErr w:type="spellEnd"/>
+      <w:r>
+        <w:rPr>
+          <w:rFonts w:ascii="Segoe UI Semibold" w:hAnsi="Segoe UI Semibold" w:cs="Segoe UI Semibold"/>
+        </w:rPr>
+        <w:t xml:space="preserve"> </w:t>
+      </w:r>
+      <w:proofErr w:type="spellStart"/>
+      <w:r>
+        <w:rPr>
+          <w:rFonts w:ascii="Segoe UI Semibold" w:hAnsi="Segoe UI Semibold" w:cs="Segoe UI Semibold"/>
+        </w:rPr>
+        <w:t>الحجز</w:t>
+      </w:r>
+      <w:proofErr w:type="spellEnd"/>
     </w:p>
     <w:p>
       <w:pPr>
@@ -6288,11 +9353,103 @@
           <w:rFonts w:ascii="Segoe UI Semibold" w:hAnsi="Segoe UI Semibold" w:cs="Segoe UI Semibold"/>
         </w:rPr>
       </w:pPr>
-      <w:r>
-        <w:rPr>
-          <w:rFonts w:ascii="Segoe UI Semibold" w:hAnsi="Segoe UI Semibold" w:cs="Segoe UI Semibold"/>
-        </w:rPr>
-        <w:t xml:space="preserve">لكن عدة طلبات كانت تصل بنفس اللحظة </w:t>
+      <w:proofErr w:type="spellStart"/>
+      <w:r>
+        <w:rPr>
+          <w:rFonts w:ascii="Segoe UI Semibold" w:hAnsi="Segoe UI Semibold" w:cs="Segoe UI Semibold"/>
+        </w:rPr>
+        <w:t>لكن</w:t>
+      </w:r>
+      <w:proofErr w:type="spellEnd"/>
+      <w:r>
+        <w:rPr>
+          <w:rFonts w:ascii="Segoe UI Semibold" w:hAnsi="Segoe UI Semibold" w:cs="Segoe UI Semibold"/>
+        </w:rPr>
+        <w:t xml:space="preserve"> </w:t>
+      </w:r>
+      <w:proofErr w:type="spellStart"/>
+      <w:r>
+        <w:rPr>
+          <w:rFonts w:ascii="Segoe UI Semibold" w:hAnsi="Segoe UI Semibold" w:cs="Segoe UI Semibold"/>
+        </w:rPr>
+        <w:t>عدة</w:t>
+      </w:r>
+      <w:proofErr w:type="spellEnd"/>
+      <w:r>
+        <w:rPr>
+          <w:rFonts w:ascii="Segoe UI Semibold" w:hAnsi="Segoe UI Semibold" w:cs="Segoe UI Semibold"/>
+        </w:rPr>
+        <w:t xml:space="preserve"> </w:t>
+      </w:r>
+      <w:proofErr w:type="spellStart"/>
+      <w:r>
+        <w:rPr>
+          <w:rFonts w:ascii="Segoe UI Semibold" w:hAnsi="Segoe UI Semibold" w:cs="Segoe UI Semibold"/>
+        </w:rPr>
+        <w:t>طلبات</w:t>
+      </w:r>
+      <w:proofErr w:type="spellEnd"/>
+      <w:r>
+        <w:rPr>
+          <w:rFonts w:ascii="Segoe UI Semibold" w:hAnsi="Segoe UI Semibold" w:cs="Segoe UI Semibold"/>
+        </w:rPr>
+        <w:t xml:space="preserve"> </w:t>
+      </w:r>
+      <w:proofErr w:type="spellStart"/>
+      <w:r>
+        <w:rPr>
+          <w:rFonts w:ascii="Segoe UI Semibold" w:hAnsi="Segoe UI Semibold" w:cs="Segoe UI Semibold"/>
+        </w:rPr>
+        <w:t>كانت</w:t>
+      </w:r>
+      <w:proofErr w:type="spellEnd"/>
+      <w:r>
+        <w:rPr>
+          <w:rFonts w:ascii="Segoe UI Semibold" w:hAnsi="Segoe UI Semibold" w:cs="Segoe UI Semibold"/>
+        </w:rPr>
+        <w:t xml:space="preserve"> </w:t>
+      </w:r>
+      <w:proofErr w:type="spellStart"/>
+      <w:r>
+        <w:rPr>
+          <w:rFonts w:ascii="Segoe UI Semibold" w:hAnsi="Segoe UI Semibold" w:cs="Segoe UI Semibold"/>
+        </w:rPr>
+        <w:t>تصل</w:t>
+      </w:r>
+      <w:proofErr w:type="spellEnd"/>
+      <w:r>
+        <w:rPr>
+          <w:rFonts w:ascii="Segoe UI Semibold" w:hAnsi="Segoe UI Semibold" w:cs="Segoe UI Semibold"/>
+        </w:rPr>
+        <w:t xml:space="preserve"> </w:t>
+      </w:r>
+      <w:proofErr w:type="spellStart"/>
+      <w:r>
+        <w:rPr>
+          <w:rFonts w:ascii="Segoe UI Semibold" w:hAnsi="Segoe UI Semibold" w:cs="Segoe UI Semibold"/>
+        </w:rPr>
+        <w:t>بنفس</w:t>
+      </w:r>
+      <w:proofErr w:type="spellEnd"/>
+      <w:r>
+        <w:rPr>
+          <w:rFonts w:ascii="Segoe UI Semibold" w:hAnsi="Segoe UI Semibold" w:cs="Segoe UI Semibold"/>
+        </w:rPr>
+        <w:t xml:space="preserve"> </w:t>
+      </w:r>
+      <w:proofErr w:type="spellStart"/>
+      <w:r>
+        <w:rPr>
+          <w:rFonts w:ascii="Segoe UI Semibold" w:hAnsi="Segoe UI Semibold" w:cs="Segoe UI Semibold"/>
+        </w:rPr>
+        <w:t>اللحظة</w:t>
+      </w:r>
+      <w:proofErr w:type="spellEnd"/>
+      <w:r>
+        <w:rPr>
+          <w:rFonts w:ascii="Segoe UI Semibold" w:hAnsi="Segoe UI Semibold" w:cs="Segoe UI Semibold"/>
+        </w:rPr>
+        <w:t xml:space="preserve"> </w:t>
       </w:r>
       <w:proofErr w:type="spellStart"/>
       <w:r>
@@ -6416,12 +9573,70 @@
           <w:rFonts w:ascii="Segoe UI Semibold" w:hAnsi="Segoe UI Semibold" w:cs="Segoe UI Semibold"/>
         </w:rPr>
       </w:pPr>
-      <w:r>
-        <w:rPr>
-          <w:rFonts w:ascii="Segoe UI Semibold" w:hAnsi="Segoe UI Semibold" w:cs="Segoe UI Semibold"/>
-        </w:rPr>
-        <w:t>نجاح عدة حجوزات لنفس المقعد</w:t>
-      </w:r>
+      <w:proofErr w:type="spellStart"/>
+      <w:r>
+        <w:rPr>
+          <w:rFonts w:ascii="Segoe UI Semibold" w:hAnsi="Segoe UI Semibold" w:cs="Segoe UI Semibold"/>
+        </w:rPr>
+        <w:t>نجاح</w:t>
+      </w:r>
+      <w:proofErr w:type="spellEnd"/>
+      <w:r>
+        <w:rPr>
+          <w:rFonts w:ascii="Segoe UI Semibold" w:hAnsi="Segoe UI Semibold" w:cs="Segoe UI Semibold"/>
+        </w:rPr>
+        <w:t xml:space="preserve"> </w:t>
+      </w:r>
+      <w:proofErr w:type="spellStart"/>
+      <w:r>
+        <w:rPr>
+          <w:rFonts w:ascii="Segoe UI Semibold" w:hAnsi="Segoe UI Semibold" w:cs="Segoe UI Semibold"/>
+        </w:rPr>
+        <w:t>عدة</w:t>
+      </w:r>
+      <w:proofErr w:type="spellEnd"/>
+      <w:r>
+        <w:rPr>
+          <w:rFonts w:ascii="Segoe UI Semibold" w:hAnsi="Segoe UI Semibold" w:cs="Segoe UI Semibold"/>
+        </w:rPr>
+        <w:t xml:space="preserve"> </w:t>
+      </w:r>
+      <w:proofErr w:type="spellStart"/>
+      <w:r>
+        <w:rPr>
+          <w:rFonts w:ascii="Segoe UI Semibold" w:hAnsi="Segoe UI Semibold" w:cs="Segoe UI Semibold"/>
+        </w:rPr>
+        <w:t>حجوزات</w:t>
+      </w:r>
+      <w:proofErr w:type="spellEnd"/>
+      <w:r>
+        <w:rPr>
+          <w:rFonts w:ascii="Segoe UI Semibold" w:hAnsi="Segoe UI Semibold" w:cs="Segoe UI Semibold"/>
+        </w:rPr>
+        <w:t xml:space="preserve"> </w:t>
+      </w:r>
+      <w:proofErr w:type="spellStart"/>
+      <w:r>
+        <w:rPr>
+          <w:rFonts w:ascii="Segoe UI Semibold" w:hAnsi="Segoe UI Semibold" w:cs="Segoe UI Semibold"/>
+        </w:rPr>
+        <w:t>لنفس</w:t>
+      </w:r>
+      <w:proofErr w:type="spellEnd"/>
+      <w:r>
+        <w:rPr>
+          <w:rFonts w:ascii="Segoe UI Semibold" w:hAnsi="Segoe UI Semibold" w:cs="Segoe UI Semibold"/>
+        </w:rPr>
+        <w:t xml:space="preserve"> </w:t>
+      </w:r>
+      <w:proofErr w:type="spellStart"/>
+      <w:r>
+        <w:rPr>
+          <w:rFonts w:ascii="Segoe UI Semibold" w:hAnsi="Segoe UI Semibold" w:cs="Segoe UI Semibold"/>
+        </w:rPr>
+        <w:t>المقعد</w:t>
+      </w:r>
+      <w:proofErr w:type="spellEnd"/>
     </w:p>
     <w:p>
       <w:pPr>
@@ -6435,11 +9650,19 @@
           <w:rFonts w:ascii="Segoe UI Semibold" w:hAnsi="Segoe UI Semibold" w:cs="Segoe UI Semibold"/>
         </w:rPr>
       </w:pPr>
-      <w:r>
-        <w:rPr>
-          <w:rFonts w:ascii="Segoe UI Semibold" w:hAnsi="Segoe UI Semibold" w:cs="Segoe UI Semibold"/>
-        </w:rPr>
-        <w:t xml:space="preserve">خصم </w:t>
+      <w:proofErr w:type="spellStart"/>
+      <w:r>
+        <w:rPr>
+          <w:rFonts w:ascii="Segoe UI Semibold" w:hAnsi="Segoe UI Semibold" w:cs="Segoe UI Semibold"/>
+        </w:rPr>
+        <w:t>خصم</w:t>
+      </w:r>
+      <w:proofErr w:type="spellEnd"/>
+      <w:r>
+        <w:rPr>
+          <w:rFonts w:ascii="Segoe UI Semibold" w:hAnsi="Segoe UI Semibold" w:cs="Segoe UI Semibold"/>
+        </w:rPr>
+        <w:t xml:space="preserve"> </w:t>
       </w:r>
       <w:proofErr w:type="spellStart"/>
       <w:r>
@@ -6546,9 +9769,9 @@
         </w:rPr>
         <w:t>البيانات</w:t>
       </w:r>
-      <w:bookmarkStart w:id="30" w:name="الحلول-المقترحة-لمعالجة-race-condition"/>
-      <w:bookmarkStart w:id="31" w:name="الحل-الثالث-استخدام-get_lock"/>
-      <w:bookmarkStart w:id="32" w:name="المشكلة"/>
+      <w:bookmarkStart w:id="30" w:name="الحل-الثالث-استخدام-get_lock"/>
+      <w:bookmarkStart w:id="31" w:name="المشكلة"/>
+      <w:bookmarkStart w:id="32" w:name="الحلول-المقترحة-لمعالجة-race-condition"/>
       <w:bookmarkEnd w:id="26"/>
       <w:bookmarkEnd w:id="29"/>
       <w:proofErr w:type="spellEnd"/>
@@ -6596,7 +9819,7 @@
                     <pic:cNvPicPr/>
                   </pic:nvPicPr>
                   <pic:blipFill>
-                    <a:blip r:embed="rId7"/>
+                    <a:blip r:embed="rId8"/>
                     <a:stretch>
                       <a:fillRect/>
                     </a:stretch>
@@ -6660,7 +9883,7 @@
                     <pic:cNvPicPr/>
                   </pic:nvPicPr>
                   <pic:blipFill>
-                    <a:blip r:embed="rId8"/>
+                    <a:blip r:embed="rId9"/>
                     <a:stretch>
                       <a:fillRect/>
                     </a:stretch>
@@ -6712,7 +9935,7 @@
                     <pic:cNvPicPr/>
                   </pic:nvPicPr>
                   <pic:blipFill>
-                    <a:blip r:embed="rId9"/>
+                    <a:blip r:embed="rId10"/>
                     <a:stretch>
                       <a:fillRect/>
                     </a:stretch>
@@ -6743,8 +9966,8 @@
         </w:rPr>
       </w:pPr>
       <w:bookmarkStart w:id="33" w:name="الحل-الرابع-إعادة-تصميم-قاعدة-البيانات"/>
+      <w:bookmarkEnd w:id="30"/>
       <w:bookmarkEnd w:id="31"/>
-      <w:bookmarkEnd w:id="32"/>
     </w:p>
     <w:p>
       <w:pPr>
@@ -7369,7 +10592,7 @@
                     <pic:cNvPicPr/>
                   </pic:nvPicPr>
                   <pic:blipFill>
-                    <a:blip r:embed="rId10"/>
+                    <a:blip r:embed="rId11"/>
                     <a:stretch>
                       <a:fillRect/>
                     </a:stretch>
@@ -7404,7 +10627,7 @@
           <w:rFonts w:ascii="Segoe UI Semibold" w:hAnsi="Segoe UI Semibold" w:cs="Segoe UI Semibold"/>
         </w:rPr>
         <w:pict w14:anchorId="190A3B83">
-          <v:rect id="_x0000_i7229" style="width:0;height:1.5pt" o:hralign="center" o:hrstd="t" o:hr="t"/>
+          <v:rect id="_x0000_i1279" style="width:0;height:1.5pt" o:hralign="center" o:hrstd="t" o:hr="t"/>
         </w:pict>
       </w:r>
     </w:p>
@@ -7423,7 +10646,7 @@
         </w:rPr>
       </w:pPr>
       <w:bookmarkStart w:id="36" w:name="المشكلة-الثانية-بطء-عمليات-الحجز"/>
-      <w:bookmarkEnd w:id="30"/>
+      <w:bookmarkEnd w:id="32"/>
       <w:bookmarkEnd w:id="33"/>
       <w:bookmarkEnd w:id="35"/>
       <w:r>
@@ -7594,12 +10817,42 @@
           <w:rFonts w:ascii="Segoe UI Semibold" w:hAnsi="Segoe UI Semibold" w:cs="Segoe UI Semibold"/>
         </w:rPr>
       </w:pPr>
-      <w:r>
-        <w:rPr>
-          <w:rFonts w:ascii="Segoe UI Semibold" w:hAnsi="Segoe UI Semibold" w:cs="Segoe UI Semibold"/>
-        </w:rPr>
-        <w:t>التحقق من المقعد</w:t>
-      </w:r>
+      <w:proofErr w:type="spellStart"/>
+      <w:r>
+        <w:rPr>
+          <w:rFonts w:ascii="Segoe UI Semibold" w:hAnsi="Segoe UI Semibold" w:cs="Segoe UI Semibold"/>
+        </w:rPr>
+        <w:t>التحقق</w:t>
+      </w:r>
+      <w:proofErr w:type="spellEnd"/>
+      <w:r>
+        <w:rPr>
+          <w:rFonts w:ascii="Segoe UI Semibold" w:hAnsi="Segoe UI Semibold" w:cs="Segoe UI Semibold"/>
+        </w:rPr>
+        <w:t xml:space="preserve"> </w:t>
+      </w:r>
+      <w:proofErr w:type="spellStart"/>
+      <w:r>
+        <w:rPr>
+          <w:rFonts w:ascii="Segoe UI Semibold" w:hAnsi="Segoe UI Semibold" w:cs="Segoe UI Semibold"/>
+        </w:rPr>
+        <w:t>من</w:t>
+      </w:r>
+      <w:proofErr w:type="spellEnd"/>
+      <w:r>
+        <w:rPr>
+          <w:rFonts w:ascii="Segoe UI Semibold" w:hAnsi="Segoe UI Semibold" w:cs="Segoe UI Semibold"/>
+        </w:rPr>
+        <w:t xml:space="preserve"> </w:t>
+      </w:r>
+      <w:proofErr w:type="spellStart"/>
+      <w:r>
+        <w:rPr>
+          <w:rFonts w:ascii="Segoe UI Semibold" w:hAnsi="Segoe UI Semibold" w:cs="Segoe UI Semibold"/>
+        </w:rPr>
+        <w:t>المقعد</w:t>
+      </w:r>
+      <w:proofErr w:type="spellEnd"/>
     </w:p>
     <w:p>
       <w:pPr>
@@ -7613,12 +10866,28 @@
           <w:rFonts w:ascii="Segoe UI Semibold" w:hAnsi="Segoe UI Semibold" w:cs="Segoe UI Semibold"/>
         </w:rPr>
       </w:pPr>
-      <w:r>
-        <w:rPr>
-          <w:rFonts w:ascii="Segoe UI Semibold" w:hAnsi="Segoe UI Semibold" w:cs="Segoe UI Semibold"/>
-        </w:rPr>
-        <w:t>إنشاء الحجز</w:t>
-      </w:r>
+      <w:proofErr w:type="spellStart"/>
+      <w:r>
+        <w:rPr>
+          <w:rFonts w:ascii="Segoe UI Semibold" w:hAnsi="Segoe UI Semibold" w:cs="Segoe UI Semibold"/>
+        </w:rPr>
+        <w:t>إنشاء</w:t>
+      </w:r>
+      <w:proofErr w:type="spellEnd"/>
+      <w:r>
+        <w:rPr>
+          <w:rFonts w:ascii="Segoe UI Semibold" w:hAnsi="Segoe UI Semibold" w:cs="Segoe UI Semibold"/>
+        </w:rPr>
+        <w:t xml:space="preserve"> </w:t>
+      </w:r>
+      <w:proofErr w:type="spellStart"/>
+      <w:r>
+        <w:rPr>
+          <w:rFonts w:ascii="Segoe UI Semibold" w:hAnsi="Segoe UI Semibold" w:cs="Segoe UI Semibold"/>
+        </w:rPr>
+        <w:t>الحجز</w:t>
+      </w:r>
+      <w:proofErr w:type="spellEnd"/>
     </w:p>
     <w:p>
       <w:pPr>
@@ -7734,12 +11003,56 @@
           <w:rFonts w:ascii="Segoe UI Semibold" w:hAnsi="Segoe UI Semibold" w:cs="Segoe UI Semibold"/>
         </w:rPr>
       </w:pPr>
-      <w:r>
-        <w:rPr>
-          <w:rFonts w:ascii="Segoe UI Semibold" w:hAnsi="Segoe UI Semibold" w:cs="Segoe UI Semibold"/>
-        </w:rPr>
-        <w:t>زيادة الضغط على السيرفر</w:t>
-      </w:r>
+      <w:proofErr w:type="spellStart"/>
+      <w:r>
+        <w:rPr>
+          <w:rFonts w:ascii="Segoe UI Semibold" w:hAnsi="Segoe UI Semibold" w:cs="Segoe UI Semibold"/>
+        </w:rPr>
+        <w:t>زيادة</w:t>
+      </w:r>
+      <w:proofErr w:type="spellEnd"/>
+      <w:r>
+        <w:rPr>
+          <w:rFonts w:ascii="Segoe UI Semibold" w:hAnsi="Segoe UI Semibold" w:cs="Segoe UI Semibold"/>
+        </w:rPr>
+        <w:t xml:space="preserve"> </w:t>
+      </w:r>
+      <w:proofErr w:type="spellStart"/>
+      <w:r>
+        <w:rPr>
+          <w:rFonts w:ascii="Segoe UI Semibold" w:hAnsi="Segoe UI Semibold" w:cs="Segoe UI Semibold"/>
+        </w:rPr>
+        <w:t>الضغط</w:t>
+      </w:r>
+      <w:proofErr w:type="spellEnd"/>
+      <w:r>
+        <w:rPr>
+          <w:rFonts w:ascii="Segoe UI Semibold" w:hAnsi="Segoe UI Semibold" w:cs="Segoe UI Semibold"/>
+        </w:rPr>
+        <w:t xml:space="preserve"> </w:t>
+      </w:r>
+      <w:proofErr w:type="spellStart"/>
+      <w:r>
+        <w:rPr>
+          <w:rFonts w:ascii="Segoe UI Semibold" w:hAnsi="Segoe UI Semibold" w:cs="Segoe UI Semibold"/>
+        </w:rPr>
+        <w:t>على</w:t>
+      </w:r>
+      <w:proofErr w:type="spellEnd"/>
+      <w:r>
+        <w:rPr>
+          <w:rFonts w:ascii="Segoe UI Semibold" w:hAnsi="Segoe UI Semibold" w:cs="Segoe UI Semibold"/>
+        </w:rPr>
+        <w:t xml:space="preserve"> </w:t>
+      </w:r>
+      <w:proofErr w:type="spellStart"/>
+      <w:r>
+        <w:rPr>
+          <w:rFonts w:ascii="Segoe UI Semibold" w:hAnsi="Segoe UI Semibold" w:cs="Segoe UI Semibold"/>
+        </w:rPr>
+        <w:t>السيرفر</w:t>
+      </w:r>
+      <w:proofErr w:type="spellEnd"/>
     </w:p>
     <w:p>
       <w:pPr>
@@ -7788,6 +11101,7 @@
       <w:r>
         <w:rPr>
           <w:rFonts w:ascii="Segoe UI Semibold" w:hAnsi="Segoe UI Semibold" w:cs="Segoe UI Semibold"/>
+          <w:noProof/>
           <w:rtl/>
         </w:rPr>
         <w:drawing>
@@ -7806,7 +11120,7 @@
                     <pic:cNvPicPr/>
                   </pic:nvPicPr>
                   <pic:blipFill>
-                    <a:blip r:embed="rId11"/>
+                    <a:blip r:embed="rId12"/>
                     <a:stretch>
                       <a:fillRect/>
                     </a:stretch>
@@ -7839,6 +11153,7 @@
       <w:r>
         <w:rPr>
           <w:rFonts w:ascii="Segoe UI Semibold" w:hAnsi="Segoe UI Semibold" w:cs="Segoe UI Semibold"/>
+          <w:noProof/>
           <w:rtl/>
         </w:rPr>
         <w:drawing>
@@ -7857,7 +11172,7 @@
                     <pic:cNvPicPr/>
                   </pic:nvPicPr>
                   <pic:blipFill>
-                    <a:blip r:embed="rId12"/>
+                    <a:blip r:embed="rId13"/>
                     <a:stretch>
                       <a:fillRect/>
                     </a:stretch>
@@ -7877,8 +11192,8 @@
           </wp:inline>
         </w:drawing>
       </w:r>
-      <w:bookmarkStart w:id="39" w:name="الحلول-المقترحة"/>
-      <w:bookmarkStart w:id="40" w:name="Xc46543665d926f2e9cbba2cb6b38c3ce46cb87e"/>
+      <w:bookmarkStart w:id="39" w:name="Xc46543665d926f2e9cbba2cb6b38c3ce46cb87e"/>
+      <w:bookmarkStart w:id="40" w:name="الحلول-المقترحة"/>
       <w:bookmarkEnd w:id="36"/>
       <w:bookmarkEnd w:id="38"/>
     </w:p>
@@ -7963,7 +11278,7 @@
         </w:rPr>
       </w:pPr>
       <w:bookmarkStart w:id="41" w:name="آلية-العمل"/>
-      <w:bookmarkEnd w:id="40"/>
+      <w:bookmarkEnd w:id="39"/>
     </w:p>
     <w:p>
       <w:pPr>
@@ -8340,12 +11655,42 @@
           <w:rFonts w:ascii="Segoe UI Semibold" w:hAnsi="Segoe UI Semibold" w:cs="Segoe UI Semibold"/>
         </w:rPr>
       </w:pPr>
-      <w:r>
-        <w:rPr>
-          <w:rFonts w:ascii="Segoe UI Semibold" w:hAnsi="Segoe UI Semibold" w:cs="Segoe UI Semibold"/>
-        </w:rPr>
-        <w:t>تحسين استهلاك الموارد</w:t>
-      </w:r>
+      <w:proofErr w:type="spellStart"/>
+      <w:r>
+        <w:rPr>
+          <w:rFonts w:ascii="Segoe UI Semibold" w:hAnsi="Segoe UI Semibold" w:cs="Segoe UI Semibold"/>
+        </w:rPr>
+        <w:t>تحسين</w:t>
+      </w:r>
+      <w:proofErr w:type="spellEnd"/>
+      <w:r>
+        <w:rPr>
+          <w:rFonts w:ascii="Segoe UI Semibold" w:hAnsi="Segoe UI Semibold" w:cs="Segoe UI Semibold"/>
+        </w:rPr>
+        <w:t xml:space="preserve"> </w:t>
+      </w:r>
+      <w:proofErr w:type="spellStart"/>
+      <w:r>
+        <w:rPr>
+          <w:rFonts w:ascii="Segoe UI Semibold" w:hAnsi="Segoe UI Semibold" w:cs="Segoe UI Semibold"/>
+        </w:rPr>
+        <w:t>استهلاك</w:t>
+      </w:r>
+      <w:proofErr w:type="spellEnd"/>
+      <w:r>
+        <w:rPr>
+          <w:rFonts w:ascii="Segoe UI Semibold" w:hAnsi="Segoe UI Semibold" w:cs="Segoe UI Semibold"/>
+        </w:rPr>
+        <w:t xml:space="preserve"> </w:t>
+      </w:r>
+      <w:proofErr w:type="spellStart"/>
+      <w:r>
+        <w:rPr>
+          <w:rFonts w:ascii="Segoe UI Semibold" w:hAnsi="Segoe UI Semibold" w:cs="Segoe UI Semibold"/>
+        </w:rPr>
+        <w:t>الموارد</w:t>
+      </w:r>
+      <w:proofErr w:type="spellEnd"/>
     </w:p>
     <w:p>
       <w:pPr>
@@ -8372,6 +11717,7 @@
       <w:r>
         <w:rPr>
           <w:rFonts w:ascii="Segoe UI Semibold" w:hAnsi="Segoe UI Semibold" w:cs="Segoe UI Semibold"/>
+          <w:noProof/>
           <w:rtl/>
         </w:rPr>
         <w:drawing>
@@ -8390,7 +11736,7 @@
                     <pic:cNvPicPr/>
                   </pic:nvPicPr>
                   <pic:blipFill>
-                    <a:blip r:embed="rId13"/>
+                    <a:blip r:embed="rId14"/>
                     <a:stretch>
                       <a:fillRect/>
                     </a:stretch>
@@ -8423,6 +11769,7 @@
       <w:r>
         <w:rPr>
           <w:rFonts w:ascii="Segoe UI Semibold" w:hAnsi="Segoe UI Semibold" w:cs="Segoe UI Semibold"/>
+          <w:noProof/>
           <w:rtl/>
         </w:rPr>
         <w:drawing>
@@ -8441,7 +11788,7 @@
                     <pic:cNvPicPr/>
                   </pic:nvPicPr>
                   <pic:blipFill>
-                    <a:blip r:embed="rId14"/>
+                    <a:blip r:embed="rId15"/>
                     <a:stretch>
                       <a:fillRect/>
                     </a:stretch>
@@ -8474,12 +11821,12 @@
           <w:rFonts w:ascii="Segoe UI Semibold" w:hAnsi="Segoe UI Semibold" w:cs="Segoe UI Semibold"/>
         </w:rPr>
         <w:pict w14:anchorId="7367F592">
-          <v:rect id="_x0000_i9818" style="width:0;height:1.5pt" o:hralign="center" o:hrstd="t" o:hr="t"/>
+          <v:rect id="_x0000_i1280" style="width:0;height:1.5pt" o:hralign="center" o:hrstd="t" o:hr="t"/>
         </w:pict>
       </w:r>
       <w:bookmarkStart w:id="43" w:name="الحلول-المقترحة-1"/>
       <w:bookmarkStart w:id="44" w:name="النتيجة-7"/>
-      <w:bookmarkEnd w:id="39"/>
+      <w:bookmarkEnd w:id="40"/>
       <w:bookmarkEnd w:id="42"/>
     </w:p>
     <w:p>
@@ -8580,12 +11927,28 @@
         </w:rPr>
       </w:pPr>
       <w:bookmarkStart w:id="46" w:name="وصف-المشكلة-3"/>
-      <w:r>
-        <w:rPr>
-          <w:rFonts w:ascii="Segoe UI Semibold" w:hAnsi="Segoe UI Semibold" w:cs="Segoe UI Semibold"/>
-        </w:rPr>
-        <w:t>وصف المشكلة</w:t>
-      </w:r>
+      <w:proofErr w:type="spellStart"/>
+      <w:r>
+        <w:rPr>
+          <w:rFonts w:ascii="Segoe UI Semibold" w:hAnsi="Segoe UI Semibold" w:cs="Segoe UI Semibold"/>
+        </w:rPr>
+        <w:t>وصف</w:t>
+      </w:r>
+      <w:proofErr w:type="spellEnd"/>
+      <w:r>
+        <w:rPr>
+          <w:rFonts w:ascii="Segoe UI Semibold" w:hAnsi="Segoe UI Semibold" w:cs="Segoe UI Semibold"/>
+        </w:rPr>
+        <w:t xml:space="preserve"> </w:t>
+      </w:r>
+      <w:proofErr w:type="spellStart"/>
+      <w:r>
+        <w:rPr>
+          <w:rFonts w:ascii="Segoe UI Semibold" w:hAnsi="Segoe UI Semibold" w:cs="Segoe UI Semibold"/>
+        </w:rPr>
+        <w:t>المشكلة</w:t>
+      </w:r>
+      <w:proofErr w:type="spellEnd"/>
     </w:p>
     <w:p>
       <w:pPr>
@@ -8596,11 +11959,47 @@
           <w:lang w:bidi="ar-SY"/>
         </w:rPr>
       </w:pPr>
-      <w:r>
-        <w:rPr>
-          <w:rFonts w:ascii="Segoe UI Semibold" w:hAnsi="Segoe UI Semibold" w:cs="Segoe UI Semibold"/>
-        </w:rPr>
-        <w:t xml:space="preserve">عملية الجرد اليومية </w:t>
+      <w:proofErr w:type="spellStart"/>
+      <w:r>
+        <w:rPr>
+          <w:rFonts w:ascii="Segoe UI Semibold" w:hAnsi="Segoe UI Semibold" w:cs="Segoe UI Semibold"/>
+        </w:rPr>
+        <w:t>عملية</w:t>
+      </w:r>
+      <w:proofErr w:type="spellEnd"/>
+      <w:r>
+        <w:rPr>
+          <w:rFonts w:ascii="Segoe UI Semibold" w:hAnsi="Segoe UI Semibold" w:cs="Segoe UI Semibold"/>
+        </w:rPr>
+        <w:t xml:space="preserve"> </w:t>
+      </w:r>
+      <w:proofErr w:type="spellStart"/>
+      <w:r>
+        <w:rPr>
+          <w:rFonts w:ascii="Segoe UI Semibold" w:hAnsi="Segoe UI Semibold" w:cs="Segoe UI Semibold"/>
+        </w:rPr>
+        <w:t>الجرد</w:t>
+      </w:r>
+      <w:proofErr w:type="spellEnd"/>
+      <w:r>
+        <w:rPr>
+          <w:rFonts w:ascii="Segoe UI Semibold" w:hAnsi="Segoe UI Semibold" w:cs="Segoe UI Semibold"/>
+        </w:rPr>
+        <w:t xml:space="preserve"> </w:t>
+      </w:r>
+      <w:proofErr w:type="spellStart"/>
+      <w:r>
+        <w:rPr>
+          <w:rFonts w:ascii="Segoe UI Semibold" w:hAnsi="Segoe UI Semibold" w:cs="Segoe UI Semibold"/>
+        </w:rPr>
+        <w:t>اليومية</w:t>
+      </w:r>
+      <w:proofErr w:type="spellEnd"/>
+      <w:r>
+        <w:rPr>
+          <w:rFonts w:ascii="Segoe UI Semibold" w:hAnsi="Segoe UI Semibold" w:cs="Segoe UI Semibold"/>
+        </w:rPr>
+        <w:t xml:space="preserve"> </w:t>
       </w:r>
       <w:proofErr w:type="spellStart"/>
       <w:r>
@@ -8776,12 +12175,28 @@
           <w:rFonts w:ascii="Segoe UI Semibold" w:hAnsi="Segoe UI Semibold" w:cs="Segoe UI Semibold"/>
         </w:rPr>
       </w:pPr>
-      <w:r>
-        <w:rPr>
-          <w:rFonts w:ascii="Segoe UI Semibold" w:hAnsi="Segoe UI Semibold" w:cs="Segoe UI Semibold"/>
-        </w:rPr>
-        <w:t>بطء شديد</w:t>
-      </w:r>
+      <w:proofErr w:type="spellStart"/>
+      <w:r>
+        <w:rPr>
+          <w:rFonts w:ascii="Segoe UI Semibold" w:hAnsi="Segoe UI Semibold" w:cs="Segoe UI Semibold"/>
+        </w:rPr>
+        <w:t>بطء</w:t>
+      </w:r>
+      <w:proofErr w:type="spellEnd"/>
+      <w:r>
+        <w:rPr>
+          <w:rFonts w:ascii="Segoe UI Semibold" w:hAnsi="Segoe UI Semibold" w:cs="Segoe UI Semibold"/>
+        </w:rPr>
+        <w:t xml:space="preserve"> </w:t>
+      </w:r>
+      <w:proofErr w:type="spellStart"/>
+      <w:r>
+        <w:rPr>
+          <w:rFonts w:ascii="Segoe UI Semibold" w:hAnsi="Segoe UI Semibold" w:cs="Segoe UI Semibold"/>
+        </w:rPr>
+        <w:t>شديد</w:t>
+      </w:r>
+      <w:proofErr w:type="spellEnd"/>
     </w:p>
     <w:p>
       <w:pPr>
@@ -8922,7 +12337,7 @@
                     <pic:cNvPicPr/>
                   </pic:nvPicPr>
                   <pic:blipFill>
-                    <a:blip r:embed="rId15"/>
+                    <a:blip r:embed="rId16"/>
                     <a:stretch>
                       <a:fillRect/>
                     </a:stretch>
@@ -8973,7 +12388,7 @@
                     <pic:cNvPicPr/>
                   </pic:nvPicPr>
                   <pic:blipFill>
-                    <a:blip r:embed="rId16"/>
+                    <a:blip r:embed="rId17"/>
                     <a:stretch>
                       <a:fillRect/>
                     </a:stretch>
@@ -9009,14 +12424,7 @@
           <w:rFonts w:ascii="Segoe UI Semibold" w:hAnsi="Segoe UI Semibold" w:cs="Segoe UI Semibold"/>
           <w:rtl/>
         </w:rPr>
-        <w:t>حل</w:t>
-      </w:r>
-      <w:r>
-        <w:rPr>
-          <w:rFonts w:ascii="Segoe UI Semibold" w:hAnsi="Segoe UI Semibold" w:cs="Segoe UI Semibold"/>
-          <w:rtl/>
-        </w:rPr>
-        <w:t xml:space="preserve"> </w:t>
+        <w:t xml:space="preserve">حل </w:t>
       </w:r>
       <w:r>
         <w:rPr>
@@ -9031,8 +12439,8 @@
         </w:rPr>
         <w:t>المشكلة</w:t>
       </w:r>
-      <w:bookmarkStart w:id="47" w:name="الحلول-المقترحة-2"/>
-      <w:bookmarkStart w:id="48" w:name="الحل-الثاني-chunk-processing"/>
+      <w:bookmarkStart w:id="47" w:name="الحل-الثاني-chunk-processing"/>
+      <w:bookmarkStart w:id="48" w:name="الحلول-المقترحة-2"/>
       <w:bookmarkEnd w:id="45"/>
       <w:bookmarkEnd w:id="46"/>
       <w:proofErr w:type="spellEnd"/>
@@ -9116,13 +12524,7 @@
         <w:rPr>
           <w:rStyle w:val="DecValTok"/>
         </w:rPr>
-        <w:t>100</w:t>
-      </w:r>
-      <w:r>
-        <w:rPr>
-          <w:rStyle w:val="DecValTok"/>
-        </w:rPr>
-        <w:t>0</w:t>
+        <w:t>1000</w:t>
       </w:r>
       <w:r>
         <w:rPr>
@@ -9182,13 +12584,29 @@
         </w:rPr>
       </w:pPr>
       <w:bookmarkStart w:id="49" w:name="آلية-العمل-1"/>
-      <w:bookmarkEnd w:id="48"/>
-      <w:r>
-        <w:rPr>
-          <w:rFonts w:ascii="Segoe UI Semibold" w:hAnsi="Segoe UI Semibold" w:cs="Segoe UI Semibold"/>
-        </w:rPr>
-        <w:t>آلية العمل</w:t>
-      </w:r>
+      <w:bookmarkEnd w:id="47"/>
+      <w:proofErr w:type="spellStart"/>
+      <w:r>
+        <w:rPr>
+          <w:rFonts w:ascii="Segoe UI Semibold" w:hAnsi="Segoe UI Semibold" w:cs="Segoe UI Semibold"/>
+        </w:rPr>
+        <w:t>آلية</w:t>
+      </w:r>
+      <w:proofErr w:type="spellEnd"/>
+      <w:r>
+        <w:rPr>
+          <w:rFonts w:ascii="Segoe UI Semibold" w:hAnsi="Segoe UI Semibold" w:cs="Segoe UI Semibold"/>
+        </w:rPr>
+        <w:t xml:space="preserve"> </w:t>
+      </w:r>
+      <w:proofErr w:type="spellStart"/>
+      <w:r>
+        <w:rPr>
+          <w:rFonts w:ascii="Segoe UI Semibold" w:hAnsi="Segoe UI Semibold" w:cs="Segoe UI Semibold"/>
+        </w:rPr>
+        <w:t>العمل</w:t>
+      </w:r>
+      <w:proofErr w:type="spellEnd"/>
     </w:p>
     <w:p>
       <w:pPr>
@@ -9202,12 +12620,70 @@
           <w:rFonts w:ascii="Segoe UI Semibold" w:hAnsi="Segoe UI Semibold" w:cs="Segoe UI Semibold"/>
         </w:rPr>
       </w:pPr>
-      <w:r>
-        <w:rPr>
-          <w:rFonts w:ascii="Segoe UI Semibold" w:hAnsi="Segoe UI Semibold" w:cs="Segoe UI Semibold"/>
-        </w:rPr>
-        <w:t>تقسيم البيانات إلى دفعات صغيرة</w:t>
-      </w:r>
+      <w:proofErr w:type="spellStart"/>
+      <w:r>
+        <w:rPr>
+          <w:rFonts w:ascii="Segoe UI Semibold" w:hAnsi="Segoe UI Semibold" w:cs="Segoe UI Semibold"/>
+        </w:rPr>
+        <w:t>تقسيم</w:t>
+      </w:r>
+      <w:proofErr w:type="spellEnd"/>
+      <w:r>
+        <w:rPr>
+          <w:rFonts w:ascii="Segoe UI Semibold" w:hAnsi="Segoe UI Semibold" w:cs="Segoe UI Semibold"/>
+        </w:rPr>
+        <w:t xml:space="preserve"> </w:t>
+      </w:r>
+      <w:proofErr w:type="spellStart"/>
+      <w:r>
+        <w:rPr>
+          <w:rFonts w:ascii="Segoe UI Semibold" w:hAnsi="Segoe UI Semibold" w:cs="Segoe UI Semibold"/>
+        </w:rPr>
+        <w:t>البيانات</w:t>
+      </w:r>
+      <w:proofErr w:type="spellEnd"/>
+      <w:r>
+        <w:rPr>
+          <w:rFonts w:ascii="Segoe UI Semibold" w:hAnsi="Segoe UI Semibold" w:cs="Segoe UI Semibold"/>
+        </w:rPr>
+        <w:t xml:space="preserve"> </w:t>
+      </w:r>
+      <w:proofErr w:type="spellStart"/>
+      <w:r>
+        <w:rPr>
+          <w:rFonts w:ascii="Segoe UI Semibold" w:hAnsi="Segoe UI Semibold" w:cs="Segoe UI Semibold"/>
+        </w:rPr>
+        <w:t>إلى</w:t>
+      </w:r>
+      <w:proofErr w:type="spellEnd"/>
+      <w:r>
+        <w:rPr>
+          <w:rFonts w:ascii="Segoe UI Semibold" w:hAnsi="Segoe UI Semibold" w:cs="Segoe UI Semibold"/>
+        </w:rPr>
+        <w:t xml:space="preserve"> </w:t>
+      </w:r>
+      <w:proofErr w:type="spellStart"/>
+      <w:r>
+        <w:rPr>
+          <w:rFonts w:ascii="Segoe UI Semibold" w:hAnsi="Segoe UI Semibold" w:cs="Segoe UI Semibold"/>
+        </w:rPr>
+        <w:t>دفعات</w:t>
+      </w:r>
+      <w:proofErr w:type="spellEnd"/>
+      <w:r>
+        <w:rPr>
+          <w:rFonts w:ascii="Segoe UI Semibold" w:hAnsi="Segoe UI Semibold" w:cs="Segoe UI Semibold"/>
+        </w:rPr>
+        <w:t xml:space="preserve"> </w:t>
+      </w:r>
+      <w:proofErr w:type="spellStart"/>
+      <w:r>
+        <w:rPr>
+          <w:rFonts w:ascii="Segoe UI Semibold" w:hAnsi="Segoe UI Semibold" w:cs="Segoe UI Semibold"/>
+        </w:rPr>
+        <w:t>صغيرة</w:t>
+      </w:r>
+      <w:proofErr w:type="spellEnd"/>
     </w:p>
     <w:p>
       <w:pPr>
@@ -9221,12 +12697,70 @@
           <w:rFonts w:ascii="Segoe UI Semibold" w:hAnsi="Segoe UI Semibold" w:cs="Segoe UI Semibold"/>
         </w:rPr>
       </w:pPr>
-      <w:r>
-        <w:rPr>
-          <w:rFonts w:ascii="Segoe UI Semibold" w:hAnsi="Segoe UI Semibold" w:cs="Segoe UI Semibold"/>
-        </w:rPr>
-        <w:t>معالجة كل دفعة بشكل مستقل</w:t>
-      </w:r>
+      <w:proofErr w:type="spellStart"/>
+      <w:r>
+        <w:rPr>
+          <w:rFonts w:ascii="Segoe UI Semibold" w:hAnsi="Segoe UI Semibold" w:cs="Segoe UI Semibold"/>
+        </w:rPr>
+        <w:t>معالجة</w:t>
+      </w:r>
+      <w:proofErr w:type="spellEnd"/>
+      <w:r>
+        <w:rPr>
+          <w:rFonts w:ascii="Segoe UI Semibold" w:hAnsi="Segoe UI Semibold" w:cs="Segoe UI Semibold"/>
+        </w:rPr>
+        <w:t xml:space="preserve"> </w:t>
+      </w:r>
+      <w:proofErr w:type="spellStart"/>
+      <w:r>
+        <w:rPr>
+          <w:rFonts w:ascii="Segoe UI Semibold" w:hAnsi="Segoe UI Semibold" w:cs="Segoe UI Semibold"/>
+        </w:rPr>
+        <w:t>كل</w:t>
+      </w:r>
+      <w:proofErr w:type="spellEnd"/>
+      <w:r>
+        <w:rPr>
+          <w:rFonts w:ascii="Segoe UI Semibold" w:hAnsi="Segoe UI Semibold" w:cs="Segoe UI Semibold"/>
+        </w:rPr>
+        <w:t xml:space="preserve"> </w:t>
+      </w:r>
+      <w:proofErr w:type="spellStart"/>
+      <w:r>
+        <w:rPr>
+          <w:rFonts w:ascii="Segoe UI Semibold" w:hAnsi="Segoe UI Semibold" w:cs="Segoe UI Semibold"/>
+        </w:rPr>
+        <w:t>دفعة</w:t>
+      </w:r>
+      <w:proofErr w:type="spellEnd"/>
+      <w:r>
+        <w:rPr>
+          <w:rFonts w:ascii="Segoe UI Semibold" w:hAnsi="Segoe UI Semibold" w:cs="Segoe UI Semibold"/>
+        </w:rPr>
+        <w:t xml:space="preserve"> </w:t>
+      </w:r>
+      <w:proofErr w:type="spellStart"/>
+      <w:r>
+        <w:rPr>
+          <w:rFonts w:ascii="Segoe UI Semibold" w:hAnsi="Segoe UI Semibold" w:cs="Segoe UI Semibold"/>
+        </w:rPr>
+        <w:t>بشكل</w:t>
+      </w:r>
+      <w:proofErr w:type="spellEnd"/>
+      <w:r>
+        <w:rPr>
+          <w:rFonts w:ascii="Segoe UI Semibold" w:hAnsi="Segoe UI Semibold" w:cs="Segoe UI Semibold"/>
+        </w:rPr>
+        <w:t xml:space="preserve"> </w:t>
+      </w:r>
+      <w:proofErr w:type="spellStart"/>
+      <w:r>
+        <w:rPr>
+          <w:rFonts w:ascii="Segoe UI Semibold" w:hAnsi="Segoe UI Semibold" w:cs="Segoe UI Semibold"/>
+        </w:rPr>
+        <w:t>مستقل</w:t>
+      </w:r>
+      <w:proofErr w:type="spellEnd"/>
     </w:p>
     <w:p>
       <w:pPr>
@@ -9246,12 +12780,14 @@
       </w:pPr>
       <w:bookmarkStart w:id="50" w:name="النتيجة-9"/>
       <w:bookmarkEnd w:id="49"/>
+      <w:proofErr w:type="spellStart"/>
       <w:r>
         <w:rPr>
           <w:rFonts w:ascii="Segoe UI Semibold" w:hAnsi="Segoe UI Semibold" w:cs="Segoe UI Semibold"/>
         </w:rPr>
         <w:t>النتيجة</w:t>
       </w:r>
+      <w:proofErr w:type="spellEnd"/>
     </w:p>
     <w:p>
       <w:pPr>
@@ -9265,12 +12801,28 @@
           <w:rFonts w:ascii="Segoe UI Semibold" w:hAnsi="Segoe UI Semibold" w:cs="Segoe UI Semibold"/>
         </w:rPr>
       </w:pPr>
-      <w:r>
-        <w:rPr>
-          <w:rFonts w:ascii="Segoe UI Semibold" w:hAnsi="Segoe UI Semibold" w:cs="Segoe UI Semibold"/>
-        </w:rPr>
-        <w:t>استقرار أعلى</w:t>
-      </w:r>
+      <w:proofErr w:type="spellStart"/>
+      <w:r>
+        <w:rPr>
+          <w:rFonts w:ascii="Segoe UI Semibold" w:hAnsi="Segoe UI Semibold" w:cs="Segoe UI Semibold"/>
+        </w:rPr>
+        <w:t>استقرار</w:t>
+      </w:r>
+      <w:proofErr w:type="spellEnd"/>
+      <w:r>
+        <w:rPr>
+          <w:rFonts w:ascii="Segoe UI Semibold" w:hAnsi="Segoe UI Semibold" w:cs="Segoe UI Semibold"/>
+        </w:rPr>
+        <w:t xml:space="preserve"> </w:t>
+      </w:r>
+      <w:proofErr w:type="spellStart"/>
+      <w:r>
+        <w:rPr>
+          <w:rFonts w:ascii="Segoe UI Semibold" w:hAnsi="Segoe UI Semibold" w:cs="Segoe UI Semibold"/>
+        </w:rPr>
+        <w:t>أعلى</w:t>
+      </w:r>
+      <w:proofErr w:type="spellEnd"/>
     </w:p>
     <w:p>
       <w:pPr>
@@ -9362,7 +12914,7 @@
                     <pic:cNvPicPr/>
                   </pic:nvPicPr>
                   <pic:blipFill>
-                    <a:blip r:embed="rId17"/>
+                    <a:blip r:embed="rId18"/>
                     <a:stretch>
                       <a:fillRect/>
                     </a:stretch>
@@ -9412,7 +12964,7 @@
                     <pic:cNvPicPr/>
                   </pic:nvPicPr>
                   <pic:blipFill>
-                    <a:blip r:embed="rId18"/>
+                    <a:blip r:embed="rId19"/>
                     <a:stretch>
                       <a:fillRect/>
                     </a:stretch>
@@ -9447,7 +12999,7 @@
           <w:rFonts w:ascii="Segoe UI Semibold" w:hAnsi="Segoe UI Semibold" w:cs="Segoe UI Semibold"/>
         </w:rPr>
         <w:pict w14:anchorId="1CD944AF">
-          <v:rect id="_x0000_i9819" style="width:0;height:1.5pt" o:hralign="center" o:hrstd="t" o:hr="t"/>
+          <v:rect id="_x0000_i1281" style="width:0;height:1.5pt" o:hralign="center" o:hrstd="t" o:hr="t"/>
         </w:pict>
       </w:r>
     </w:p>
@@ -9466,7 +13018,7 @@
         </w:rPr>
       </w:pPr>
       <w:bookmarkStart w:id="52" w:name="Xd43c208902ecc39c4c5af98bd8b588c1c536655"/>
-      <w:bookmarkEnd w:id="47"/>
+      <w:bookmarkEnd w:id="48"/>
       <w:bookmarkEnd w:id="51"/>
       <w:r>
         <w:rPr>
@@ -9476,16 +13028,7 @@
           <w:rtl/>
         </w:rPr>
         <w:lastRenderedPageBreak/>
-        <w:t xml:space="preserve"> </w:t>
-      </w:r>
-      <w:r>
-        <w:rPr>
-          <w:rFonts w:ascii="Segoe UI Semibold" w:hAnsi="Segoe UI Semibold" w:cs="Segoe UI Semibold"/>
-          <w:sz w:val="36"/>
-          <w:szCs w:val="36"/>
-          <w:rtl/>
-        </w:rPr>
-        <w:t>إدارة الموارد الحاسوبية</w:t>
+        <w:t xml:space="preserve"> إدارة الموارد الحاسوبية</w:t>
       </w:r>
     </w:p>
     <w:p>
@@ -10521,7 +14064,7 @@
                     <pic:cNvPicPr/>
                   </pic:nvPicPr>
                   <pic:blipFill>
-                    <a:blip r:embed="rId19"/>
+                    <a:blip r:embed="rId20"/>
                     <a:stretch>
                       <a:fillRect/>
                     </a:stretch>
@@ -10598,6 +14141,7 @@
       <w:r>
         <w:rPr>
           <w:rFonts w:ascii="Segoe UI Semibold" w:hAnsi="Segoe UI Semibold" w:cs="Segoe UI Semibold"/>
+          <w:noProof/>
           <w:rtl/>
           <w:lang w:bidi="ar-SY"/>
         </w:rPr>
@@ -10617,7 +14161,7 @@
                     <pic:cNvPicPr/>
                   </pic:nvPicPr>
                   <pic:blipFill>
-                    <a:blip r:embed="rId20"/>
+                    <a:blip r:embed="rId21"/>
                     <a:stretch>
                       <a:fillRect/>
                     </a:stretch>
@@ -10699,7 +14243,7 @@
           <w:rFonts w:ascii="Segoe UI Semibold" w:hAnsi="Segoe UI Semibold" w:cs="Segoe UI Semibold"/>
         </w:rPr>
         <w:pict w14:anchorId="378FA6E4">
-          <v:rect id="_x0000_i9822" style="width:0;height:1.5pt" o:hralign="center" o:hrstd="t" o:hr="t"/>
+          <v:rect id="_x0000_i1282" style="width:0;height:1.5pt" o:hralign="center" o:hrstd="t" o:hr="t"/>
         </w:pict>
       </w:r>
     </w:p>
@@ -10865,12 +14409,28 @@
           <w:rFonts w:ascii="Segoe UI Semibold" w:hAnsi="Segoe UI Semibold" w:cs="Segoe UI Semibold"/>
         </w:rPr>
       </w:pPr>
-      <w:r>
-        <w:rPr>
-          <w:rFonts w:ascii="Segoe UI Semibold" w:hAnsi="Segoe UI Semibold" w:cs="Segoe UI Semibold"/>
-        </w:rPr>
-        <w:t>زيادة الضغط</w:t>
-      </w:r>
+      <w:proofErr w:type="spellStart"/>
+      <w:r>
+        <w:rPr>
+          <w:rFonts w:ascii="Segoe UI Semibold" w:hAnsi="Segoe UI Semibold" w:cs="Segoe UI Semibold"/>
+        </w:rPr>
+        <w:t>زيادة</w:t>
+      </w:r>
+      <w:proofErr w:type="spellEnd"/>
+      <w:r>
+        <w:rPr>
+          <w:rFonts w:ascii="Segoe UI Semibold" w:hAnsi="Segoe UI Semibold" w:cs="Segoe UI Semibold"/>
+        </w:rPr>
+        <w:t xml:space="preserve"> </w:t>
+      </w:r>
+      <w:proofErr w:type="spellStart"/>
+      <w:r>
+        <w:rPr>
+          <w:rFonts w:ascii="Segoe UI Semibold" w:hAnsi="Segoe UI Semibold" w:cs="Segoe UI Semibold"/>
+        </w:rPr>
+        <w:t>الضغط</w:t>
+      </w:r>
+      <w:proofErr w:type="spellEnd"/>
     </w:p>
     <w:p>
       <w:pPr>
@@ -10884,12 +14444,28 @@
           <w:rFonts w:ascii="Segoe UI Semibold" w:hAnsi="Segoe UI Semibold" w:cs="Segoe UI Semibold"/>
         </w:rPr>
       </w:pPr>
-      <w:r>
-        <w:rPr>
-          <w:rFonts w:ascii="Segoe UI Semibold" w:hAnsi="Segoe UI Semibold" w:cs="Segoe UI Semibold"/>
-        </w:rPr>
-        <w:t>انخفاض الأداء</w:t>
-      </w:r>
+      <w:proofErr w:type="spellStart"/>
+      <w:r>
+        <w:rPr>
+          <w:rFonts w:ascii="Segoe UI Semibold" w:hAnsi="Segoe UI Semibold" w:cs="Segoe UI Semibold"/>
+        </w:rPr>
+        <w:t>انخفاض</w:t>
+      </w:r>
+      <w:proofErr w:type="spellEnd"/>
+      <w:r>
+        <w:rPr>
+          <w:rFonts w:ascii="Segoe UI Semibold" w:hAnsi="Segoe UI Semibold" w:cs="Segoe UI Semibold"/>
+        </w:rPr>
+        <w:t xml:space="preserve"> </w:t>
+      </w:r>
+      <w:proofErr w:type="spellStart"/>
+      <w:r>
+        <w:rPr>
+          <w:rFonts w:ascii="Segoe UI Semibold" w:hAnsi="Segoe UI Semibold" w:cs="Segoe UI Semibold"/>
+        </w:rPr>
+        <w:t>الأداء</w:t>
+      </w:r>
+      <w:proofErr w:type="spellEnd"/>
     </w:p>
     <w:p>
       <w:pPr>
@@ -10903,24 +14479,54 @@
           <w:rFonts w:ascii="Segoe UI Semibold" w:hAnsi="Segoe UI Semibold" w:cs="Segoe UI Semibold"/>
         </w:rPr>
       </w:pPr>
-      <w:r>
-        <w:rPr>
-          <w:rFonts w:ascii="Segoe UI Semibold" w:hAnsi="Segoe UI Semibold" w:cs="Segoe UI Semibold"/>
-        </w:rPr>
-        <w:t>ارتفاع نسبة الأخطاء</w:t>
-      </w:r>
-    </w:p>
-    <w:p>
-      <w:pPr>
-        <w:bidi/>
-        <w:rPr>
-          <w:rFonts w:ascii="Segoe UI Semibold" w:hAnsi="Segoe UI Semibold" w:cs="Segoe UI Semibold"/>
-          <w:rtl/>
-        </w:rPr>
-      </w:pPr>
-      <w:bookmarkStart w:id="56" w:name="الحلول-المقترحة-3"/>
-      <w:bookmarkStart w:id="57" w:name="الحل-الأول-خادم-واحد"/>
-      <w:bookmarkStart w:id="58" w:name="النتيجة-10"/>
+      <w:proofErr w:type="spellStart"/>
+      <w:r>
+        <w:rPr>
+          <w:rFonts w:ascii="Segoe UI Semibold" w:hAnsi="Segoe UI Semibold" w:cs="Segoe UI Semibold"/>
+        </w:rPr>
+        <w:t>ارتفاع</w:t>
+      </w:r>
+      <w:proofErr w:type="spellEnd"/>
+      <w:r>
+        <w:rPr>
+          <w:rFonts w:ascii="Segoe UI Semibold" w:hAnsi="Segoe UI Semibold" w:cs="Segoe UI Semibold"/>
+        </w:rPr>
+        <w:t xml:space="preserve"> </w:t>
+      </w:r>
+      <w:proofErr w:type="spellStart"/>
+      <w:r>
+        <w:rPr>
+          <w:rFonts w:ascii="Segoe UI Semibold" w:hAnsi="Segoe UI Semibold" w:cs="Segoe UI Semibold"/>
+        </w:rPr>
+        <w:t>نسبة</w:t>
+      </w:r>
+      <w:proofErr w:type="spellEnd"/>
+      <w:r>
+        <w:rPr>
+          <w:rFonts w:ascii="Segoe UI Semibold" w:hAnsi="Segoe UI Semibold" w:cs="Segoe UI Semibold"/>
+        </w:rPr>
+        <w:t xml:space="preserve"> </w:t>
+      </w:r>
+      <w:proofErr w:type="spellStart"/>
+      <w:r>
+        <w:rPr>
+          <w:rFonts w:ascii="Segoe UI Semibold" w:hAnsi="Segoe UI Semibold" w:cs="Segoe UI Semibold"/>
+        </w:rPr>
+        <w:t>الأخطاء</w:t>
+      </w:r>
+      <w:proofErr w:type="spellEnd"/>
+    </w:p>
+    <w:p>
+      <w:pPr>
+        <w:bidi/>
+        <w:rPr>
+          <w:rFonts w:ascii="Segoe UI Semibold" w:hAnsi="Segoe UI Semibold" w:cs="Segoe UI Semibold"/>
+          <w:rtl/>
+        </w:rPr>
+      </w:pPr>
+      <w:bookmarkStart w:id="56" w:name="الحل-الأول-خادم-واحد"/>
+      <w:bookmarkStart w:id="57" w:name="النتيجة-10"/>
+      <w:bookmarkStart w:id="58" w:name="الحلول-المقترحة-3"/>
       <w:bookmarkEnd w:id="52"/>
       <w:bookmarkEnd w:id="55"/>
     </w:p>
@@ -10934,8 +14540,8 @@
         </w:rPr>
       </w:pPr>
       <w:bookmarkStart w:id="59" w:name="الحل-الثاني-nginx-load-balancer"/>
+      <w:bookmarkEnd w:id="56"/>
       <w:bookmarkEnd w:id="57"/>
-      <w:bookmarkEnd w:id="58"/>
       <w:proofErr w:type="gramStart"/>
       <w:r>
         <w:rPr>
@@ -11135,15 +14741,7 @@
           <w:rtl/>
           <w:lang w:bidi="ar-SY"/>
         </w:rPr>
-        <w:t xml:space="preserve"> </w:t>
-      </w:r>
-      <w:r>
-        <w:rPr>
-          <w:rFonts w:ascii="Segoe UI Semibold" w:hAnsi="Segoe UI Semibold" w:cs="Segoe UI Semibold"/>
-          <w:rtl/>
-          <w:lang w:bidi="ar-SY"/>
-        </w:rPr>
-        <w:t xml:space="preserve">يأخذ </w:t>
+        <w:t xml:space="preserve"> يأخذ </w:t>
       </w:r>
       <w:r>
         <w:rPr>
@@ -11173,13 +14771,43 @@
       </w:pPr>
       <w:bookmarkStart w:id="61" w:name="استراتيجية-التوزيع-المستخدمة"/>
       <w:bookmarkEnd w:id="60"/>
+      <w:proofErr w:type="spellStart"/>
       <w:r>
         <w:rPr>
           <w:rFonts w:ascii="Segoe UI Semibold" w:hAnsi="Segoe UI Semibold" w:cs="Segoe UI Semibold"/>
         </w:rPr>
         <w:lastRenderedPageBreak/>
-        <w:t>استراتيجية التوزيع المستخدمة</w:t>
-      </w:r>
+        <w:t>استراتيجية</w:t>
+      </w:r>
+      <w:proofErr w:type="spellEnd"/>
+      <w:r>
+        <w:rPr>
+          <w:rFonts w:ascii="Segoe UI Semibold" w:hAnsi="Segoe UI Semibold" w:cs="Segoe UI Semibold"/>
+        </w:rPr>
+        <w:t xml:space="preserve"> </w:t>
+      </w:r>
+      <w:proofErr w:type="spellStart"/>
+      <w:r>
+        <w:rPr>
+          <w:rFonts w:ascii="Segoe UI Semibold" w:hAnsi="Segoe UI Semibold" w:cs="Segoe UI Semibold"/>
+        </w:rPr>
+        <w:t>التوزيع</w:t>
+      </w:r>
+      <w:proofErr w:type="spellEnd"/>
+      <w:r>
+        <w:rPr>
+          <w:rFonts w:ascii="Segoe UI Semibold" w:hAnsi="Segoe UI Semibold" w:cs="Segoe UI Semibold"/>
+        </w:rPr>
+        <w:t xml:space="preserve"> </w:t>
+      </w:r>
+      <w:proofErr w:type="spellStart"/>
+      <w:r>
+        <w:rPr>
+          <w:rFonts w:ascii="Segoe UI Semibold" w:hAnsi="Segoe UI Semibold" w:cs="Segoe UI Semibold"/>
+        </w:rPr>
+        <w:t>المستخدمة</w:t>
+      </w:r>
+      <w:proofErr w:type="spellEnd"/>
     </w:p>
     <w:p>
       <w:pPr>
@@ -11266,12 +14894,14 @@
           <w:rFonts w:ascii="Segoe UI Semibold" w:hAnsi="Segoe UI Semibold" w:cs="Segoe UI Semibold"/>
         </w:rPr>
       </w:pPr>
+      <w:proofErr w:type="spellStart"/>
       <w:r>
         <w:rPr>
           <w:rFonts w:ascii="Segoe UI Semibold" w:hAnsi="Segoe UI Semibold" w:cs="Segoe UI Semibold"/>
         </w:rPr>
         <w:t>عادلة</w:t>
       </w:r>
+      <w:proofErr w:type="spellEnd"/>
     </w:p>
     <w:p>
       <w:pPr>
@@ -11285,12 +14915,42 @@
           <w:rFonts w:ascii="Segoe UI Semibold" w:hAnsi="Segoe UI Semibold" w:cs="Segoe UI Semibold"/>
         </w:rPr>
       </w:pPr>
-      <w:r>
-        <w:rPr>
-          <w:rFonts w:ascii="Segoe UI Semibold" w:hAnsi="Segoe UI Semibold" w:cs="Segoe UI Semibold"/>
-        </w:rPr>
-        <w:t>منخفضة الكلفة الحسابية</w:t>
-      </w:r>
+      <w:proofErr w:type="spellStart"/>
+      <w:r>
+        <w:rPr>
+          <w:rFonts w:ascii="Segoe UI Semibold" w:hAnsi="Segoe UI Semibold" w:cs="Segoe UI Semibold"/>
+        </w:rPr>
+        <w:t>منخفضة</w:t>
+      </w:r>
+      <w:proofErr w:type="spellEnd"/>
+      <w:r>
+        <w:rPr>
+          <w:rFonts w:ascii="Segoe UI Semibold" w:hAnsi="Segoe UI Semibold" w:cs="Segoe UI Semibold"/>
+        </w:rPr>
+        <w:t xml:space="preserve"> </w:t>
+      </w:r>
+      <w:proofErr w:type="spellStart"/>
+      <w:r>
+        <w:rPr>
+          <w:rFonts w:ascii="Segoe UI Semibold" w:hAnsi="Segoe UI Semibold" w:cs="Segoe UI Semibold"/>
+        </w:rPr>
+        <w:t>الكلفة</w:t>
+      </w:r>
+      <w:proofErr w:type="spellEnd"/>
+      <w:r>
+        <w:rPr>
+          <w:rFonts w:ascii="Segoe UI Semibold" w:hAnsi="Segoe UI Semibold" w:cs="Segoe UI Semibold"/>
+        </w:rPr>
+        <w:t xml:space="preserve"> </w:t>
+      </w:r>
+      <w:proofErr w:type="spellStart"/>
+      <w:r>
+        <w:rPr>
+          <w:rFonts w:ascii="Segoe UI Semibold" w:hAnsi="Segoe UI Semibold" w:cs="Segoe UI Semibold"/>
+        </w:rPr>
+        <w:t>الحسابية</w:t>
+      </w:r>
+      <w:proofErr w:type="spellEnd"/>
     </w:p>
     <w:p>
       <w:pPr>
@@ -11304,12 +14964,28 @@
           <w:rFonts w:ascii="Segoe UI Semibold" w:hAnsi="Segoe UI Semibold" w:cs="Segoe UI Semibold"/>
         </w:rPr>
       </w:pPr>
-      <w:r>
-        <w:rPr>
-          <w:rFonts w:ascii="Segoe UI Semibold" w:hAnsi="Segoe UI Semibold" w:cs="Segoe UI Semibold"/>
-        </w:rPr>
-        <w:t>مناسبة للمشروع</w:t>
-      </w:r>
+      <w:proofErr w:type="spellStart"/>
+      <w:r>
+        <w:rPr>
+          <w:rFonts w:ascii="Segoe UI Semibold" w:hAnsi="Segoe UI Semibold" w:cs="Segoe UI Semibold"/>
+        </w:rPr>
+        <w:t>مناسبة</w:t>
+      </w:r>
+      <w:proofErr w:type="spellEnd"/>
+      <w:r>
+        <w:rPr>
+          <w:rFonts w:ascii="Segoe UI Semibold" w:hAnsi="Segoe UI Semibold" w:cs="Segoe UI Semibold"/>
+        </w:rPr>
+        <w:t xml:space="preserve"> </w:t>
+      </w:r>
+      <w:proofErr w:type="spellStart"/>
+      <w:r>
+        <w:rPr>
+          <w:rFonts w:ascii="Segoe UI Semibold" w:hAnsi="Segoe UI Semibold" w:cs="Segoe UI Semibold"/>
+        </w:rPr>
+        <w:t>للمشروع</w:t>
+      </w:r>
+      <w:proofErr w:type="spellEnd"/>
     </w:p>
     <w:p>
       <w:pPr>
@@ -11351,12 +15027,28 @@
           <w:rFonts w:ascii="Segoe UI Semibold" w:hAnsi="Segoe UI Semibold" w:cs="Segoe UI Semibold"/>
         </w:rPr>
       </w:pPr>
-      <w:r>
-        <w:rPr>
-          <w:rFonts w:ascii="Segoe UI Semibold" w:hAnsi="Segoe UI Semibold" w:cs="Segoe UI Semibold"/>
-        </w:rPr>
-        <w:t>توزيع الحمل</w:t>
-      </w:r>
+      <w:proofErr w:type="spellStart"/>
+      <w:r>
+        <w:rPr>
+          <w:rFonts w:ascii="Segoe UI Semibold" w:hAnsi="Segoe UI Semibold" w:cs="Segoe UI Semibold"/>
+        </w:rPr>
+        <w:t>توزيع</w:t>
+      </w:r>
+      <w:proofErr w:type="spellEnd"/>
+      <w:r>
+        <w:rPr>
+          <w:rFonts w:ascii="Segoe UI Semibold" w:hAnsi="Segoe UI Semibold" w:cs="Segoe UI Semibold"/>
+        </w:rPr>
+        <w:t xml:space="preserve"> </w:t>
+      </w:r>
+      <w:proofErr w:type="spellStart"/>
+      <w:r>
+        <w:rPr>
+          <w:rFonts w:ascii="Segoe UI Semibold" w:hAnsi="Segoe UI Semibold" w:cs="Segoe UI Semibold"/>
+        </w:rPr>
+        <w:t>الحمل</w:t>
+      </w:r>
+      <w:proofErr w:type="spellEnd"/>
     </w:p>
     <w:p>
       <w:pPr>
@@ -11418,12 +15110,70 @@
           <w:rFonts w:ascii="Segoe UI Semibold" w:hAnsi="Segoe UI Semibold" w:cs="Segoe UI Semibold"/>
         </w:rPr>
       </w:pPr>
-      <w:r>
-        <w:rPr>
-          <w:rFonts w:ascii="Segoe UI Semibold" w:hAnsi="Segoe UI Semibold" w:cs="Segoe UI Semibold"/>
-        </w:rPr>
-        <w:t>تقليل الضغط على خادم واحد</w:t>
-      </w:r>
+      <w:proofErr w:type="spellStart"/>
+      <w:r>
+        <w:rPr>
+          <w:rFonts w:ascii="Segoe UI Semibold" w:hAnsi="Segoe UI Semibold" w:cs="Segoe UI Semibold"/>
+        </w:rPr>
+        <w:t>تقليل</w:t>
+      </w:r>
+      <w:proofErr w:type="spellEnd"/>
+      <w:r>
+        <w:rPr>
+          <w:rFonts w:ascii="Segoe UI Semibold" w:hAnsi="Segoe UI Semibold" w:cs="Segoe UI Semibold"/>
+        </w:rPr>
+        <w:t xml:space="preserve"> </w:t>
+      </w:r>
+      <w:proofErr w:type="spellStart"/>
+      <w:r>
+        <w:rPr>
+          <w:rFonts w:ascii="Segoe UI Semibold" w:hAnsi="Segoe UI Semibold" w:cs="Segoe UI Semibold"/>
+        </w:rPr>
+        <w:t>الضغط</w:t>
+      </w:r>
+      <w:proofErr w:type="spellEnd"/>
+      <w:r>
+        <w:rPr>
+          <w:rFonts w:ascii="Segoe UI Semibold" w:hAnsi="Segoe UI Semibold" w:cs="Segoe UI Semibold"/>
+        </w:rPr>
+        <w:t xml:space="preserve"> </w:t>
+      </w:r>
+      <w:proofErr w:type="spellStart"/>
+      <w:r>
+        <w:rPr>
+          <w:rFonts w:ascii="Segoe UI Semibold" w:hAnsi="Segoe UI Semibold" w:cs="Segoe UI Semibold"/>
+        </w:rPr>
+        <w:t>على</w:t>
+      </w:r>
+      <w:proofErr w:type="spellEnd"/>
+      <w:r>
+        <w:rPr>
+          <w:rFonts w:ascii="Segoe UI Semibold" w:hAnsi="Segoe UI Semibold" w:cs="Segoe UI Semibold"/>
+        </w:rPr>
+        <w:t xml:space="preserve"> </w:t>
+      </w:r>
+      <w:proofErr w:type="spellStart"/>
+      <w:r>
+        <w:rPr>
+          <w:rFonts w:ascii="Segoe UI Semibold" w:hAnsi="Segoe UI Semibold" w:cs="Segoe UI Semibold"/>
+        </w:rPr>
+        <w:t>خادم</w:t>
+      </w:r>
+      <w:proofErr w:type="spellEnd"/>
+      <w:r>
+        <w:rPr>
+          <w:rFonts w:ascii="Segoe UI Semibold" w:hAnsi="Segoe UI Semibold" w:cs="Segoe UI Semibold"/>
+        </w:rPr>
+        <w:t xml:space="preserve"> </w:t>
+      </w:r>
+      <w:proofErr w:type="spellStart"/>
+      <w:r>
+        <w:rPr>
+          <w:rFonts w:ascii="Segoe UI Semibold" w:hAnsi="Segoe UI Semibold" w:cs="Segoe UI Semibold"/>
+        </w:rPr>
+        <w:t>واحد</w:t>
+      </w:r>
+      <w:proofErr w:type="spellEnd"/>
     </w:p>
     <w:p>
       <w:pPr>
@@ -11481,6 +15231,7 @@
       <w:r>
         <w:rPr>
           <w:rFonts w:ascii="Segoe UI Semibold" w:hAnsi="Segoe UI Semibold" w:cs="Segoe UI Semibold"/>
+          <w:noProof/>
           <w:rtl/>
         </w:rPr>
         <w:drawing>
@@ -11499,7 +15250,7 @@
                     <pic:cNvPicPr/>
                   </pic:nvPicPr>
                   <pic:blipFill>
-                    <a:blip r:embed="rId21"/>
+                    <a:blip r:embed="rId22"/>
                     <a:stretch>
                       <a:fillRect/>
                     </a:stretch>
@@ -11529,14 +15280,14 @@
       </w:pPr>
       <w:bookmarkStart w:id="64" w:name="المشاكل-التي-تمت-مواجهتها"/>
       <w:bookmarkStart w:id="65" w:name="الضغط-على-قاعدة-البيانات"/>
-      <w:bookmarkEnd w:id="56"/>
+      <w:bookmarkEnd w:id="58"/>
       <w:bookmarkEnd w:id="63"/>
       <w:r>
         <w:rPr>
           <w:rFonts w:ascii="Segoe UI Semibold" w:hAnsi="Segoe UI Semibold" w:cs="Segoe UI Semibold"/>
         </w:rPr>
         <w:pict w14:anchorId="78E57C5D">
-          <v:rect id="_x0000_i9989" style="width:0;height:1.5pt" o:hralign="center" o:hrstd="t" o:hr="t"/>
+          <v:rect id="_x0000_i1283" style="width:0;height:1.5pt" o:hralign="center" o:hrstd="t" o:hr="t"/>
         </w:pict>
       </w:r>
       <w:bookmarkStart w:id="66" w:name="الخلاصة"/>
@@ -11567,12 +15318,16 @@
         <w:bidi/>
         <w:rPr>
           <w:rFonts w:ascii="Segoe UI Semibold" w:hAnsi="Segoe UI Semibold" w:cs="Segoe UI Semibold"/>
-        </w:rPr>
-      </w:pPr>
-      <w:proofErr w:type="spellStart"/>
-      <w:r>
-        <w:rPr>
-          <w:rFonts w:ascii="Segoe UI Semibold" w:hAnsi="Segoe UI Semibold" w:cs="Segoe UI Semibold"/>
+          <w:b/>
+          <w:bCs/>
+        </w:rPr>
+      </w:pPr>
+      <w:proofErr w:type="spellStart"/>
+      <w:r>
+        <w:rPr>
+          <w:rFonts w:ascii="Segoe UI Semibold" w:hAnsi="Segoe UI Semibold" w:cs="Segoe UI Semibold"/>
+          <w:b/>
+          <w:bCs/>
         </w:rPr>
         <w:lastRenderedPageBreak/>
         <w:t>التقنيات</w:t>
@@ -11581,13 +15336,17 @@
       <w:r>
         <w:rPr>
           <w:rFonts w:ascii="Segoe UI Semibold" w:hAnsi="Segoe UI Semibold" w:cs="Segoe UI Semibold"/>
-        </w:rPr>
-        <w:t xml:space="preserve"> </w:t>
-      </w:r>
-      <w:proofErr w:type="spellStart"/>
-      <w:r>
-        <w:rPr>
-          <w:rFonts w:ascii="Segoe UI Semibold" w:hAnsi="Segoe UI Semibold" w:cs="Segoe UI Semibold"/>
+          <w:b/>
+          <w:bCs/>
+        </w:rPr>
+        <w:t xml:space="preserve"> </w:t>
+      </w:r>
+      <w:proofErr w:type="spellStart"/>
+      <w:r>
+        <w:rPr>
+          <w:rFonts w:ascii="Segoe UI Semibold" w:hAnsi="Segoe UI Semibold" w:cs="Segoe UI Semibold"/>
+          <w:b/>
+          <w:bCs/>
         </w:rPr>
         <w:t>المستخدمة</w:t>
       </w:r>
@@ -11738,7 +15497,7 @@
           <w:rFonts w:ascii="Segoe UI Semibold" w:hAnsi="Segoe UI Semibold" w:cs="Segoe UI Semibold"/>
         </w:rPr>
         <w:pict w14:anchorId="51A599D8">
-          <v:rect id="_x0000_i9988" style="width:0;height:1.5pt" o:hralign="center" o:hrstd="t" o:hr="t"/>
+          <v:rect id="_x0000_i1284" style="width:0;height:1.5pt" o:hralign="center" o:hrstd="t" o:hr="t"/>
         </w:pict>
       </w:r>
     </w:p>
@@ -11748,16 +15507,22 @@
         <w:bidi/>
         <w:rPr>
           <w:rFonts w:ascii="Segoe UI Semibold" w:hAnsi="Segoe UI Semibold" w:cs="Segoe UI Semibold"/>
+          <w:b/>
+          <w:bCs/>
         </w:rPr>
       </w:pPr>
       <w:bookmarkStart w:id="68" w:name="المراجع"/>
       <w:bookmarkEnd w:id="67"/>
-      <w:r>
-        <w:rPr>
-          <w:rFonts w:ascii="Segoe UI Semibold" w:hAnsi="Segoe UI Semibold" w:cs="Segoe UI Semibold"/>
+      <w:proofErr w:type="spellStart"/>
+      <w:r>
+        <w:rPr>
+          <w:rFonts w:ascii="Segoe UI Semibold" w:hAnsi="Segoe UI Semibold" w:cs="Segoe UI Semibold"/>
+          <w:b/>
+          <w:bCs/>
         </w:rPr>
         <w:t>المراجع</w:t>
       </w:r>
+      <w:proofErr w:type="spellEnd"/>
     </w:p>
     <w:p>
       <w:pPr>
@@ -13527,6 +17292,7 @@
   <w:style w:type="character" w:default="1" w:styleId="DefaultParagraphFont">
     <w:name w:val="Default Paragraph Font"/>
     <w:uiPriority w:val="1"/>
+    <w:semiHidden/>
     <w:unhideWhenUsed/>
   </w:style>
   <w:style w:type="table" w:default="1" w:styleId="TableNormal">
@@ -14312,6 +18078,25 @@
     <w:link w:val="BodyText"/>
     <w:rsid w:val="00027F25"/>
   </w:style>
+  <w:style w:type="paragraph" w:customStyle="1" w:styleId="ContactInfo">
+    <w:name w:val="Contact Info"/>
+    <w:basedOn w:val="Normal"/>
+    <w:uiPriority w:val="4"/>
+    <w:qFormat/>
+    <w:rsid w:val="004C303A"/>
+    <w:pPr>
+      <w:spacing w:after="0" w:line="264" w:lineRule="auto"/>
+      <w:ind w:left="720"/>
+      <w:jc w:val="center"/>
+    </w:pPr>
+    <w:rPr>
+      <w:rFonts w:ascii="Tahoma" w:hAnsi="Tahoma" w:cs="Tahoma"/>
+      <w:color w:val="595959" w:themeColor="text1" w:themeTint="A6"/>
+      <w:sz w:val="22"/>
+      <w:szCs w:val="22"/>
+      <w:lang w:eastAsia="ar-SA"/>
+    </w:rPr>
+  </w:style>
 </w:styles>
 </file>
 

--- a/Ticket-Booking-Engine-Report.docx
+++ b/Ticket-Booking-Engine-Report.docx
@@ -761,7 +761,7 @@
           <w:rFonts w:ascii="Segoe UI Semibold" w:hAnsi="Segoe UI Semibold" w:cs="Segoe UI Semibold"/>
         </w:rPr>
         <w:pict w14:anchorId="523CE83C">
-          <v:rect id="_x0000_i1272" style="width:0;height:1.5pt" o:hralign="center" o:hrstd="t" o:hr="t"/>
+          <v:rect id="_x0000_i1025" style="width:0;height:1.5pt" o:hralign="center" o:hrstd="t" o:hr="t"/>
         </w:pict>
       </w:r>
     </w:p>
@@ -1816,7 +1816,7 @@
           <w:rFonts w:ascii="Segoe UI Semibold" w:hAnsi="Segoe UI Semibold" w:cs="Segoe UI Semibold"/>
         </w:rPr>
         <w:pict w14:anchorId="05A61C58">
-          <v:rect id="_x0000_i1273" style="width:0;height:1.5pt" o:hralign="center" o:hrstd="t" o:hr="t"/>
+          <v:rect id="_x0000_i1026" style="width:0;height:1.5pt" o:hralign="center" o:hrstd="t" o:hr="t"/>
         </w:pict>
       </w:r>
     </w:p>
@@ -2713,7 +2713,7 @@
           <w:rFonts w:ascii="Segoe UI Semibold" w:hAnsi="Segoe UI Semibold" w:cs="Segoe UI Semibold"/>
         </w:rPr>
         <w:pict w14:anchorId="509A0794">
-          <v:rect id="_x0000_i1274" style="width:0;height:1.5pt" o:hralign="center" o:hrstd="t" o:hr="t"/>
+          <v:rect id="_x0000_i1027" style="width:0;height:1.5pt" o:hralign="center" o:hrstd="t" o:hr="t"/>
         </w:pict>
       </w:r>
     </w:p>
@@ -2832,7 +2832,7 @@
         <w:pStyle w:val="Heading2"/>
         <w:numPr>
           <w:ilvl w:val="0"/>
-          <w:numId w:val="71"/>
+          <w:numId w:val="35"/>
         </w:numPr>
         <w:bidi/>
         <w:rPr>
@@ -3136,7 +3136,7 @@
         <w:pStyle w:val="Heading2"/>
         <w:numPr>
           <w:ilvl w:val="0"/>
-          <w:numId w:val="71"/>
+          <w:numId w:val="35"/>
         </w:numPr>
         <w:bidi/>
         <w:rPr>
@@ -3586,7 +3586,7 @@
         <w:pStyle w:val="Heading2"/>
         <w:numPr>
           <w:ilvl w:val="0"/>
-          <w:numId w:val="71"/>
+          <w:numId w:val="35"/>
         </w:numPr>
         <w:bidi/>
         <w:rPr>
@@ -4049,7 +4049,7 @@
         <w:pStyle w:val="Heading2"/>
         <w:numPr>
           <w:ilvl w:val="0"/>
-          <w:numId w:val="71"/>
+          <w:numId w:val="35"/>
         </w:numPr>
         <w:bidi/>
         <w:rPr>
@@ -4405,7 +4405,7 @@
         <w:pStyle w:val="Heading2"/>
         <w:numPr>
           <w:ilvl w:val="0"/>
-          <w:numId w:val="71"/>
+          <w:numId w:val="35"/>
         </w:numPr>
         <w:bidi/>
         <w:rPr>
@@ -4817,7 +4817,7 @@
         <w:pStyle w:val="Heading2"/>
         <w:numPr>
           <w:ilvl w:val="0"/>
-          <w:numId w:val="71"/>
+          <w:numId w:val="35"/>
         </w:numPr>
         <w:bidi/>
         <w:rPr>
@@ -5097,7 +5097,7 @@
         <w:pStyle w:val="Heading2"/>
         <w:numPr>
           <w:ilvl w:val="0"/>
-          <w:numId w:val="71"/>
+          <w:numId w:val="35"/>
         </w:numPr>
         <w:bidi/>
         <w:rPr>
@@ -5469,7 +5469,7 @@
           <w:rFonts w:ascii="Segoe UI Semibold" w:hAnsi="Segoe UI Semibold" w:cs="Segoe UI Semibold"/>
         </w:rPr>
         <w:pict w14:anchorId="51170AC1">
-          <v:rect id="_x0000_i1275" style="width:0;height:1.5pt" o:hralign="center" o:hrstd="t" o:hr="t"/>
+          <v:rect id="_x0000_i1028" style="width:0;height:1.5pt" o:hralign="center" o:hrstd="t" o:hr="t"/>
         </w:pict>
       </w:r>
     </w:p>
@@ -6137,7 +6137,7 @@
           <w:rFonts w:ascii="Segoe UI Semibold" w:hAnsi="Segoe UI Semibold" w:cs="Segoe UI Semibold"/>
         </w:rPr>
         <w:pict w14:anchorId="7C046028">
-          <v:rect id="_x0000_i1276" style="width:0;height:1.5pt" o:hralign="center" o:hrstd="t" o:hr="t"/>
+          <v:rect id="_x0000_i1029" style="width:0;height:1.5pt" o:hralign="center" o:hrstd="t" o:hr="t"/>
         </w:pict>
       </w:r>
     </w:p>
@@ -7888,7 +7888,7 @@
           <w:rFonts w:ascii="Segoe UI Semibold" w:hAnsi="Segoe UI Semibold" w:cs="Segoe UI Semibold"/>
         </w:rPr>
         <w:pict w14:anchorId="77AE5086">
-          <v:rect id="_x0000_i1277" style="width:0;height:1.5pt" o:hralign="center" o:hrstd="t" o:hr="t"/>
+          <v:rect id="_x0000_i1030" style="width:0;height:1.5pt" o:hralign="center" o:hrstd="t" o:hr="t"/>
         </w:pict>
       </w:r>
     </w:p>
@@ -8023,7 +8023,7 @@
         <w:pStyle w:val="Compact"/>
         <w:numPr>
           <w:ilvl w:val="0"/>
-          <w:numId w:val="49"/>
+          <w:numId w:val="32"/>
         </w:numPr>
         <w:bidi/>
         <w:rPr>
@@ -8072,7 +8072,7 @@
         <w:pStyle w:val="Compact"/>
         <w:numPr>
           <w:ilvl w:val="0"/>
-          <w:numId w:val="49"/>
+          <w:numId w:val="32"/>
         </w:numPr>
         <w:bidi/>
         <w:rPr>
@@ -8107,7 +8107,7 @@
         <w:pStyle w:val="Compact"/>
         <w:numPr>
           <w:ilvl w:val="0"/>
-          <w:numId w:val="49"/>
+          <w:numId w:val="32"/>
         </w:numPr>
         <w:bidi/>
         <w:rPr>
@@ -8194,7 +8194,7 @@
         <w:pStyle w:val="Compact"/>
         <w:numPr>
           <w:ilvl w:val="0"/>
-          <w:numId w:val="49"/>
+          <w:numId w:val="32"/>
         </w:numPr>
         <w:bidi/>
         <w:rPr>
@@ -8229,7 +8229,7 @@
         <w:pStyle w:val="Compact"/>
         <w:numPr>
           <w:ilvl w:val="0"/>
-          <w:numId w:val="49"/>
+          <w:numId w:val="32"/>
         </w:numPr>
         <w:bidi/>
         <w:rPr>
@@ -8248,7 +8248,7 @@
         <w:pStyle w:val="Compact"/>
         <w:numPr>
           <w:ilvl w:val="0"/>
-          <w:numId w:val="49"/>
+          <w:numId w:val="32"/>
         </w:numPr>
         <w:bidi/>
         <w:rPr>
@@ -8369,7 +8369,7 @@
         <w:pStyle w:val="Compact"/>
         <w:numPr>
           <w:ilvl w:val="0"/>
-          <w:numId w:val="49"/>
+          <w:numId w:val="32"/>
         </w:numPr>
         <w:bidi/>
         <w:rPr>
@@ -8389,7 +8389,7 @@
         <w:pStyle w:val="Compact"/>
         <w:numPr>
           <w:ilvl w:val="0"/>
-          <w:numId w:val="49"/>
+          <w:numId w:val="32"/>
         </w:numPr>
         <w:bidi/>
         <w:rPr>
@@ -8514,7 +8514,7 @@
         <w:pStyle w:val="Compact"/>
         <w:numPr>
           <w:ilvl w:val="0"/>
-          <w:numId w:val="49"/>
+          <w:numId w:val="32"/>
         </w:numPr>
         <w:bidi/>
         <w:rPr>
@@ -8535,7 +8535,7 @@
         <w:pStyle w:val="Compact"/>
         <w:numPr>
           <w:ilvl w:val="0"/>
-          <w:numId w:val="49"/>
+          <w:numId w:val="32"/>
         </w:numPr>
         <w:bidi/>
         <w:rPr>
@@ -8556,7 +8556,7 @@
         <w:pStyle w:val="Compact"/>
         <w:numPr>
           <w:ilvl w:val="0"/>
-          <w:numId w:val="49"/>
+          <w:numId w:val="32"/>
         </w:numPr>
         <w:bidi/>
         <w:rPr>
@@ -8577,7 +8577,7 @@
         <w:pStyle w:val="Compact"/>
         <w:numPr>
           <w:ilvl w:val="0"/>
-          <w:numId w:val="49"/>
+          <w:numId w:val="32"/>
         </w:numPr>
         <w:bidi/>
         <w:rPr>
@@ -8598,7 +8598,7 @@
         <w:pStyle w:val="Compact"/>
         <w:numPr>
           <w:ilvl w:val="0"/>
-          <w:numId w:val="49"/>
+          <w:numId w:val="32"/>
         </w:numPr>
         <w:bidi/>
         <w:rPr>
@@ -8661,7 +8661,7 @@
           <w:rFonts w:ascii="Segoe UI Semibold" w:hAnsi="Segoe UI Semibold" w:cs="Segoe UI Semibold"/>
         </w:rPr>
         <w:pict w14:anchorId="58525F5A">
-          <v:rect id="_x0000_i1278" style="width:0;height:1.5pt" o:hralign="center" o:hrstd="t" o:hr="t"/>
+          <v:rect id="_x0000_i1031" style="width:0;height:1.5pt" o:hralign="center" o:hrstd="t" o:hr="t"/>
         </w:pict>
       </w:r>
       <w:bookmarkEnd w:id="22"/>
@@ -8751,7 +8751,7 @@
         <w:pStyle w:val="Heading2"/>
         <w:numPr>
           <w:ilvl w:val="0"/>
-          <w:numId w:val="72"/>
+          <w:numId w:val="36"/>
         </w:numPr>
         <w:bidi/>
         <w:rPr>
@@ -9790,7 +9790,6 @@
       <w:pPr>
         <w:pStyle w:val="Compact"/>
         <w:bidi/>
-        <w:ind w:left="720"/>
         <w:jc w:val="center"/>
         <w:rPr>
           <w:rFonts w:ascii="Segoe UI Semibold" w:hAnsi="Segoe UI Semibold" w:cs="Segoe UI Semibold"/>
@@ -9855,7 +9854,6 @@
       <w:pPr>
         <w:pStyle w:val="Compact"/>
         <w:bidi/>
-        <w:ind w:left="720"/>
         <w:jc w:val="center"/>
         <w:rPr>
           <w:rFonts w:ascii="Segoe UI Semibold" w:hAnsi="Segoe UI Semibold" w:cs="Segoe UI Semibold"/>
@@ -9908,7 +9906,6 @@
       <w:pPr>
         <w:pStyle w:val="Compact"/>
         <w:bidi/>
-        <w:ind w:left="720"/>
         <w:jc w:val="center"/>
         <w:rPr>
           <w:rFonts w:ascii="Segoe UI Semibold" w:hAnsi="Segoe UI Semibold" w:cs="Segoe UI Semibold"/>
@@ -10059,7 +10056,7 @@
         <w:pStyle w:val="BodyText"/>
         <w:numPr>
           <w:ilvl w:val="0"/>
-          <w:numId w:val="30"/>
+          <w:numId w:val="23"/>
         </w:numPr>
         <w:bidi/>
         <w:rPr>
@@ -10130,7 +10127,7 @@
         <w:pStyle w:val="BodyText"/>
         <w:numPr>
           <w:ilvl w:val="0"/>
-          <w:numId w:val="30"/>
+          <w:numId w:val="23"/>
         </w:numPr>
         <w:bidi/>
         <w:rPr>
@@ -10180,7 +10177,7 @@
         <w:pStyle w:val="SourceCode"/>
         <w:numPr>
           <w:ilvl w:val="0"/>
-          <w:numId w:val="30"/>
+          <w:numId w:val="23"/>
         </w:numPr>
         <w:bidi/>
         <w:rPr>
@@ -10335,7 +10332,7 @@
         <w:pStyle w:val="Compact"/>
         <w:numPr>
           <w:ilvl w:val="0"/>
-          <w:numId w:val="30"/>
+          <w:numId w:val="23"/>
         </w:numPr>
         <w:bidi/>
         <w:rPr>
@@ -10422,7 +10419,7 @@
         <w:pStyle w:val="Compact"/>
         <w:numPr>
           <w:ilvl w:val="0"/>
-          <w:numId w:val="25"/>
+          <w:numId w:val="20"/>
         </w:numPr>
         <w:bidi/>
         <w:rPr>
@@ -10486,7 +10483,7 @@
         <w:pStyle w:val="Compact"/>
         <w:numPr>
           <w:ilvl w:val="0"/>
-          <w:numId w:val="25"/>
+          <w:numId w:val="20"/>
         </w:numPr>
         <w:bidi/>
         <w:rPr>
@@ -10506,7 +10503,7 @@
         <w:pStyle w:val="Compact"/>
         <w:numPr>
           <w:ilvl w:val="0"/>
-          <w:numId w:val="25"/>
+          <w:numId w:val="20"/>
         </w:numPr>
         <w:bidi/>
         <w:rPr>
@@ -10627,7 +10624,7 @@
           <w:rFonts w:ascii="Segoe UI Semibold" w:hAnsi="Segoe UI Semibold" w:cs="Segoe UI Semibold"/>
         </w:rPr>
         <w:pict w14:anchorId="190A3B83">
-          <v:rect id="_x0000_i1279" style="width:0;height:1.5pt" o:hralign="center" o:hrstd="t" o:hr="t"/>
+          <v:rect id="_x0000_i1032" style="width:0;height:1.5pt" o:hralign="center" o:hrstd="t" o:hr="t"/>
         </w:pict>
       </w:r>
     </w:p>
@@ -10636,7 +10633,7 @@
         <w:pStyle w:val="Heading1"/>
         <w:numPr>
           <w:ilvl w:val="0"/>
-          <w:numId w:val="72"/>
+          <w:numId w:val="36"/>
         </w:numPr>
         <w:bidi/>
         <w:rPr>
@@ -10810,7 +10807,7 @@
         <w:pStyle w:val="Compact"/>
         <w:numPr>
           <w:ilvl w:val="0"/>
-          <w:numId w:val="27"/>
+          <w:numId w:val="21"/>
         </w:numPr>
         <w:bidi/>
         <w:rPr>
@@ -10859,7 +10856,7 @@
         <w:pStyle w:val="Compact"/>
         <w:numPr>
           <w:ilvl w:val="0"/>
-          <w:numId w:val="27"/>
+          <w:numId w:val="21"/>
         </w:numPr>
         <w:bidi/>
         <w:rPr>
@@ -10894,7 +10891,7 @@
         <w:pStyle w:val="Compact"/>
         <w:numPr>
           <w:ilvl w:val="0"/>
-          <w:numId w:val="27"/>
+          <w:numId w:val="21"/>
         </w:numPr>
         <w:bidi/>
         <w:rPr>
@@ -10928,6 +10925,7 @@
     <w:p>
       <w:pPr>
         <w:bidi/>
+        <w:spacing w:before="200" w:after="160"/>
         <w:rPr>
           <w:rFonts w:ascii="Segoe UI Semibold" w:hAnsi="Segoe UI Semibold" w:cs="Segoe UI Semibold"/>
         </w:rPr>
@@ -10945,7 +10943,7 @@
         <w:pStyle w:val="Compact"/>
         <w:numPr>
           <w:ilvl w:val="0"/>
-          <w:numId w:val="28"/>
+          <w:numId w:val="22"/>
         </w:numPr>
         <w:bidi/>
         <w:rPr>
@@ -10996,7 +10994,7 @@
         <w:pStyle w:val="Compact"/>
         <w:numPr>
           <w:ilvl w:val="0"/>
-          <w:numId w:val="28"/>
+          <w:numId w:val="22"/>
         </w:numPr>
         <w:bidi/>
         <w:rPr>
@@ -11059,7 +11057,7 @@
         <w:pStyle w:val="Compact"/>
         <w:numPr>
           <w:ilvl w:val="0"/>
-          <w:numId w:val="28"/>
+          <w:numId w:val="22"/>
         </w:numPr>
         <w:bidi/>
         <w:rPr>
@@ -11077,7 +11075,13 @@
         <w:rPr>
           <w:rFonts w:ascii="Segoe UI Semibold" w:hAnsi="Segoe UI Semibold" w:cs="Segoe UI Semibold"/>
         </w:rPr>
-        <w:t>throughput</w:t>
+        <w:t>T</w:t>
+      </w:r>
+      <w:r>
+        <w:rPr>
+          <w:rFonts w:ascii="Segoe UI Semibold" w:hAnsi="Segoe UI Semibold" w:cs="Segoe UI Semibold"/>
+        </w:rPr>
+        <w:t>hroughput</w:t>
       </w:r>
     </w:p>
     <w:p>
@@ -11105,10 +11109,10 @@
           <w:rtl/>
         </w:rPr>
         <w:drawing>
-          <wp:inline distT="0" distB="0" distL="0" distR="0" wp14:anchorId="6E5E6EA8" wp14:editId="28E5294F">
-            <wp:extent cx="5943600" cy="380365"/>
+          <wp:inline distT="0" distB="0" distL="0" distR="0" wp14:anchorId="0BA3B5B3" wp14:editId="6519068A">
+            <wp:extent cx="5943600" cy="360045"/>
             <wp:effectExtent l="0" t="0" r="0" b="0"/>
-            <wp:docPr id="1302587914" name="Picture 1"/>
+            <wp:docPr id="902301483" name="Picture 1"/>
             <wp:cNvGraphicFramePr>
               <a:graphicFrameLocks xmlns:a="http://schemas.openxmlformats.org/drawingml/2006/main" noChangeAspect="1"/>
             </wp:cNvGraphicFramePr>
@@ -11116,7 +11120,7 @@
               <a:graphicData uri="http://schemas.openxmlformats.org/drawingml/2006/picture">
                 <pic:pic xmlns:pic="http://schemas.openxmlformats.org/drawingml/2006/picture">
                   <pic:nvPicPr>
-                    <pic:cNvPr id="1302587914" name=""/>
+                    <pic:cNvPr id="902301483" name=""/>
                     <pic:cNvPicPr/>
                   </pic:nvPicPr>
                   <pic:blipFill>
@@ -11128,7 +11132,7 @@
                   <pic:spPr>
                     <a:xfrm>
                       <a:off x="0" y="0"/>
-                      <a:ext cx="5943600" cy="380365"/>
+                      <a:ext cx="5943600" cy="360045"/>
                     </a:xfrm>
                     <a:prstGeom prst="rect">
                       <a:avLst/>
@@ -11316,7 +11320,7 @@
         <w:pStyle w:val="Compact"/>
         <w:numPr>
           <w:ilvl w:val="0"/>
-          <w:numId w:val="74"/>
+          <w:numId w:val="37"/>
         </w:numPr>
         <w:bidi/>
         <w:rPr>
@@ -11379,7 +11383,7 @@
         <w:pStyle w:val="Compact"/>
         <w:numPr>
           <w:ilvl w:val="0"/>
-          <w:numId w:val="74"/>
+          <w:numId w:val="37"/>
         </w:numPr>
         <w:bidi/>
         <w:rPr>
@@ -11477,7 +11481,7 @@
         <w:pStyle w:val="Compact"/>
         <w:numPr>
           <w:ilvl w:val="0"/>
-          <w:numId w:val="74"/>
+          <w:numId w:val="37"/>
         </w:numPr>
         <w:bidi/>
         <w:rPr>
@@ -11540,6 +11544,8 @@
       <w:pPr>
         <w:rPr>
           <w:rFonts w:ascii="Segoe UI Semibold" w:hAnsi="Segoe UI Semibold" w:cs="Segoe UI Semibold"/>
+          <w:rtl/>
+          <w:lang w:bidi="ar-SY"/>
         </w:rPr>
       </w:pPr>
     </w:p>
@@ -11567,7 +11573,7 @@
         <w:pStyle w:val="Compact"/>
         <w:numPr>
           <w:ilvl w:val="0"/>
-          <w:numId w:val="31"/>
+          <w:numId w:val="24"/>
         </w:numPr>
         <w:bidi/>
         <w:rPr>
@@ -11616,7 +11622,7 @@
         <w:pStyle w:val="Compact"/>
         <w:numPr>
           <w:ilvl w:val="0"/>
-          <w:numId w:val="31"/>
+          <w:numId w:val="24"/>
         </w:numPr>
         <w:bidi/>
         <w:rPr>
@@ -11648,7 +11654,7 @@
         <w:pStyle w:val="Compact"/>
         <w:numPr>
           <w:ilvl w:val="0"/>
-          <w:numId w:val="31"/>
+          <w:numId w:val="24"/>
         </w:numPr>
         <w:bidi/>
         <w:rPr>
@@ -11707,11 +11713,10 @@
       <w:pPr>
         <w:pStyle w:val="Compact"/>
         <w:bidi/>
-        <w:ind w:left="720"/>
         <w:jc w:val="center"/>
         <w:rPr>
           <w:rFonts w:ascii="Segoe UI Semibold" w:hAnsi="Segoe UI Semibold" w:cs="Segoe UI Semibold"/>
-          <w:rtl/>
+          <w:lang w:bidi="ar-SY"/>
         </w:rPr>
       </w:pPr>
       <w:r>
@@ -11721,10 +11726,10 @@
           <w:rtl/>
         </w:rPr>
         <w:drawing>
-          <wp:inline distT="0" distB="0" distL="0" distR="0" wp14:anchorId="48D91F31" wp14:editId="62075E37">
-            <wp:extent cx="5943600" cy="395605"/>
+          <wp:inline distT="0" distB="0" distL="0" distR="0" wp14:anchorId="6321E931" wp14:editId="009A4868">
+            <wp:extent cx="5943600" cy="354965"/>
             <wp:effectExtent l="0" t="0" r="0" b="0"/>
-            <wp:docPr id="1486900665" name="Picture 1"/>
+            <wp:docPr id="630840417" name="Picture 1"/>
             <wp:cNvGraphicFramePr>
               <a:graphicFrameLocks xmlns:a="http://schemas.openxmlformats.org/drawingml/2006/main" noChangeAspect="1"/>
             </wp:cNvGraphicFramePr>
@@ -11732,7 +11737,7 @@
               <a:graphicData uri="http://schemas.openxmlformats.org/drawingml/2006/picture">
                 <pic:pic xmlns:pic="http://schemas.openxmlformats.org/drawingml/2006/picture">
                   <pic:nvPicPr>
-                    <pic:cNvPr id="1486900665" name=""/>
+                    <pic:cNvPr id="630840417" name=""/>
                     <pic:cNvPicPr/>
                   </pic:nvPicPr>
                   <pic:blipFill>
@@ -11744,7 +11749,7 @@
                   <pic:spPr>
                     <a:xfrm>
                       <a:off x="0" y="0"/>
-                      <a:ext cx="5943600" cy="395605"/>
+                      <a:ext cx="5943600" cy="354965"/>
                     </a:xfrm>
                     <a:prstGeom prst="rect">
                       <a:avLst/>
@@ -11821,7 +11826,7 @@
           <w:rFonts w:ascii="Segoe UI Semibold" w:hAnsi="Segoe UI Semibold" w:cs="Segoe UI Semibold"/>
         </w:rPr>
         <w:pict w14:anchorId="7367F592">
-          <v:rect id="_x0000_i1280" style="width:0;height:1.5pt" o:hralign="center" o:hrstd="t" o:hr="t"/>
+          <v:rect id="_x0000_i1033" style="width:0;height:1.5pt" o:hralign="center" o:hrstd="t" o:hr="t"/>
         </w:pict>
       </w:r>
       <w:bookmarkStart w:id="43" w:name="الحلول-المقترحة-1"/>
@@ -11834,7 +11839,7 @@
         <w:pStyle w:val="Heading1"/>
         <w:numPr>
           <w:ilvl w:val="0"/>
-          <w:numId w:val="72"/>
+          <w:numId w:val="36"/>
         </w:numPr>
         <w:bidi/>
         <w:rPr>
@@ -12120,7 +12125,7 @@
         <w:pStyle w:val="Compact"/>
         <w:numPr>
           <w:ilvl w:val="0"/>
-          <w:numId w:val="38"/>
+          <w:numId w:val="26"/>
         </w:numPr>
         <w:bidi/>
         <w:rPr>
@@ -12168,7 +12173,7 @@
         <w:pStyle w:val="Compact"/>
         <w:numPr>
           <w:ilvl w:val="0"/>
-          <w:numId w:val="38"/>
+          <w:numId w:val="26"/>
         </w:numPr>
         <w:bidi/>
         <w:rPr>
@@ -12203,7 +12208,7 @@
         <w:pStyle w:val="Compact"/>
         <w:numPr>
           <w:ilvl w:val="0"/>
-          <w:numId w:val="38"/>
+          <w:numId w:val="26"/>
         </w:numPr>
         <w:bidi/>
         <w:rPr>
@@ -12613,7 +12618,7 @@
         <w:pStyle w:val="Compact"/>
         <w:numPr>
           <w:ilvl w:val="0"/>
-          <w:numId w:val="75"/>
+          <w:numId w:val="38"/>
         </w:numPr>
         <w:bidi/>
         <w:rPr>
@@ -12690,7 +12695,7 @@
         <w:pStyle w:val="Compact"/>
         <w:numPr>
           <w:ilvl w:val="0"/>
-          <w:numId w:val="75"/>
+          <w:numId w:val="38"/>
         </w:numPr>
         <w:bidi/>
         <w:rPr>
@@ -12794,7 +12799,7 @@
         <w:pStyle w:val="Compact"/>
         <w:numPr>
           <w:ilvl w:val="0"/>
-          <w:numId w:val="41"/>
+          <w:numId w:val="27"/>
         </w:numPr>
         <w:bidi/>
         <w:rPr>
@@ -12829,7 +12834,7 @@
         <w:pStyle w:val="Compact"/>
         <w:numPr>
           <w:ilvl w:val="0"/>
-          <w:numId w:val="41"/>
+          <w:numId w:val="27"/>
         </w:numPr>
         <w:bidi/>
         <w:rPr>
@@ -12999,7 +13004,7 @@
           <w:rFonts w:ascii="Segoe UI Semibold" w:hAnsi="Segoe UI Semibold" w:cs="Segoe UI Semibold"/>
         </w:rPr>
         <w:pict w14:anchorId="1CD944AF">
-          <v:rect id="_x0000_i1281" style="width:0;height:1.5pt" o:hralign="center" o:hrstd="t" o:hr="t"/>
+          <v:rect id="_x0000_i1034" style="width:0;height:1.5pt" o:hralign="center" o:hrstd="t" o:hr="t"/>
         </w:pict>
       </w:r>
     </w:p>
@@ -13008,7 +13013,7 @@
         <w:pStyle w:val="Heading1"/>
         <w:numPr>
           <w:ilvl w:val="0"/>
-          <w:numId w:val="72"/>
+          <w:numId w:val="36"/>
         </w:numPr>
         <w:bidi/>
         <w:rPr>
@@ -13231,7 +13236,7 @@
         <w:pStyle w:val="Compact"/>
         <w:numPr>
           <w:ilvl w:val="0"/>
-          <w:numId w:val="33"/>
+          <w:numId w:val="25"/>
         </w:numPr>
         <w:bidi/>
         <w:rPr>
@@ -13266,7 +13271,7 @@
         <w:pStyle w:val="Compact"/>
         <w:numPr>
           <w:ilvl w:val="0"/>
-          <w:numId w:val="33"/>
+          <w:numId w:val="25"/>
         </w:numPr>
         <w:bidi/>
         <w:rPr>
@@ -13315,7 +13320,7 @@
         <w:pStyle w:val="Compact"/>
         <w:numPr>
           <w:ilvl w:val="0"/>
-          <w:numId w:val="33"/>
+          <w:numId w:val="25"/>
         </w:numPr>
         <w:bidi/>
         <w:rPr>
@@ -13756,7 +13761,7 @@
         <w:pStyle w:val="Compact"/>
         <w:numPr>
           <w:ilvl w:val="0"/>
-          <w:numId w:val="33"/>
+          <w:numId w:val="25"/>
         </w:numPr>
         <w:bidi/>
         <w:rPr>
@@ -13797,7 +13802,7 @@
         <w:pStyle w:val="Compact"/>
         <w:numPr>
           <w:ilvl w:val="0"/>
-          <w:numId w:val="33"/>
+          <w:numId w:val="25"/>
         </w:numPr>
         <w:bidi/>
         <w:rPr>
@@ -13805,7 +13810,6 @@
         </w:rPr>
       </w:pPr>
       <w:proofErr w:type="spellStart"/>
-      <w:proofErr w:type="gramStart"/>
       <w:r>
         <w:rPr>
           <w:rFonts w:ascii="Segoe UI Semibold" w:hAnsi="Segoe UI Semibold" w:cs="Segoe UI Semibold"/>
@@ -13816,12 +13820,6 @@
       <w:r>
         <w:rPr>
           <w:rFonts w:ascii="Segoe UI Semibold" w:hAnsi="Segoe UI Semibold" w:cs="Segoe UI Semibold"/>
-        </w:rPr>
-        <w:t xml:space="preserve"> </w:t>
-      </w:r>
-      <w:r>
-        <w:rPr>
-          <w:rFonts w:ascii="Segoe UI Semibold" w:hAnsi="Segoe UI Semibold" w:cs="Segoe UI Semibold"/>
           <w:rtl/>
         </w:rPr>
         <w:t xml:space="preserve"> </w:t>
@@ -13832,14 +13830,13 @@
         </w:rPr>
         <w:t>Throughput</w:t>
       </w:r>
-      <w:proofErr w:type="gramEnd"/>
     </w:p>
     <w:p>
       <w:pPr>
         <w:pStyle w:val="Compact"/>
         <w:numPr>
           <w:ilvl w:val="0"/>
-          <w:numId w:val="33"/>
+          <w:numId w:val="25"/>
         </w:numPr>
         <w:bidi/>
         <w:rPr>
@@ -13888,7 +13885,7 @@
         <w:pStyle w:val="Compact"/>
         <w:numPr>
           <w:ilvl w:val="0"/>
-          <w:numId w:val="33"/>
+          <w:numId w:val="25"/>
         </w:numPr>
         <w:bidi/>
         <w:rPr>
@@ -14243,7 +14240,7 @@
           <w:rFonts w:ascii="Segoe UI Semibold" w:hAnsi="Segoe UI Semibold" w:cs="Segoe UI Semibold"/>
         </w:rPr>
         <w:pict w14:anchorId="378FA6E4">
-          <v:rect id="_x0000_i1282" style="width:0;height:1.5pt" o:hralign="center" o:hrstd="t" o:hr="t"/>
+          <v:rect id="_x0000_i1035" style="width:0;height:1.5pt" o:hralign="center" o:hrstd="t" o:hr="t"/>
         </w:pict>
       </w:r>
     </w:p>
@@ -14252,7 +14249,7 @@
         <w:pStyle w:val="Heading1"/>
         <w:numPr>
           <w:ilvl w:val="0"/>
-          <w:numId w:val="72"/>
+          <w:numId w:val="36"/>
         </w:numPr>
         <w:bidi/>
         <w:rPr>
@@ -14402,7 +14399,7 @@
         <w:pStyle w:val="Compact"/>
         <w:numPr>
           <w:ilvl w:val="0"/>
-          <w:numId w:val="43"/>
+          <w:numId w:val="28"/>
         </w:numPr>
         <w:bidi/>
         <w:rPr>
@@ -14437,7 +14434,7 @@
         <w:pStyle w:val="Compact"/>
         <w:numPr>
           <w:ilvl w:val="0"/>
-          <w:numId w:val="43"/>
+          <w:numId w:val="28"/>
         </w:numPr>
         <w:bidi/>
         <w:rPr>
@@ -14472,7 +14469,7 @@
         <w:pStyle w:val="Compact"/>
         <w:numPr>
           <w:ilvl w:val="0"/>
-          <w:numId w:val="43"/>
+          <w:numId w:val="28"/>
         </w:numPr>
         <w:bidi/>
         <w:rPr>
@@ -14616,7 +14613,7 @@
         <w:pStyle w:val="Compact"/>
         <w:numPr>
           <w:ilvl w:val="0"/>
-          <w:numId w:val="45"/>
+          <w:numId w:val="29"/>
         </w:numPr>
         <w:bidi/>
         <w:rPr>
@@ -14635,7 +14632,7 @@
         <w:pStyle w:val="Compact"/>
         <w:numPr>
           <w:ilvl w:val="0"/>
-          <w:numId w:val="45"/>
+          <w:numId w:val="29"/>
         </w:numPr>
         <w:bidi/>
         <w:rPr>
@@ -14865,7 +14862,7 @@
         <w:pStyle w:val="Compact"/>
         <w:numPr>
           <w:ilvl w:val="0"/>
-          <w:numId w:val="47"/>
+          <w:numId w:val="30"/>
         </w:numPr>
         <w:bidi/>
         <w:rPr>
@@ -14887,7 +14884,7 @@
         <w:pStyle w:val="Compact"/>
         <w:numPr>
           <w:ilvl w:val="0"/>
-          <w:numId w:val="47"/>
+          <w:numId w:val="30"/>
         </w:numPr>
         <w:bidi/>
         <w:rPr>
@@ -14908,7 +14905,7 @@
         <w:pStyle w:val="Compact"/>
         <w:numPr>
           <w:ilvl w:val="0"/>
-          <w:numId w:val="47"/>
+          <w:numId w:val="30"/>
         </w:numPr>
         <w:bidi/>
         <w:rPr>
@@ -14957,7 +14954,7 @@
         <w:pStyle w:val="Compact"/>
         <w:numPr>
           <w:ilvl w:val="0"/>
-          <w:numId w:val="47"/>
+          <w:numId w:val="30"/>
         </w:numPr>
         <w:bidi/>
         <w:rPr>
@@ -15020,7 +15017,7 @@
         <w:pStyle w:val="Compact"/>
         <w:numPr>
           <w:ilvl w:val="0"/>
-          <w:numId w:val="48"/>
+          <w:numId w:val="31"/>
         </w:numPr>
         <w:bidi/>
         <w:rPr>
@@ -15055,7 +15052,7 @@
         <w:pStyle w:val="Compact"/>
         <w:numPr>
           <w:ilvl w:val="0"/>
-          <w:numId w:val="48"/>
+          <w:numId w:val="31"/>
         </w:numPr>
         <w:bidi/>
         <w:rPr>
@@ -15063,7 +15060,6 @@
         </w:rPr>
       </w:pPr>
       <w:proofErr w:type="spellStart"/>
-      <w:proofErr w:type="gramStart"/>
       <w:r>
         <w:rPr>
           <w:rFonts w:ascii="Segoe UI Semibold" w:hAnsi="Segoe UI Semibold" w:cs="Segoe UI Semibold"/>
@@ -15074,12 +15070,6 @@
       <w:r>
         <w:rPr>
           <w:rFonts w:ascii="Segoe UI Semibold" w:hAnsi="Segoe UI Semibold" w:cs="Segoe UI Semibold"/>
-        </w:rPr>
-        <w:t xml:space="preserve"> </w:t>
-      </w:r>
-      <w:r>
-        <w:rPr>
-          <w:rFonts w:ascii="Segoe UI Semibold" w:hAnsi="Segoe UI Semibold" w:cs="Segoe UI Semibold"/>
           <w:rtl/>
         </w:rPr>
         <w:t xml:space="preserve"> </w:t>
@@ -15096,14 +15086,13 @@
         </w:rPr>
         <w:t>hroughput</w:t>
       </w:r>
-      <w:proofErr w:type="gramEnd"/>
     </w:p>
     <w:p>
       <w:pPr>
         <w:pStyle w:val="Compact"/>
         <w:numPr>
           <w:ilvl w:val="0"/>
-          <w:numId w:val="48"/>
+          <w:numId w:val="31"/>
         </w:numPr>
         <w:bidi/>
         <w:rPr>
@@ -15180,7 +15169,7 @@
         <w:pStyle w:val="Compact"/>
         <w:numPr>
           <w:ilvl w:val="0"/>
-          <w:numId w:val="48"/>
+          <w:numId w:val="31"/>
         </w:numPr>
         <w:bidi/>
         <w:rPr>
@@ -15287,68 +15276,468 @@
           <w:rFonts w:ascii="Segoe UI Semibold" w:hAnsi="Segoe UI Semibold" w:cs="Segoe UI Semibold"/>
         </w:rPr>
         <w:pict w14:anchorId="78E57C5D">
-          <v:rect id="_x0000_i1283" style="width:0;height:1.5pt" o:hralign="center" o:hrstd="t" o:hr="t"/>
+          <v:rect id="_x0000_i1036" style="width:0;height:1.5pt" o:hralign="center" o:hrstd="t" o:hr="t"/>
         </w:pict>
       </w:r>
-      <w:bookmarkStart w:id="66" w:name="الخلاصة"/>
+      <w:bookmarkStart w:id="66" w:name="التقنيات-المستخدمة"/>
       <w:bookmarkEnd w:id="64"/>
       <w:bookmarkEnd w:id="65"/>
     </w:p>
     <w:p>
       <w:pPr>
-        <w:rPr>
-          <w:rFonts w:ascii="Segoe UI Semibold" w:eastAsiaTheme="majorEastAsia" w:hAnsi="Segoe UI Semibold" w:cs="Segoe UI Semibold"/>
-          <w:color w:val="0F4761" w:themeColor="accent1" w:themeShade="BF"/>
-          <w:sz w:val="40"/>
-          <w:szCs w:val="40"/>
-        </w:rPr>
-      </w:pPr>
-      <w:bookmarkStart w:id="67" w:name="التقنيات-المستخدمة"/>
-      <w:bookmarkEnd w:id="66"/>
-      <w:r>
-        <w:rPr>
-          <w:rFonts w:ascii="Segoe UI Semibold" w:hAnsi="Segoe UI Semibold" w:cs="Segoe UI Semibold"/>
-        </w:rPr>
-        <w:br w:type="page"/>
-      </w:r>
-    </w:p>
-    <w:p>
-      <w:pPr>
         <w:pStyle w:val="Heading1"/>
+        <w:numPr>
+          <w:ilvl w:val="0"/>
+          <w:numId w:val="36"/>
+        </w:numPr>
         <w:bidi/>
         <w:rPr>
           <w:rFonts w:ascii="Segoe UI Semibold" w:hAnsi="Segoe UI Semibold" w:cs="Segoe UI Semibold"/>
           <w:b/>
           <w:bCs/>
-        </w:rPr>
-      </w:pPr>
-      <w:proofErr w:type="spellStart"/>
+          <w:sz w:val="36"/>
+          <w:szCs w:val="36"/>
+        </w:rPr>
+      </w:pPr>
       <w:r>
         <w:rPr>
           <w:rFonts w:ascii="Segoe UI Semibold" w:hAnsi="Segoe UI Semibold" w:cs="Segoe UI Semibold"/>
           <w:b/>
           <w:bCs/>
-        </w:rPr>
-        <w:lastRenderedPageBreak/>
-        <w:t>التقنيات</w:t>
-      </w:r>
-      <w:proofErr w:type="spellEnd"/>
-      <w:r>
-        <w:rPr>
-          <w:rFonts w:ascii="Segoe UI Semibold" w:hAnsi="Segoe UI Semibold" w:cs="Segoe UI Semibold"/>
+          <w:sz w:val="36"/>
+          <w:szCs w:val="36"/>
+          <w:rtl/>
+        </w:rPr>
+        <w:t>استراتيجية التخزين المؤقت الموزع</w:t>
+      </w:r>
+      <w:r>
+        <w:rPr>
+          <w:rFonts w:ascii="Segoe UI Semibold" w:hAnsi="Segoe UI Semibold" w:cs="Segoe UI Semibold" w:hint="cs"/>
           <w:b/>
           <w:bCs/>
-        </w:rPr>
-        <w:t xml:space="preserve"> </w:t>
-      </w:r>
-      <w:proofErr w:type="spellStart"/>
+          <w:sz w:val="36"/>
+          <w:szCs w:val="36"/>
+          <w:rtl/>
+        </w:rPr>
+        <w:t xml:space="preserve"> </w:t>
+      </w:r>
       <w:r>
         <w:rPr>
           <w:rFonts w:ascii="Segoe UI Semibold" w:hAnsi="Segoe UI Semibold" w:cs="Segoe UI Semibold"/>
           <w:b/>
           <w:bCs/>
-        </w:rPr>
-        <w:t>المستخدمة</w:t>
+          <w:sz w:val="36"/>
+          <w:szCs w:val="36"/>
+        </w:rPr>
+        <w:t>(Distributed Caching)</w:t>
+      </w:r>
+    </w:p>
+    <w:p>
+      <w:pPr>
+        <w:pStyle w:val="Heading2"/>
+        <w:bidi/>
+        <w:rPr>
+          <w:rFonts w:ascii="Segoe UI Semibold" w:hAnsi="Segoe UI Semibold" w:cs="Segoe UI Semibold"/>
+        </w:rPr>
+      </w:pPr>
+      <w:proofErr w:type="spellStart"/>
+      <w:r>
+        <w:rPr>
+          <w:rFonts w:ascii="Segoe UI Semibold" w:hAnsi="Segoe UI Semibold" w:cs="Segoe UI Semibold"/>
+        </w:rPr>
+        <w:t>وصف</w:t>
+      </w:r>
+      <w:proofErr w:type="spellEnd"/>
+      <w:r>
+        <w:rPr>
+          <w:rFonts w:ascii="Segoe UI Semibold" w:hAnsi="Segoe UI Semibold" w:cs="Segoe UI Semibold"/>
+        </w:rPr>
+        <w:t xml:space="preserve"> </w:t>
+      </w:r>
+      <w:proofErr w:type="spellStart"/>
+      <w:r>
+        <w:rPr>
+          <w:rFonts w:ascii="Segoe UI Semibold" w:hAnsi="Segoe UI Semibold" w:cs="Segoe UI Semibold"/>
+        </w:rPr>
+        <w:t>المشكلة</w:t>
+      </w:r>
+      <w:proofErr w:type="spellEnd"/>
+    </w:p>
+    <w:p>
+      <w:pPr>
+        <w:bidi/>
+        <w:rPr>
+          <w:rFonts w:ascii="Segoe UI Semibold" w:hAnsi="Segoe UI Semibold" w:cs="Segoe UI Semibold"/>
+        </w:rPr>
+      </w:pPr>
+      <w:r>
+        <w:rPr>
+          <w:rFonts w:ascii="Segoe UI Semibold" w:hAnsi="Segoe UI Semibold" w:cs="Segoe UI Semibold"/>
+          <w:rtl/>
+        </w:rPr>
+        <w:t>لوحظ أن بعض البيانات يتم طلبها بشكل متكرر من قبل المستخدمين، مثل الأحداث الأكثر حج</w:t>
+      </w:r>
+      <w:r>
+        <w:rPr>
+          <w:rFonts w:ascii="Segoe UI Semibold" w:hAnsi="Segoe UI Semibold" w:cs="Segoe UI Semibold" w:hint="cs"/>
+          <w:rtl/>
+        </w:rPr>
+        <w:t>زاً (</w:t>
+      </w:r>
+      <w:r>
+        <w:rPr>
+          <w:rFonts w:ascii="Segoe UI Semibold" w:hAnsi="Segoe UI Semibold" w:cs="Segoe UI Semibold"/>
+        </w:rPr>
+        <w:t>Popular Events</w:t>
+      </w:r>
+      <w:r>
+        <w:rPr>
+          <w:rFonts w:ascii="Segoe UI Semibold" w:hAnsi="Segoe UI Semibold" w:cs="Segoe UI Semibold" w:hint="cs"/>
+          <w:rtl/>
+        </w:rPr>
+        <w:t>).</w:t>
+      </w:r>
+      <w:r>
+        <w:rPr>
+          <w:rFonts w:ascii="Segoe UI Semibold" w:hAnsi="Segoe UI Semibold" w:cs="Segoe UI Semibold"/>
+          <w:rtl/>
+        </w:rPr>
+        <w:br/>
+      </w:r>
+      <w:r>
+        <w:rPr>
+          <w:rFonts w:ascii="Segoe UI Semibold" w:hAnsi="Segoe UI Semibold" w:cs="Segoe UI Semibold"/>
+        </w:rPr>
+        <w:t xml:space="preserve"> </w:t>
+      </w:r>
+      <w:r>
+        <w:rPr>
+          <w:rFonts w:ascii="Segoe UI Semibold" w:hAnsi="Segoe UI Semibold" w:cs="Segoe UI Semibold"/>
+          <w:rtl/>
+        </w:rPr>
+        <w:t>في التصميم التقليدي يتم تنفيذ استعلامات قاعدة البيانات في كل طلب، مما يؤدي إلى زيادة الحمل على قاعدة البيانات وارتفاع زمن الاستجابة عند ازدياد عدد المستخدمين</w:t>
+      </w:r>
+      <w:r>
+        <w:rPr>
+          <w:rFonts w:ascii="Segoe UI Semibold" w:hAnsi="Segoe UI Semibold" w:cs="Segoe UI Semibold"/>
+        </w:rPr>
+        <w:t>.</w:t>
+      </w:r>
+    </w:p>
+    <w:p>
+      <w:pPr>
+        <w:bidi/>
+        <w:jc w:val="center"/>
+        <w:rPr>
+          <w:rFonts w:ascii="Segoe UI Semibold" w:hAnsi="Segoe UI Semibold" w:cs="Segoe UI Semibold"/>
+        </w:rPr>
+      </w:pPr>
+      <w:r>
+        <w:rPr>
+          <w:noProof/>
+        </w:rPr>
+        <w:lastRenderedPageBreak/>
+        <w:drawing>
+          <wp:inline distT="0" distB="0" distL="0" distR="0" wp14:anchorId="40F71441" wp14:editId="6A4406D8">
+            <wp:extent cx="6141720" cy="472440"/>
+            <wp:effectExtent l="0" t="0" r="0" b="0"/>
+            <wp:docPr id="1346646767" name="Picture 1"/>
+            <wp:cNvGraphicFramePr>
+              <a:graphicFrameLocks xmlns:a="http://schemas.openxmlformats.org/drawingml/2006/main" noChangeAspect="1"/>
+            </wp:cNvGraphicFramePr>
+            <a:graphic xmlns:a="http://schemas.openxmlformats.org/drawingml/2006/main">
+              <a:graphicData uri="http://schemas.openxmlformats.org/drawingml/2006/picture">
+                <pic:pic xmlns:pic="http://schemas.openxmlformats.org/drawingml/2006/picture">
+                  <pic:nvPicPr>
+                    <pic:cNvPr id="1346646767" name=""/>
+                    <pic:cNvPicPr/>
+                  </pic:nvPicPr>
+                  <pic:blipFill>
+                    <a:blip r:embed="rId23"/>
+                    <a:stretch>
+                      <a:fillRect/>
+                    </a:stretch>
+                  </pic:blipFill>
+                  <pic:spPr>
+                    <a:xfrm>
+                      <a:off x="0" y="0"/>
+                      <a:ext cx="6141720" cy="472440"/>
+                    </a:xfrm>
+                    <a:prstGeom prst="rect">
+                      <a:avLst/>
+                    </a:prstGeom>
+                  </pic:spPr>
+                </pic:pic>
+              </a:graphicData>
+            </a:graphic>
+          </wp:inline>
+        </w:drawing>
+      </w:r>
+    </w:p>
+    <w:p>
+      <w:pPr>
+        <w:pStyle w:val="Heading2"/>
+        <w:bidi/>
+        <w:rPr>
+          <w:rFonts w:ascii="Segoe UI Semibold" w:hAnsi="Segoe UI Semibold" w:cs="Segoe UI Semibold"/>
+          <w:rtl/>
+        </w:rPr>
+      </w:pPr>
+      <w:r>
+        <w:rPr>
+          <w:rFonts w:ascii="Segoe UI Semibold" w:hAnsi="Segoe UI Semibold" w:cs="Segoe UI Semibold"/>
+          <w:rtl/>
+        </w:rPr>
+        <w:t xml:space="preserve">حل </w:t>
+      </w:r>
+      <w:proofErr w:type="spellStart"/>
+      <w:r>
+        <w:rPr>
+          <w:rFonts w:ascii="Segoe UI Semibold" w:hAnsi="Segoe UI Semibold" w:cs="Segoe UI Semibold"/>
+        </w:rPr>
+        <w:t>المشكلة</w:t>
+      </w:r>
+      <w:proofErr w:type="spellEnd"/>
+    </w:p>
+    <w:p>
+      <w:pPr>
+        <w:pStyle w:val="BodyText"/>
+        <w:bidi/>
+        <w:rPr>
+          <w:rFonts w:ascii="Segoe UI Semibold" w:hAnsi="Segoe UI Semibold" w:cs="Segoe UI Semibold"/>
+          <w:rtl/>
+        </w:rPr>
+      </w:pPr>
+      <w:r>
+        <w:rPr>
+          <w:rFonts w:ascii="Segoe UI Semibold" w:hAnsi="Segoe UI Semibold" w:cs="Segoe UI Semibold"/>
+          <w:rtl/>
+        </w:rPr>
+        <w:t>تم اعتماد</w:t>
+      </w:r>
+      <w:r>
+        <w:rPr>
+          <w:rFonts w:ascii="Segoe UI Semibold" w:hAnsi="Segoe UI Semibold" w:cs="Segoe UI Semibold"/>
+        </w:rPr>
+        <w:t xml:space="preserve"> Redis Cache </w:t>
+      </w:r>
+      <w:r>
+        <w:rPr>
+          <w:rFonts w:ascii="Segoe UI Semibold" w:hAnsi="Segoe UI Semibold" w:cs="Segoe UI Semibold"/>
+          <w:rtl/>
+        </w:rPr>
+        <w:t>باستخدام نمط</w:t>
+      </w:r>
+      <w:r>
+        <w:rPr>
+          <w:rFonts w:ascii="Segoe UI Semibold" w:hAnsi="Segoe UI Semibold" w:cs="Segoe UI Semibold" w:hint="cs"/>
+          <w:rtl/>
+        </w:rPr>
+        <w:t xml:space="preserve"> </w:t>
+      </w:r>
+      <w:r>
+        <w:rPr>
+          <w:rFonts w:ascii="Segoe UI Semibold" w:hAnsi="Segoe UI Semibold" w:cs="Segoe UI Semibold"/>
+        </w:rPr>
+        <w:t>Cache Aside (Lazy Loading)</w:t>
+      </w:r>
+      <w:r>
+        <w:rPr>
+          <w:rFonts w:ascii="Segoe UI Semibold" w:hAnsi="Segoe UI Semibold" w:cs="Segoe UI Semibold"/>
+          <w:rtl/>
+        </w:rPr>
+        <w:t>، حيث يتم البحث عن البيانات في</w:t>
+      </w:r>
+      <w:r>
+        <w:rPr>
+          <w:rFonts w:ascii="Segoe UI Semibold" w:hAnsi="Segoe UI Semibold" w:cs="Segoe UI Semibold"/>
+        </w:rPr>
+        <w:t xml:space="preserve"> Redis </w:t>
+      </w:r>
+      <w:r>
+        <w:rPr>
+          <w:rFonts w:ascii="Segoe UI Semibold" w:hAnsi="Segoe UI Semibold" w:cs="Segoe UI Semibold"/>
+          <w:rtl/>
+        </w:rPr>
+        <w:t>أولًا، وفي حال عدم وجودها يتم جلبها من قاعدة البيانات ثم تخزينها في</w:t>
+      </w:r>
+      <w:r>
+        <w:rPr>
+          <w:rFonts w:ascii="Segoe UI Semibold" w:hAnsi="Segoe UI Semibold" w:cs="Segoe UI Semibold"/>
+        </w:rPr>
+        <w:t xml:space="preserve"> Redis </w:t>
+      </w:r>
+      <w:r>
+        <w:rPr>
+          <w:rFonts w:ascii="Segoe UI Semibold" w:hAnsi="Segoe UI Semibold" w:cs="Segoe UI Semibold"/>
+          <w:rtl/>
+        </w:rPr>
+        <w:t>لاستخدامها في الطلبات اللاحقة</w:t>
+      </w:r>
+      <w:r>
+        <w:rPr>
+          <w:rFonts w:ascii="Segoe UI Semibold" w:hAnsi="Segoe UI Semibold" w:cs="Segoe UI Semibold"/>
+        </w:rPr>
+        <w:t>.</w:t>
+      </w:r>
+    </w:p>
+    <w:p>
+      <w:pPr>
+        <w:pStyle w:val="BodyText"/>
+        <w:bidi/>
+        <w:rPr>
+          <w:rFonts w:ascii="Segoe UI Semibold" w:hAnsi="Segoe UI Semibold" w:cs="Segoe UI Semibold"/>
+          <w:rtl/>
+        </w:rPr>
+      </w:pPr>
+    </w:p>
+    <w:p>
+      <w:pPr>
+        <w:pStyle w:val="Heading2"/>
+        <w:bidi/>
+        <w:rPr>
+          <w:rFonts w:ascii="Segoe UI Semibold" w:hAnsi="Segoe UI Semibold" w:cs="Segoe UI Semibold"/>
+          <w:rtl/>
+        </w:rPr>
+      </w:pPr>
+      <w:r>
+        <w:rPr>
+          <w:rFonts w:ascii="Segoe UI Semibold" w:hAnsi="Segoe UI Semibold" w:cs="Segoe UI Semibold" w:hint="cs"/>
+          <w:rtl/>
+        </w:rPr>
+        <w:t xml:space="preserve">أماكن </w:t>
+      </w:r>
+      <w:proofErr w:type="spellStart"/>
+      <w:r>
+        <w:rPr>
+          <w:rFonts w:ascii="Segoe UI Semibold" w:hAnsi="Segoe UI Semibold" w:cs="Segoe UI Semibold" w:hint="cs"/>
+          <w:rtl/>
+        </w:rPr>
+        <w:t>الإستخدام</w:t>
+      </w:r>
+      <w:proofErr w:type="spellEnd"/>
+    </w:p>
+    <w:p>
+      <w:pPr>
+        <w:pStyle w:val="BodyText"/>
+        <w:bidi/>
+        <w:ind w:left="360"/>
+        <w:rPr>
+          <w:rFonts w:ascii="Segoe UI Semibold" w:hAnsi="Segoe UI Semibold" w:cs="Segoe UI Semibold"/>
+          <w:rtl/>
+        </w:rPr>
+      </w:pPr>
+      <w:r>
+        <w:rPr>
+          <w:rFonts w:ascii="Segoe UI Semibold" w:hAnsi="Segoe UI Semibold" w:cs="Segoe UI Semibold" w:hint="cs"/>
+          <w:rtl/>
+        </w:rPr>
+        <w:t xml:space="preserve">عند </w:t>
+      </w:r>
+      <w:proofErr w:type="spellStart"/>
+      <w:r>
+        <w:rPr>
+          <w:rFonts w:ascii="Segoe UI Semibold" w:hAnsi="Segoe UI Semibold" w:cs="Segoe UI Semibold" w:hint="cs"/>
+          <w:rtl/>
+        </w:rPr>
+        <w:t>الإستعلام</w:t>
+      </w:r>
+      <w:proofErr w:type="spellEnd"/>
+      <w:r>
+        <w:rPr>
+          <w:rFonts w:ascii="Segoe UI Semibold" w:hAnsi="Segoe UI Semibold" w:cs="Segoe UI Semibold" w:hint="cs"/>
+          <w:rtl/>
+        </w:rPr>
+        <w:t xml:space="preserve"> عن:</w:t>
+      </w:r>
+    </w:p>
+    <w:p>
+      <w:pPr>
+        <w:pStyle w:val="BodyText"/>
+        <w:numPr>
+          <w:ilvl w:val="0"/>
+          <w:numId w:val="39"/>
+        </w:numPr>
+        <w:bidi/>
+        <w:spacing w:before="36" w:after="36"/>
+        <w:rPr>
+          <w:rFonts w:ascii="Segoe UI Semibold" w:hAnsi="Segoe UI Semibold" w:cs="Segoe UI Semibold"/>
+        </w:rPr>
+      </w:pPr>
+      <w:r>
+        <w:rPr>
+          <w:rFonts w:ascii="Segoe UI Semibold" w:hAnsi="Segoe UI Semibold" w:cs="Segoe UI Semibold" w:hint="cs"/>
+          <w:rtl/>
+        </w:rPr>
+        <w:t>حدث معين.</w:t>
+      </w:r>
+    </w:p>
+    <w:p>
+      <w:pPr>
+        <w:pStyle w:val="BodyText"/>
+        <w:numPr>
+          <w:ilvl w:val="0"/>
+          <w:numId w:val="39"/>
+        </w:numPr>
+        <w:bidi/>
+        <w:spacing w:before="36" w:after="36"/>
+        <w:rPr>
+          <w:rFonts w:ascii="Segoe UI Semibold" w:hAnsi="Segoe UI Semibold" w:cs="Segoe UI Semibold"/>
+        </w:rPr>
+      </w:pPr>
+      <w:r>
+        <w:rPr>
+          <w:rFonts w:ascii="Segoe UI Semibold" w:hAnsi="Segoe UI Semibold" w:cs="Segoe UI Semibold" w:hint="cs"/>
+          <w:rtl/>
+        </w:rPr>
+        <w:t>مقاعد حدث معين.</w:t>
+      </w:r>
+    </w:p>
+    <w:p>
+      <w:pPr>
+        <w:pStyle w:val="BodyText"/>
+        <w:numPr>
+          <w:ilvl w:val="0"/>
+          <w:numId w:val="39"/>
+        </w:numPr>
+        <w:bidi/>
+        <w:spacing w:before="36" w:after="36"/>
+        <w:rPr>
+          <w:rFonts w:ascii="Segoe UI Semibold" w:hAnsi="Segoe UI Semibold" w:cs="Segoe UI Semibold"/>
+        </w:rPr>
+      </w:pPr>
+      <w:r>
+        <w:rPr>
+          <w:rFonts w:ascii="Segoe UI Semibold" w:hAnsi="Segoe UI Semibold" w:cs="Segoe UI Semibold" w:hint="cs"/>
+          <w:rtl/>
+        </w:rPr>
+        <w:t>الأحداث الأكثر حجزاً.</w:t>
+      </w:r>
+    </w:p>
+    <w:p>
+      <w:pPr>
+        <w:pStyle w:val="BodyText"/>
+        <w:bidi/>
+        <w:spacing w:before="36" w:after="36"/>
+        <w:rPr>
+          <w:rFonts w:ascii="Segoe UI Semibold" w:hAnsi="Segoe UI Semibold" w:cs="Segoe UI Semibold"/>
+        </w:rPr>
+      </w:pPr>
+    </w:p>
+    <w:p>
+      <w:pPr>
+        <w:pStyle w:val="Heading2"/>
+        <w:bidi/>
+        <w:rPr>
+          <w:rFonts w:ascii="Segoe UI Semibold" w:hAnsi="Segoe UI Semibold" w:cs="Segoe UI Semibold"/>
+        </w:rPr>
+      </w:pPr>
+      <w:proofErr w:type="spellStart"/>
+      <w:r>
+        <w:rPr>
+          <w:rFonts w:ascii="Segoe UI Semibold" w:hAnsi="Segoe UI Semibold" w:cs="Segoe UI Semibold"/>
+        </w:rPr>
+        <w:t>النتيجة</w:t>
       </w:r>
       <w:proofErr w:type="spellEnd"/>
     </w:p>
@@ -15357,7 +15746,7 @@
         <w:pStyle w:val="Compact"/>
         <w:numPr>
           <w:ilvl w:val="0"/>
-          <w:numId w:val="69"/>
+          <w:numId w:val="31"/>
         </w:numPr>
         <w:bidi/>
         <w:rPr>
@@ -15367,8 +15756,16 @@
       <w:r>
         <w:rPr>
           <w:rFonts w:ascii="Segoe UI Semibold" w:hAnsi="Segoe UI Semibold" w:cs="Segoe UI Semibold"/>
-        </w:rPr>
-        <w:t>Laravel</w:t>
+          <w:rtl/>
+        </w:rPr>
+        <w:t>تقليل عدد الاستعلامات المرسلة إلى قاعدة البيانات</w:t>
+      </w:r>
+      <w:r>
+        <w:rPr>
+          <w:rFonts w:ascii="Segoe UI Semibold" w:hAnsi="Segoe UI Semibold" w:cs="Segoe UI Semibold" w:hint="cs"/>
+          <w:rtl/>
+        </w:rPr>
+        <w:t>.</w:t>
       </w:r>
     </w:p>
     <w:p>
@@ -15376,18 +15773,46 @@
         <w:pStyle w:val="Compact"/>
         <w:numPr>
           <w:ilvl w:val="0"/>
-          <w:numId w:val="69"/>
+          <w:numId w:val="31"/>
         </w:numPr>
         <w:bidi/>
         <w:rPr>
           <w:rFonts w:ascii="Segoe UI Semibold" w:hAnsi="Segoe UI Semibold" w:cs="Segoe UI Semibold"/>
         </w:rPr>
       </w:pPr>
-      <w:r>
-        <w:rPr>
-          <w:rFonts w:ascii="Segoe UI Semibold" w:hAnsi="Segoe UI Semibold" w:cs="Segoe UI Semibold"/>
-        </w:rPr>
-        <w:t>MySQL</w:t>
+      <w:proofErr w:type="spellStart"/>
+      <w:r>
+        <w:rPr>
+          <w:rFonts w:ascii="Segoe UI Semibold" w:hAnsi="Segoe UI Semibold" w:cs="Segoe UI Semibold"/>
+        </w:rPr>
+        <w:t>تحسين</w:t>
+      </w:r>
+      <w:proofErr w:type="spellEnd"/>
+      <w:r>
+        <w:rPr>
+          <w:rFonts w:ascii="Segoe UI Semibold" w:hAnsi="Segoe UI Semibold" w:cs="Segoe UI Semibold"/>
+          <w:rtl/>
+        </w:rPr>
+        <w:t xml:space="preserve"> </w:t>
+      </w:r>
+      <w:r>
+        <w:rPr>
+          <w:rFonts w:ascii="Segoe UI Semibold" w:hAnsi="Segoe UI Semibold" w:cs="Segoe UI Semibold"/>
+        </w:rPr>
+        <w:t>T</w:t>
+      </w:r>
+      <w:r>
+        <w:rPr>
+          <w:rFonts w:ascii="Segoe UI Semibold" w:hAnsi="Segoe UI Semibold" w:cs="Segoe UI Semibold"/>
+        </w:rPr>
+        <w:t>hroughput</w:t>
+      </w:r>
+      <w:r>
+        <w:rPr>
+          <w:rFonts w:ascii="Segoe UI Semibold" w:hAnsi="Segoe UI Semibold" w:cs="Segoe UI Semibold" w:hint="cs"/>
+          <w:rtl/>
+        </w:rPr>
+        <w:t>.</w:t>
       </w:r>
     </w:p>
     <w:p>
@@ -15395,7 +15820,7 @@
         <w:pStyle w:val="Compact"/>
         <w:numPr>
           <w:ilvl w:val="0"/>
-          <w:numId w:val="69"/>
+          <w:numId w:val="31"/>
         </w:numPr>
         <w:bidi/>
         <w:rPr>
@@ -15405,8 +15830,16 @@
       <w:r>
         <w:rPr>
           <w:rFonts w:ascii="Segoe UI Semibold" w:hAnsi="Segoe UI Semibold" w:cs="Segoe UI Semibold"/>
-        </w:rPr>
-        <w:t>Queue Workers</w:t>
+          <w:rtl/>
+        </w:rPr>
+        <w:t>تحسين زمن الاستجابة للطلبات المتكررة</w:t>
+      </w:r>
+      <w:r>
+        <w:rPr>
+          <w:rFonts w:ascii="Segoe UI Semibold" w:hAnsi="Segoe UI Semibold" w:cs="Segoe UI Semibold" w:hint="cs"/>
+          <w:rtl/>
+        </w:rPr>
+        <w:t>.</w:t>
       </w:r>
     </w:p>
     <w:p>
@@ -15414,7 +15847,7 @@
         <w:pStyle w:val="Compact"/>
         <w:numPr>
           <w:ilvl w:val="0"/>
-          <w:numId w:val="69"/>
+          <w:numId w:val="31"/>
         </w:numPr>
         <w:bidi/>
         <w:rPr>
@@ -15424,8 +15857,16 @@
       <w:r>
         <w:rPr>
           <w:rFonts w:ascii="Segoe UI Semibold" w:hAnsi="Segoe UI Semibold" w:cs="Segoe UI Semibold"/>
-        </w:rPr>
-        <w:t>Laravel Jobs</w:t>
+          <w:rtl/>
+        </w:rPr>
+        <w:t>تخفيف الحمل على الخادم</w:t>
+      </w:r>
+      <w:r>
+        <w:rPr>
+          <w:rFonts w:ascii="Segoe UI Semibold" w:hAnsi="Segoe UI Semibold" w:cs="Segoe UI Semibold" w:hint="cs"/>
+          <w:rtl/>
+        </w:rPr>
+        <w:t>.</w:t>
       </w:r>
     </w:p>
     <w:p>
@@ -15433,7 +15874,7 @@
         <w:pStyle w:val="Compact"/>
         <w:numPr>
           <w:ilvl w:val="0"/>
-          <w:numId w:val="69"/>
+          <w:numId w:val="31"/>
         </w:numPr>
         <w:bidi/>
         <w:rPr>
@@ -15443,16 +15884,1950 @@
       <w:r>
         <w:rPr>
           <w:rFonts w:ascii="Segoe UI Semibold" w:hAnsi="Segoe UI Semibold" w:cs="Segoe UI Semibold"/>
-        </w:rPr>
-        <w:t>Grafana</w:t>
-      </w:r>
+          <w:rtl/>
+        </w:rPr>
+        <w:t>تحسين قدرة النظام على التعامل مع عدد أكبر من المستخدمين المتزامنين</w:t>
+      </w:r>
+      <w:r>
+        <w:rPr>
+          <w:rFonts w:ascii="Segoe UI Semibold" w:hAnsi="Segoe UI Semibold" w:cs="Segoe UI Semibold" w:hint="cs"/>
+          <w:rtl/>
+        </w:rPr>
+        <w:t>.</w:t>
+      </w:r>
+    </w:p>
+    <w:p>
+      <w:pPr>
+        <w:pStyle w:val="Compact"/>
+        <w:bidi/>
+        <w:rPr>
+          <w:rFonts w:ascii="Segoe UI Semibold" w:hAnsi="Segoe UI Semibold" w:cs="Segoe UI Semibold"/>
+        </w:rPr>
+      </w:pPr>
+    </w:p>
+    <w:p>
+      <w:pPr>
+        <w:pStyle w:val="Compact"/>
+        <w:bidi/>
+        <w:jc w:val="center"/>
+        <w:rPr>
+          <w:rFonts w:ascii="Segoe UI Semibold" w:hAnsi="Segoe UI Semibold" w:cs="Segoe UI Semibold"/>
+        </w:rPr>
+      </w:pPr>
+      <w:r>
+        <w:rPr>
+          <w:rFonts w:ascii="Segoe UI Semibold" w:hAnsi="Segoe UI Semibold" w:cs="Segoe UI Semibold"/>
+          <w:noProof/>
+          <w:rtl/>
+        </w:rPr>
+        <w:drawing>
+          <wp:inline distT="0" distB="0" distL="0" distR="0" wp14:anchorId="1E2E309D" wp14:editId="157FC0EC">
+            <wp:extent cx="6088380" cy="510540"/>
+            <wp:effectExtent l="0" t="0" r="0" b="0"/>
+            <wp:docPr id="1132357497" name="Picture 1"/>
+            <wp:cNvGraphicFramePr>
+              <a:graphicFrameLocks xmlns:a="http://schemas.openxmlformats.org/drawingml/2006/main" noChangeAspect="1"/>
+            </wp:cNvGraphicFramePr>
+            <a:graphic xmlns:a="http://schemas.openxmlformats.org/drawingml/2006/main">
+              <a:graphicData uri="http://schemas.openxmlformats.org/drawingml/2006/picture">
+                <pic:pic xmlns:pic="http://schemas.openxmlformats.org/drawingml/2006/picture">
+                  <pic:nvPicPr>
+                    <pic:cNvPr id="1132357497" name=""/>
+                    <pic:cNvPicPr/>
+                  </pic:nvPicPr>
+                  <pic:blipFill>
+                    <a:blip r:embed="rId24"/>
+                    <a:stretch>
+                      <a:fillRect/>
+                    </a:stretch>
+                  </pic:blipFill>
+                  <pic:spPr>
+                    <a:xfrm>
+                      <a:off x="0" y="0"/>
+                      <a:ext cx="6088380" cy="510540"/>
+                    </a:xfrm>
+                    <a:prstGeom prst="rect">
+                      <a:avLst/>
+                    </a:prstGeom>
+                  </pic:spPr>
+                </pic:pic>
+              </a:graphicData>
+            </a:graphic>
+          </wp:inline>
+        </w:drawing>
+      </w:r>
+    </w:p>
+    <w:p>
+      <w:pPr>
+        <w:pStyle w:val="BodyText"/>
+        <w:bidi/>
+        <w:spacing w:before="36" w:after="36"/>
+        <w:rPr>
+          <w:rFonts w:ascii="Segoe UI Semibold" w:hAnsi="Segoe UI Semibold" w:cs="Segoe UI Semibold"/>
+        </w:rPr>
+      </w:pPr>
+    </w:p>
+    <w:p>
+      <w:pPr>
+        <w:pStyle w:val="Heading1"/>
+        <w:numPr>
+          <w:ilvl w:val="0"/>
+          <w:numId w:val="36"/>
+        </w:numPr>
+        <w:bidi/>
+        <w:rPr>
+          <w:rFonts w:ascii="Segoe UI Semibold" w:hAnsi="Segoe UI Semibold" w:cs="Segoe UI Semibold"/>
+          <w:b/>
+          <w:bCs/>
+          <w:sz w:val="36"/>
+          <w:szCs w:val="36"/>
+          <w:rtl/>
+        </w:rPr>
+      </w:pPr>
+      <w:r>
+        <w:rPr>
+          <w:rFonts w:ascii="Segoe UI Semibold" w:hAnsi="Segoe UI Semibold" w:cs="Segoe UI Semibold"/>
+          <w:b/>
+          <w:bCs/>
+          <w:sz w:val="36"/>
+          <w:szCs w:val="36"/>
+          <w:rtl/>
+        </w:rPr>
+        <w:t>الأقفال الموزعة</w:t>
+      </w:r>
+      <w:r>
+        <w:rPr>
+          <w:rFonts w:ascii="Segoe UI Semibold" w:hAnsi="Segoe UI Semibold" w:cs="Segoe UI Semibold" w:hint="cs"/>
+          <w:b/>
+          <w:bCs/>
+          <w:sz w:val="36"/>
+          <w:szCs w:val="36"/>
+          <w:rtl/>
+        </w:rPr>
+        <w:t xml:space="preserve"> </w:t>
+      </w:r>
+      <w:r>
+        <w:rPr>
+          <w:rFonts w:ascii="Segoe UI Semibold" w:hAnsi="Segoe UI Semibold" w:cs="Segoe UI Semibold"/>
+          <w:b/>
+          <w:bCs/>
+          <w:sz w:val="36"/>
+          <w:szCs w:val="36"/>
+        </w:rPr>
+        <w:t>(Distributed Lock)</w:t>
+      </w:r>
+    </w:p>
+    <w:p>
+      <w:pPr>
+        <w:pStyle w:val="Heading2"/>
+        <w:bidi/>
+        <w:rPr>
+          <w:rFonts w:ascii="Segoe UI Semibold" w:hAnsi="Segoe UI Semibold" w:cs="Segoe UI Semibold"/>
+        </w:rPr>
+      </w:pPr>
+      <w:r>
+        <w:rPr>
+          <w:rFonts w:ascii="Segoe UI Semibold" w:hAnsi="Segoe UI Semibold" w:cs="Segoe UI Semibold"/>
+          <w:rtl/>
+        </w:rPr>
+        <w:t>وصف المشكلة</w:t>
+      </w:r>
+    </w:p>
+    <w:p>
+      <w:pPr>
+        <w:pStyle w:val="BodyText"/>
+        <w:bidi/>
+        <w:rPr>
+          <w:rFonts w:ascii="Segoe UI Semibold" w:hAnsi="Segoe UI Semibold" w:cs="Segoe UI Semibold"/>
+        </w:rPr>
+      </w:pPr>
+      <w:r>
+        <w:rPr>
+          <w:rFonts w:ascii="Segoe UI Semibold" w:hAnsi="Segoe UI Semibold" w:cs="Segoe UI Semibold"/>
+          <w:rtl/>
+        </w:rPr>
+        <w:t>بعد تحويل بعض العمليات إلى مهام خلفية</w:t>
+      </w:r>
+      <w:r>
+        <w:rPr>
+          <w:rFonts w:ascii="Segoe UI Semibold" w:hAnsi="Segoe UI Semibold" w:cs="Segoe UI Semibold"/>
+        </w:rPr>
+        <w:t xml:space="preserve"> (Background Jobs) </w:t>
+      </w:r>
+      <w:r>
+        <w:rPr>
+          <w:rFonts w:ascii="Segoe UI Semibold" w:hAnsi="Segoe UI Semibold" w:cs="Segoe UI Semibold"/>
+          <w:rtl/>
+        </w:rPr>
+        <w:t>تعمل بواسطة عدة</w:t>
+      </w:r>
+      <w:r>
+        <w:rPr>
+          <w:rFonts w:ascii="Segoe UI Semibold" w:hAnsi="Segoe UI Semibold" w:cs="Segoe UI Semibold"/>
+        </w:rPr>
+        <w:t xml:space="preserve"> Workers</w:t>
+      </w:r>
+      <w:r>
+        <w:rPr>
+          <w:rFonts w:ascii="Segoe UI Semibold" w:hAnsi="Segoe UI Semibold" w:cs="Segoe UI Semibold"/>
+          <w:rtl/>
+        </w:rPr>
+        <w:t>، أصبح من الممكن أن تحاول عدة عمليات تنفيذ نفس المهمة في الوقت نفسه</w:t>
+      </w:r>
+      <w:r>
+        <w:rPr>
+          <w:rFonts w:ascii="Segoe UI Semibold" w:hAnsi="Segoe UI Semibold" w:cs="Segoe UI Semibold"/>
+        </w:rPr>
+        <w:t>.</w:t>
+      </w:r>
+    </w:p>
+    <w:p>
+      <w:pPr>
+        <w:pStyle w:val="BodyText"/>
+        <w:bidi/>
+        <w:rPr>
+          <w:rFonts w:ascii="Segoe UI Semibold" w:hAnsi="Segoe UI Semibold" w:cs="Segoe UI Semibold"/>
+        </w:rPr>
+      </w:pPr>
+      <w:r>
+        <w:rPr>
+          <w:rFonts w:ascii="Segoe UI Semibold" w:hAnsi="Segoe UI Semibold" w:cs="Segoe UI Semibold"/>
+          <w:rtl/>
+        </w:rPr>
+        <w:t>في حالة إنشاء تقرير المبيعات اليومية، قد يتم إرسال نفس المهمة أكثر من مرة أو قد يحاول أكثر من</w:t>
+      </w:r>
+      <w:r>
+        <w:rPr>
+          <w:rFonts w:ascii="Segoe UI Semibold" w:hAnsi="Segoe UI Semibold" w:cs="Segoe UI Semibold"/>
+        </w:rPr>
+        <w:t xml:space="preserve"> Worker </w:t>
+      </w:r>
+      <w:r>
+        <w:rPr>
+          <w:rFonts w:ascii="Segoe UI Semibold" w:hAnsi="Segoe UI Semibold" w:cs="Segoe UI Semibold"/>
+          <w:rtl/>
+        </w:rPr>
+        <w:t>تنفيذها بشكل متزامن، مما يؤدي إلى</w:t>
+      </w:r>
+      <w:r>
+        <w:rPr>
+          <w:rFonts w:ascii="Segoe UI Semibold" w:hAnsi="Segoe UI Semibold" w:cs="Segoe UI Semibold"/>
+        </w:rPr>
+        <w:t>:</w:t>
+      </w:r>
+    </w:p>
+    <w:p>
+      <w:pPr>
+        <w:pStyle w:val="BodyText"/>
+        <w:numPr>
+          <w:ilvl w:val="0"/>
+          <w:numId w:val="40"/>
+        </w:numPr>
+        <w:bidi/>
+        <w:spacing w:before="36" w:after="36"/>
+        <w:rPr>
+          <w:rFonts w:ascii="Segoe UI Semibold" w:hAnsi="Segoe UI Semibold" w:cs="Segoe UI Semibold"/>
+        </w:rPr>
+      </w:pPr>
+      <w:r>
+        <w:rPr>
+          <w:rFonts w:ascii="Segoe UI Semibold" w:hAnsi="Segoe UI Semibold" w:cs="Segoe UI Semibold"/>
+          <w:rtl/>
+        </w:rPr>
+        <w:lastRenderedPageBreak/>
+        <w:t>تكرار تنفيذ نفس المهمة</w:t>
+      </w:r>
+      <w:r>
+        <w:rPr>
+          <w:rFonts w:ascii="Segoe UI Semibold" w:hAnsi="Segoe UI Semibold" w:cs="Segoe UI Semibold"/>
+        </w:rPr>
+        <w:t>.</w:t>
+      </w:r>
+    </w:p>
+    <w:p>
+      <w:pPr>
+        <w:pStyle w:val="BodyText"/>
+        <w:numPr>
+          <w:ilvl w:val="0"/>
+          <w:numId w:val="40"/>
+        </w:numPr>
+        <w:bidi/>
+        <w:spacing w:before="36" w:after="36"/>
+        <w:rPr>
+          <w:rFonts w:ascii="Segoe UI Semibold" w:hAnsi="Segoe UI Semibold" w:cs="Segoe UI Semibold"/>
+        </w:rPr>
+      </w:pPr>
+      <w:r>
+        <w:rPr>
+          <w:rFonts w:ascii="Segoe UI Semibold" w:hAnsi="Segoe UI Semibold" w:cs="Segoe UI Semibold"/>
+          <w:rtl/>
+        </w:rPr>
+        <w:t>استهلاك غير ضروري للموارد</w:t>
+      </w:r>
+      <w:r>
+        <w:rPr>
+          <w:rFonts w:ascii="Segoe UI Semibold" w:hAnsi="Segoe UI Semibold" w:cs="Segoe UI Semibold"/>
+        </w:rPr>
+        <w:t>.</w:t>
+      </w:r>
+    </w:p>
+    <w:p>
+      <w:pPr>
+        <w:pStyle w:val="BodyText"/>
+        <w:numPr>
+          <w:ilvl w:val="0"/>
+          <w:numId w:val="40"/>
+        </w:numPr>
+        <w:bidi/>
+        <w:spacing w:before="36" w:after="36"/>
+        <w:rPr>
+          <w:rFonts w:ascii="Segoe UI Semibold" w:hAnsi="Segoe UI Semibold" w:cs="Segoe UI Semibold"/>
+        </w:rPr>
+      </w:pPr>
+      <w:r>
+        <w:rPr>
+          <w:rFonts w:ascii="Segoe UI Semibold" w:hAnsi="Segoe UI Semibold" w:cs="Segoe UI Semibold"/>
+          <w:rtl/>
+        </w:rPr>
+        <w:t>احتمال إنشاء تقارير مكررة</w:t>
+      </w:r>
+      <w:r>
+        <w:rPr>
+          <w:rFonts w:ascii="Segoe UI Semibold" w:hAnsi="Segoe UI Semibold" w:cs="Segoe UI Semibold"/>
+        </w:rPr>
+        <w:t>.</w:t>
+      </w:r>
+    </w:p>
+    <w:p>
+      <w:pPr>
+        <w:pStyle w:val="BodyText"/>
+        <w:numPr>
+          <w:ilvl w:val="0"/>
+          <w:numId w:val="40"/>
+        </w:numPr>
+        <w:bidi/>
+        <w:spacing w:before="36" w:after="36"/>
+        <w:rPr>
+          <w:rFonts w:ascii="Segoe UI Semibold" w:hAnsi="Segoe UI Semibold" w:cs="Segoe UI Semibold"/>
+        </w:rPr>
+      </w:pPr>
+      <w:r>
+        <w:rPr>
+          <w:rFonts w:ascii="Segoe UI Semibold" w:hAnsi="Segoe UI Semibold" w:cs="Segoe UI Semibold"/>
+          <w:rtl/>
+        </w:rPr>
+        <w:t>زيادة الحمل على قاعدة البيانات</w:t>
+      </w:r>
+      <w:r>
+        <w:rPr>
+          <w:rFonts w:ascii="Segoe UI Semibold" w:hAnsi="Segoe UI Semibold" w:cs="Segoe UI Semibold"/>
+        </w:rPr>
+        <w:t>.</w:t>
+      </w:r>
+    </w:p>
+    <w:p>
+      <w:pPr>
+        <w:pStyle w:val="BodyText"/>
+        <w:bidi/>
+        <w:rPr>
+          <w:rtl/>
+        </w:rPr>
+      </w:pPr>
+    </w:p>
+    <w:p>
+      <w:pPr>
+        <w:pStyle w:val="Heading2"/>
+        <w:bidi/>
+        <w:rPr>
+          <w:rFonts w:ascii="Segoe UI Semibold" w:hAnsi="Segoe UI Semibold" w:cs="Segoe UI Semibold"/>
+          <w:rtl/>
+        </w:rPr>
+      </w:pPr>
+      <w:r>
+        <w:rPr>
+          <w:rFonts w:ascii="Segoe UI Semibold" w:hAnsi="Segoe UI Semibold" w:cs="Segoe UI Semibold"/>
+          <w:rtl/>
+        </w:rPr>
+        <w:t xml:space="preserve">حل </w:t>
+      </w:r>
+      <w:proofErr w:type="spellStart"/>
+      <w:r>
+        <w:rPr>
+          <w:rFonts w:ascii="Segoe UI Semibold" w:hAnsi="Segoe UI Semibold" w:cs="Segoe UI Semibold"/>
+        </w:rPr>
+        <w:t>المشكلة</w:t>
+      </w:r>
+      <w:proofErr w:type="spellEnd"/>
+    </w:p>
+    <w:p>
+      <w:pPr>
+        <w:pStyle w:val="BodyText"/>
+        <w:bidi/>
+        <w:rPr>
+          <w:rFonts w:ascii="Segoe UI Semibold" w:hAnsi="Segoe UI Semibold" w:cs="Segoe UI Semibold"/>
+        </w:rPr>
+      </w:pPr>
+      <w:r>
+        <w:rPr>
+          <w:rFonts w:ascii="Segoe UI Semibold" w:hAnsi="Segoe UI Semibold" w:cs="Segoe UI Semibold"/>
+          <w:rtl/>
+        </w:rPr>
+        <w:t>تم اعتماد</w:t>
+      </w:r>
+      <w:r>
+        <w:rPr>
+          <w:rFonts w:ascii="Segoe UI Semibold" w:hAnsi="Segoe UI Semibold" w:cs="Segoe UI Semibold"/>
+        </w:rPr>
+        <w:t xml:space="preserve"> Distributed Lock </w:t>
+      </w:r>
+      <w:r>
+        <w:rPr>
+          <w:rFonts w:ascii="Segoe UI Semibold" w:hAnsi="Segoe UI Semibold" w:cs="Segoe UI Semibold"/>
+          <w:rtl/>
+        </w:rPr>
+        <w:t>باستخدام</w:t>
+      </w:r>
+      <w:r>
+        <w:rPr>
+          <w:rFonts w:ascii="Segoe UI Semibold" w:hAnsi="Segoe UI Semibold" w:cs="Segoe UI Semibold"/>
+        </w:rPr>
+        <w:t xml:space="preserve"> Redis </w:t>
+      </w:r>
+      <w:r>
+        <w:rPr>
+          <w:rFonts w:ascii="Segoe UI Semibold" w:hAnsi="Segoe UI Semibold" w:cs="Segoe UI Semibold"/>
+          <w:rtl/>
+        </w:rPr>
+        <w:t>عبر</w:t>
+      </w:r>
+      <w:r>
+        <w:rPr>
+          <w:rFonts w:ascii="Segoe UI Semibold" w:hAnsi="Segoe UI Semibold" w:cs="Segoe UI Semibold"/>
+        </w:rPr>
+        <w:t>:</w:t>
+      </w:r>
+      <w:r>
+        <w:rPr>
+          <w:rFonts w:ascii="Segoe UI Semibold" w:hAnsi="Segoe UI Semibold" w:cs="Segoe UI Semibold" w:hint="cs"/>
+          <w:rtl/>
+        </w:rPr>
+        <w:t xml:space="preserve"> </w:t>
+      </w:r>
+      <w:proofErr w:type="gramStart"/>
+      <w:r>
+        <w:rPr>
+          <w:rFonts w:ascii="Consolas" w:hAnsi="Consolas" w:cs="Segoe UI Semibold"/>
+        </w:rPr>
+        <w:t>Cache::</w:t>
+      </w:r>
+      <w:proofErr w:type="gramEnd"/>
+      <w:r>
+        <w:rPr>
+          <w:rFonts w:ascii="Consolas" w:hAnsi="Consolas" w:cs="Segoe UI Semibold"/>
+        </w:rPr>
+        <w:t>lock(...)</w:t>
+      </w:r>
+      <w:r>
+        <w:rPr>
+          <w:rFonts w:ascii="Consolas" w:hAnsi="Consolas" w:cs="Segoe UI Semibold" w:hint="cs"/>
+          <w:rtl/>
+        </w:rPr>
+        <w:t xml:space="preserve"> </w:t>
+      </w:r>
+      <w:r>
+        <w:rPr>
+          <w:rFonts w:ascii="Segoe UI Semibold" w:hAnsi="Segoe UI Semibold" w:cs="Segoe UI Semibold"/>
+          <w:rtl/>
+        </w:rPr>
+        <w:t>قبل بدء إنشاء تقرير المبيعات اليومية</w:t>
+      </w:r>
+      <w:r>
+        <w:rPr>
+          <w:rFonts w:ascii="Segoe UI Semibold" w:hAnsi="Segoe UI Semibold" w:cs="Segoe UI Semibold"/>
+        </w:rPr>
+        <w:t>.</w:t>
+      </w:r>
+    </w:p>
+    <w:p>
+      <w:pPr>
+        <w:pStyle w:val="BodyText"/>
+        <w:bidi/>
+        <w:rPr>
+          <w:rFonts w:ascii="Segoe UI Semibold" w:hAnsi="Segoe UI Semibold" w:cs="Segoe UI Semibold"/>
+        </w:rPr>
+      </w:pPr>
+      <w:r>
+        <w:rPr>
+          <w:rFonts w:ascii="Segoe UI Semibold" w:hAnsi="Segoe UI Semibold" w:cs="Segoe UI Semibold"/>
+          <w:rtl/>
+        </w:rPr>
+        <w:t xml:space="preserve">عند بدء التنفيذ يحاول العامل الحصول على القفل، وإذا كان القفل مستخدمًا من قبل عامل آخر يتم تجاهل التنفيذ أو </w:t>
+      </w:r>
+      <w:proofErr w:type="spellStart"/>
+      <w:r>
+        <w:rPr>
+          <w:rFonts w:ascii="Segoe UI Semibold" w:hAnsi="Segoe UI Semibold" w:cs="Segoe UI Semibold"/>
+          <w:rtl/>
+        </w:rPr>
+        <w:t>ال</w:t>
+      </w:r>
+      <w:r>
+        <w:rPr>
+          <w:rFonts w:ascii="Segoe UI Semibold" w:hAnsi="Segoe UI Semibold" w:cs="Segoe UI Semibold" w:hint="cs"/>
+          <w:rtl/>
+        </w:rPr>
+        <w:t>إ</w:t>
+      </w:r>
+      <w:r>
+        <w:rPr>
+          <w:rFonts w:ascii="Segoe UI Semibold" w:hAnsi="Segoe UI Semibold" w:cs="Segoe UI Semibold"/>
+          <w:rtl/>
+        </w:rPr>
+        <w:t>نتظار</w:t>
+      </w:r>
+      <w:proofErr w:type="spellEnd"/>
+      <w:r>
+        <w:rPr>
+          <w:rFonts w:ascii="Segoe UI Semibold" w:hAnsi="Segoe UI Semibold" w:cs="Segoe UI Semibold"/>
+          <w:rtl/>
+        </w:rPr>
+        <w:t xml:space="preserve"> حسب سياسة التنفيذ المعتمدة</w:t>
+      </w:r>
+      <w:r>
+        <w:rPr>
+          <w:rFonts w:ascii="Segoe UI Semibold" w:hAnsi="Segoe UI Semibold" w:cs="Segoe UI Semibold"/>
+        </w:rPr>
+        <w:t>.</w:t>
+      </w:r>
+    </w:p>
+    <w:p>
+      <w:pPr>
+        <w:pStyle w:val="BodyText"/>
+        <w:bidi/>
+        <w:rPr>
+          <w:rFonts w:ascii="Segoe UI Semibold" w:hAnsi="Segoe UI Semibold" w:cs="Segoe UI Semibold"/>
+        </w:rPr>
+      </w:pPr>
+      <w:r>
+        <w:rPr>
+          <w:rFonts w:ascii="Segoe UI Semibold" w:hAnsi="Segoe UI Semibold" w:cs="Segoe UI Semibold"/>
+          <w:rtl/>
+        </w:rPr>
+        <w:t>وبذلك نضمن أن عملية إنشاء التقرير تُنفذ مرة واحدة فقط مهما كان عدد العمال أو الخوادم العاملة في النظام</w:t>
+      </w:r>
+      <w:r>
+        <w:rPr>
+          <w:rFonts w:ascii="Segoe UI Semibold" w:hAnsi="Segoe UI Semibold" w:cs="Segoe UI Semibold"/>
+        </w:rPr>
+        <w:t>.</w:t>
+      </w:r>
+    </w:p>
+    <w:p>
+      <w:pPr>
+        <w:pStyle w:val="BodyText"/>
+        <w:bidi/>
+      </w:pPr>
+    </w:p>
+    <w:p>
+      <w:pPr>
+        <w:pStyle w:val="BodyText"/>
+        <w:numPr>
+          <w:ilvl w:val="0"/>
+          <w:numId w:val="36"/>
+        </w:numPr>
+        <w:bidi/>
+        <w:rPr>
+          <w:rFonts w:ascii="Segoe UI Semibold" w:eastAsiaTheme="majorEastAsia" w:hAnsi="Segoe UI Semibold" w:cs="Segoe UI Semibold"/>
+          <w:b/>
+          <w:bCs/>
+          <w:color w:val="0F4761" w:themeColor="accent1" w:themeShade="BF"/>
+          <w:sz w:val="36"/>
+          <w:szCs w:val="36"/>
+        </w:rPr>
+      </w:pPr>
+      <w:r>
+        <w:rPr>
+          <w:rFonts w:ascii="Segoe UI Semibold" w:eastAsiaTheme="majorEastAsia" w:hAnsi="Segoe UI Semibold" w:cs="Segoe UI Semibold"/>
+          <w:b/>
+          <w:bCs/>
+          <w:color w:val="0F4761" w:themeColor="accent1" w:themeShade="BF"/>
+          <w:sz w:val="36"/>
+          <w:szCs w:val="36"/>
+          <w:rtl/>
+        </w:rPr>
+        <w:t>ضمان سلامة المعاملات</w:t>
+      </w:r>
+      <w:r>
+        <w:rPr>
+          <w:rFonts w:ascii="Segoe UI Semibold" w:eastAsiaTheme="majorEastAsia" w:hAnsi="Segoe UI Semibold" w:cs="Segoe UI Semibold" w:hint="cs"/>
+          <w:b/>
+          <w:bCs/>
+          <w:color w:val="0F4761" w:themeColor="accent1" w:themeShade="BF"/>
+          <w:sz w:val="36"/>
+          <w:szCs w:val="36"/>
+          <w:rtl/>
+          <w:lang w:bidi="ar-SY"/>
+        </w:rPr>
+        <w:t xml:space="preserve"> </w:t>
+      </w:r>
+      <w:r>
+        <w:rPr>
+          <w:rFonts w:ascii="Segoe UI Semibold" w:eastAsiaTheme="majorEastAsia" w:hAnsi="Segoe UI Semibold" w:cs="Segoe UI Semibold"/>
+          <w:b/>
+          <w:bCs/>
+          <w:color w:val="0F4761" w:themeColor="accent1" w:themeShade="BF"/>
+          <w:sz w:val="36"/>
+          <w:szCs w:val="36"/>
+        </w:rPr>
+        <w:t>(ACID Transactions)</w:t>
+      </w:r>
+    </w:p>
+    <w:p>
+      <w:pPr>
+        <w:pStyle w:val="Heading2"/>
+        <w:bidi/>
+        <w:rPr>
+          <w:rFonts w:ascii="Segoe UI Semibold" w:hAnsi="Segoe UI Semibold" w:cs="Segoe UI Semibold"/>
+          <w:rtl/>
+        </w:rPr>
+      </w:pPr>
+      <w:r>
+        <w:rPr>
+          <w:rFonts w:ascii="Segoe UI Semibold" w:hAnsi="Segoe UI Semibold" w:cs="Segoe UI Semibold" w:hint="cs"/>
+          <w:rtl/>
+        </w:rPr>
+        <w:t>وصف</w:t>
+      </w:r>
+      <w:r>
+        <w:rPr>
+          <w:rFonts w:ascii="Segoe UI Semibold" w:hAnsi="Segoe UI Semibold" w:cs="Segoe UI Semibold"/>
+          <w:rtl/>
+        </w:rPr>
+        <w:t xml:space="preserve"> </w:t>
+      </w:r>
+      <w:proofErr w:type="spellStart"/>
+      <w:r>
+        <w:rPr>
+          <w:rFonts w:ascii="Segoe UI Semibold" w:hAnsi="Segoe UI Semibold" w:cs="Segoe UI Semibold"/>
+        </w:rPr>
+        <w:t>المشكلة</w:t>
+      </w:r>
+      <w:proofErr w:type="spellEnd"/>
+    </w:p>
+    <w:p>
+      <w:pPr>
+        <w:pStyle w:val="BodyText"/>
+        <w:bidi/>
+        <w:rPr>
+          <w:rFonts w:ascii="Segoe UI Semibold" w:hAnsi="Segoe UI Semibold" w:cs="Segoe UI Semibold"/>
+        </w:rPr>
+      </w:pPr>
+      <w:r>
+        <w:rPr>
+          <w:rFonts w:ascii="Segoe UI Semibold" w:hAnsi="Segoe UI Semibold" w:cs="Segoe UI Semibold"/>
+          <w:rtl/>
+        </w:rPr>
+        <w:t>تتكون عملية الحجز من عدة خطوات مترابطة، مثل</w:t>
+      </w:r>
+      <w:r>
+        <w:rPr>
+          <w:rFonts w:ascii="Segoe UI Semibold" w:hAnsi="Segoe UI Semibold" w:cs="Segoe UI Semibold"/>
+        </w:rPr>
+        <w:t>:</w:t>
+      </w:r>
+    </w:p>
+    <w:p>
+      <w:pPr>
+        <w:pStyle w:val="BodyText"/>
+        <w:numPr>
+          <w:ilvl w:val="0"/>
+          <w:numId w:val="41"/>
+        </w:numPr>
+        <w:bidi/>
+        <w:spacing w:before="36" w:after="36"/>
+        <w:rPr>
+          <w:rFonts w:ascii="Segoe UI Semibold" w:hAnsi="Segoe UI Semibold" w:cs="Segoe UI Semibold"/>
+        </w:rPr>
+      </w:pPr>
+      <w:r>
+        <w:rPr>
+          <w:rFonts w:ascii="Segoe UI Semibold" w:hAnsi="Segoe UI Semibold" w:cs="Segoe UI Semibold"/>
+          <w:rtl/>
+        </w:rPr>
+        <w:t>إنشاء سجل الحجز</w:t>
+      </w:r>
+      <w:r>
+        <w:rPr>
+          <w:rFonts w:ascii="Segoe UI Semibold" w:hAnsi="Segoe UI Semibold" w:cs="Segoe UI Semibold"/>
+        </w:rPr>
+        <w:t>.</w:t>
+      </w:r>
+    </w:p>
+    <w:p>
+      <w:pPr>
+        <w:pStyle w:val="BodyText"/>
+        <w:numPr>
+          <w:ilvl w:val="0"/>
+          <w:numId w:val="41"/>
+        </w:numPr>
+        <w:bidi/>
+        <w:spacing w:before="36" w:after="36"/>
+        <w:rPr>
+          <w:rFonts w:ascii="Segoe UI Semibold" w:hAnsi="Segoe UI Semibold" w:cs="Segoe UI Semibold"/>
+        </w:rPr>
+      </w:pPr>
+      <w:r>
+        <w:rPr>
+          <w:rFonts w:ascii="Segoe UI Semibold" w:hAnsi="Segoe UI Semibold" w:cs="Segoe UI Semibold"/>
+          <w:rtl/>
+        </w:rPr>
+        <w:t>التحقق من الرصيد</w:t>
+      </w:r>
+      <w:r>
+        <w:rPr>
+          <w:rFonts w:ascii="Segoe UI Semibold" w:hAnsi="Segoe UI Semibold" w:cs="Segoe UI Semibold"/>
+        </w:rPr>
+        <w:t>.</w:t>
+      </w:r>
+    </w:p>
+    <w:p>
+      <w:pPr>
+        <w:pStyle w:val="BodyText"/>
+        <w:numPr>
+          <w:ilvl w:val="0"/>
+          <w:numId w:val="41"/>
+        </w:numPr>
+        <w:bidi/>
+        <w:spacing w:before="36" w:after="36"/>
+        <w:rPr>
+          <w:rFonts w:ascii="Segoe UI Semibold" w:hAnsi="Segoe UI Semibold" w:cs="Segoe UI Semibold"/>
+        </w:rPr>
+      </w:pPr>
+      <w:r>
+        <w:rPr>
+          <w:rFonts w:ascii="Segoe UI Semibold" w:hAnsi="Segoe UI Semibold" w:cs="Segoe UI Semibold"/>
+          <w:rtl/>
+        </w:rPr>
+        <w:t>خصم قيمة التذكرة من رصيد المستخدم</w:t>
+      </w:r>
+      <w:r>
+        <w:rPr>
+          <w:rFonts w:ascii="Segoe UI Semibold" w:hAnsi="Segoe UI Semibold" w:cs="Segoe UI Semibold"/>
+        </w:rPr>
+        <w:t>.</w:t>
+      </w:r>
+    </w:p>
+    <w:p>
+      <w:pPr>
+        <w:pStyle w:val="BodyText"/>
+        <w:numPr>
+          <w:ilvl w:val="0"/>
+          <w:numId w:val="41"/>
+        </w:numPr>
+        <w:bidi/>
+        <w:spacing w:before="36" w:after="36"/>
+        <w:rPr>
+          <w:rFonts w:ascii="Segoe UI Semibold" w:hAnsi="Segoe UI Semibold" w:cs="Segoe UI Semibold"/>
+        </w:rPr>
+      </w:pPr>
+      <w:r>
+        <w:rPr>
+          <w:rFonts w:ascii="Segoe UI Semibold" w:hAnsi="Segoe UI Semibold" w:cs="Segoe UI Semibold"/>
+          <w:rtl/>
+        </w:rPr>
+        <w:t>تحديث حالة المقعد</w:t>
+      </w:r>
+      <w:r>
+        <w:rPr>
+          <w:rFonts w:ascii="Segoe UI Semibold" w:hAnsi="Segoe UI Semibold" w:cs="Segoe UI Semibold"/>
+        </w:rPr>
+        <w:t>.</w:t>
+      </w:r>
+    </w:p>
+    <w:p>
+      <w:pPr>
+        <w:pStyle w:val="BodyText"/>
+        <w:numPr>
+          <w:ilvl w:val="0"/>
+          <w:numId w:val="41"/>
+        </w:numPr>
+        <w:bidi/>
+        <w:spacing w:before="36" w:after="36"/>
+        <w:rPr>
+          <w:rFonts w:ascii="Segoe UI Semibold" w:hAnsi="Segoe UI Semibold" w:cs="Segoe UI Semibold"/>
+        </w:rPr>
+      </w:pPr>
+      <w:r>
+        <w:rPr>
+          <w:rFonts w:ascii="Segoe UI Semibold" w:hAnsi="Segoe UI Semibold" w:cs="Segoe UI Semibold"/>
+          <w:rtl/>
+        </w:rPr>
+        <w:t>تأكيد الحجز</w:t>
+      </w:r>
+      <w:r>
+        <w:rPr>
+          <w:rFonts w:ascii="Segoe UI Semibold" w:hAnsi="Segoe UI Semibold" w:cs="Segoe UI Semibold"/>
+        </w:rPr>
+        <w:t>.</w:t>
+      </w:r>
+    </w:p>
+    <w:p>
+      <w:pPr>
+        <w:pStyle w:val="BodyText"/>
+        <w:bidi/>
+        <w:rPr>
+          <w:rFonts w:ascii="Segoe UI Semibold" w:hAnsi="Segoe UI Semibold" w:cs="Segoe UI Semibold"/>
+        </w:rPr>
+      </w:pPr>
+      <w:r>
+        <w:rPr>
+          <w:rFonts w:ascii="Segoe UI Semibold" w:hAnsi="Segoe UI Semibold" w:cs="Segoe UI Semibold"/>
+          <w:rtl/>
+        </w:rPr>
+        <w:t>في حال حدوث خطأ أثناء تنفيذ إحدى هذه الخطوات، قد تُنفذ بعض العمليات بينما تفشل عمليات أخرى، مما يؤدي إلى حالة غير متناسقة داخل قاعدة البيانات</w:t>
+      </w:r>
+      <w:r>
+        <w:rPr>
+          <w:rFonts w:ascii="Segoe UI Semibold" w:hAnsi="Segoe UI Semibold" w:cs="Segoe UI Semibold"/>
+        </w:rPr>
+        <w:t>.</w:t>
+      </w:r>
+    </w:p>
+    <w:p>
+      <w:pPr>
+        <w:pStyle w:val="BodyText"/>
+        <w:bidi/>
+        <w:rPr>
+          <w:rFonts w:ascii="Segoe UI Semibold" w:hAnsi="Segoe UI Semibold" w:cs="Segoe UI Semibold"/>
+        </w:rPr>
+      </w:pPr>
+      <w:r>
+        <w:rPr>
+          <w:rFonts w:ascii="Segoe UI Semibold" w:hAnsi="Segoe UI Semibold" w:cs="Segoe UI Semibold"/>
+          <w:rtl/>
+        </w:rPr>
+        <w:t>على سبيل المثال، قد يتم خصم الرصيد من المستخدم ثم يحدث خطأ قبل تأكيد الحجز، وبالتالي يخسر المستخدم أمواله دون الحصول على الحجز</w:t>
+      </w:r>
+      <w:r>
+        <w:rPr>
+          <w:rFonts w:ascii="Segoe UI Semibold" w:hAnsi="Segoe UI Semibold" w:cs="Segoe UI Semibold"/>
+        </w:rPr>
+        <w:t>.</w:t>
+      </w:r>
+    </w:p>
+    <w:p>
+      <w:pPr>
+        <w:pStyle w:val="BodyText"/>
+        <w:bidi/>
+        <w:rPr>
+          <w:rtl/>
+        </w:rPr>
+      </w:pPr>
+    </w:p>
+    <w:p>
+      <w:pPr>
+        <w:pStyle w:val="Heading2"/>
+        <w:bidi/>
+        <w:rPr>
+          <w:rFonts w:ascii="Segoe UI Semibold" w:hAnsi="Segoe UI Semibold" w:cs="Segoe UI Semibold"/>
+          <w:rtl/>
+        </w:rPr>
+      </w:pPr>
+      <w:r>
+        <w:rPr>
+          <w:rFonts w:ascii="Segoe UI Semibold" w:hAnsi="Segoe UI Semibold" w:cs="Segoe UI Semibold"/>
+          <w:rtl/>
+        </w:rPr>
+        <w:t xml:space="preserve">حل </w:t>
+      </w:r>
+      <w:proofErr w:type="spellStart"/>
+      <w:r>
+        <w:rPr>
+          <w:rFonts w:ascii="Segoe UI Semibold" w:hAnsi="Segoe UI Semibold" w:cs="Segoe UI Semibold"/>
+        </w:rPr>
+        <w:t>المشكلة</w:t>
+      </w:r>
+      <w:proofErr w:type="spellEnd"/>
+    </w:p>
+    <w:p>
+      <w:pPr>
+        <w:pStyle w:val="BodyText"/>
+        <w:bidi/>
+        <w:rPr>
+          <w:rFonts w:ascii="Segoe UI Semibold" w:hAnsi="Segoe UI Semibold" w:cs="Segoe UI Semibold"/>
+          <w:rtl/>
+        </w:rPr>
+      </w:pPr>
+      <w:r>
+        <w:rPr>
+          <w:rFonts w:ascii="Segoe UI Semibold" w:hAnsi="Segoe UI Semibold" w:cs="Segoe UI Semibold"/>
+          <w:rtl/>
+        </w:rPr>
+        <w:t>تم استخدام</w:t>
+      </w:r>
+      <w:r>
+        <w:rPr>
+          <w:rFonts w:ascii="Segoe UI Semibold" w:hAnsi="Segoe UI Semibold" w:cs="Segoe UI Semibold"/>
+        </w:rPr>
+        <w:t>:</w:t>
+      </w:r>
+      <w:r>
+        <w:rPr>
+          <w:rFonts w:ascii="Segoe UI Semibold" w:hAnsi="Segoe UI Semibold" w:cs="Segoe UI Semibold" w:hint="cs"/>
+          <w:rtl/>
+        </w:rPr>
+        <w:t xml:space="preserve"> </w:t>
+      </w:r>
+      <w:proofErr w:type="gramStart"/>
+      <w:r>
+        <w:rPr>
+          <w:rFonts w:ascii="Segoe UI Semibold" w:hAnsi="Segoe UI Semibold" w:cs="Segoe UI Semibold"/>
+        </w:rPr>
+        <w:t>DB::</w:t>
+      </w:r>
+      <w:proofErr w:type="gramEnd"/>
+      <w:r>
+        <w:rPr>
+          <w:rFonts w:ascii="Segoe UI Semibold" w:hAnsi="Segoe UI Semibold" w:cs="Segoe UI Semibold"/>
+        </w:rPr>
+        <w:t>transaction(...)</w:t>
+      </w:r>
+      <w:r>
+        <w:rPr>
+          <w:rFonts w:ascii="Segoe UI Semibold" w:hAnsi="Segoe UI Semibold" w:cs="Segoe UI Semibold" w:hint="cs"/>
+          <w:rtl/>
+        </w:rPr>
+        <w:t xml:space="preserve"> </w:t>
+      </w:r>
+      <w:r>
+        <w:rPr>
+          <w:rFonts w:ascii="Segoe UI Semibold" w:hAnsi="Segoe UI Semibold" w:cs="Segoe UI Semibold"/>
+          <w:rtl/>
+        </w:rPr>
+        <w:t>لتغليف جميع خطوات الحجز داخل معاملة واحدة</w:t>
+      </w:r>
+      <w:r>
+        <w:rPr>
+          <w:rFonts w:ascii="Segoe UI Semibold" w:hAnsi="Segoe UI Semibold" w:cs="Segoe UI Semibold"/>
+        </w:rPr>
+        <w:t>.</w:t>
+      </w:r>
+    </w:p>
+    <w:p>
+      <w:pPr>
+        <w:pStyle w:val="BodyText"/>
+        <w:bidi/>
+        <w:rPr>
+          <w:rFonts w:ascii="Segoe UI Semibold" w:hAnsi="Segoe UI Semibold" w:cs="Segoe UI Semibold"/>
+          <w:rtl/>
+        </w:rPr>
+      </w:pPr>
+      <w:r>
+        <w:rPr>
+          <w:rFonts w:ascii="Segoe UI Semibold" w:hAnsi="Segoe UI Semibold" w:cs="Segoe UI Semibold"/>
+          <w:rtl/>
+        </w:rPr>
+        <w:lastRenderedPageBreak/>
+        <w:t>وبذلك تصبح عملية الحجز عملية ذرية</w:t>
+      </w:r>
+      <w:r>
+        <w:rPr>
+          <w:rFonts w:ascii="Segoe UI Semibold" w:hAnsi="Segoe UI Semibold" w:cs="Segoe UI Semibold" w:hint="cs"/>
+          <w:rtl/>
+        </w:rPr>
+        <w:t xml:space="preserve"> </w:t>
+      </w:r>
+      <w:r>
+        <w:rPr>
+          <w:rFonts w:ascii="Segoe UI Semibold" w:hAnsi="Segoe UI Semibold" w:cs="Segoe UI Semibold"/>
+        </w:rPr>
+        <w:t>(Atomic)</w:t>
+      </w:r>
+      <w:r>
+        <w:rPr>
+          <w:rFonts w:ascii="Segoe UI Semibold" w:hAnsi="Segoe UI Semibold" w:cs="Segoe UI Semibold"/>
+          <w:rtl/>
+        </w:rPr>
+        <w:t>، حيث إما أن تنجح جميع الخطوات أو يتم التراجع عن جميع التعديلات تلقائيًا</w:t>
+      </w:r>
+      <w:r>
+        <w:rPr>
+          <w:rFonts w:ascii="Segoe UI Semibold" w:hAnsi="Segoe UI Semibold" w:cs="Segoe UI Semibold"/>
+        </w:rPr>
+        <w:t>.</w:t>
+      </w:r>
+    </w:p>
+    <w:p>
+      <w:pPr>
+        <w:pStyle w:val="BodyText"/>
+        <w:bidi/>
+        <w:rPr>
+          <w:rFonts w:ascii="Segoe UI Semibold" w:hAnsi="Segoe UI Semibold" w:cs="Segoe UI Semibold"/>
+          <w:rtl/>
+        </w:rPr>
+      </w:pPr>
+    </w:p>
+    <w:p>
+      <w:pPr>
+        <w:pStyle w:val="BodyText"/>
+        <w:bidi/>
+        <w:rPr>
+          <w:rFonts w:ascii="Segoe UI Semibold" w:hAnsi="Segoe UI Semibold" w:cs="Segoe UI Semibold"/>
+          <w:b/>
+          <w:bCs/>
+        </w:rPr>
+      </w:pPr>
+      <w:r>
+        <w:rPr>
+          <w:rFonts w:ascii="Segoe UI Semibold" w:eastAsiaTheme="majorEastAsia" w:hAnsi="Segoe UI Semibold" w:cs="Segoe UI Semibold" w:hint="cs"/>
+          <w:b/>
+          <w:bCs/>
+          <w:color w:val="0F4761" w:themeColor="accent1" w:themeShade="BF"/>
+          <w:sz w:val="36"/>
+          <w:szCs w:val="36"/>
+          <w:rtl/>
+        </w:rPr>
+        <w:t xml:space="preserve">9) </w:t>
+      </w:r>
+      <w:r>
+        <w:rPr>
+          <w:rFonts w:ascii="Segoe UI Semibold" w:eastAsiaTheme="majorEastAsia" w:hAnsi="Segoe UI Semibold" w:cs="Segoe UI Semibold" w:hint="cs"/>
+          <w:b/>
+          <w:bCs/>
+          <w:color w:val="0F4761" w:themeColor="accent1" w:themeShade="BF"/>
+          <w:sz w:val="36"/>
+          <w:szCs w:val="36"/>
+          <w:rtl/>
+        </w:rPr>
+        <w:t xml:space="preserve">اختبار </w:t>
+      </w:r>
+      <w:proofErr w:type="spellStart"/>
+      <w:r>
+        <w:rPr>
+          <w:rFonts w:ascii="Segoe UI Semibold" w:eastAsiaTheme="majorEastAsia" w:hAnsi="Segoe UI Semibold" w:cs="Segoe UI Semibold" w:hint="cs"/>
+          <w:b/>
+          <w:bCs/>
+          <w:color w:val="0F4761" w:themeColor="accent1" w:themeShade="BF"/>
+          <w:sz w:val="36"/>
+          <w:szCs w:val="36"/>
+          <w:rtl/>
+        </w:rPr>
+        <w:t>الإستقرار</w:t>
+      </w:r>
+      <w:proofErr w:type="spellEnd"/>
+      <w:r>
+        <w:rPr>
+          <w:rFonts w:ascii="Segoe UI Semibold" w:eastAsiaTheme="majorEastAsia" w:hAnsi="Segoe UI Semibold" w:cs="Segoe UI Semibold" w:hint="cs"/>
+          <w:b/>
+          <w:bCs/>
+          <w:color w:val="0F4761" w:themeColor="accent1" w:themeShade="BF"/>
+          <w:sz w:val="36"/>
+          <w:szCs w:val="36"/>
+          <w:rtl/>
+        </w:rPr>
+        <w:t xml:space="preserve"> تحت الضغط</w:t>
+      </w:r>
+    </w:p>
+    <w:p>
+      <w:pPr>
+        <w:pStyle w:val="Heading2"/>
+        <w:bidi/>
+        <w:rPr>
+          <w:rFonts w:ascii="Segoe UI Semibold" w:hAnsi="Segoe UI Semibold" w:cs="Segoe UI Semibold"/>
+          <w:rtl/>
+        </w:rPr>
+      </w:pPr>
+      <w:r>
+        <w:rPr>
+          <w:rFonts w:ascii="Segoe UI Semibold" w:hAnsi="Segoe UI Semibold" w:cs="Segoe UI Semibold" w:hint="cs"/>
+          <w:rtl/>
+        </w:rPr>
+        <w:t xml:space="preserve">هدف </w:t>
+      </w:r>
+      <w:proofErr w:type="spellStart"/>
+      <w:r>
+        <w:rPr>
+          <w:rFonts w:ascii="Segoe UI Semibold" w:hAnsi="Segoe UI Semibold" w:cs="Segoe UI Semibold" w:hint="cs"/>
+          <w:rtl/>
+        </w:rPr>
+        <w:t>الإختبار</w:t>
+      </w:r>
+      <w:proofErr w:type="spellEnd"/>
+    </w:p>
+    <w:p>
+      <w:pPr>
+        <w:pStyle w:val="BodyText"/>
+        <w:bidi/>
+        <w:rPr>
+          <w:rFonts w:ascii="Segoe UI Semibold" w:hAnsi="Segoe UI Semibold" w:cs="Segoe UI Semibold"/>
+        </w:rPr>
+      </w:pPr>
+      <w:r>
+        <w:rPr>
+          <w:rFonts w:ascii="Segoe UI Semibold" w:hAnsi="Segoe UI Semibold" w:cs="Segoe UI Semibold"/>
+          <w:rtl/>
+        </w:rPr>
+        <w:t>يهدف هذا الاختبار إلى التحقق من قدرة النظام على التعامل مع عدد كبير من المستخدمين المتزامنين، وقياس أداء النظام تحت الضغط مع مراقبة زمن الاستجابة ومعدل معالجة الطلبات واستهلاك الموارد</w:t>
+      </w:r>
+      <w:r>
+        <w:rPr>
+          <w:rFonts w:ascii="Segoe UI Semibold" w:hAnsi="Segoe UI Semibold" w:cs="Segoe UI Semibold"/>
+        </w:rPr>
+        <w:t>.</w:t>
+      </w:r>
+    </w:p>
+    <w:p>
+      <w:pPr>
+        <w:pStyle w:val="BodyText"/>
+        <w:bidi/>
+        <w:rPr>
+          <w:rFonts w:ascii="Segoe UI Semibold" w:hAnsi="Segoe UI Semibold" w:cs="Segoe UI Semibold"/>
+          <w:rtl/>
+        </w:rPr>
+      </w:pPr>
+    </w:p>
+    <w:p>
+      <w:pPr>
+        <w:pStyle w:val="Heading2"/>
+        <w:bidi/>
+        <w:rPr>
+          <w:rFonts w:ascii="Segoe UI Semibold" w:hAnsi="Segoe UI Semibold" w:cs="Segoe UI Semibold"/>
+          <w:b/>
+          <w:bCs/>
+        </w:rPr>
+      </w:pPr>
+      <w:r>
+        <w:rPr>
+          <w:rFonts w:ascii="Segoe UI Semibold" w:hAnsi="Segoe UI Semibold" w:cs="Segoe UI Semibold" w:hint="cs"/>
+          <w:rtl/>
+        </w:rPr>
+        <w:t xml:space="preserve">سيناريو </w:t>
+      </w:r>
+      <w:proofErr w:type="spellStart"/>
+      <w:r>
+        <w:rPr>
+          <w:rFonts w:ascii="Segoe UI Semibold" w:hAnsi="Segoe UI Semibold" w:cs="Segoe UI Semibold" w:hint="cs"/>
+          <w:rtl/>
+        </w:rPr>
+        <w:t>الإختبار</w:t>
+      </w:r>
+      <w:proofErr w:type="spellEnd"/>
+    </w:p>
+    <w:p>
+      <w:pPr>
+        <w:pStyle w:val="BodyText"/>
+        <w:bidi/>
+        <w:rPr>
+          <w:rFonts w:ascii="Segoe UI Semibold" w:hAnsi="Segoe UI Semibold" w:cs="Segoe UI Semibold"/>
+        </w:rPr>
+      </w:pPr>
+      <w:r>
+        <w:rPr>
+          <w:rFonts w:ascii="Segoe UI Semibold" w:hAnsi="Segoe UI Semibold" w:cs="Segoe UI Semibold"/>
+          <w:rtl/>
+        </w:rPr>
+        <w:t>تم إنشاء ملف بيانات يحتوي على مجموعة متنوعة من الطلبات المرسلة إلى واجهات النظام المختلفة، بحيث تحاكي سلوك المستخدمين الحقيقيين داخل النظام</w:t>
+      </w:r>
+      <w:r>
+        <w:rPr>
+          <w:rFonts w:ascii="Segoe UI Semibold" w:hAnsi="Segoe UI Semibold" w:cs="Segoe UI Semibold"/>
+        </w:rPr>
+        <w:t>.</w:t>
+      </w:r>
+    </w:p>
+    <w:p>
+      <w:pPr>
+        <w:pStyle w:val="BodyText"/>
+        <w:bidi/>
+        <w:rPr>
+          <w:rFonts w:ascii="Segoe UI Semibold" w:hAnsi="Segoe UI Semibold" w:cs="Segoe UI Semibold"/>
+        </w:rPr>
+      </w:pPr>
+      <w:r>
+        <w:rPr>
+          <w:rFonts w:ascii="Segoe UI Semibold" w:hAnsi="Segoe UI Semibold" w:cs="Segoe UI Semibold"/>
+          <w:rtl/>
+        </w:rPr>
+        <w:t>شملت العمليات المختبرة</w:t>
+      </w:r>
+      <w:r>
+        <w:rPr>
+          <w:rFonts w:ascii="Segoe UI Semibold" w:hAnsi="Segoe UI Semibold" w:cs="Segoe UI Semibold"/>
+        </w:rPr>
+        <w:t>:</w:t>
+      </w:r>
+    </w:p>
+    <w:p>
+      <w:pPr>
+        <w:pStyle w:val="BodyText"/>
+        <w:numPr>
+          <w:ilvl w:val="0"/>
+          <w:numId w:val="42"/>
+        </w:numPr>
+        <w:bidi/>
+        <w:rPr>
+          <w:rFonts w:ascii="Segoe UI Semibold" w:hAnsi="Segoe UI Semibold" w:cs="Segoe UI Semibold"/>
+        </w:rPr>
+      </w:pPr>
+      <w:r>
+        <w:rPr>
+          <w:rFonts w:ascii="Segoe UI Semibold" w:hAnsi="Segoe UI Semibold" w:cs="Segoe UI Semibold"/>
+          <w:rtl/>
+        </w:rPr>
+        <w:t>عرض جميع الفعاليات</w:t>
+      </w:r>
+      <w:r>
+        <w:rPr>
+          <w:rFonts w:ascii="Segoe UI Semibold" w:hAnsi="Segoe UI Semibold" w:cs="Segoe UI Semibold"/>
+        </w:rPr>
+        <w:t>.</w:t>
+      </w:r>
+    </w:p>
+    <w:p>
+      <w:pPr>
+        <w:pStyle w:val="BodyText"/>
+        <w:numPr>
+          <w:ilvl w:val="0"/>
+          <w:numId w:val="42"/>
+        </w:numPr>
+        <w:bidi/>
+        <w:rPr>
+          <w:rFonts w:ascii="Segoe UI Semibold" w:hAnsi="Segoe UI Semibold" w:cs="Segoe UI Semibold"/>
+        </w:rPr>
+      </w:pPr>
+      <w:r>
+        <w:rPr>
+          <w:rFonts w:ascii="Segoe UI Semibold" w:hAnsi="Segoe UI Semibold" w:cs="Segoe UI Semibold"/>
+          <w:rtl/>
+        </w:rPr>
+        <w:t>عرض تفاصيل فعالية محددة</w:t>
+      </w:r>
+      <w:r>
+        <w:rPr>
+          <w:rFonts w:ascii="Segoe UI Semibold" w:hAnsi="Segoe UI Semibold" w:cs="Segoe UI Semibold"/>
+        </w:rPr>
+        <w:t>.</w:t>
+      </w:r>
+    </w:p>
+    <w:p>
+      <w:pPr>
+        <w:pStyle w:val="BodyText"/>
+        <w:numPr>
+          <w:ilvl w:val="0"/>
+          <w:numId w:val="42"/>
+        </w:numPr>
+        <w:bidi/>
+        <w:rPr>
+          <w:rFonts w:ascii="Segoe UI Semibold" w:hAnsi="Segoe UI Semibold" w:cs="Segoe UI Semibold"/>
+        </w:rPr>
+      </w:pPr>
+      <w:r>
+        <w:rPr>
+          <w:rFonts w:ascii="Segoe UI Semibold" w:hAnsi="Segoe UI Semibold" w:cs="Segoe UI Semibold"/>
+          <w:rtl/>
+        </w:rPr>
+        <w:t>عرض الفعاليات الأكثر طلباً</w:t>
+      </w:r>
+      <w:r>
+        <w:rPr>
+          <w:rFonts w:ascii="Segoe UI Semibold" w:hAnsi="Segoe UI Semibold" w:cs="Segoe UI Semibold"/>
+        </w:rPr>
+        <w:t>.</w:t>
+      </w:r>
+    </w:p>
+    <w:p>
+      <w:pPr>
+        <w:pStyle w:val="BodyText"/>
+        <w:numPr>
+          <w:ilvl w:val="0"/>
+          <w:numId w:val="42"/>
+        </w:numPr>
+        <w:bidi/>
+        <w:rPr>
+          <w:rFonts w:ascii="Segoe UI Semibold" w:hAnsi="Segoe UI Semibold" w:cs="Segoe UI Semibold"/>
+        </w:rPr>
+      </w:pPr>
+      <w:r>
+        <w:rPr>
+          <w:rFonts w:ascii="Segoe UI Semibold" w:hAnsi="Segoe UI Semibold" w:cs="Segoe UI Semibold"/>
+          <w:rtl/>
+        </w:rPr>
+        <w:t>عرض المقاعد المتاحة لفعالية معينة</w:t>
+      </w:r>
+      <w:r>
+        <w:rPr>
+          <w:rFonts w:ascii="Segoe UI Semibold" w:hAnsi="Segoe UI Semibold" w:cs="Segoe UI Semibold"/>
+        </w:rPr>
+        <w:t>.</w:t>
+      </w:r>
+    </w:p>
+    <w:p>
+      <w:pPr>
+        <w:pStyle w:val="BodyText"/>
+        <w:numPr>
+          <w:ilvl w:val="0"/>
+          <w:numId w:val="42"/>
+        </w:numPr>
+        <w:bidi/>
+        <w:rPr>
+          <w:rFonts w:ascii="Segoe UI Semibold" w:hAnsi="Segoe UI Semibold" w:cs="Segoe UI Semibold"/>
+        </w:rPr>
+      </w:pPr>
+      <w:r>
+        <w:rPr>
+          <w:rFonts w:ascii="Segoe UI Semibold" w:hAnsi="Segoe UI Semibold" w:cs="Segoe UI Semibold"/>
+          <w:rtl/>
+        </w:rPr>
+        <w:t>تنفيذ عمليات الحجز</w:t>
+      </w:r>
+      <w:r>
+        <w:rPr>
+          <w:rFonts w:ascii="Segoe UI Semibold" w:hAnsi="Segoe UI Semibold" w:cs="Segoe UI Semibold"/>
+        </w:rPr>
+        <w:t>.</w:t>
+      </w:r>
+    </w:p>
+    <w:p>
+      <w:pPr>
+        <w:pStyle w:val="BodyText"/>
+        <w:bidi/>
+        <w:rPr>
+          <w:rFonts w:ascii="Segoe UI Semibold" w:hAnsi="Segoe UI Semibold" w:cs="Segoe UI Semibold"/>
+          <w:rtl/>
+        </w:rPr>
+      </w:pPr>
+      <w:r>
+        <w:rPr>
+          <w:rFonts w:ascii="Segoe UI Semibold" w:hAnsi="Segoe UI Semibold" w:cs="Segoe UI Semibold"/>
+          <w:rtl/>
+        </w:rPr>
+        <w:t>تم توزيع الطلبات بشكل عشوائي داخل ملف الاختبار بحيث لا يتم تنفيذ نوع واحد من العمليات فقط، وإنما محاكاة استخدام واقعي للنظام</w:t>
+      </w:r>
+      <w:r>
+        <w:rPr>
+          <w:rFonts w:ascii="Segoe UI Semibold" w:hAnsi="Segoe UI Semibold" w:cs="Segoe UI Semibold"/>
+        </w:rPr>
+        <w:t>.</w:t>
+      </w:r>
+    </w:p>
+    <w:p>
+      <w:pPr>
+        <w:pStyle w:val="BodyText"/>
+        <w:bidi/>
+        <w:rPr>
+          <w:rFonts w:ascii="Segoe UI Semibold" w:hAnsi="Segoe UI Semibold" w:cs="Segoe UI Semibold"/>
+          <w:rtl/>
+        </w:rPr>
+      </w:pPr>
+    </w:p>
+    <w:p>
+      <w:pPr>
+        <w:pStyle w:val="Heading2"/>
+        <w:bidi/>
+        <w:rPr>
+          <w:rFonts w:ascii="Segoe UI Semibold" w:hAnsi="Segoe UI Semibold" w:cs="Segoe UI Semibold"/>
+          <w:b/>
+          <w:bCs/>
+        </w:rPr>
+      </w:pPr>
+      <w:r>
+        <w:rPr>
+          <w:rFonts w:ascii="Segoe UI Semibold" w:hAnsi="Segoe UI Semibold" w:cs="Segoe UI Semibold" w:hint="cs"/>
+          <w:b/>
+          <w:bCs/>
+          <w:rtl/>
+        </w:rPr>
+        <w:t>النتائج</w:t>
+      </w:r>
+    </w:p>
+    <w:p>
+      <w:pPr>
+        <w:pStyle w:val="BodyText"/>
+        <w:bidi/>
+        <w:rPr>
+          <w:rFonts w:ascii="Segoe UI Semibold" w:hAnsi="Segoe UI Semibold" w:cs="Segoe UI Semibold"/>
+        </w:rPr>
+      </w:pPr>
+      <w:r>
+        <w:rPr>
+          <w:rFonts w:ascii="Segoe UI Semibold" w:hAnsi="Segoe UI Semibold" w:cs="Segoe UI Semibold"/>
+          <w:rtl/>
+        </w:rPr>
+        <w:drawing>
+          <wp:inline distT="0" distB="0" distL="0" distR="0" wp14:anchorId="205F6218" wp14:editId="3CF093D4">
+            <wp:extent cx="5943600" cy="371475"/>
+            <wp:effectExtent l="0" t="0" r="0" b="0"/>
+            <wp:docPr id="1189896722" name="Picture 1"/>
+            <wp:cNvGraphicFramePr>
+              <a:graphicFrameLocks xmlns:a="http://schemas.openxmlformats.org/drawingml/2006/main" noChangeAspect="1"/>
+            </wp:cNvGraphicFramePr>
+            <a:graphic xmlns:a="http://schemas.openxmlformats.org/drawingml/2006/main">
+              <a:graphicData uri="http://schemas.openxmlformats.org/drawingml/2006/picture">
+                <pic:pic xmlns:pic="http://schemas.openxmlformats.org/drawingml/2006/picture">
+                  <pic:nvPicPr>
+                    <pic:cNvPr id="1189896722" name=""/>
+                    <pic:cNvPicPr/>
+                  </pic:nvPicPr>
+                  <pic:blipFill>
+                    <a:blip r:embed="rId25"/>
+                    <a:stretch>
+                      <a:fillRect/>
+                    </a:stretch>
+                  </pic:blipFill>
+                  <pic:spPr>
+                    <a:xfrm>
+                      <a:off x="0" y="0"/>
+                      <a:ext cx="5943600" cy="371475"/>
+                    </a:xfrm>
+                    <a:prstGeom prst="rect">
+                      <a:avLst/>
+                    </a:prstGeom>
+                  </pic:spPr>
+                </pic:pic>
+              </a:graphicData>
+            </a:graphic>
+          </wp:inline>
+        </w:drawing>
+      </w:r>
+    </w:p>
+    <w:p>
+      <w:pPr>
+        <w:pStyle w:val="Heading2"/>
+        <w:bidi/>
+        <w:rPr>
+          <w:rFonts w:ascii="Segoe UI Semibold" w:hAnsi="Segoe UI Semibold" w:cs="Segoe UI Semibold"/>
+          <w:b/>
+          <w:bCs/>
+        </w:rPr>
+      </w:pPr>
+      <w:r>
+        <w:rPr>
+          <w:rFonts w:ascii="Segoe UI Semibold" w:hAnsi="Segoe UI Semibold" w:cs="Segoe UI Semibold"/>
+          <w:b/>
+          <w:bCs/>
+          <w:rtl/>
+        </w:rPr>
+        <w:lastRenderedPageBreak/>
+        <w:drawing>
+          <wp:inline distT="0" distB="0" distL="0" distR="0" wp14:anchorId="188C1A5F" wp14:editId="6936E665">
+            <wp:extent cx="5943600" cy="2527300"/>
+            <wp:effectExtent l="0" t="0" r="0" b="0"/>
+            <wp:docPr id="1893532647" name="Picture 1"/>
+            <wp:cNvGraphicFramePr>
+              <a:graphicFrameLocks xmlns:a="http://schemas.openxmlformats.org/drawingml/2006/main" noChangeAspect="1"/>
+            </wp:cNvGraphicFramePr>
+            <a:graphic xmlns:a="http://schemas.openxmlformats.org/drawingml/2006/main">
+              <a:graphicData uri="http://schemas.openxmlformats.org/drawingml/2006/picture">
+                <pic:pic xmlns:pic="http://schemas.openxmlformats.org/drawingml/2006/picture">
+                  <pic:nvPicPr>
+                    <pic:cNvPr id="1893532647" name=""/>
+                    <pic:cNvPicPr/>
+                  </pic:nvPicPr>
+                  <pic:blipFill>
+                    <a:blip r:embed="rId26"/>
+                    <a:stretch>
+                      <a:fillRect/>
+                    </a:stretch>
+                  </pic:blipFill>
+                  <pic:spPr>
+                    <a:xfrm>
+                      <a:off x="0" y="0"/>
+                      <a:ext cx="5943600" cy="2527300"/>
+                    </a:xfrm>
+                    <a:prstGeom prst="rect">
+                      <a:avLst/>
+                    </a:prstGeom>
+                  </pic:spPr>
+                </pic:pic>
+              </a:graphicData>
+            </a:graphic>
+          </wp:inline>
+        </w:drawing>
+      </w:r>
+    </w:p>
+    <w:p>
+      <w:pPr>
+        <w:pStyle w:val="Heading2"/>
+        <w:bidi/>
+        <w:rPr>
+          <w:rFonts w:ascii="Segoe UI Semibold" w:hAnsi="Segoe UI Semibold" w:cs="Segoe UI Semibold"/>
+          <w:b/>
+          <w:bCs/>
+        </w:rPr>
+      </w:pPr>
+    </w:p>
+    <w:p>
+      <w:pPr>
+        <w:pStyle w:val="Heading2"/>
+        <w:bidi/>
+        <w:rPr>
+          <w:rFonts w:ascii="Segoe UI Semibold" w:hAnsi="Segoe UI Semibold" w:cs="Segoe UI Semibold"/>
+          <w:b/>
+          <w:bCs/>
+        </w:rPr>
+      </w:pPr>
+      <w:r>
+        <w:rPr>
+          <w:rFonts w:ascii="Segoe UI Semibold" w:hAnsi="Segoe UI Semibold" w:cs="Segoe UI Semibold" w:hint="cs"/>
+          <w:b/>
+          <w:bCs/>
+          <w:rtl/>
+        </w:rPr>
+        <w:t xml:space="preserve">تحليل </w:t>
+      </w:r>
+      <w:r>
+        <w:rPr>
+          <w:rFonts w:ascii="Segoe UI Semibold" w:hAnsi="Segoe UI Semibold" w:cs="Segoe UI Semibold" w:hint="cs"/>
+          <w:b/>
+          <w:bCs/>
+          <w:rtl/>
+        </w:rPr>
+        <w:t>النتائج</w:t>
+      </w:r>
+    </w:p>
+    <w:p>
+      <w:pPr>
+        <w:pStyle w:val="BodyText"/>
+        <w:bidi/>
+        <w:rPr>
+          <w:rFonts w:ascii="Segoe UI Semibold" w:hAnsi="Segoe UI Semibold" w:cs="Segoe UI Semibold"/>
+        </w:rPr>
+      </w:pPr>
+      <w:r>
+        <w:rPr>
+          <w:rFonts w:ascii="Segoe UI Semibold" w:hAnsi="Segoe UI Semibold" w:cs="Segoe UI Semibold"/>
+          <w:rtl/>
+        </w:rPr>
+        <w:t>أظهرت النتائج قدرة النظام على التعامل مع عدد كبير من المستخدمين المتزامنين مع المحافظة على استقرار الخدمة</w:t>
+      </w:r>
+      <w:r>
+        <w:rPr>
+          <w:rFonts w:ascii="Segoe UI Semibold" w:hAnsi="Segoe UI Semibold" w:cs="Segoe UI Semibold"/>
+        </w:rPr>
+        <w:t>.</w:t>
+      </w:r>
+    </w:p>
+    <w:p>
+      <w:pPr>
+        <w:pStyle w:val="BodyText"/>
+        <w:bidi/>
+        <w:rPr>
+          <w:rFonts w:ascii="Segoe UI Semibold" w:hAnsi="Segoe UI Semibold" w:cs="Segoe UI Semibold"/>
+        </w:rPr>
+      </w:pPr>
+      <w:r>
+        <w:rPr>
+          <w:rFonts w:ascii="Segoe UI Semibold" w:hAnsi="Segoe UI Semibold" w:cs="Segoe UI Semibold"/>
+          <w:rtl/>
+        </w:rPr>
+        <w:t>كما أثبت الاختبار فعالية الحلول المستخدمة سابقاً مثل</w:t>
+      </w:r>
+      <w:r>
+        <w:rPr>
+          <w:rFonts w:ascii="Segoe UI Semibold" w:hAnsi="Segoe UI Semibold" w:cs="Segoe UI Semibold"/>
+        </w:rPr>
+        <w:t>:</w:t>
+      </w:r>
+    </w:p>
+    <w:p>
+      <w:pPr>
+        <w:pStyle w:val="BodyText"/>
+        <w:numPr>
+          <w:ilvl w:val="0"/>
+          <w:numId w:val="44"/>
+        </w:numPr>
+        <w:bidi/>
+        <w:rPr>
+          <w:rFonts w:ascii="Segoe UI Semibold" w:hAnsi="Segoe UI Semibold" w:cs="Segoe UI Semibold"/>
+        </w:rPr>
+      </w:pPr>
+      <w:r>
+        <w:rPr>
+          <w:rFonts w:ascii="Segoe UI Semibold" w:hAnsi="Segoe UI Semibold" w:cs="Segoe UI Semibold"/>
+          <w:rtl/>
+        </w:rPr>
+        <w:t>معالجة الدفع باستخدام</w:t>
+      </w:r>
+      <w:r>
+        <w:rPr>
+          <w:rFonts w:ascii="Segoe UI Semibold" w:hAnsi="Segoe UI Semibold" w:cs="Segoe UI Semibold"/>
+        </w:rPr>
+        <w:t xml:space="preserve"> Queue </w:t>
+      </w:r>
+      <w:r>
+        <w:rPr>
+          <w:rFonts w:ascii="Segoe UI Semibold" w:hAnsi="Segoe UI Semibold" w:cs="Segoe UI Semibold"/>
+          <w:rtl/>
+        </w:rPr>
+        <w:t>و</w:t>
+      </w:r>
+      <w:r>
+        <w:rPr>
+          <w:rFonts w:ascii="Segoe UI Semibold" w:hAnsi="Segoe UI Semibold" w:cs="Segoe UI Semibold"/>
+        </w:rPr>
+        <w:t>Background Jobs</w:t>
+      </w:r>
+    </w:p>
+    <w:p>
+      <w:pPr>
+        <w:pStyle w:val="BodyText"/>
+        <w:numPr>
+          <w:ilvl w:val="0"/>
+          <w:numId w:val="44"/>
+        </w:numPr>
+        <w:bidi/>
+        <w:rPr>
+          <w:rFonts w:ascii="Segoe UI Semibold" w:hAnsi="Segoe UI Semibold" w:cs="Segoe UI Semibold"/>
+        </w:rPr>
+      </w:pPr>
+      <w:r>
+        <w:rPr>
+          <w:rFonts w:ascii="Segoe UI Semibold" w:hAnsi="Segoe UI Semibold" w:cs="Segoe UI Semibold"/>
+          <w:rtl/>
+        </w:rPr>
+        <w:t>استخدام آليات القفل لمنع التضارب أثناء الحجز</w:t>
+      </w:r>
+      <w:r>
+        <w:rPr>
+          <w:rFonts w:ascii="Segoe UI Semibold" w:hAnsi="Segoe UI Semibold" w:cs="Segoe UI Semibold"/>
+        </w:rPr>
+        <w:t>.</w:t>
+      </w:r>
+    </w:p>
+    <w:p>
+      <w:pPr>
+        <w:pStyle w:val="BodyText"/>
+        <w:numPr>
+          <w:ilvl w:val="0"/>
+          <w:numId w:val="44"/>
+        </w:numPr>
+        <w:bidi/>
+        <w:rPr>
+          <w:rFonts w:ascii="Segoe UI Semibold" w:hAnsi="Segoe UI Semibold" w:cs="Segoe UI Semibold"/>
+        </w:rPr>
+      </w:pPr>
+      <w:r>
+        <w:rPr>
+          <w:rFonts w:ascii="Segoe UI Semibold" w:hAnsi="Segoe UI Semibold" w:cs="Segoe UI Semibold"/>
+          <w:rtl/>
+        </w:rPr>
+        <w:t>استخدام التخزين المؤقت</w:t>
+      </w:r>
+      <w:r>
+        <w:rPr>
+          <w:rFonts w:ascii="Segoe UI Semibold" w:hAnsi="Segoe UI Semibold" w:cs="Segoe UI Semibold"/>
+        </w:rPr>
+        <w:t xml:space="preserve"> (Caching) </w:t>
+      </w:r>
+      <w:r>
+        <w:rPr>
+          <w:rFonts w:ascii="Segoe UI Semibold" w:hAnsi="Segoe UI Semibold" w:cs="Segoe UI Semibold"/>
+          <w:rtl/>
+        </w:rPr>
+        <w:t>لتخفيف الحمل على قاعدة البيانات</w:t>
+      </w:r>
+      <w:r>
+        <w:rPr>
+          <w:rFonts w:ascii="Segoe UI Semibold" w:hAnsi="Segoe UI Semibold" w:cs="Segoe UI Semibold"/>
+        </w:rPr>
+        <w:t>.</w:t>
+      </w:r>
+    </w:p>
+    <w:p>
+      <w:pPr>
+        <w:pStyle w:val="BodyText"/>
+        <w:bidi/>
+        <w:rPr>
+          <w:rFonts w:ascii="Segoe UI Semibold" w:hAnsi="Segoe UI Semibold" w:cs="Segoe UI Semibold"/>
+          <w:rtl/>
+        </w:rPr>
+      </w:pPr>
+      <w:r>
+        <w:rPr>
+          <w:rFonts w:ascii="Segoe UI Semibold" w:hAnsi="Segoe UI Semibold" w:cs="Segoe UI Semibold"/>
+          <w:rtl/>
+        </w:rPr>
+        <w:t>وقد ساهمت هذه الحلول في تحسين الأداء وتقليل تأثير الضغط الناتج عن زيادة عدد المستخدمين</w:t>
+      </w:r>
+      <w:r>
+        <w:rPr>
+          <w:rFonts w:ascii="Segoe UI Semibold" w:hAnsi="Segoe UI Semibold" w:cs="Segoe UI Semibold"/>
+        </w:rPr>
+        <w:t>.</w:t>
+      </w:r>
+    </w:p>
+    <w:p>
+      <w:pPr>
+        <w:pStyle w:val="BodyText"/>
+        <w:bidi/>
+        <w:rPr>
+          <w:rFonts w:ascii="Segoe UI Semibold" w:hAnsi="Segoe UI Semibold" w:cs="Segoe UI Semibold"/>
+          <w:rtl/>
+        </w:rPr>
+      </w:pPr>
+    </w:p>
+    <w:p>
+      <w:pPr>
+        <w:pStyle w:val="BodyText"/>
+        <w:bidi/>
+        <w:rPr>
+          <w:rFonts w:ascii="Segoe UI Semibold" w:hAnsi="Segoe UI Semibold" w:cs="Segoe UI Semibold"/>
+          <w:rtl/>
+        </w:rPr>
+      </w:pPr>
+      <w:r>
+        <w:rPr>
+          <w:rFonts w:ascii="Segoe UI Semibold" w:eastAsiaTheme="majorEastAsia" w:hAnsi="Segoe UI Semibold" w:cs="Segoe UI Semibold" w:hint="cs"/>
+          <w:b/>
+          <w:bCs/>
+          <w:color w:val="0F4761" w:themeColor="accent1" w:themeShade="BF"/>
+          <w:sz w:val="36"/>
+          <w:szCs w:val="36"/>
+          <w:rtl/>
+        </w:rPr>
+        <w:t xml:space="preserve">10) </w:t>
+      </w:r>
+      <w:r>
+        <w:rPr>
+          <w:rFonts w:ascii="Segoe UI Semibold" w:eastAsiaTheme="majorEastAsia" w:hAnsi="Segoe UI Semibold" w:cs="Segoe UI Semibold"/>
+          <w:b/>
+          <w:bCs/>
+          <w:color w:val="0F4761" w:themeColor="accent1" w:themeShade="BF"/>
+          <w:sz w:val="36"/>
+          <w:szCs w:val="36"/>
+          <w:rtl/>
+        </w:rPr>
+        <w:t>تحديد ومعالجة نقاط الاختناق</w:t>
+      </w:r>
+    </w:p>
+    <w:p>
+      <w:pPr>
+        <w:pStyle w:val="BodyText"/>
+        <w:bidi/>
+        <w:rPr>
+          <w:rFonts w:ascii="Segoe UI Semibold" w:hAnsi="Segoe UI Semibold" w:cs="Segoe UI Semibold"/>
+        </w:rPr>
+      </w:pPr>
+      <w:r>
+        <w:rPr>
+          <w:rFonts w:ascii="Segoe UI Semibold" w:hAnsi="Segoe UI Semibold" w:cs="Segoe UI Semibold"/>
+          <w:rtl/>
+        </w:rPr>
+        <w:t>خلال مراحل تطوير المشروع واختبارات الضغط تم تحليل أداء النظام بهدف اكتشاف نقاط الاختناق التي تحد من قدرته على معالجة الطلبات المتزامنة</w:t>
+      </w:r>
+      <w:r>
+        <w:rPr>
+          <w:rFonts w:ascii="Segoe UI Semibold" w:hAnsi="Segoe UI Semibold" w:cs="Segoe UI Semibold"/>
+        </w:rPr>
+        <w:t>.</w:t>
+      </w:r>
+    </w:p>
+    <w:p>
+      <w:pPr>
+        <w:pStyle w:val="BodyText"/>
+        <w:bidi/>
+        <w:rPr>
+          <w:rFonts w:ascii="Segoe UI Semibold" w:hAnsi="Segoe UI Semibold" w:cs="Segoe UI Semibold"/>
+        </w:rPr>
+      </w:pPr>
+      <w:r>
+        <w:rPr>
+          <w:rFonts w:ascii="Segoe UI Semibold" w:hAnsi="Segoe UI Semibold" w:cs="Segoe UI Semibold"/>
+          <w:rtl/>
+        </w:rPr>
+        <w:t>وقد تم بالفعل توثيق إحدى أهم نقاط الاختناق في القسم الثاني من التقرير، حيث كانت عملية الحجز تتضمن تنفيذ معالجة الدفع ضمن نفس الطلب، مما أدى إلى زيادة زمن الاستجابة وانخفاض معدل معالجة الطلبات</w:t>
+      </w:r>
+      <w:r>
+        <w:rPr>
+          <w:rFonts w:ascii="Segoe UI Semibold" w:hAnsi="Segoe UI Semibold" w:cs="Segoe UI Semibold"/>
+        </w:rPr>
+        <w:t>.</w:t>
+      </w:r>
+    </w:p>
+    <w:p>
+      <w:pPr>
+        <w:pStyle w:val="BodyText"/>
+        <w:bidi/>
+        <w:rPr>
+          <w:rFonts w:ascii="Segoe UI Semibold" w:hAnsi="Segoe UI Semibold" w:cs="Segoe UI Semibold"/>
+        </w:rPr>
+      </w:pPr>
+      <w:r>
+        <w:rPr>
+          <w:rFonts w:ascii="Segoe UI Semibold" w:hAnsi="Segoe UI Semibold" w:cs="Segoe UI Semibold"/>
+          <w:rtl/>
+        </w:rPr>
+        <w:t>تمت معالجة هذه المشكلة باستخدام</w:t>
+      </w:r>
+      <w:r>
+        <w:rPr>
+          <w:rFonts w:ascii="Segoe UI Semibold" w:hAnsi="Segoe UI Semibold" w:cs="Segoe UI Semibold"/>
+        </w:rPr>
+        <w:t xml:space="preserve"> Queue </w:t>
+      </w:r>
+      <w:proofErr w:type="gramStart"/>
+      <w:r>
+        <w:rPr>
+          <w:rFonts w:ascii="Segoe UI Semibold" w:hAnsi="Segoe UI Semibold" w:cs="Segoe UI Semibold"/>
+          <w:rtl/>
+        </w:rPr>
+        <w:t>و</w:t>
+      </w:r>
+      <w:r>
+        <w:rPr>
+          <w:rFonts w:ascii="Segoe UI Semibold" w:hAnsi="Segoe UI Semibold" w:cs="Segoe UI Semibold" w:hint="cs"/>
+          <w:rtl/>
+        </w:rPr>
+        <w:t xml:space="preserve"> </w:t>
+      </w:r>
+      <w:r>
+        <w:rPr>
+          <w:rFonts w:ascii="Segoe UI Semibold" w:hAnsi="Segoe UI Semibold" w:cs="Segoe UI Semibold"/>
+        </w:rPr>
+        <w:t xml:space="preserve"> Background</w:t>
+      </w:r>
+      <w:proofErr w:type="gramEnd"/>
+      <w:r>
+        <w:rPr>
+          <w:rFonts w:ascii="Segoe UI Semibold" w:hAnsi="Segoe UI Semibold" w:cs="Segoe UI Semibold"/>
+        </w:rPr>
+        <w:t xml:space="preserve"> Jobs</w:t>
+      </w:r>
+      <w:r>
+        <w:rPr>
+          <w:rFonts w:ascii="Segoe UI Semibold" w:hAnsi="Segoe UI Semibold" w:cs="Segoe UI Semibold"/>
+          <w:rtl/>
+        </w:rPr>
+        <w:t>من خلال فصل عمليات الدفع عن الطلب الأساسي وتنفيذها في الخلفية بواسطة العمال</w:t>
+      </w:r>
+      <w:r>
+        <w:rPr>
+          <w:rFonts w:ascii="Segoe UI Semibold" w:hAnsi="Segoe UI Semibold" w:cs="Segoe UI Semibold" w:hint="cs"/>
+          <w:rtl/>
+        </w:rPr>
+        <w:t xml:space="preserve"> </w:t>
+      </w:r>
+      <w:r>
+        <w:rPr>
+          <w:rFonts w:ascii="Segoe UI Semibold" w:hAnsi="Segoe UI Semibold" w:cs="Segoe UI Semibold"/>
+        </w:rPr>
+        <w:t>(Workers)</w:t>
+      </w:r>
+      <w:r>
+        <w:rPr>
+          <w:rFonts w:ascii="Segoe UI Semibold" w:hAnsi="Segoe UI Semibold" w:cs="Segoe UI Semibold"/>
+          <w:rtl/>
+        </w:rPr>
+        <w:t>، الأمر الذي ساهم في تحسين الأداء وتقليل زمن الاستجابة وزيادة</w:t>
+      </w:r>
+      <w:r>
+        <w:rPr>
+          <w:rFonts w:ascii="Segoe UI Semibold" w:hAnsi="Segoe UI Semibold" w:cs="Segoe UI Semibold" w:hint="cs"/>
+          <w:rtl/>
+        </w:rPr>
+        <w:t xml:space="preserve"> </w:t>
+      </w:r>
+      <w:r>
+        <w:rPr>
+          <w:rFonts w:ascii="Segoe UI Semibold" w:hAnsi="Segoe UI Semibold" w:cs="Segoe UI Semibold"/>
+        </w:rPr>
+        <w:t>Throughput</w:t>
+      </w:r>
+      <w:r>
+        <w:rPr>
+          <w:rFonts w:ascii="Segoe UI Semibold" w:hAnsi="Segoe UI Semibold" w:cs="Segoe UI Semibold" w:hint="cs"/>
+          <w:rtl/>
+        </w:rPr>
+        <w:t>.</w:t>
+      </w:r>
+    </w:p>
+    <w:p>
+      <w:pPr>
+        <w:pStyle w:val="BodyText"/>
+        <w:bidi/>
+        <w:rPr>
+          <w:rFonts w:ascii="Segoe UI Semibold" w:hAnsi="Segoe UI Semibold" w:cs="Segoe UI Semibold"/>
+        </w:rPr>
+      </w:pPr>
+      <w:r>
+        <w:rPr>
+          <w:rFonts w:ascii="Segoe UI Semibold" w:hAnsi="Segoe UI Semibold" w:cs="Segoe UI Semibold"/>
+          <w:rtl/>
+        </w:rPr>
+        <w:lastRenderedPageBreak/>
+        <w:t>لذلك يمكن اعتبار متطلب تحليل نقاط الاختناق قد تم تحقيقه من خلال دراسة هذه المشكلة وتحليل أسبابها وتطبيق الحل المناسب لها ومقارنة النتائج قبل وبعد التحسين</w:t>
+      </w:r>
+      <w:r>
+        <w:rPr>
+          <w:rFonts w:ascii="Segoe UI Semibold" w:hAnsi="Segoe UI Semibold" w:cs="Segoe UI Semibold"/>
+        </w:rPr>
+        <w:t>.</w:t>
+      </w:r>
+    </w:p>
+    <w:p>
+      <w:pPr>
+        <w:pStyle w:val="BodyText"/>
+        <w:bidi/>
+        <w:rPr>
+          <w:rtl/>
+        </w:rPr>
+      </w:pPr>
+      <w:r>
+        <w:rPr>
+          <w:rFonts w:ascii="Segoe UI Semibold" w:hAnsi="Segoe UI Semibold" w:cs="Segoe UI Semibold"/>
+        </w:rPr>
+        <w:pict w14:anchorId="40DC6422">
+          <v:rect id="_x0000_i1084" style="width:0;height:1.5pt" o:hralign="center" o:hrstd="t" o:hr="t"/>
+        </w:pict>
+      </w:r>
+    </w:p>
+    <w:p>
+      <w:pPr>
+        <w:pStyle w:val="Heading1"/>
+        <w:bidi/>
+        <w:rPr>
+          <w:rFonts w:ascii="Segoe UI Semibold" w:hAnsi="Segoe UI Semibold" w:cs="Segoe UI Semibold"/>
+          <w:b/>
+          <w:bCs/>
+          <w:rtl/>
+          <w:lang w:bidi="ar-SY"/>
+        </w:rPr>
+      </w:pPr>
+      <w:proofErr w:type="spellStart"/>
+      <w:r>
+        <w:rPr>
+          <w:rFonts w:ascii="Segoe UI Semibold" w:hAnsi="Segoe UI Semibold" w:cs="Segoe UI Semibold"/>
+          <w:b/>
+          <w:bCs/>
+        </w:rPr>
+        <w:t>التقنيات</w:t>
+      </w:r>
+      <w:proofErr w:type="spellEnd"/>
+      <w:r>
+        <w:rPr>
+          <w:rFonts w:ascii="Segoe UI Semibold" w:hAnsi="Segoe UI Semibold" w:cs="Segoe UI Semibold"/>
+          <w:b/>
+          <w:bCs/>
+        </w:rPr>
+        <w:t xml:space="preserve"> </w:t>
+      </w:r>
+      <w:proofErr w:type="spellStart"/>
+      <w:r>
+        <w:rPr>
+          <w:rFonts w:ascii="Segoe UI Semibold" w:hAnsi="Segoe UI Semibold" w:cs="Segoe UI Semibold"/>
+          <w:b/>
+          <w:bCs/>
+        </w:rPr>
+        <w:t>المستخدمة</w:t>
+      </w:r>
+      <w:proofErr w:type="spellEnd"/>
     </w:p>
     <w:p>
       <w:pPr>
         <w:pStyle w:val="Compact"/>
         <w:numPr>
           <w:ilvl w:val="0"/>
-          <w:numId w:val="69"/>
+          <w:numId w:val="33"/>
         </w:numPr>
         <w:bidi/>
         <w:rPr>
@@ -15463,7 +17838,7 @@
         <w:rPr>
           <w:rFonts w:ascii="Segoe UI Semibold" w:hAnsi="Segoe UI Semibold" w:cs="Segoe UI Semibold"/>
         </w:rPr>
-        <w:t>JMeter</w:t>
+        <w:t>Laravel</w:t>
       </w:r>
     </w:p>
     <w:p>
@@ -15471,7 +17846,7 @@
         <w:pStyle w:val="Compact"/>
         <w:numPr>
           <w:ilvl w:val="0"/>
-          <w:numId w:val="69"/>
+          <w:numId w:val="33"/>
         </w:numPr>
         <w:bidi/>
         <w:rPr>
@@ -15482,54 +17857,15 @@
         <w:rPr>
           <w:rFonts w:ascii="Segoe UI Semibold" w:hAnsi="Segoe UI Semibold" w:cs="Segoe UI Semibold"/>
         </w:rPr>
-        <w:t>Nginx</w:t>
-      </w:r>
-    </w:p>
-    <w:p>
-      <w:pPr>
-        <w:bidi/>
-        <w:rPr>
-          <w:rFonts w:ascii="Segoe UI Semibold" w:hAnsi="Segoe UI Semibold" w:cs="Segoe UI Semibold"/>
-        </w:rPr>
-      </w:pPr>
-      <w:r>
-        <w:rPr>
-          <w:rFonts w:ascii="Segoe UI Semibold" w:hAnsi="Segoe UI Semibold" w:cs="Segoe UI Semibold"/>
-        </w:rPr>
-        <w:pict w14:anchorId="51A599D8">
-          <v:rect id="_x0000_i1284" style="width:0;height:1.5pt" o:hralign="center" o:hrstd="t" o:hr="t"/>
-        </w:pict>
-      </w:r>
-    </w:p>
-    <w:p>
-      <w:pPr>
-        <w:pStyle w:val="Heading1"/>
-        <w:bidi/>
-        <w:rPr>
-          <w:rFonts w:ascii="Segoe UI Semibold" w:hAnsi="Segoe UI Semibold" w:cs="Segoe UI Semibold"/>
-          <w:b/>
-          <w:bCs/>
-        </w:rPr>
-      </w:pPr>
-      <w:bookmarkStart w:id="68" w:name="المراجع"/>
-      <w:bookmarkEnd w:id="67"/>
-      <w:proofErr w:type="spellStart"/>
-      <w:r>
-        <w:rPr>
-          <w:rFonts w:ascii="Segoe UI Semibold" w:hAnsi="Segoe UI Semibold" w:cs="Segoe UI Semibold"/>
-          <w:b/>
-          <w:bCs/>
-        </w:rPr>
-        <w:t>المراجع</w:t>
-      </w:r>
-      <w:proofErr w:type="spellEnd"/>
+        <w:t>MySQL</w:t>
+      </w:r>
     </w:p>
     <w:p>
       <w:pPr>
         <w:pStyle w:val="Compact"/>
         <w:numPr>
           <w:ilvl w:val="0"/>
-          <w:numId w:val="70"/>
+          <w:numId w:val="33"/>
         </w:numPr>
         <w:bidi/>
         <w:rPr>
@@ -15540,7 +17876,7 @@
         <w:rPr>
           <w:rFonts w:ascii="Segoe UI Semibold" w:hAnsi="Segoe UI Semibold" w:cs="Segoe UI Semibold"/>
         </w:rPr>
-        <w:t>Laravel Documentation</w:t>
+        <w:t>Queue Workers</w:t>
       </w:r>
     </w:p>
     <w:p>
@@ -15548,7 +17884,7 @@
         <w:pStyle w:val="Compact"/>
         <w:numPr>
           <w:ilvl w:val="0"/>
-          <w:numId w:val="70"/>
+          <w:numId w:val="33"/>
         </w:numPr>
         <w:bidi/>
         <w:rPr>
@@ -15559,7 +17895,7 @@
         <w:rPr>
           <w:rFonts w:ascii="Segoe UI Semibold" w:hAnsi="Segoe UI Semibold" w:cs="Segoe UI Semibold"/>
         </w:rPr>
-        <w:t>MySQL Documentation</w:t>
+        <w:t>Laravel Jobs</w:t>
       </w:r>
     </w:p>
     <w:p>
@@ -15567,7 +17903,7 @@
         <w:pStyle w:val="Compact"/>
         <w:numPr>
           <w:ilvl w:val="0"/>
-          <w:numId w:val="70"/>
+          <w:numId w:val="33"/>
         </w:numPr>
         <w:bidi/>
         <w:rPr>
@@ -15578,7 +17914,7 @@
         <w:rPr>
           <w:rFonts w:ascii="Segoe UI Semibold" w:hAnsi="Segoe UI Semibold" w:cs="Segoe UI Semibold"/>
         </w:rPr>
-        <w:t>Nginx Documentation</w:t>
+        <w:t>Grafana</w:t>
       </w:r>
     </w:p>
     <w:p>
@@ -15586,7 +17922,7 @@
         <w:pStyle w:val="Compact"/>
         <w:numPr>
           <w:ilvl w:val="0"/>
-          <w:numId w:val="70"/>
+          <w:numId w:val="33"/>
         </w:numPr>
         <w:bidi/>
         <w:rPr>
@@ -15597,9 +17933,143 @@
         <w:rPr>
           <w:rFonts w:ascii="Segoe UI Semibold" w:hAnsi="Segoe UI Semibold" w:cs="Segoe UI Semibold"/>
         </w:rPr>
+        <w:t>JMeter</w:t>
+      </w:r>
+    </w:p>
+    <w:p>
+      <w:pPr>
+        <w:pStyle w:val="Compact"/>
+        <w:numPr>
+          <w:ilvl w:val="0"/>
+          <w:numId w:val="33"/>
+        </w:numPr>
+        <w:bidi/>
+        <w:rPr>
+          <w:rFonts w:ascii="Segoe UI Semibold" w:hAnsi="Segoe UI Semibold" w:cs="Segoe UI Semibold"/>
+        </w:rPr>
+      </w:pPr>
+      <w:r>
+        <w:rPr>
+          <w:rFonts w:ascii="Segoe UI Semibold" w:hAnsi="Segoe UI Semibold" w:cs="Segoe UI Semibold"/>
+        </w:rPr>
+        <w:t>Nginx</w:t>
+      </w:r>
+    </w:p>
+    <w:p>
+      <w:pPr>
+        <w:bidi/>
+        <w:rPr>
+          <w:rFonts w:ascii="Segoe UI Semibold" w:hAnsi="Segoe UI Semibold" w:cs="Segoe UI Semibold"/>
+        </w:rPr>
+      </w:pPr>
+      <w:r>
+        <w:rPr>
+          <w:rFonts w:ascii="Segoe UI Semibold" w:hAnsi="Segoe UI Semibold" w:cs="Segoe UI Semibold"/>
+        </w:rPr>
+        <w:pict w14:anchorId="51A599D8">
+          <v:rect id="_x0000_i1037" style="width:0;height:1.5pt" o:hralign="center" o:hrstd="t" o:hr="t"/>
+        </w:pict>
+      </w:r>
+    </w:p>
+    <w:p>
+      <w:pPr>
+        <w:pStyle w:val="Heading1"/>
+        <w:bidi/>
+        <w:rPr>
+          <w:rFonts w:ascii="Segoe UI Semibold" w:hAnsi="Segoe UI Semibold" w:cs="Segoe UI Semibold"/>
+          <w:b/>
+          <w:bCs/>
+        </w:rPr>
+      </w:pPr>
+      <w:bookmarkStart w:id="67" w:name="المراجع"/>
+      <w:bookmarkEnd w:id="66"/>
+      <w:proofErr w:type="spellStart"/>
+      <w:r>
+        <w:rPr>
+          <w:rFonts w:ascii="Segoe UI Semibold" w:hAnsi="Segoe UI Semibold" w:cs="Segoe UI Semibold"/>
+          <w:b/>
+          <w:bCs/>
+        </w:rPr>
+        <w:t>المراجع</w:t>
+      </w:r>
+      <w:proofErr w:type="spellEnd"/>
+    </w:p>
+    <w:p>
+      <w:pPr>
+        <w:pStyle w:val="Compact"/>
+        <w:numPr>
+          <w:ilvl w:val="0"/>
+          <w:numId w:val="34"/>
+        </w:numPr>
+        <w:bidi/>
+        <w:rPr>
+          <w:rFonts w:ascii="Segoe UI Semibold" w:hAnsi="Segoe UI Semibold" w:cs="Segoe UI Semibold"/>
+        </w:rPr>
+      </w:pPr>
+      <w:r>
+        <w:rPr>
+          <w:rFonts w:ascii="Segoe UI Semibold" w:hAnsi="Segoe UI Semibold" w:cs="Segoe UI Semibold"/>
+        </w:rPr>
+        <w:t>Laravel Documentation</w:t>
+      </w:r>
+    </w:p>
+    <w:p>
+      <w:pPr>
+        <w:pStyle w:val="Compact"/>
+        <w:numPr>
+          <w:ilvl w:val="0"/>
+          <w:numId w:val="34"/>
+        </w:numPr>
+        <w:bidi/>
+        <w:rPr>
+          <w:rFonts w:ascii="Segoe UI Semibold" w:hAnsi="Segoe UI Semibold" w:cs="Segoe UI Semibold"/>
+        </w:rPr>
+      </w:pPr>
+      <w:r>
+        <w:rPr>
+          <w:rFonts w:ascii="Segoe UI Semibold" w:hAnsi="Segoe UI Semibold" w:cs="Segoe UI Semibold"/>
+        </w:rPr>
+        <w:t>MySQL Documentation</w:t>
+      </w:r>
+    </w:p>
+    <w:p>
+      <w:pPr>
+        <w:pStyle w:val="Compact"/>
+        <w:numPr>
+          <w:ilvl w:val="0"/>
+          <w:numId w:val="34"/>
+        </w:numPr>
+        <w:bidi/>
+        <w:rPr>
+          <w:rFonts w:ascii="Segoe UI Semibold" w:hAnsi="Segoe UI Semibold" w:cs="Segoe UI Semibold"/>
+        </w:rPr>
+      </w:pPr>
+      <w:r>
+        <w:rPr>
+          <w:rFonts w:ascii="Segoe UI Semibold" w:hAnsi="Segoe UI Semibold" w:cs="Segoe UI Semibold"/>
+        </w:rPr>
+        <w:t>Nginx Documentation</w:t>
+      </w:r>
+    </w:p>
+    <w:p>
+      <w:pPr>
+        <w:pStyle w:val="Compact"/>
+        <w:numPr>
+          <w:ilvl w:val="0"/>
+          <w:numId w:val="34"/>
+        </w:numPr>
+        <w:bidi/>
+        <w:rPr>
+          <w:rFonts w:ascii="Segoe UI Semibold" w:hAnsi="Segoe UI Semibold" w:cs="Segoe UI Semibold"/>
+        </w:rPr>
+      </w:pPr>
+      <w:r>
+        <w:rPr>
+          <w:rFonts w:ascii="Segoe UI Semibold" w:hAnsi="Segoe UI Semibold" w:cs="Segoe UI Semibold"/>
+        </w:rPr>
         <w:t>Apache JMeter Documentation</w:t>
       </w:r>
-      <w:bookmarkEnd w:id="68"/>
+      <w:bookmarkEnd w:id="67"/>
     </w:p>
     <w:sectPr>
       <w:footnotePr>
@@ -15943,184 +18413,9 @@
     </w:lvl>
   </w:abstractNum>
   <w:abstractNum w:abstractNumId="3" w15:restartNumberingAfterBreak="0">
-    <w:nsid w:val="0C5130BA"/>
+    <w:nsid w:val="17567416"/>
     <w:multiLevelType w:val="hybridMultilevel"/>
-    <w:tmpl w:val="FC0AA8F8"/>
-    <w:lvl w:ilvl="0" w:tplc="0409000F">
-      <w:start w:val="1"/>
-      <w:numFmt w:val="decimal"/>
-      <w:lvlText w:val="%1."/>
-      <w:lvlJc w:val="left"/>
-      <w:pPr>
-        <w:ind w:left="720" w:hanging="360"/>
-      </w:pPr>
-    </w:lvl>
-    <w:lvl w:ilvl="1" w:tplc="04090019" w:tentative="1">
-      <w:start w:val="1"/>
-      <w:numFmt w:val="lowerLetter"/>
-      <w:lvlText w:val="%2."/>
-      <w:lvlJc w:val="left"/>
-      <w:pPr>
-        <w:ind w:left="1440" w:hanging="360"/>
-      </w:pPr>
-    </w:lvl>
-    <w:lvl w:ilvl="2" w:tplc="0409001B" w:tentative="1">
-      <w:start w:val="1"/>
-      <w:numFmt w:val="lowerRoman"/>
-      <w:lvlText w:val="%3."/>
-      <w:lvlJc w:val="right"/>
-      <w:pPr>
-        <w:ind w:left="2160" w:hanging="180"/>
-      </w:pPr>
-    </w:lvl>
-    <w:lvl w:ilvl="3" w:tplc="0409000F" w:tentative="1">
-      <w:start w:val="1"/>
-      <w:numFmt w:val="decimal"/>
-      <w:lvlText w:val="%4."/>
-      <w:lvlJc w:val="left"/>
-      <w:pPr>
-        <w:ind w:left="2880" w:hanging="360"/>
-      </w:pPr>
-    </w:lvl>
-    <w:lvl w:ilvl="4" w:tplc="04090019" w:tentative="1">
-      <w:start w:val="1"/>
-      <w:numFmt w:val="lowerLetter"/>
-      <w:lvlText w:val="%5."/>
-      <w:lvlJc w:val="left"/>
-      <w:pPr>
-        <w:ind w:left="3600" w:hanging="360"/>
-      </w:pPr>
-    </w:lvl>
-    <w:lvl w:ilvl="5" w:tplc="0409001B" w:tentative="1">
-      <w:start w:val="1"/>
-      <w:numFmt w:val="lowerRoman"/>
-      <w:lvlText w:val="%6."/>
-      <w:lvlJc w:val="right"/>
-      <w:pPr>
-        <w:ind w:left="4320" w:hanging="180"/>
-      </w:pPr>
-    </w:lvl>
-    <w:lvl w:ilvl="6" w:tplc="0409000F" w:tentative="1">
-      <w:start w:val="1"/>
-      <w:numFmt w:val="decimal"/>
-      <w:lvlText w:val="%7."/>
-      <w:lvlJc w:val="left"/>
-      <w:pPr>
-        <w:ind w:left="5040" w:hanging="360"/>
-      </w:pPr>
-    </w:lvl>
-    <w:lvl w:ilvl="7" w:tplc="04090019" w:tentative="1">
-      <w:start w:val="1"/>
-      <w:numFmt w:val="lowerLetter"/>
-      <w:lvlText w:val="%8."/>
-      <w:lvlJc w:val="left"/>
-      <w:pPr>
-        <w:ind w:left="5760" w:hanging="360"/>
-      </w:pPr>
-    </w:lvl>
-    <w:lvl w:ilvl="8" w:tplc="0409001B" w:tentative="1">
-      <w:start w:val="1"/>
-      <w:numFmt w:val="lowerRoman"/>
-      <w:lvlText w:val="%9."/>
-      <w:lvlJc w:val="right"/>
-      <w:pPr>
-        <w:ind w:left="6480" w:hanging="180"/>
-      </w:pPr>
-    </w:lvl>
-  </w:abstractNum>
-  <w:abstractNum w:abstractNumId="4" w15:restartNumberingAfterBreak="0">
-    <w:nsid w:val="1A2241EC"/>
-    <w:multiLevelType w:val="hybridMultilevel"/>
-    <w:tmpl w:val="0E38BED8"/>
-    <w:lvl w:ilvl="0" w:tplc="4260DB3C">
-      <w:start w:val="1"/>
-      <w:numFmt w:val="decimal"/>
-      <w:lvlText w:val="%1-"/>
-      <w:lvlJc w:val="left"/>
-      <w:pPr>
-        <w:ind w:left="360" w:hanging="360"/>
-      </w:pPr>
-      <w:rPr>
-        <w:rFonts w:ascii="Arial" w:hAnsi="Arial" w:cs="Arial" w:hint="default"/>
-      </w:rPr>
-    </w:lvl>
-    <w:lvl w:ilvl="1" w:tplc="04090019" w:tentative="1">
-      <w:start w:val="1"/>
-      <w:numFmt w:val="lowerLetter"/>
-      <w:lvlText w:val="%2."/>
-      <w:lvlJc w:val="left"/>
-      <w:pPr>
-        <w:ind w:left="1080" w:hanging="360"/>
-      </w:pPr>
-    </w:lvl>
-    <w:lvl w:ilvl="2" w:tplc="0409001B" w:tentative="1">
-      <w:start w:val="1"/>
-      <w:numFmt w:val="lowerRoman"/>
-      <w:lvlText w:val="%3."/>
-      <w:lvlJc w:val="right"/>
-      <w:pPr>
-        <w:ind w:left="1800" w:hanging="180"/>
-      </w:pPr>
-    </w:lvl>
-    <w:lvl w:ilvl="3" w:tplc="0409000F" w:tentative="1">
-      <w:start w:val="1"/>
-      <w:numFmt w:val="decimal"/>
-      <w:lvlText w:val="%4."/>
-      <w:lvlJc w:val="left"/>
-      <w:pPr>
-        <w:ind w:left="2520" w:hanging="360"/>
-      </w:pPr>
-    </w:lvl>
-    <w:lvl w:ilvl="4" w:tplc="04090019" w:tentative="1">
-      <w:start w:val="1"/>
-      <w:numFmt w:val="lowerLetter"/>
-      <w:lvlText w:val="%5."/>
-      <w:lvlJc w:val="left"/>
-      <w:pPr>
-        <w:ind w:left="3240" w:hanging="360"/>
-      </w:pPr>
-    </w:lvl>
-    <w:lvl w:ilvl="5" w:tplc="0409001B" w:tentative="1">
-      <w:start w:val="1"/>
-      <w:numFmt w:val="lowerRoman"/>
-      <w:lvlText w:val="%6."/>
-      <w:lvlJc w:val="right"/>
-      <w:pPr>
-        <w:ind w:left="3960" w:hanging="180"/>
-      </w:pPr>
-    </w:lvl>
-    <w:lvl w:ilvl="6" w:tplc="0409000F" w:tentative="1">
-      <w:start w:val="1"/>
-      <w:numFmt w:val="decimal"/>
-      <w:lvlText w:val="%7."/>
-      <w:lvlJc w:val="left"/>
-      <w:pPr>
-        <w:ind w:left="4680" w:hanging="360"/>
-      </w:pPr>
-    </w:lvl>
-    <w:lvl w:ilvl="7" w:tplc="04090019" w:tentative="1">
-      <w:start w:val="1"/>
-      <w:numFmt w:val="lowerLetter"/>
-      <w:lvlText w:val="%8."/>
-      <w:lvlJc w:val="left"/>
-      <w:pPr>
-        <w:ind w:left="5400" w:hanging="360"/>
-      </w:pPr>
-    </w:lvl>
-    <w:lvl w:ilvl="8" w:tplc="0409001B" w:tentative="1">
-      <w:start w:val="1"/>
-      <w:numFmt w:val="lowerRoman"/>
-      <w:lvlText w:val="%9."/>
-      <w:lvlJc w:val="right"/>
-      <w:pPr>
-        <w:ind w:left="6120" w:hanging="180"/>
-      </w:pPr>
-    </w:lvl>
-  </w:abstractNum>
-  <w:abstractNum w:abstractNumId="5" w15:restartNumberingAfterBreak="0">
-    <w:nsid w:val="2D5F4FEB"/>
-    <w:multiLevelType w:val="hybridMultilevel"/>
-    <w:tmpl w:val="571E8648"/>
+    <w:tmpl w:val="8B8C05C6"/>
     <w:lvl w:ilvl="0" w:tplc="04090001">
       <w:start w:val="1"/>
       <w:numFmt w:val="bullet"/>
@@ -16230,17 +18525,255 @@
       </w:rPr>
     </w:lvl>
   </w:abstractNum>
+  <w:abstractNum w:abstractNumId="4" w15:restartNumberingAfterBreak="0">
+    <w:nsid w:val="1A2241EC"/>
+    <w:multiLevelType w:val="hybridMultilevel"/>
+    <w:tmpl w:val="7AB025AA"/>
+    <w:lvl w:ilvl="0" w:tplc="4314DE38">
+      <w:start w:val="1"/>
+      <w:numFmt w:val="decimal"/>
+      <w:lvlText w:val="%1-"/>
+      <w:lvlJc w:val="left"/>
+      <w:pPr>
+        <w:ind w:left="360" w:hanging="360"/>
+      </w:pPr>
+      <w:rPr>
+        <w:rFonts w:ascii="Segoe UI Semibold" w:hAnsi="Segoe UI Semibold" w:cs="Segoe UI Semibold" w:hint="default"/>
+      </w:rPr>
+    </w:lvl>
+    <w:lvl w:ilvl="1" w:tplc="04090019" w:tentative="1">
+      <w:start w:val="1"/>
+      <w:numFmt w:val="lowerLetter"/>
+      <w:lvlText w:val="%2."/>
+      <w:lvlJc w:val="left"/>
+      <w:pPr>
+        <w:ind w:left="1080" w:hanging="360"/>
+      </w:pPr>
+    </w:lvl>
+    <w:lvl w:ilvl="2" w:tplc="0409001B" w:tentative="1">
+      <w:start w:val="1"/>
+      <w:numFmt w:val="lowerRoman"/>
+      <w:lvlText w:val="%3."/>
+      <w:lvlJc w:val="right"/>
+      <w:pPr>
+        <w:ind w:left="1800" w:hanging="180"/>
+      </w:pPr>
+    </w:lvl>
+    <w:lvl w:ilvl="3" w:tplc="0409000F" w:tentative="1">
+      <w:start w:val="1"/>
+      <w:numFmt w:val="decimal"/>
+      <w:lvlText w:val="%4."/>
+      <w:lvlJc w:val="left"/>
+      <w:pPr>
+        <w:ind w:left="2520" w:hanging="360"/>
+      </w:pPr>
+    </w:lvl>
+    <w:lvl w:ilvl="4" w:tplc="04090019" w:tentative="1">
+      <w:start w:val="1"/>
+      <w:numFmt w:val="lowerLetter"/>
+      <w:lvlText w:val="%5."/>
+      <w:lvlJc w:val="left"/>
+      <w:pPr>
+        <w:ind w:left="3240" w:hanging="360"/>
+      </w:pPr>
+    </w:lvl>
+    <w:lvl w:ilvl="5" w:tplc="0409001B" w:tentative="1">
+      <w:start w:val="1"/>
+      <w:numFmt w:val="lowerRoman"/>
+      <w:lvlText w:val="%6."/>
+      <w:lvlJc w:val="right"/>
+      <w:pPr>
+        <w:ind w:left="3960" w:hanging="180"/>
+      </w:pPr>
+    </w:lvl>
+    <w:lvl w:ilvl="6" w:tplc="0409000F" w:tentative="1">
+      <w:start w:val="1"/>
+      <w:numFmt w:val="decimal"/>
+      <w:lvlText w:val="%7."/>
+      <w:lvlJc w:val="left"/>
+      <w:pPr>
+        <w:ind w:left="4680" w:hanging="360"/>
+      </w:pPr>
+    </w:lvl>
+    <w:lvl w:ilvl="7" w:tplc="04090019" w:tentative="1">
+      <w:start w:val="1"/>
+      <w:numFmt w:val="lowerLetter"/>
+      <w:lvlText w:val="%8."/>
+      <w:lvlJc w:val="left"/>
+      <w:pPr>
+        <w:ind w:left="5400" w:hanging="360"/>
+      </w:pPr>
+    </w:lvl>
+    <w:lvl w:ilvl="8" w:tplc="0409001B" w:tentative="1">
+      <w:start w:val="1"/>
+      <w:numFmt w:val="lowerRoman"/>
+      <w:lvlText w:val="%9."/>
+      <w:lvlJc w:val="right"/>
+      <w:pPr>
+        <w:ind w:left="6120" w:hanging="180"/>
+      </w:pPr>
+    </w:lvl>
+  </w:abstractNum>
+  <w:abstractNum w:abstractNumId="5" w15:restartNumberingAfterBreak="0">
+    <w:nsid w:val="1FB52438"/>
+    <w:multiLevelType w:val="multilevel"/>
+    <w:tmpl w:val="86F60F10"/>
+    <w:lvl w:ilvl="0">
+      <w:start w:val="1"/>
+      <w:numFmt w:val="bullet"/>
+      <w:lvlText w:val=""/>
+      <w:lvlJc w:val="left"/>
+      <w:pPr>
+        <w:tabs>
+          <w:tab w:val="num" w:pos="720"/>
+        </w:tabs>
+        <w:ind w:left="720" w:hanging="360"/>
+      </w:pPr>
+      <w:rPr>
+        <w:rFonts w:ascii="Symbol" w:hAnsi="Symbol" w:hint="default"/>
+        <w:sz w:val="20"/>
+      </w:rPr>
+    </w:lvl>
+    <w:lvl w:ilvl="1" w:tentative="1">
+      <w:start w:val="1"/>
+      <w:numFmt w:val="bullet"/>
+      <w:lvlText w:val="o"/>
+      <w:lvlJc w:val="left"/>
+      <w:pPr>
+        <w:tabs>
+          <w:tab w:val="num" w:pos="1440"/>
+        </w:tabs>
+        <w:ind w:left="1440" w:hanging="360"/>
+      </w:pPr>
+      <w:rPr>
+        <w:rFonts w:ascii="Courier New" w:hAnsi="Courier New" w:hint="default"/>
+        <w:sz w:val="20"/>
+      </w:rPr>
+    </w:lvl>
+    <w:lvl w:ilvl="2" w:tentative="1">
+      <w:start w:val="1"/>
+      <w:numFmt w:val="bullet"/>
+      <w:lvlText w:val=""/>
+      <w:lvlJc w:val="left"/>
+      <w:pPr>
+        <w:tabs>
+          <w:tab w:val="num" w:pos="2160"/>
+        </w:tabs>
+        <w:ind w:left="2160" w:hanging="360"/>
+      </w:pPr>
+      <w:rPr>
+        <w:rFonts w:ascii="Wingdings" w:hAnsi="Wingdings" w:hint="default"/>
+        <w:sz w:val="20"/>
+      </w:rPr>
+    </w:lvl>
+    <w:lvl w:ilvl="3" w:tentative="1">
+      <w:start w:val="1"/>
+      <w:numFmt w:val="bullet"/>
+      <w:lvlText w:val=""/>
+      <w:lvlJc w:val="left"/>
+      <w:pPr>
+        <w:tabs>
+          <w:tab w:val="num" w:pos="2880"/>
+        </w:tabs>
+        <w:ind w:left="2880" w:hanging="360"/>
+      </w:pPr>
+      <w:rPr>
+        <w:rFonts w:ascii="Wingdings" w:hAnsi="Wingdings" w:hint="default"/>
+        <w:sz w:val="20"/>
+      </w:rPr>
+    </w:lvl>
+    <w:lvl w:ilvl="4" w:tentative="1">
+      <w:start w:val="1"/>
+      <w:numFmt w:val="bullet"/>
+      <w:lvlText w:val=""/>
+      <w:lvlJc w:val="left"/>
+      <w:pPr>
+        <w:tabs>
+          <w:tab w:val="num" w:pos="3600"/>
+        </w:tabs>
+        <w:ind w:left="3600" w:hanging="360"/>
+      </w:pPr>
+      <w:rPr>
+        <w:rFonts w:ascii="Wingdings" w:hAnsi="Wingdings" w:hint="default"/>
+        <w:sz w:val="20"/>
+      </w:rPr>
+    </w:lvl>
+    <w:lvl w:ilvl="5" w:tentative="1">
+      <w:start w:val="1"/>
+      <w:numFmt w:val="bullet"/>
+      <w:lvlText w:val=""/>
+      <w:lvlJc w:val="left"/>
+      <w:pPr>
+        <w:tabs>
+          <w:tab w:val="num" w:pos="4320"/>
+        </w:tabs>
+        <w:ind w:left="4320" w:hanging="360"/>
+      </w:pPr>
+      <w:rPr>
+        <w:rFonts w:ascii="Wingdings" w:hAnsi="Wingdings" w:hint="default"/>
+        <w:sz w:val="20"/>
+      </w:rPr>
+    </w:lvl>
+    <w:lvl w:ilvl="6" w:tentative="1">
+      <w:start w:val="1"/>
+      <w:numFmt w:val="bullet"/>
+      <w:lvlText w:val=""/>
+      <w:lvlJc w:val="left"/>
+      <w:pPr>
+        <w:tabs>
+          <w:tab w:val="num" w:pos="5040"/>
+        </w:tabs>
+        <w:ind w:left="5040" w:hanging="360"/>
+      </w:pPr>
+      <w:rPr>
+        <w:rFonts w:ascii="Wingdings" w:hAnsi="Wingdings" w:hint="default"/>
+        <w:sz w:val="20"/>
+      </w:rPr>
+    </w:lvl>
+    <w:lvl w:ilvl="7" w:tentative="1">
+      <w:start w:val="1"/>
+      <w:numFmt w:val="bullet"/>
+      <w:lvlText w:val=""/>
+      <w:lvlJc w:val="left"/>
+      <w:pPr>
+        <w:tabs>
+          <w:tab w:val="num" w:pos="5760"/>
+        </w:tabs>
+        <w:ind w:left="5760" w:hanging="360"/>
+      </w:pPr>
+      <w:rPr>
+        <w:rFonts w:ascii="Wingdings" w:hAnsi="Wingdings" w:hint="default"/>
+        <w:sz w:val="20"/>
+      </w:rPr>
+    </w:lvl>
+    <w:lvl w:ilvl="8" w:tentative="1">
+      <w:start w:val="1"/>
+      <w:numFmt w:val="bullet"/>
+      <w:lvlText w:val=""/>
+      <w:lvlJc w:val="left"/>
+      <w:pPr>
+        <w:tabs>
+          <w:tab w:val="num" w:pos="6480"/>
+        </w:tabs>
+        <w:ind w:left="6480" w:hanging="360"/>
+      </w:pPr>
+      <w:rPr>
+        <w:rFonts w:ascii="Wingdings" w:hAnsi="Wingdings" w:hint="default"/>
+        <w:sz w:val="20"/>
+      </w:rPr>
+    </w:lvl>
+  </w:abstractNum>
   <w:abstractNum w:abstractNumId="6" w15:restartNumberingAfterBreak="0">
     <w:nsid w:val="30556FCB"/>
     <w:multiLevelType w:val="hybridMultilevel"/>
-    <w:tmpl w:val="61DC9EA8"/>
+    <w:tmpl w:val="399EAAA4"/>
     <w:lvl w:ilvl="0" w:tplc="04090011">
       <w:start w:val="1"/>
       <w:numFmt w:val="decimal"/>
       <w:lvlText w:val="%1)"/>
       <w:lvlJc w:val="left"/>
       <w:pPr>
-        <w:ind w:left="540" w:hanging="360"/>
+        <w:ind w:left="360" w:hanging="360"/>
       </w:pPr>
       <w:rPr>
         <w:rFonts w:hint="default"/>
@@ -16320,6 +18853,417 @@
     </w:lvl>
   </w:abstractNum>
   <w:abstractNum w:abstractNumId="7" w15:restartNumberingAfterBreak="0">
+    <w:nsid w:val="35040990"/>
+    <w:multiLevelType w:val="multilevel"/>
+    <w:tmpl w:val="18C20DBA"/>
+    <w:lvl w:ilvl="0">
+      <w:start w:val="1"/>
+      <w:numFmt w:val="bullet"/>
+      <w:lvlText w:val=""/>
+      <w:lvlJc w:val="left"/>
+      <w:pPr>
+        <w:tabs>
+          <w:tab w:val="num" w:pos="720"/>
+        </w:tabs>
+        <w:ind w:left="720" w:hanging="360"/>
+      </w:pPr>
+      <w:rPr>
+        <w:rFonts w:ascii="Symbol" w:hAnsi="Symbol" w:hint="default"/>
+        <w:sz w:val="20"/>
+      </w:rPr>
+    </w:lvl>
+    <w:lvl w:ilvl="1" w:tentative="1">
+      <w:start w:val="1"/>
+      <w:numFmt w:val="bullet"/>
+      <w:lvlText w:val="o"/>
+      <w:lvlJc w:val="left"/>
+      <w:pPr>
+        <w:tabs>
+          <w:tab w:val="num" w:pos="1440"/>
+        </w:tabs>
+        <w:ind w:left="1440" w:hanging="360"/>
+      </w:pPr>
+      <w:rPr>
+        <w:rFonts w:ascii="Courier New" w:hAnsi="Courier New" w:hint="default"/>
+        <w:sz w:val="20"/>
+      </w:rPr>
+    </w:lvl>
+    <w:lvl w:ilvl="2" w:tentative="1">
+      <w:start w:val="1"/>
+      <w:numFmt w:val="bullet"/>
+      <w:lvlText w:val=""/>
+      <w:lvlJc w:val="left"/>
+      <w:pPr>
+        <w:tabs>
+          <w:tab w:val="num" w:pos="2160"/>
+        </w:tabs>
+        <w:ind w:left="2160" w:hanging="360"/>
+      </w:pPr>
+      <w:rPr>
+        <w:rFonts w:ascii="Wingdings" w:hAnsi="Wingdings" w:hint="default"/>
+        <w:sz w:val="20"/>
+      </w:rPr>
+    </w:lvl>
+    <w:lvl w:ilvl="3" w:tentative="1">
+      <w:start w:val="1"/>
+      <w:numFmt w:val="bullet"/>
+      <w:lvlText w:val=""/>
+      <w:lvlJc w:val="left"/>
+      <w:pPr>
+        <w:tabs>
+          <w:tab w:val="num" w:pos="2880"/>
+        </w:tabs>
+        <w:ind w:left="2880" w:hanging="360"/>
+      </w:pPr>
+      <w:rPr>
+        <w:rFonts w:ascii="Wingdings" w:hAnsi="Wingdings" w:hint="default"/>
+        <w:sz w:val="20"/>
+      </w:rPr>
+    </w:lvl>
+    <w:lvl w:ilvl="4" w:tentative="1">
+      <w:start w:val="1"/>
+      <w:numFmt w:val="bullet"/>
+      <w:lvlText w:val=""/>
+      <w:lvlJc w:val="left"/>
+      <w:pPr>
+        <w:tabs>
+          <w:tab w:val="num" w:pos="3600"/>
+        </w:tabs>
+        <w:ind w:left="3600" w:hanging="360"/>
+      </w:pPr>
+      <w:rPr>
+        <w:rFonts w:ascii="Wingdings" w:hAnsi="Wingdings" w:hint="default"/>
+        <w:sz w:val="20"/>
+      </w:rPr>
+    </w:lvl>
+    <w:lvl w:ilvl="5" w:tentative="1">
+      <w:start w:val="1"/>
+      <w:numFmt w:val="bullet"/>
+      <w:lvlText w:val=""/>
+      <w:lvlJc w:val="left"/>
+      <w:pPr>
+        <w:tabs>
+          <w:tab w:val="num" w:pos="4320"/>
+        </w:tabs>
+        <w:ind w:left="4320" w:hanging="360"/>
+      </w:pPr>
+      <w:rPr>
+        <w:rFonts w:ascii="Wingdings" w:hAnsi="Wingdings" w:hint="default"/>
+        <w:sz w:val="20"/>
+      </w:rPr>
+    </w:lvl>
+    <w:lvl w:ilvl="6" w:tentative="1">
+      <w:start w:val="1"/>
+      <w:numFmt w:val="bullet"/>
+      <w:lvlText w:val=""/>
+      <w:lvlJc w:val="left"/>
+      <w:pPr>
+        <w:tabs>
+          <w:tab w:val="num" w:pos="5040"/>
+        </w:tabs>
+        <w:ind w:left="5040" w:hanging="360"/>
+      </w:pPr>
+      <w:rPr>
+        <w:rFonts w:ascii="Wingdings" w:hAnsi="Wingdings" w:hint="default"/>
+        <w:sz w:val="20"/>
+      </w:rPr>
+    </w:lvl>
+    <w:lvl w:ilvl="7" w:tentative="1">
+      <w:start w:val="1"/>
+      <w:numFmt w:val="bullet"/>
+      <w:lvlText w:val=""/>
+      <w:lvlJc w:val="left"/>
+      <w:pPr>
+        <w:tabs>
+          <w:tab w:val="num" w:pos="5760"/>
+        </w:tabs>
+        <w:ind w:left="5760" w:hanging="360"/>
+      </w:pPr>
+      <w:rPr>
+        <w:rFonts w:ascii="Wingdings" w:hAnsi="Wingdings" w:hint="default"/>
+        <w:sz w:val="20"/>
+      </w:rPr>
+    </w:lvl>
+    <w:lvl w:ilvl="8" w:tentative="1">
+      <w:start w:val="1"/>
+      <w:numFmt w:val="bullet"/>
+      <w:lvlText w:val=""/>
+      <w:lvlJc w:val="left"/>
+      <w:pPr>
+        <w:tabs>
+          <w:tab w:val="num" w:pos="6480"/>
+        </w:tabs>
+        <w:ind w:left="6480" w:hanging="360"/>
+      </w:pPr>
+      <w:rPr>
+        <w:rFonts w:ascii="Wingdings" w:hAnsi="Wingdings" w:hint="default"/>
+        <w:sz w:val="20"/>
+      </w:rPr>
+    </w:lvl>
+  </w:abstractNum>
+  <w:abstractNum w:abstractNumId="8" w15:restartNumberingAfterBreak="0">
+    <w:nsid w:val="3BAB5A87"/>
+    <w:multiLevelType w:val="multilevel"/>
+    <w:tmpl w:val="6C5EBD6C"/>
+    <w:lvl w:ilvl="0">
+      <w:start w:val="1"/>
+      <w:numFmt w:val="decimal"/>
+      <w:lvlText w:val="%1."/>
+      <w:lvlJc w:val="left"/>
+      <w:pPr>
+        <w:tabs>
+          <w:tab w:val="num" w:pos="720"/>
+        </w:tabs>
+        <w:ind w:left="720" w:hanging="360"/>
+      </w:pPr>
+    </w:lvl>
+    <w:lvl w:ilvl="1" w:tentative="1">
+      <w:start w:val="1"/>
+      <w:numFmt w:val="decimal"/>
+      <w:lvlText w:val="%2."/>
+      <w:lvlJc w:val="left"/>
+      <w:pPr>
+        <w:tabs>
+          <w:tab w:val="num" w:pos="1440"/>
+        </w:tabs>
+        <w:ind w:left="1440" w:hanging="360"/>
+      </w:pPr>
+    </w:lvl>
+    <w:lvl w:ilvl="2" w:tentative="1">
+      <w:start w:val="1"/>
+      <w:numFmt w:val="decimal"/>
+      <w:lvlText w:val="%3."/>
+      <w:lvlJc w:val="left"/>
+      <w:pPr>
+        <w:tabs>
+          <w:tab w:val="num" w:pos="2160"/>
+        </w:tabs>
+        <w:ind w:left="2160" w:hanging="360"/>
+      </w:pPr>
+    </w:lvl>
+    <w:lvl w:ilvl="3" w:tentative="1">
+      <w:start w:val="1"/>
+      <w:numFmt w:val="decimal"/>
+      <w:lvlText w:val="%4."/>
+      <w:lvlJc w:val="left"/>
+      <w:pPr>
+        <w:tabs>
+          <w:tab w:val="num" w:pos="2880"/>
+        </w:tabs>
+        <w:ind w:left="2880" w:hanging="360"/>
+      </w:pPr>
+    </w:lvl>
+    <w:lvl w:ilvl="4" w:tentative="1">
+      <w:start w:val="1"/>
+      <w:numFmt w:val="decimal"/>
+      <w:lvlText w:val="%5."/>
+      <w:lvlJc w:val="left"/>
+      <w:pPr>
+        <w:tabs>
+          <w:tab w:val="num" w:pos="3600"/>
+        </w:tabs>
+        <w:ind w:left="3600" w:hanging="360"/>
+      </w:pPr>
+    </w:lvl>
+    <w:lvl w:ilvl="5" w:tentative="1">
+      <w:start w:val="1"/>
+      <w:numFmt w:val="decimal"/>
+      <w:lvlText w:val="%6."/>
+      <w:lvlJc w:val="left"/>
+      <w:pPr>
+        <w:tabs>
+          <w:tab w:val="num" w:pos="4320"/>
+        </w:tabs>
+        <w:ind w:left="4320" w:hanging="360"/>
+      </w:pPr>
+    </w:lvl>
+    <w:lvl w:ilvl="6" w:tentative="1">
+      <w:start w:val="1"/>
+      <w:numFmt w:val="decimal"/>
+      <w:lvlText w:val="%7."/>
+      <w:lvlJc w:val="left"/>
+      <w:pPr>
+        <w:tabs>
+          <w:tab w:val="num" w:pos="5040"/>
+        </w:tabs>
+        <w:ind w:left="5040" w:hanging="360"/>
+      </w:pPr>
+    </w:lvl>
+    <w:lvl w:ilvl="7" w:tentative="1">
+      <w:start w:val="1"/>
+      <w:numFmt w:val="decimal"/>
+      <w:lvlText w:val="%8."/>
+      <w:lvlJc w:val="left"/>
+      <w:pPr>
+        <w:tabs>
+          <w:tab w:val="num" w:pos="5760"/>
+        </w:tabs>
+        <w:ind w:left="5760" w:hanging="360"/>
+      </w:pPr>
+    </w:lvl>
+    <w:lvl w:ilvl="8" w:tentative="1">
+      <w:start w:val="1"/>
+      <w:numFmt w:val="decimal"/>
+      <w:lvlText w:val="%9."/>
+      <w:lvlJc w:val="left"/>
+      <w:pPr>
+        <w:tabs>
+          <w:tab w:val="num" w:pos="6480"/>
+        </w:tabs>
+        <w:ind w:left="6480" w:hanging="360"/>
+      </w:pPr>
+    </w:lvl>
+  </w:abstractNum>
+  <w:abstractNum w:abstractNumId="9" w15:restartNumberingAfterBreak="0">
+    <w:nsid w:val="5C003363"/>
+    <w:multiLevelType w:val="multilevel"/>
+    <w:tmpl w:val="3F4A88D2"/>
+    <w:lvl w:ilvl="0">
+      <w:start w:val="1"/>
+      <w:numFmt w:val="bullet"/>
+      <w:lvlText w:val=""/>
+      <w:lvlJc w:val="left"/>
+      <w:pPr>
+        <w:tabs>
+          <w:tab w:val="num" w:pos="720"/>
+        </w:tabs>
+        <w:ind w:left="720" w:hanging="360"/>
+      </w:pPr>
+      <w:rPr>
+        <w:rFonts w:ascii="Symbol" w:hAnsi="Symbol" w:hint="default"/>
+        <w:sz w:val="20"/>
+      </w:rPr>
+    </w:lvl>
+    <w:lvl w:ilvl="1" w:tentative="1">
+      <w:start w:val="1"/>
+      <w:numFmt w:val="bullet"/>
+      <w:lvlText w:val="o"/>
+      <w:lvlJc w:val="left"/>
+      <w:pPr>
+        <w:tabs>
+          <w:tab w:val="num" w:pos="1440"/>
+        </w:tabs>
+        <w:ind w:left="1440" w:hanging="360"/>
+      </w:pPr>
+      <w:rPr>
+        <w:rFonts w:ascii="Courier New" w:hAnsi="Courier New" w:hint="default"/>
+        <w:sz w:val="20"/>
+      </w:rPr>
+    </w:lvl>
+    <w:lvl w:ilvl="2" w:tentative="1">
+      <w:start w:val="1"/>
+      <w:numFmt w:val="bullet"/>
+      <w:lvlText w:val=""/>
+      <w:lvlJc w:val="left"/>
+      <w:pPr>
+        <w:tabs>
+          <w:tab w:val="num" w:pos="2160"/>
+        </w:tabs>
+        <w:ind w:left="2160" w:hanging="360"/>
+      </w:pPr>
+      <w:rPr>
+        <w:rFonts w:ascii="Wingdings" w:hAnsi="Wingdings" w:hint="default"/>
+        <w:sz w:val="20"/>
+      </w:rPr>
+    </w:lvl>
+    <w:lvl w:ilvl="3" w:tentative="1">
+      <w:start w:val="1"/>
+      <w:numFmt w:val="bullet"/>
+      <w:lvlText w:val=""/>
+      <w:lvlJc w:val="left"/>
+      <w:pPr>
+        <w:tabs>
+          <w:tab w:val="num" w:pos="2880"/>
+        </w:tabs>
+        <w:ind w:left="2880" w:hanging="360"/>
+      </w:pPr>
+      <w:rPr>
+        <w:rFonts w:ascii="Wingdings" w:hAnsi="Wingdings" w:hint="default"/>
+        <w:sz w:val="20"/>
+      </w:rPr>
+    </w:lvl>
+    <w:lvl w:ilvl="4" w:tentative="1">
+      <w:start w:val="1"/>
+      <w:numFmt w:val="bullet"/>
+      <w:lvlText w:val=""/>
+      <w:lvlJc w:val="left"/>
+      <w:pPr>
+        <w:tabs>
+          <w:tab w:val="num" w:pos="3600"/>
+        </w:tabs>
+        <w:ind w:left="3600" w:hanging="360"/>
+      </w:pPr>
+      <w:rPr>
+        <w:rFonts w:ascii="Wingdings" w:hAnsi="Wingdings" w:hint="default"/>
+        <w:sz w:val="20"/>
+      </w:rPr>
+    </w:lvl>
+    <w:lvl w:ilvl="5" w:tentative="1">
+      <w:start w:val="1"/>
+      <w:numFmt w:val="bullet"/>
+      <w:lvlText w:val=""/>
+      <w:lvlJc w:val="left"/>
+      <w:pPr>
+        <w:tabs>
+          <w:tab w:val="num" w:pos="4320"/>
+        </w:tabs>
+        <w:ind w:left="4320" w:hanging="360"/>
+      </w:pPr>
+      <w:rPr>
+        <w:rFonts w:ascii="Wingdings" w:hAnsi="Wingdings" w:hint="default"/>
+        <w:sz w:val="20"/>
+      </w:rPr>
+    </w:lvl>
+    <w:lvl w:ilvl="6" w:tentative="1">
+      <w:start w:val="1"/>
+      <w:numFmt w:val="bullet"/>
+      <w:lvlText w:val=""/>
+      <w:lvlJc w:val="left"/>
+      <w:pPr>
+        <w:tabs>
+          <w:tab w:val="num" w:pos="5040"/>
+        </w:tabs>
+        <w:ind w:left="5040" w:hanging="360"/>
+      </w:pPr>
+      <w:rPr>
+        <w:rFonts w:ascii="Wingdings" w:hAnsi="Wingdings" w:hint="default"/>
+        <w:sz w:val="20"/>
+      </w:rPr>
+    </w:lvl>
+    <w:lvl w:ilvl="7" w:tentative="1">
+      <w:start w:val="1"/>
+      <w:numFmt w:val="bullet"/>
+      <w:lvlText w:val=""/>
+      <w:lvlJc w:val="left"/>
+      <w:pPr>
+        <w:tabs>
+          <w:tab w:val="num" w:pos="5760"/>
+        </w:tabs>
+        <w:ind w:left="5760" w:hanging="360"/>
+      </w:pPr>
+      <w:rPr>
+        <w:rFonts w:ascii="Wingdings" w:hAnsi="Wingdings" w:hint="default"/>
+        <w:sz w:val="20"/>
+      </w:rPr>
+    </w:lvl>
+    <w:lvl w:ilvl="8" w:tentative="1">
+      <w:start w:val="1"/>
+      <w:numFmt w:val="bullet"/>
+      <w:lvlText w:val=""/>
+      <w:lvlJc w:val="left"/>
+      <w:pPr>
+        <w:tabs>
+          <w:tab w:val="num" w:pos="6480"/>
+        </w:tabs>
+        <w:ind w:left="6480" w:hanging="360"/>
+      </w:pPr>
+      <w:rPr>
+        <w:rFonts w:ascii="Wingdings" w:hAnsi="Wingdings" w:hint="default"/>
+        <w:sz w:val="20"/>
+      </w:rPr>
+    </w:lvl>
+  </w:abstractNum>
+  <w:abstractNum w:abstractNumId="10" w15:restartNumberingAfterBreak="0">
     <w:nsid w:val="62DB3F52"/>
     <w:multiLevelType w:val="multilevel"/>
     <w:tmpl w:val="7D8A7BD4"/>
@@ -16424,90 +19368,153 @@
       </w:rPr>
     </w:lvl>
   </w:abstractNum>
-  <w:abstractNum w:abstractNumId="8" w15:restartNumberingAfterBreak="0">
-    <w:nsid w:val="7A2F3AF0"/>
-    <w:multiLevelType w:val="hybridMultilevel"/>
-    <w:tmpl w:val="B6EAE7E4"/>
-    <w:lvl w:ilvl="0" w:tplc="0409000F">
+  <w:abstractNum w:abstractNumId="11" w15:restartNumberingAfterBreak="0">
+    <w:nsid w:val="6C6C2BC8"/>
+    <w:multiLevelType w:val="multilevel"/>
+    <w:tmpl w:val="B6AC93E6"/>
+    <w:lvl w:ilvl="0">
       <w:start w:val="1"/>
-      <w:numFmt w:val="decimal"/>
-      <w:lvlText w:val="%1."/>
+      <w:numFmt w:val="bullet"/>
+      <w:lvlText w:val=""/>
       <w:lvlJc w:val="left"/>
       <w:pPr>
+        <w:tabs>
+          <w:tab w:val="num" w:pos="720"/>
+        </w:tabs>
         <w:ind w:left="720" w:hanging="360"/>
       </w:pPr>
+      <w:rPr>
+        <w:rFonts w:ascii="Symbol" w:hAnsi="Symbol" w:hint="default"/>
+        <w:sz w:val="20"/>
+      </w:rPr>
     </w:lvl>
-    <w:lvl w:ilvl="1" w:tplc="04090019" w:tentative="1">
+    <w:lvl w:ilvl="1" w:tentative="1">
       <w:start w:val="1"/>
-      <w:numFmt w:val="lowerLetter"/>
-      <w:lvlText w:val="%2."/>
+      <w:numFmt w:val="bullet"/>
+      <w:lvlText w:val="o"/>
       <w:lvlJc w:val="left"/>
       <w:pPr>
+        <w:tabs>
+          <w:tab w:val="num" w:pos="1440"/>
+        </w:tabs>
         <w:ind w:left="1440" w:hanging="360"/>
       </w:pPr>
+      <w:rPr>
+        <w:rFonts w:ascii="Courier New" w:hAnsi="Courier New" w:hint="default"/>
+        <w:sz w:val="20"/>
+      </w:rPr>
     </w:lvl>
-    <w:lvl w:ilvl="2" w:tplc="0409001B" w:tentative="1">
+    <w:lvl w:ilvl="2" w:tentative="1">
       <w:start w:val="1"/>
-      <w:numFmt w:val="lowerRoman"/>
-      <w:lvlText w:val="%3."/>
-      <w:lvlJc w:val="right"/>
-      <w:pPr>
-        <w:ind w:left="2160" w:hanging="180"/>
-      </w:pPr>
+      <w:numFmt w:val="bullet"/>
+      <w:lvlText w:val=""/>
+      <w:lvlJc w:val="left"/>
+      <w:pPr>
+        <w:tabs>
+          <w:tab w:val="num" w:pos="2160"/>
+        </w:tabs>
+        <w:ind w:left="2160" w:hanging="360"/>
+      </w:pPr>
+      <w:rPr>
+        <w:rFonts w:ascii="Wingdings" w:hAnsi="Wingdings" w:hint="default"/>
+        <w:sz w:val="20"/>
+      </w:rPr>
     </w:lvl>
-    <w:lvl w:ilvl="3" w:tplc="0409000F" w:tentative="1">
+    <w:lvl w:ilvl="3" w:tentative="1">
       <w:start w:val="1"/>
-      <w:numFmt w:val="decimal"/>
-      <w:lvlText w:val="%4."/>
+      <w:numFmt w:val="bullet"/>
+      <w:lvlText w:val=""/>
       <w:lvlJc w:val="left"/>
       <w:pPr>
+        <w:tabs>
+          <w:tab w:val="num" w:pos="2880"/>
+        </w:tabs>
         <w:ind w:left="2880" w:hanging="360"/>
       </w:pPr>
+      <w:rPr>
+        <w:rFonts w:ascii="Wingdings" w:hAnsi="Wingdings" w:hint="default"/>
+        <w:sz w:val="20"/>
+      </w:rPr>
     </w:lvl>
-    <w:lvl w:ilvl="4" w:tplc="04090019" w:tentative="1">
+    <w:lvl w:ilvl="4" w:tentative="1">
       <w:start w:val="1"/>
-      <w:numFmt w:val="lowerLetter"/>
-      <w:lvlText w:val="%5."/>
+      <w:numFmt w:val="bullet"/>
+      <w:lvlText w:val=""/>
       <w:lvlJc w:val="left"/>
       <w:pPr>
+        <w:tabs>
+          <w:tab w:val="num" w:pos="3600"/>
+        </w:tabs>
         <w:ind w:left="3600" w:hanging="360"/>
       </w:pPr>
+      <w:rPr>
+        <w:rFonts w:ascii="Wingdings" w:hAnsi="Wingdings" w:hint="default"/>
+        <w:sz w:val="20"/>
+      </w:rPr>
     </w:lvl>
-    <w:lvl w:ilvl="5" w:tplc="0409001B" w:tentative="1">
+    <w:lvl w:ilvl="5" w:tentative="1">
       <w:start w:val="1"/>
-      <w:numFmt w:val="lowerRoman"/>
-      <w:lvlText w:val="%6."/>
-      <w:lvlJc w:val="right"/>
-      <w:pPr>
-        <w:ind w:left="4320" w:hanging="180"/>
-      </w:pPr>
+      <w:numFmt w:val="bullet"/>
+      <w:lvlText w:val=""/>
+      <w:lvlJc w:val="left"/>
+      <w:pPr>
+        <w:tabs>
+          <w:tab w:val="num" w:pos="4320"/>
+        </w:tabs>
+        <w:ind w:left="4320" w:hanging="360"/>
+      </w:pPr>
+      <w:rPr>
+        <w:rFonts w:ascii="Wingdings" w:hAnsi="Wingdings" w:hint="default"/>
+        <w:sz w:val="20"/>
+      </w:rPr>
     </w:lvl>
-    <w:lvl w:ilvl="6" w:tplc="0409000F" w:tentative="1">
+    <w:lvl w:ilvl="6" w:tentative="1">
       <w:start w:val="1"/>
-      <w:numFmt w:val="decimal"/>
-      <w:lvlText w:val="%7."/>
+      <w:numFmt w:val="bullet"/>
+      <w:lvlText w:val=""/>
       <w:lvlJc w:val="left"/>
       <w:pPr>
+        <w:tabs>
+          <w:tab w:val="num" w:pos="5040"/>
+        </w:tabs>
         <w:ind w:left="5040" w:hanging="360"/>
       </w:pPr>
+      <w:rPr>
+        <w:rFonts w:ascii="Wingdings" w:hAnsi="Wingdings" w:hint="default"/>
+        <w:sz w:val="20"/>
+      </w:rPr>
     </w:lvl>
-    <w:lvl w:ilvl="7" w:tplc="04090019" w:tentative="1">
+    <w:lvl w:ilvl="7" w:tentative="1">
       <w:start w:val="1"/>
-      <w:numFmt w:val="lowerLetter"/>
-      <w:lvlText w:val="%8."/>
+      <w:numFmt w:val="bullet"/>
+      <w:lvlText w:val=""/>
       <w:lvlJc w:val="left"/>
       <w:pPr>
+        <w:tabs>
+          <w:tab w:val="num" w:pos="5760"/>
+        </w:tabs>
         <w:ind w:left="5760" w:hanging="360"/>
       </w:pPr>
+      <w:rPr>
+        <w:rFonts w:ascii="Wingdings" w:hAnsi="Wingdings" w:hint="default"/>
+        <w:sz w:val="20"/>
+      </w:rPr>
     </w:lvl>
-    <w:lvl w:ilvl="8" w:tplc="0409001B" w:tentative="1">
+    <w:lvl w:ilvl="8" w:tentative="1">
       <w:start w:val="1"/>
-      <w:numFmt w:val="lowerRoman"/>
-      <w:lvlText w:val="%9."/>
-      <w:lvlJc w:val="right"/>
-      <w:pPr>
-        <w:ind w:left="6480" w:hanging="180"/>
-      </w:pPr>
+      <w:numFmt w:val="bullet"/>
+      <w:lvlText w:val=""/>
+      <w:lvlJc w:val="left"/>
+      <w:pPr>
+        <w:tabs>
+          <w:tab w:val="num" w:pos="6480"/>
+        </w:tabs>
+        <w:ind w:left="6480" w:hanging="360"/>
+      </w:pPr>
+      <w:rPr>
+        <w:rFonts w:ascii="Wingdings" w:hAnsi="Wingdings" w:hint="default"/>
+        <w:sz w:val="20"/>
+      </w:rPr>
     </w:lvl>
   </w:abstractNum>
   <w:num w:numId="1" w16cid:durableId="868419428">
@@ -16621,37 +19628,16 @@
   <w:num w:numId="19" w16cid:durableId="1060977318">
     <w:abstractNumId w:val="0"/>
   </w:num>
-  <w:num w:numId="20" w16cid:durableId="1626039785">
+  <w:num w:numId="20" w16cid:durableId="810052487">
     <w:abstractNumId w:val="0"/>
   </w:num>
-  <w:num w:numId="21" w16cid:durableId="453716459">
+  <w:num w:numId="21" w16cid:durableId="981546953">
     <w:abstractNumId w:val="0"/>
   </w:num>
-  <w:num w:numId="22" w16cid:durableId="498424075">
+  <w:num w:numId="22" w16cid:durableId="1311590808">
     <w:abstractNumId w:val="0"/>
   </w:num>
-  <w:num w:numId="23" w16cid:durableId="1974093426">
-    <w:abstractNumId w:val="0"/>
-  </w:num>
-  <w:num w:numId="24" w16cid:durableId="836072080">
-    <w:abstractNumId w:val="0"/>
-  </w:num>
-  <w:num w:numId="25" w16cid:durableId="810052487">
-    <w:abstractNumId w:val="0"/>
-  </w:num>
-  <w:num w:numId="26" w16cid:durableId="767584767">
-    <w:abstractNumId w:val="0"/>
-  </w:num>
-  <w:num w:numId="27" w16cid:durableId="981546953">
-    <w:abstractNumId w:val="0"/>
-  </w:num>
-  <w:num w:numId="28" w16cid:durableId="1311590808">
-    <w:abstractNumId w:val="0"/>
-  </w:num>
-  <w:num w:numId="29" w16cid:durableId="1927490854">
-    <w:abstractNumId w:val="0"/>
-  </w:num>
-  <w:num w:numId="30" w16cid:durableId="1928879040">
+  <w:num w:numId="23" w16cid:durableId="1928879040">
     <w:abstractNumId w:val="1"/>
     <w:lvlOverride w:ilvl="0">
       <w:startOverride w:val="1"/>
@@ -16681,148 +19667,70 @@
       <w:startOverride w:val="1"/>
     </w:lvlOverride>
   </w:num>
-  <w:num w:numId="31" w16cid:durableId="1989437137">
+  <w:num w:numId="24" w16cid:durableId="1989437137">
     <w:abstractNumId w:val="0"/>
   </w:num>
-  <w:num w:numId="32" w16cid:durableId="920256578">
+  <w:num w:numId="25" w16cid:durableId="380137821">
     <w:abstractNumId w:val="0"/>
   </w:num>
-  <w:num w:numId="33" w16cid:durableId="380137821">
+  <w:num w:numId="26" w16cid:durableId="481317288">
     <w:abstractNumId w:val="0"/>
   </w:num>
-  <w:num w:numId="34" w16cid:durableId="1534533055">
+  <w:num w:numId="27" w16cid:durableId="1269506521">
     <w:abstractNumId w:val="0"/>
   </w:num>
-  <w:num w:numId="35" w16cid:durableId="1501962249">
+  <w:num w:numId="28" w16cid:durableId="881481503">
     <w:abstractNumId w:val="0"/>
   </w:num>
-  <w:num w:numId="36" w16cid:durableId="779374436">
+  <w:num w:numId="29" w16cid:durableId="1393772028">
     <w:abstractNumId w:val="0"/>
   </w:num>
-  <w:num w:numId="37" w16cid:durableId="1515027040">
+  <w:num w:numId="30" w16cid:durableId="83187970">
     <w:abstractNumId w:val="0"/>
   </w:num>
-  <w:num w:numId="38" w16cid:durableId="481317288">
+  <w:num w:numId="31" w16cid:durableId="1414736359">
     <w:abstractNumId w:val="0"/>
   </w:num>
-  <w:num w:numId="39" w16cid:durableId="883063355">
+  <w:num w:numId="32" w16cid:durableId="2049330984">
     <w:abstractNumId w:val="0"/>
   </w:num>
-  <w:num w:numId="40" w16cid:durableId="303242336">
+  <w:num w:numId="33" w16cid:durableId="1105226614">
     <w:abstractNumId w:val="0"/>
   </w:num>
-  <w:num w:numId="41" w16cid:durableId="1269506521">
+  <w:num w:numId="34" w16cid:durableId="748771561">
     <w:abstractNumId w:val="0"/>
   </w:num>
-  <w:num w:numId="42" w16cid:durableId="1880631751">
-    <w:abstractNumId w:val="0"/>
-  </w:num>
-  <w:num w:numId="43" w16cid:durableId="881481503">
-    <w:abstractNumId w:val="0"/>
-  </w:num>
-  <w:num w:numId="44" w16cid:durableId="1792481813">
-    <w:abstractNumId w:val="0"/>
-  </w:num>
-  <w:num w:numId="45" w16cid:durableId="1393772028">
-    <w:abstractNumId w:val="0"/>
-  </w:num>
-  <w:num w:numId="46" w16cid:durableId="769008321">
-    <w:abstractNumId w:val="0"/>
-  </w:num>
-  <w:num w:numId="47" w16cid:durableId="83187970">
-    <w:abstractNumId w:val="0"/>
-  </w:num>
-  <w:num w:numId="48" w16cid:durableId="1414736359">
-    <w:abstractNumId w:val="0"/>
-  </w:num>
-  <w:num w:numId="49" w16cid:durableId="2049330984">
-    <w:abstractNumId w:val="0"/>
-  </w:num>
-  <w:num w:numId="50" w16cid:durableId="1315186074">
-    <w:abstractNumId w:val="0"/>
-  </w:num>
-  <w:num w:numId="51" w16cid:durableId="4980982">
-    <w:abstractNumId w:val="0"/>
-  </w:num>
-  <w:num w:numId="52" w16cid:durableId="1962372357">
-    <w:abstractNumId w:val="0"/>
-  </w:num>
-  <w:num w:numId="53" w16cid:durableId="1178276922">
-    <w:abstractNumId w:val="0"/>
-  </w:num>
-  <w:num w:numId="54" w16cid:durableId="1290933874">
-    <w:abstractNumId w:val="0"/>
-  </w:num>
-  <w:num w:numId="55" w16cid:durableId="308025301">
-    <w:abstractNumId w:val="0"/>
-  </w:num>
-  <w:num w:numId="56" w16cid:durableId="100999049">
-    <w:abstractNumId w:val="0"/>
-  </w:num>
-  <w:num w:numId="57" w16cid:durableId="320622346">
-    <w:abstractNumId w:val="0"/>
-  </w:num>
-  <w:num w:numId="58" w16cid:durableId="164370137">
-    <w:abstractNumId w:val="0"/>
-  </w:num>
-  <w:num w:numId="59" w16cid:durableId="1078984948">
-    <w:abstractNumId w:val="0"/>
-  </w:num>
-  <w:num w:numId="60" w16cid:durableId="200410291">
-    <w:abstractNumId w:val="0"/>
-  </w:num>
-  <w:num w:numId="61" w16cid:durableId="190995182">
-    <w:abstractNumId w:val="0"/>
-  </w:num>
-  <w:num w:numId="62" w16cid:durableId="134032515">
-    <w:abstractNumId w:val="0"/>
-  </w:num>
-  <w:num w:numId="63" w16cid:durableId="1450852701">
-    <w:abstractNumId w:val="0"/>
-  </w:num>
-  <w:num w:numId="64" w16cid:durableId="330303718">
-    <w:abstractNumId w:val="0"/>
-  </w:num>
-  <w:num w:numId="65" w16cid:durableId="939028580">
-    <w:abstractNumId w:val="0"/>
-  </w:num>
-  <w:num w:numId="66" w16cid:durableId="560364148">
-    <w:abstractNumId w:val="0"/>
-  </w:num>
-  <w:num w:numId="67" w16cid:durableId="1750883227">
-    <w:abstractNumId w:val="0"/>
-  </w:num>
-  <w:num w:numId="68" w16cid:durableId="1322348340">
-    <w:abstractNumId w:val="0"/>
-  </w:num>
-  <w:num w:numId="69" w16cid:durableId="1105226614">
-    <w:abstractNumId w:val="0"/>
-  </w:num>
-  <w:num w:numId="70" w16cid:durableId="748771561">
-    <w:abstractNumId w:val="0"/>
-  </w:num>
-  <w:num w:numId="71" w16cid:durableId="1604651796">
+  <w:num w:numId="35" w16cid:durableId="1604651796">
     <w:abstractNumId w:val="4"/>
   </w:num>
-  <w:num w:numId="72" w16cid:durableId="1699814763">
+  <w:num w:numId="36" w16cid:durableId="1699814763">
     <w:abstractNumId w:val="6"/>
   </w:num>
-  <w:num w:numId="73" w16cid:durableId="309868004">
+  <w:num w:numId="37" w16cid:durableId="2095739504">
+    <w:abstractNumId w:val="2"/>
+  </w:num>
+  <w:num w:numId="38" w16cid:durableId="1801798554">
+    <w:abstractNumId w:val="10"/>
+  </w:num>
+  <w:num w:numId="39" w16cid:durableId="1536847359">
+    <w:abstractNumId w:val="3"/>
+  </w:num>
+  <w:num w:numId="40" w16cid:durableId="440420363">
     <w:abstractNumId w:val="5"/>
   </w:num>
-  <w:num w:numId="74" w16cid:durableId="2095739504">
-    <w:abstractNumId w:val="2"/>
+  <w:num w:numId="41" w16cid:durableId="939415522">
+    <w:abstractNumId w:val="8"/>
   </w:num>
-  <w:num w:numId="75" w16cid:durableId="1801798554">
+  <w:num w:numId="42" w16cid:durableId="761801876">
+    <w:abstractNumId w:val="9"/>
+  </w:num>
+  <w:num w:numId="43" w16cid:durableId="1014039859">
+    <w:abstractNumId w:val="11"/>
+  </w:num>
+  <w:num w:numId="44" w16cid:durableId="3165501">
     <w:abstractNumId w:val="7"/>
   </w:num>
-  <w:num w:numId="76" w16cid:durableId="46606935">
-    <w:abstractNumId w:val="3"/>
-  </w:num>
-  <w:num w:numId="77" w16cid:durableId="834301862">
-    <w:abstractNumId w:val="8"/>
-  </w:num>
-  <w:numIdMacAtCleanup w:val="70"/>
+  <w:numIdMacAtCleanup w:val="41"/>
 </w:numbering>
 </file>
 
@@ -17292,7 +20200,6 @@
   <w:style w:type="character" w:default="1" w:styleId="DefaultParagraphFont">
     <w:name w:val="Default Paragraph Font"/>
     <w:uiPriority w:val="1"/>
-    <w:semiHidden/>
     <w:unhideWhenUsed/>
   </w:style>
   <w:style w:type="table" w:default="1" w:styleId="TableNormal">
